--- a/arb/docx/62.content.docx
+++ b/arb/docx/62.content.docx
@@ -178,13 +178,6 @@
         <w:rPr>
           <w:lang w:val="ar_AE" w:bidi="ar_AE"/>
         </w:rPr>
-      </w:r>
-      <w:r>
-        <w:rPr>
-          <w:i/>
-          <w:lang w:val="ar_AE" w:bidi="ar_AE"/>
-        </w:rPr>
-        <w:t>1 يوحنا 1: 1, 1 يوحنا 1: 1–4, 1 يوحنا 1: 2, 1 يوحنا 1: 3, 1 يوحنا 1: 4, 1 يوحنا 1: 5, 1 يوحنا 1: 5–2: 6, 1 يوحنا 1: 6, 1 يوحنا 1: 7, 1 يوحنا 1: 8, 1 يوحنا 1: 9, 1 يوحنا 1: 10, 1 يوحنا 2: 1, 1 يوحنا 2: 2, 1 يوحنا 2: 3–6, 1 يوحنا 2: 7–11, 1 يوحنا 2: 8, 1 يوحنا 2: 9, 1 يوحنا 2: 9–11, 1 يوحنا 2: 10, 1 يوحنا 2: 12–14, 1 يوحنا 2: 15–17, 1 يوحنا 2: 18, 1 يوحنا 2: 19, 1 يوحنا 2: 20–23, 1 يوحنا 2: 22, 1 يوحنا 2: 24–25, 1 يوحنا 2: 28–29, 1 يوحنا 3: 1–3, 1 يوحنا 3: 4–10, 1 يوحنا 3: 6, 1 يوحنا 3: 8, 1 يوحنا 3: 9–10, 1 يوحنا 3: 11–22, 1 يوحنا 3: 12–13, 1 يوحنا 3: 14, 1 يوحنا 3: 16–18, 1 يوحنا 3: 19–22, 1 يوحنا 3: 23–24, 1 يوحنا 4: 1, 1 يوحنا 4: 1–6, 1 يوحنا 4: 2, 1 يوحنا 4: 5, 1 يوحنا 4: 6, 1 يوحنا 4: 7–21, 1 يوحنا 4: 8, 1 يوحنا 4: 9–10, 1 يوحنا 4: 11–12, 1 يوحنا 4: 15, 1 يوحنا 4: 17, 1 يوحنا 4: 18, 1 يوحنا 4: 19, 1 يوحنا 5: 1–5, 1 يوحنا 5: 6, 1 يوحنا 5: 7–8, 1 يوحنا 5: 11–12, 1 يوحنا 5: 16, 1 يوحنا 5: 17, 1 يوحنا 5: 20, 1 يوحنا 5: 21</w:t>
       </w:r>
       <w:r>
         <w:rPr>

--- a/arb/docx/62.content.docx
+++ b/arb/docx/62.content.docx
@@ -163,21 +163,6 @@
           <w:lang w:val="ar_AE" w:bidi="ar_AE"/>
         </w:rPr>
         <w:t>1JN</w:t>
-      </w:r>
-      <w:r>
-        <w:rPr>
-          <w:lang w:val="ar_AE" w:bidi="ar_AE"/>
-        </w:rPr>
-      </w:r>
-    </w:p>
-    <w:p>
-      <w:pPr>
-        <w:bidi/>
-      </w:pPr>
-      <w:r>
-        <w:rPr>
-          <w:lang w:val="ar_AE" w:bidi="ar_AE"/>
-        </w:rPr>
       </w:r>
       <w:r>
         <w:rPr>

--- a/arb/docx/62.content.docx
+++ b/arb/docx/62.content.docx
@@ -22,7 +22,7 @@
         <w:rPr>
           <w:lang w:val="ar_AE" w:bidi="ar_AE"/>
         </w:rPr>
-        <w:t>Resource: ملاحظات الدراسة (تينديل)</w:t>
+        <w:t>Resource: Tyndale Open Study Notes</w:t>
       </w:r>
       <w:r>
         <w:rPr>
@@ -122,7 +122,7 @@
         <w:rPr>
           <w:lang w:val="ar_AE" w:bidi="ar_AE"/>
         </w:rPr>
-        <w:t>ملاحظات الدراسة (تينديل)</w:t>
+        <w:t>Tyndale Open Study Notes</w:t>
       </w:r>
     </w:p>
     <w:p>

--- a/arb/docx/62.content.docx
+++ b/arb/docx/62.content.docx
@@ -22,7 +22,7 @@
         <w:rPr>
           <w:lang w:val="ar_AE" w:bidi="ar_AE"/>
         </w:rPr>
-        <w:t>Resource: Tyndale Open Study Notes</w:t>
+        <w:t>Resource: Aquifer Open Study Notes</w:t>
       </w:r>
       <w:r>
         <w:rPr>
@@ -122,7 +122,7 @@
         <w:rPr>
           <w:lang w:val="ar_AE" w:bidi="ar_AE"/>
         </w:rPr>
-        <w:t>Tyndale Open Study Notes</w:t>
+        <w:t>Aquifer Open Study Notes</w:t>
       </w:r>
     </w:p>
     <w:p>

--- a/arb/docx/62.content.docx
+++ b/arb/docx/62.content.docx
@@ -9,6 +9,8 @@
       </w:pPr>
       <w:r>
         <w:rPr>
+          <w:rtl/>
+          <w:cs/>
           <w:lang w:val="ar_AE" w:bidi="ar_AE"/>
         </w:rPr>
       </w:r>
@@ -20,28 +22,36 @@
       </w:pPr>
       <w:r>
         <w:rPr>
+          <w:rtl/>
+          <w:cs/>
           <w:lang w:val="ar_AE" w:bidi="ar_AE"/>
         </w:rPr>
         <w:t>Resource: Aquifer Open Study Notes</w:t>
       </w:r>
       <w:r>
         <w:rPr>
-          <w:lang w:val="ar_AE" w:bidi="ar_AE"/>
-        </w:rPr>
-      </w:r>
-    </w:p>
-    <w:p>
-      <w:pPr>
-        <w:bidi/>
-      </w:pPr>
-      <w:r>
-        <w:rPr>
+          <w:rtl/>
+          <w:cs/>
+          <w:lang w:val="ar_AE" w:bidi="ar_AE"/>
+        </w:rPr>
+      </w:r>
+    </w:p>
+    <w:p>
+      <w:pPr>
+        <w:bidi/>
+      </w:pPr>
+      <w:r>
+        <w:rPr>
+          <w:rtl/>
+          <w:cs/>
           <w:lang w:val="ar_AE" w:bidi="ar_AE"/>
         </w:rPr>
       </w:r>
       <w:r>
         <w:rPr>
           <w:b/>
+          <w:rtl/>
+          <w:cs/>
           <w:lang w:val="ar_AE" w:bidi="ar_AE"/>
         </w:rPr>
         <w:t>Aquifer Open Study Notes</w:t>
@@ -53,35 +63,47 @@
       </w:pPr>
       <w:r>
         <w:rPr>
-          <w:lang w:val="ar_AE" w:bidi="ar_AE"/>
-        </w:rPr>
-      </w:r>
-      <w:r>
-        <w:rPr>
+          <w:rtl/>
+          <w:cs/>
+          <w:lang w:val="ar_AE" w:bidi="ar_AE"/>
+        </w:rPr>
+      </w:r>
+      <w:r>
+        <w:rPr>
+          <w:rtl/>
+          <w:cs/>
           <w:lang w:val="ar_AE" w:bidi="ar_AE"/>
         </w:rPr>
         <w:t xml:space="preserve">This work is an adaptation of </w:t>
       </w:r>
       <w:r>
         <w:rPr>
+          <w:rtl/>
+          <w:cs/>
           <w:lang w:val="ar_AE" w:bidi="ar_AE"/>
         </w:rPr>
         <w:t>Tyndale Open Study Notes</w:t>
       </w:r>
       <w:r>
         <w:rPr>
+          <w:rtl/>
+          <w:cs/>
           <w:lang w:val="ar_AE" w:bidi="ar_AE"/>
         </w:rPr>
         <w:t xml:space="preserve"> © 2023 Tyndale House Publishers, licensed under the CC BY-SA 4.0 license. The adaptation, </w:t>
       </w:r>
       <w:r>
         <w:rPr>
+          <w:rtl/>
+          <w:cs/>
           <w:lang w:val="ar_AE" w:bidi="ar_AE"/>
         </w:rPr>
         <w:t>Aquifer Open Study Notes</w:t>
       </w:r>
       <w:r>
         <w:rPr>
+          <w:rtl/>
+          <w:cs/>
           <w:lang w:val="ar_AE" w:bidi="ar_AE"/>
         </w:rPr>
         <w:t>, was created by Mission Mutual and is also licensed under CC BY-SA 4.0.</w:t>
@@ -93,22 +115,30 @@
       </w:pPr>
       <w:r>
         <w:rPr>
-          <w:lang w:val="ar_AE" w:bidi="ar_AE"/>
-        </w:rPr>
-      </w:r>
-      <w:r>
-        <w:rPr>
+          <w:rtl/>
+          <w:cs/>
+          <w:lang w:val="ar_AE" w:bidi="ar_AE"/>
+        </w:rPr>
+      </w:r>
+      <w:r>
+        <w:rPr>
+          <w:rtl/>
+          <w:cs/>
           <w:lang w:val="ar_AE" w:bidi="ar_AE"/>
         </w:rPr>
         <w:t>This resource has been adapted into multiple languages, including English, Tok Pisin, Arabic (عربي), French (Français), Hindi (हिंदी), Indonesian (Bahasa Indonesia), Portuguese (Português), Russian (Русский), Spanish (Español), Swahili (Kiswahili), and Simplified Chinese (简体中文).</w:t>
       </w:r>
       <w:r>
         <w:rPr>
-          <w:lang w:val="ar_AE" w:bidi="ar_AE"/>
-        </w:rPr>
-      </w:r>
-      <w:r>
-        <w:rPr>
+          <w:rtl/>
+          <w:cs/>
+          <w:lang w:val="ar_AE" w:bidi="ar_AE"/>
+        </w:rPr>
+      </w:r>
+      <w:r>
+        <w:rPr>
+          <w:rtl/>
+          <w:cs/>
           <w:lang w:val="ar_AE" w:bidi="ar_AE"/>
         </w:rPr>
       </w:r>
@@ -120,6 +150,8 @@
       </w:pPr>
       <w:r>
         <w:rPr>
+          <w:rtl/>
+          <w:cs/>
           <w:lang w:val="ar_AE" w:bidi="ar_AE"/>
         </w:rPr>
         <w:t>Aquifer Open Study Notes</w:t>
@@ -149,6 +181,8 @@
       </w:pPr>
       <w:r>
         <w:rPr>
+          <w:rtl/>
+          <w:cs/>
           <w:lang w:val="ar_AE" w:bidi="ar_AE"/>
         </w:rPr>
       </w:r>
@@ -160,38 +194,50 @@
       </w:pPr>
       <w:r>
         <w:rPr>
+          <w:rtl/>
+          <w:cs/>
           <w:lang w:val="ar_AE" w:bidi="ar_AE"/>
         </w:rPr>
         <w:t>1JN</w:t>
       </w:r>
       <w:r>
         <w:rPr>
-          <w:lang w:val="ar_AE" w:bidi="ar_AE"/>
-        </w:rPr>
-      </w:r>
-    </w:p>
-    <w:p>
-      <w:pPr>
-        <w:bidi/>
-      </w:pPr>
-      <w:r>
-        <w:rPr>
-          <w:lang w:val="ar_AE" w:bidi="ar_AE"/>
-        </w:rPr>
-      </w:r>
-      <w:r>
-        <w:rPr>
+          <w:rtl/>
+          <w:cs/>
+          <w:lang w:val="ar_AE" w:bidi="ar_AE"/>
+        </w:rPr>
+      </w:r>
+    </w:p>
+    <w:p>
+      <w:pPr>
+        <w:bidi/>
+      </w:pPr>
+      <w:r>
+        <w:rPr>
+          <w:rtl/>
+          <w:cs/>
+          <w:lang w:val="ar_AE" w:bidi="ar_AE"/>
+        </w:rPr>
+      </w:r>
+      <w:r>
+        <w:rPr>
+          <w:rtl/>
+          <w:cs/>
           <w:lang w:val="ar_AE" w:bidi="ar_AE"/>
         </w:rPr>
         <w:t xml:space="preserve"> </w:t>
       </w:r>
       <w:r>
         <w:rPr>
-          <w:lang w:val="ar_AE" w:bidi="ar_AE"/>
-        </w:rPr>
-      </w:r>
-      <w:r>
-        <w:rPr>
+          <w:rtl/>
+          <w:cs/>
+          <w:lang w:val="ar_AE" w:bidi="ar_AE"/>
+        </w:rPr>
+      </w:r>
+      <w:r>
+        <w:rPr>
+          <w:rtl/>
+          <w:cs/>
           <w:lang w:val="ar_AE" w:bidi="ar_AE"/>
         </w:rPr>
       </w:r>
@@ -217,6 +263,8 @@
       </w:pPr>
       <w:r>
         <w:rPr>
+          <w:rtl/>
+          <w:cs/>
           <w:lang w:val="ar_AE" w:bidi="ar_AE"/>
         </w:rPr>
       </w:r>
@@ -228,27 +276,35 @@
       </w:pPr>
       <w:r>
         <w:rPr>
+          <w:rtl/>
+          <w:cs/>
           <w:lang w:val="ar_AE" w:bidi="ar_AE"/>
         </w:rPr>
         <w:t>1 يوحنا 1: 1</w:t>
       </w:r>
       <w:r>
         <w:rPr>
-          <w:lang w:val="ar_AE" w:bidi="ar_AE"/>
-        </w:rPr>
-      </w:r>
-    </w:p>
-    <w:p>
-      <w:pPr>
-        <w:bidi/>
-      </w:pPr>
-      <w:r>
-        <w:rPr>
-          <w:lang w:val="ar_AE" w:bidi="ar_AE"/>
-        </w:rPr>
-      </w:r>
-      <w:r>
-        <w:rPr>
+          <w:rtl/>
+          <w:cs/>
+          <w:lang w:val="ar_AE" w:bidi="ar_AE"/>
+        </w:rPr>
+      </w:r>
+    </w:p>
+    <w:p>
+      <w:pPr>
+        <w:bidi/>
+      </w:pPr>
+      <w:r>
+        <w:rPr>
+          <w:rtl/>
+          <w:cs/>
+          <w:lang w:val="ar_AE" w:bidi="ar_AE"/>
+        </w:rPr>
+      </w:r>
+      <w:r>
+        <w:rPr>
+          <w:rtl/>
+          <w:cs/>
           <w:lang w:val="ar_AE" w:bidi="ar_AE"/>
         </w:rPr>
         <w:t>نخبركم عن اَلَّذِي كَانَ مِنَ الْبَدْءِ: أي، منذ الأزل، قبل بدء الزمن (</w:t>
@@ -256,6 +312,8 @@
       <w:hyperlink r:id="rId13">
         <w:r>
           <w:rPr>
+            <w:rtl/>
+            <w:cs/>
             <w:lang w:val="ar_AE" w:bidi="ar_AE"/>
           </w:rPr>
           <w:rPr>
@@ -267,6 +325,8 @@
       </w:hyperlink>
       <w:r>
         <w:rPr>
+          <w:rtl/>
+          <w:cs/>
           <w:lang w:val="ar_AE" w:bidi="ar_AE"/>
         </w:rPr>
         <w:t>). عندما جاء يسوع في الجسد (</w:t>
@@ -274,6 +334,8 @@
       <w:hyperlink r:id="rId14">
         <w:r>
           <w:rPr>
+            <w:rtl/>
+            <w:cs/>
             <w:lang w:val="ar_AE" w:bidi="ar_AE"/>
           </w:rPr>
           <w:rPr>
@@ -285,6 +347,8 @@
       </w:hyperlink>
       <w:r>
         <w:rPr>
+          <w:rtl/>
+          <w:cs/>
           <w:lang w:val="ar_AE" w:bidi="ar_AE"/>
         </w:rPr>
         <w:t xml:space="preserve">), رآه الرسل . . . ولمسوه. وهذا التأكيد على أنهم لمسوا بالفعل كلمة الحياة مهم لأن الغنوصية والدوسيتية (البِدَع المسيحية المبكرة) أنكرت أن المسيح كان حقًا إنسانًا كاملًا (انظر </w:t>
@@ -292,6 +356,8 @@
       <w:hyperlink r:id="rId15">
         <w:r>
           <w:rPr>
+            <w:rtl/>
+            <w:cs/>
             <w:lang w:val="ar_AE" w:bidi="ar_AE"/>
           </w:rPr>
           <w:rPr>
@@ -303,6 +369,8 @@
       </w:hyperlink>
       <w:r>
         <w:rPr>
+          <w:rtl/>
+          <w:cs/>
           <w:lang w:val="ar_AE" w:bidi="ar_AE"/>
         </w:rPr>
         <w:t>). يسوع، ابن الله، هو التعبير الشخصي عن الله غير المنظور، وهو مانح الحياة الأبدية (</w:t>
@@ -310,6 +378,8 @@
       <w:hyperlink r:id="rId16">
         <w:r>
           <w:rPr>
+            <w:rtl/>
+            <w:cs/>
             <w:lang w:val="ar_AE" w:bidi="ar_AE"/>
           </w:rPr>
           <w:rPr>
@@ -321,27 +391,35 @@
       </w:hyperlink>
       <w:r>
         <w:rPr>
+          <w:rtl/>
+          <w:cs/>
           <w:lang w:val="ar_AE" w:bidi="ar_AE"/>
         </w:rPr>
         <w:t>).</w:t>
       </w:r>
       <w:r>
         <w:rPr>
-          <w:lang w:val="ar_AE" w:bidi="ar_AE"/>
-        </w:rPr>
-      </w:r>
-      <w:r>
-        <w:rPr>
-          <w:lang w:val="ar_AE" w:bidi="ar_AE"/>
-        </w:rPr>
-      </w:r>
-    </w:p>
-    <w:p>
-      <w:pPr>
-        <w:bidi/>
-      </w:pPr>
-      <w:r>
-        <w:rPr>
+          <w:rtl/>
+          <w:cs/>
+          <w:lang w:val="ar_AE" w:bidi="ar_AE"/>
+        </w:rPr>
+      </w:r>
+      <w:r>
+        <w:rPr>
+          <w:rtl/>
+          <w:cs/>
+          <w:lang w:val="ar_AE" w:bidi="ar_AE"/>
+        </w:rPr>
+      </w:r>
+    </w:p>
+    <w:p>
+      <w:pPr>
+        <w:bidi/>
+      </w:pPr>
+      <w:r>
+        <w:rPr>
+          <w:rtl/>
+          <w:cs/>
           <w:lang w:val="ar_AE" w:bidi="ar_AE"/>
         </w:rPr>
       </w:r>
@@ -353,27 +431,35 @@
       </w:pPr>
       <w:r>
         <w:rPr>
+          <w:rtl/>
+          <w:cs/>
           <w:lang w:val="ar_AE" w:bidi="ar_AE"/>
         </w:rPr>
         <w:t>1 يوحنا 1: 1–4</w:t>
       </w:r>
       <w:r>
         <w:rPr>
-          <w:lang w:val="ar_AE" w:bidi="ar_AE"/>
-        </w:rPr>
-      </w:r>
-    </w:p>
-    <w:p>
-      <w:pPr>
-        <w:bidi/>
-      </w:pPr>
-      <w:r>
-        <w:rPr>
-          <w:lang w:val="ar_AE" w:bidi="ar_AE"/>
-        </w:rPr>
-      </w:r>
-      <w:r>
-        <w:rPr>
+          <w:rtl/>
+          <w:cs/>
+          <w:lang w:val="ar_AE" w:bidi="ar_AE"/>
+        </w:rPr>
+      </w:r>
+    </w:p>
+    <w:p>
+      <w:pPr>
+        <w:bidi/>
+      </w:pPr>
+      <w:r>
+        <w:rPr>
+          <w:rtl/>
+          <w:cs/>
+          <w:lang w:val="ar_AE" w:bidi="ar_AE"/>
+        </w:rPr>
+      </w:r>
+      <w:r>
+        <w:rPr>
+          <w:rtl/>
+          <w:cs/>
           <w:lang w:val="ar_AE" w:bidi="ar_AE"/>
         </w:rPr>
         <w:t>هذه المُقَدِّمة الشعرية تعكس رسالة مُقَدِّمة إنجيل يوحنّا (</w:t>
@@ -381,6 +467,8 @@
       <w:hyperlink r:id="rId17">
         <w:r>
           <w:rPr>
+            <w:rtl/>
+            <w:cs/>
             <w:lang w:val="ar_AE" w:bidi="ar_AE"/>
           </w:rPr>
           <w:rPr>
@@ -392,27 +480,35 @@
       </w:hyperlink>
       <w:r>
         <w:rPr>
+          <w:rtl/>
+          <w:cs/>
           <w:lang w:val="ar_AE" w:bidi="ar_AE"/>
         </w:rPr>
         <w:t>). • يشير الضمير "نحن" الذي يظهر في جميع أنحاء المُقَدِّمة إلى يوحنّا والرسل الآخرين، وربما إلى المؤمنين الآخرين الذين رأوا ولمسوا يسوع المسيح. لقد كان الرسل من بين شهود العيان ليسوع وكانت لهم شَرِكَة شخصية مع الله من خلاله. ويوحنّا، ممثلًا للرسل، يدعو القراء الآن للانضمام إلى هذه الشَرِكَة.</w:t>
       </w:r>
       <w:r>
         <w:rPr>
-          <w:lang w:val="ar_AE" w:bidi="ar_AE"/>
-        </w:rPr>
-      </w:r>
-      <w:r>
-        <w:rPr>
-          <w:lang w:val="ar_AE" w:bidi="ar_AE"/>
-        </w:rPr>
-      </w:r>
-    </w:p>
-    <w:p>
-      <w:pPr>
-        <w:bidi/>
-      </w:pPr>
-      <w:r>
-        <w:rPr>
+          <w:rtl/>
+          <w:cs/>
+          <w:lang w:val="ar_AE" w:bidi="ar_AE"/>
+        </w:rPr>
+      </w:r>
+      <w:r>
+        <w:rPr>
+          <w:rtl/>
+          <w:cs/>
+          <w:lang w:val="ar_AE" w:bidi="ar_AE"/>
+        </w:rPr>
+      </w:r>
+    </w:p>
+    <w:p>
+      <w:pPr>
+        <w:bidi/>
+      </w:pPr>
+      <w:r>
+        <w:rPr>
+          <w:rtl/>
+          <w:cs/>
           <w:lang w:val="ar_AE" w:bidi="ar_AE"/>
         </w:rPr>
       </w:r>
@@ -424,27 +520,35 @@
       </w:pPr>
       <w:r>
         <w:rPr>
+          <w:rtl/>
+          <w:cs/>
           <w:lang w:val="ar_AE" w:bidi="ar_AE"/>
         </w:rPr>
         <w:t>1 يوحنا 1: 2</w:t>
       </w:r>
       <w:r>
         <w:rPr>
-          <w:lang w:val="ar_AE" w:bidi="ar_AE"/>
-        </w:rPr>
-      </w:r>
-    </w:p>
-    <w:p>
-      <w:pPr>
-        <w:bidi/>
-      </w:pPr>
-      <w:r>
-        <w:rPr>
-          <w:lang w:val="ar_AE" w:bidi="ar_AE"/>
-        </w:rPr>
-      </w:r>
-      <w:r>
-        <w:rPr>
+          <w:rtl/>
+          <w:cs/>
+          <w:lang w:val="ar_AE" w:bidi="ar_AE"/>
+        </w:rPr>
+      </w:r>
+    </w:p>
+    <w:p>
+      <w:pPr>
+        <w:bidi/>
+      </w:pPr>
+      <w:r>
+        <w:rPr>
+          <w:rtl/>
+          <w:cs/>
+          <w:lang w:val="ar_AE" w:bidi="ar_AE"/>
+        </w:rPr>
+      </w:r>
+      <w:r>
+        <w:rPr>
+          <w:rtl/>
+          <w:cs/>
           <w:lang w:val="ar_AE" w:bidi="ar_AE"/>
         </w:rPr>
         <w:t xml:space="preserve">فَإِنَّ الْحَيَاةَ أُظْهِرَتْ (اليونانية zōē): في جميع أنحاء العهد الجديد، تُستخدم هذه الكلمة لتشير إلى الحياة الأبدية لله (مثلًا، </w:t>
@@ -452,6 +556,8 @@
       <w:hyperlink r:id="rId18">
         <w:r>
           <w:rPr>
+            <w:rtl/>
+            <w:cs/>
             <w:lang w:val="ar_AE" w:bidi="ar_AE"/>
           </w:rPr>
           <w:rPr>
@@ -463,27 +569,35 @@
       </w:hyperlink>
       <w:r>
         <w:rPr>
+          <w:rtl/>
+          <w:cs/>
           <w:lang w:val="ar_AE" w:bidi="ar_AE"/>
         </w:rPr>
         <w:t>). وهذه الحياة موجودة في المسيح، وهو يجعلها متاحة لجميع الذين يؤمنون به. • هذا الشخص . . . أُظهر لنا: كان يسوع، المسيح، معروفًا لرسله كإنسان خلال خدمته الأرضية.</w:t>
       </w:r>
       <w:r>
         <w:rPr>
-          <w:lang w:val="ar_AE" w:bidi="ar_AE"/>
-        </w:rPr>
-      </w:r>
-      <w:r>
-        <w:rPr>
-          <w:lang w:val="ar_AE" w:bidi="ar_AE"/>
-        </w:rPr>
-      </w:r>
-    </w:p>
-    <w:p>
-      <w:pPr>
-        <w:bidi/>
-      </w:pPr>
-      <w:r>
-        <w:rPr>
+          <w:rtl/>
+          <w:cs/>
+          <w:lang w:val="ar_AE" w:bidi="ar_AE"/>
+        </w:rPr>
+      </w:r>
+      <w:r>
+        <w:rPr>
+          <w:rtl/>
+          <w:cs/>
+          <w:lang w:val="ar_AE" w:bidi="ar_AE"/>
+        </w:rPr>
+      </w:r>
+    </w:p>
+    <w:p>
+      <w:pPr>
+        <w:bidi/>
+      </w:pPr>
+      <w:r>
+        <w:rPr>
+          <w:rtl/>
+          <w:cs/>
           <w:lang w:val="ar_AE" w:bidi="ar_AE"/>
         </w:rPr>
       </w:r>
@@ -495,48 +609,62 @@
       </w:pPr>
       <w:r>
         <w:rPr>
+          <w:rtl/>
+          <w:cs/>
           <w:lang w:val="ar_AE" w:bidi="ar_AE"/>
         </w:rPr>
         <w:t>1 يوحنا 1: 3</w:t>
       </w:r>
       <w:r>
         <w:rPr>
-          <w:lang w:val="ar_AE" w:bidi="ar_AE"/>
-        </w:rPr>
-      </w:r>
-    </w:p>
-    <w:p>
-      <w:pPr>
-        <w:bidi/>
-      </w:pPr>
-      <w:r>
-        <w:rPr>
-          <w:lang w:val="ar_AE" w:bidi="ar_AE"/>
-        </w:rPr>
-      </w:r>
-      <w:r>
-        <w:rPr>
+          <w:rtl/>
+          <w:cs/>
+          <w:lang w:val="ar_AE" w:bidi="ar_AE"/>
+        </w:rPr>
+      </w:r>
+    </w:p>
+    <w:p>
+      <w:pPr>
+        <w:bidi/>
+      </w:pPr>
+      <w:r>
+        <w:rPr>
+          <w:rtl/>
+          <w:cs/>
+          <w:lang w:val="ar_AE" w:bidi="ar_AE"/>
+        </w:rPr>
+      </w:r>
+      <w:r>
+        <w:rPr>
+          <w:rtl/>
+          <w:cs/>
           <w:lang w:val="ar_AE" w:bidi="ar_AE"/>
         </w:rPr>
         <w:t>الَّذِي رَأَيْنَاهُ: كلمة الحياة، باعتباره إنسانًا، أعلن عن الله للرسل. • وَأَمَّا شَرِكَتُنَا نَحْنُ فَهِيَ مَعَ الآبِ وَمَعَ ابْنِهِ: بمجرد أن قام الروح القدس بتجديد الرسل، دخلوا في شركة روحية مع الآب ومع الابن. • لِكَيْ يَكُونَ لَكُمْ أَيْضًا شَرِكَةٌ مَعَنَا: من دخل في شركة مع الرسل عن طريق الارتباط بهم خلال حياتهم، أو يدخل الآن عن طريق الالتزام بتعليمهم، لديه شركة مع الآب والابن من خلالهم.</w:t>
       </w:r>
       <w:r>
         <w:rPr>
-          <w:lang w:val="ar_AE" w:bidi="ar_AE"/>
-        </w:rPr>
-      </w:r>
-      <w:r>
-        <w:rPr>
-          <w:lang w:val="ar_AE" w:bidi="ar_AE"/>
-        </w:rPr>
-      </w:r>
-    </w:p>
-    <w:p>
-      <w:pPr>
-        <w:bidi/>
-      </w:pPr>
-      <w:r>
-        <w:rPr>
+          <w:rtl/>
+          <w:cs/>
+          <w:lang w:val="ar_AE" w:bidi="ar_AE"/>
+        </w:rPr>
+      </w:r>
+      <w:r>
+        <w:rPr>
+          <w:rtl/>
+          <w:cs/>
+          <w:lang w:val="ar_AE" w:bidi="ar_AE"/>
+        </w:rPr>
+      </w:r>
+    </w:p>
+    <w:p>
+      <w:pPr>
+        <w:bidi/>
+      </w:pPr>
+      <w:r>
+        <w:rPr>
+          <w:rtl/>
+          <w:cs/>
           <w:lang w:val="ar_AE" w:bidi="ar_AE"/>
         </w:rPr>
       </w:r>
@@ -548,27 +676,35 @@
       </w:pPr>
       <w:r>
         <w:rPr>
+          <w:rtl/>
+          <w:cs/>
           <w:lang w:val="ar_AE" w:bidi="ar_AE"/>
         </w:rPr>
         <w:t>1 يوحنا 1: 4</w:t>
       </w:r>
       <w:r>
         <w:rPr>
-          <w:lang w:val="ar_AE" w:bidi="ar_AE"/>
-        </w:rPr>
-      </w:r>
-    </w:p>
-    <w:p>
-      <w:pPr>
-        <w:bidi/>
-      </w:pPr>
-      <w:r>
-        <w:rPr>
-          <w:lang w:val="ar_AE" w:bidi="ar_AE"/>
-        </w:rPr>
-      </w:r>
-      <w:r>
-        <w:rPr>
+          <w:rtl/>
+          <w:cs/>
+          <w:lang w:val="ar_AE" w:bidi="ar_AE"/>
+        </w:rPr>
+      </w:r>
+    </w:p>
+    <w:p>
+      <w:pPr>
+        <w:bidi/>
+      </w:pPr>
+      <w:r>
+        <w:rPr>
+          <w:rtl/>
+          <w:cs/>
+          <w:lang w:val="ar_AE" w:bidi="ar_AE"/>
+        </w:rPr>
+      </w:r>
+      <w:r>
+        <w:rPr>
+          <w:rtl/>
+          <w:cs/>
           <w:lang w:val="ar_AE" w:bidi="ar_AE"/>
         </w:rPr>
         <w:t xml:space="preserve">لِكَيْ يَكُونَ فَرَحُكُمْ كَامِلًا: </w:t>
@@ -576,12 +712,16 @@
       <w:r>
         <w:rPr>
           <w:i/>
+          <w:rtl/>
+          <w:cs/>
           <w:lang w:val="ar_AE" w:bidi="ar_AE"/>
         </w:rPr>
         <w:t>الفرح</w:t>
       </w:r>
       <w:r>
         <w:rPr>
+          <w:rtl/>
+          <w:cs/>
           <w:lang w:val="ar_AE" w:bidi="ar_AE"/>
         </w:rPr>
         <w:t xml:space="preserve"> الذي لدى الرسل كان ينبع من شركتهم مع الله الآب والابن (</w:t>
@@ -589,6 +729,8 @@
       <w:hyperlink r:id="rId19">
         <w:r>
           <w:rPr>
+            <w:rtl/>
+            <w:cs/>
             <w:lang w:val="ar_AE" w:bidi="ar_AE"/>
           </w:rPr>
           <w:rPr>
@@ -600,6 +742,8 @@
       </w:hyperlink>
       <w:r>
         <w:rPr>
+          <w:rtl/>
+          <w:cs/>
           <w:lang w:val="ar_AE" w:bidi="ar_AE"/>
         </w:rPr>
         <w:t xml:space="preserve">). وسيختبر القراء </w:t>
@@ -607,33 +751,43 @@
       <w:r>
         <w:rPr>
           <w:i/>
+          <w:rtl/>
+          <w:cs/>
           <w:lang w:val="ar_AE" w:bidi="ar_AE"/>
         </w:rPr>
         <w:t>هذا الفرح</w:t>
       </w:r>
       <w:r>
         <w:rPr>
+          <w:rtl/>
+          <w:cs/>
           <w:lang w:val="ar_AE" w:bidi="ar_AE"/>
         </w:rPr>
         <w:t xml:space="preserve"> عندما ينضمون إلى نفس الشركة.</w:t>
       </w:r>
       <w:r>
         <w:rPr>
-          <w:lang w:val="ar_AE" w:bidi="ar_AE"/>
-        </w:rPr>
-      </w:r>
-      <w:r>
-        <w:rPr>
-          <w:lang w:val="ar_AE" w:bidi="ar_AE"/>
-        </w:rPr>
-      </w:r>
-    </w:p>
-    <w:p>
-      <w:pPr>
-        <w:bidi/>
-      </w:pPr>
-      <w:r>
-        <w:rPr>
+          <w:rtl/>
+          <w:cs/>
+          <w:lang w:val="ar_AE" w:bidi="ar_AE"/>
+        </w:rPr>
+      </w:r>
+      <w:r>
+        <w:rPr>
+          <w:rtl/>
+          <w:cs/>
+          <w:lang w:val="ar_AE" w:bidi="ar_AE"/>
+        </w:rPr>
+      </w:r>
+    </w:p>
+    <w:p>
+      <w:pPr>
+        <w:bidi/>
+      </w:pPr>
+      <w:r>
+        <w:rPr>
+          <w:rtl/>
+          <w:cs/>
           <w:lang w:val="ar_AE" w:bidi="ar_AE"/>
         </w:rPr>
       </w:r>
@@ -645,27 +799,35 @@
       </w:pPr>
       <w:r>
         <w:rPr>
+          <w:rtl/>
+          <w:cs/>
           <w:lang w:val="ar_AE" w:bidi="ar_AE"/>
         </w:rPr>
         <w:t>1 يوحنا 1: 5</w:t>
       </w:r>
       <w:r>
         <w:rPr>
-          <w:lang w:val="ar_AE" w:bidi="ar_AE"/>
-        </w:rPr>
-      </w:r>
-    </w:p>
-    <w:p>
-      <w:pPr>
-        <w:bidi/>
-      </w:pPr>
-      <w:r>
-        <w:rPr>
-          <w:lang w:val="ar_AE" w:bidi="ar_AE"/>
-        </w:rPr>
-      </w:r>
-      <w:r>
-        <w:rPr>
+          <w:rtl/>
+          <w:cs/>
+          <w:lang w:val="ar_AE" w:bidi="ar_AE"/>
+        </w:rPr>
+      </w:r>
+    </w:p>
+    <w:p>
+      <w:pPr>
+        <w:bidi/>
+      </w:pPr>
+      <w:r>
+        <w:rPr>
+          <w:rtl/>
+          <w:cs/>
+          <w:lang w:val="ar_AE" w:bidi="ar_AE"/>
+        </w:rPr>
+      </w:r>
+      <w:r>
+        <w:rPr>
+          <w:rtl/>
+          <w:cs/>
           <w:lang w:val="ar_AE" w:bidi="ar_AE"/>
         </w:rPr>
         <w:t xml:space="preserve">إِنَّ اللهَ نُورٌ: هذا </w:t>
@@ -673,12 +835,16 @@
       <w:r>
         <w:rPr>
           <w:i/>
+          <w:rtl/>
+          <w:cs/>
           <w:lang w:val="ar_AE" w:bidi="ar_AE"/>
         </w:rPr>
         <w:t>النور</w:t>
       </w:r>
       <w:r>
         <w:rPr>
+          <w:rtl/>
+          <w:cs/>
           <w:lang w:val="ar_AE" w:bidi="ar_AE"/>
         </w:rPr>
         <w:t xml:space="preserve"> أشرق من خلال يسوع المسيح لكل من تقابل معه، ليكشف عن خطاياهم وينير الطبيعة الأخلاقية لله وكذلك لينير شخصيته (انظر </w:t>
@@ -686,6 +852,8 @@
       <w:hyperlink r:id="rId20">
         <w:r>
           <w:rPr>
+            <w:rtl/>
+            <w:cs/>
             <w:lang w:val="ar_AE" w:bidi="ar_AE"/>
           </w:rPr>
           <w:rPr>
@@ -697,6 +865,8 @@
       </w:hyperlink>
       <w:r>
         <w:rPr>
+          <w:rtl/>
+          <w:cs/>
           <w:lang w:val="ar_AE" w:bidi="ar_AE"/>
         </w:rPr>
         <w:t xml:space="preserve">, </w:t>
@@ -704,6 +874,8 @@
       <w:hyperlink r:id="rId21">
         <w:r>
           <w:rPr>
+            <w:rtl/>
+            <w:cs/>
             <w:lang w:val="ar_AE" w:bidi="ar_AE"/>
           </w:rPr>
           <w:rPr>
@@ -715,6 +887,8 @@
       </w:hyperlink>
       <w:r>
         <w:rPr>
+          <w:rtl/>
+          <w:cs/>
           <w:lang w:val="ar_AE" w:bidi="ar_AE"/>
         </w:rPr>
         <w:t xml:space="preserve">; </w:t>
@@ -722,6 +896,8 @@
       <w:hyperlink r:id="rId22">
         <w:r>
           <w:rPr>
+            <w:rtl/>
+            <w:cs/>
             <w:lang w:val="ar_AE" w:bidi="ar_AE"/>
           </w:rPr>
           <w:rPr>
@@ -733,6 +909,8 @@
       </w:hyperlink>
       <w:r>
         <w:rPr>
+          <w:rtl/>
+          <w:cs/>
           <w:lang w:val="ar_AE" w:bidi="ar_AE"/>
         </w:rPr>
         <w:t xml:space="preserve">; </w:t>
@@ -740,6 +918,8 @@
       <w:hyperlink r:id="rId23">
         <w:r>
           <w:rPr>
+            <w:rtl/>
+            <w:cs/>
             <w:lang w:val="ar_AE" w:bidi="ar_AE"/>
           </w:rPr>
           <w:rPr>
@@ -751,6 +931,8 @@
       </w:hyperlink>
       <w:r>
         <w:rPr>
+          <w:rtl/>
+          <w:cs/>
           <w:lang w:val="ar_AE" w:bidi="ar_AE"/>
         </w:rPr>
         <w:t xml:space="preserve">; </w:t>
@@ -758,6 +940,8 @@
       <w:hyperlink r:id="rId24">
         <w:r>
           <w:rPr>
+            <w:rtl/>
+            <w:cs/>
             <w:lang w:val="ar_AE" w:bidi="ar_AE"/>
           </w:rPr>
           <w:rPr>
@@ -769,6 +953,8 @@
       </w:hyperlink>
       <w:r>
         <w:rPr>
+          <w:rtl/>
+          <w:cs/>
           <w:lang w:val="ar_AE" w:bidi="ar_AE"/>
         </w:rPr>
         <w:t xml:space="preserve">; </w:t>
@@ -776,6 +962,8 @@
       <w:hyperlink r:id="rId25">
         <w:r>
           <w:rPr>
+            <w:rtl/>
+            <w:cs/>
             <w:lang w:val="ar_AE" w:bidi="ar_AE"/>
           </w:rPr>
           <w:rPr>
@@ -787,6 +975,8 @@
       </w:hyperlink>
       <w:r>
         <w:rPr>
+          <w:rtl/>
+          <w:cs/>
           <w:lang w:val="ar_AE" w:bidi="ar_AE"/>
         </w:rPr>
         <w:t xml:space="preserve">, </w:t>
@@ -794,6 +984,8 @@
       <w:hyperlink r:id="rId26">
         <w:r>
           <w:rPr>
+            <w:rtl/>
+            <w:cs/>
             <w:lang w:val="ar_AE" w:bidi="ar_AE"/>
           </w:rPr>
           <w:rPr>
@@ -805,6 +997,8 @@
       </w:hyperlink>
       <w:r>
         <w:rPr>
+          <w:rtl/>
+          <w:cs/>
           <w:lang w:val="ar_AE" w:bidi="ar_AE"/>
         </w:rPr>
         <w:t>). في كتابات يوحنا، يشير "النور" إلى قداسة الله وإعلانه. وهو عكس التعليم الزائف والحياة غير المنضبطة، التي تمثِّل "الظلام" (</w:t>
@@ -812,6 +1006,8 @@
       <w:hyperlink r:id="rId27">
         <w:r>
           <w:rPr>
+            <w:rtl/>
+            <w:cs/>
             <w:lang w:val="ar_AE" w:bidi="ar_AE"/>
           </w:rPr>
           <w:rPr>
@@ -823,27 +1019,35 @@
       </w:hyperlink>
       <w:r>
         <w:rPr>
+          <w:rtl/>
+          <w:cs/>
           <w:lang w:val="ar_AE" w:bidi="ar_AE"/>
         </w:rPr>
         <w:t>).</w:t>
       </w:r>
       <w:r>
         <w:rPr>
-          <w:lang w:val="ar_AE" w:bidi="ar_AE"/>
-        </w:rPr>
-      </w:r>
-      <w:r>
-        <w:rPr>
-          <w:lang w:val="ar_AE" w:bidi="ar_AE"/>
-        </w:rPr>
-      </w:r>
-    </w:p>
-    <w:p>
-      <w:pPr>
-        <w:bidi/>
-      </w:pPr>
-      <w:r>
-        <w:rPr>
+          <w:rtl/>
+          <w:cs/>
+          <w:lang w:val="ar_AE" w:bidi="ar_AE"/>
+        </w:rPr>
+      </w:r>
+      <w:r>
+        <w:rPr>
+          <w:rtl/>
+          <w:cs/>
+          <w:lang w:val="ar_AE" w:bidi="ar_AE"/>
+        </w:rPr>
+      </w:r>
+    </w:p>
+    <w:p>
+      <w:pPr>
+        <w:bidi/>
+      </w:pPr>
+      <w:r>
+        <w:rPr>
+          <w:rtl/>
+          <w:cs/>
           <w:lang w:val="ar_AE" w:bidi="ar_AE"/>
         </w:rPr>
       </w:r>
@@ -855,27 +1059,35 @@
       </w:pPr>
       <w:r>
         <w:rPr>
+          <w:rtl/>
+          <w:cs/>
           <w:lang w:val="ar_AE" w:bidi="ar_AE"/>
         </w:rPr>
         <w:t>1 يوحنا 1: 5–2: 6</w:t>
       </w:r>
       <w:r>
         <w:rPr>
-          <w:lang w:val="ar_AE" w:bidi="ar_AE"/>
-        </w:rPr>
-      </w:r>
-    </w:p>
-    <w:p>
-      <w:pPr>
-        <w:bidi/>
-      </w:pPr>
-      <w:r>
-        <w:rPr>
-          <w:lang w:val="ar_AE" w:bidi="ar_AE"/>
-        </w:rPr>
-      </w:r>
-      <w:r>
-        <w:rPr>
+          <w:rtl/>
+          <w:cs/>
+          <w:lang w:val="ar_AE" w:bidi="ar_AE"/>
+        </w:rPr>
+      </w:r>
+    </w:p>
+    <w:p>
+      <w:pPr>
+        <w:bidi/>
+      </w:pPr>
+      <w:r>
+        <w:rPr>
+          <w:rtl/>
+          <w:cs/>
+          <w:lang w:val="ar_AE" w:bidi="ar_AE"/>
+        </w:rPr>
+      </w:r>
+      <w:r>
+        <w:rPr>
+          <w:rtl/>
+          <w:cs/>
           <w:lang w:val="ar_AE" w:bidi="ar_AE"/>
         </w:rPr>
         <w:t xml:space="preserve">هنا يركز يوحنا على الجانب الأول من الحياة في شركة مع الله. فالعيش في النور يعني أن المؤمنين سيدركون أنهم خطاة، لكنهم سيعرفون أيضًا أن يسوع هو شفيعهم الذي يجعلهم مُبَرَّرين لدى الله (انظر </w:t>
@@ -883,6 +1095,8 @@
       <w:hyperlink r:id="rId28">
         <w:r>
           <w:rPr>
+            <w:rtl/>
+            <w:cs/>
             <w:lang w:val="ar_AE" w:bidi="ar_AE"/>
           </w:rPr>
           <w:rPr>
@@ -894,27 +1108,35 @@
       </w:hyperlink>
       <w:r>
         <w:rPr>
+          <w:rtl/>
+          <w:cs/>
           <w:lang w:val="ar_AE" w:bidi="ar_AE"/>
         </w:rPr>
         <w:t>).</w:t>
       </w:r>
       <w:r>
         <w:rPr>
-          <w:lang w:val="ar_AE" w:bidi="ar_AE"/>
-        </w:rPr>
-      </w:r>
-      <w:r>
-        <w:rPr>
-          <w:lang w:val="ar_AE" w:bidi="ar_AE"/>
-        </w:rPr>
-      </w:r>
-    </w:p>
-    <w:p>
-      <w:pPr>
-        <w:bidi/>
-      </w:pPr>
-      <w:r>
-        <w:rPr>
+          <w:rtl/>
+          <w:cs/>
+          <w:lang w:val="ar_AE" w:bidi="ar_AE"/>
+        </w:rPr>
+      </w:r>
+      <w:r>
+        <w:rPr>
+          <w:rtl/>
+          <w:cs/>
+          <w:lang w:val="ar_AE" w:bidi="ar_AE"/>
+        </w:rPr>
+      </w:r>
+    </w:p>
+    <w:p>
+      <w:pPr>
+        <w:bidi/>
+      </w:pPr>
+      <w:r>
+        <w:rPr>
+          <w:rtl/>
+          <w:cs/>
           <w:lang w:val="ar_AE" w:bidi="ar_AE"/>
         </w:rPr>
       </w:r>
@@ -926,27 +1148,35 @@
       </w:pPr>
       <w:r>
         <w:rPr>
+          <w:rtl/>
+          <w:cs/>
           <w:lang w:val="ar_AE" w:bidi="ar_AE"/>
         </w:rPr>
         <w:t>1 يوحنا 1: 6</w:t>
       </w:r>
       <w:r>
         <w:rPr>
-          <w:lang w:val="ar_AE" w:bidi="ar_AE"/>
-        </w:rPr>
-      </w:r>
-    </w:p>
-    <w:p>
-      <w:pPr>
-        <w:bidi/>
-      </w:pPr>
-      <w:r>
-        <w:rPr>
-          <w:lang w:val="ar_AE" w:bidi="ar_AE"/>
-        </w:rPr>
-      </w:r>
-      <w:r>
-        <w:rPr>
+          <w:rtl/>
+          <w:cs/>
+          <w:lang w:val="ar_AE" w:bidi="ar_AE"/>
+        </w:rPr>
+      </w:r>
+    </w:p>
+    <w:p>
+      <w:pPr>
+        <w:bidi/>
+      </w:pPr>
+      <w:r>
+        <w:rPr>
+          <w:rtl/>
+          <w:cs/>
+          <w:lang w:val="ar_AE" w:bidi="ar_AE"/>
+        </w:rPr>
+      </w:r>
+      <w:r>
+        <w:rPr>
+          <w:rtl/>
+          <w:cs/>
           <w:lang w:val="ar_AE" w:bidi="ar_AE"/>
         </w:rPr>
         <w:t>هذه هي المرة الأولى من بين عدة مرات يتحدى فيها يوحنا ادِّعاءات الغنوصيين، الذين انفصلوا عن الشركة الرسولية وكانوا يعيشون في ظلام روحي. فقد ادّعوا أن لديهم شركة مع الله لكنهم لم يعكسوا شخصيته، التي هي النور. ولقد حذر يسوع القادة اليهود في زمانه أن لا يتركون النور الذي ظنوه لديهم يصير ظلامًا (</w:t>
@@ -954,6 +1184,8 @@
       <w:hyperlink r:id="rId29">
         <w:r>
           <w:rPr>
+            <w:rtl/>
+            <w:cs/>
             <w:lang w:val="ar_AE" w:bidi="ar_AE"/>
           </w:rPr>
           <w:rPr>
@@ -965,27 +1197,35 @@
       </w:hyperlink>
       <w:r>
         <w:rPr>
+          <w:rtl/>
+          <w:cs/>
           <w:lang w:val="ar_AE" w:bidi="ar_AE"/>
         </w:rPr>
         <w:t>)—إذ أن معتقداتهم الدينية أعمتهم عن الاستنارة الروحية التي كان يمكنهم الحصول عليها من المسيح. وبالمثل، فقد اعتقد هؤلاء المُعَلِّمون الغنوصيون أنهم مستنيرون لكنهم كانوا في الواقع مظلمين بما أسموه الاستنارات. حيث ادّعوا أن لديهم خبرات روحية من الله، ومع ذلك فقد رفضوا الشركة مع الذين رأوا الله في الجسد بالفعل، وهم يوحنا والرسل الآخرون.</w:t>
       </w:r>
       <w:r>
         <w:rPr>
-          <w:lang w:val="ar_AE" w:bidi="ar_AE"/>
-        </w:rPr>
-      </w:r>
-      <w:r>
-        <w:rPr>
-          <w:lang w:val="ar_AE" w:bidi="ar_AE"/>
-        </w:rPr>
-      </w:r>
-    </w:p>
-    <w:p>
-      <w:pPr>
-        <w:bidi/>
-      </w:pPr>
-      <w:r>
-        <w:rPr>
+          <w:rtl/>
+          <w:cs/>
+          <w:lang w:val="ar_AE" w:bidi="ar_AE"/>
+        </w:rPr>
+      </w:r>
+      <w:r>
+        <w:rPr>
+          <w:rtl/>
+          <w:cs/>
+          <w:lang w:val="ar_AE" w:bidi="ar_AE"/>
+        </w:rPr>
+      </w:r>
+    </w:p>
+    <w:p>
+      <w:pPr>
+        <w:bidi/>
+      </w:pPr>
+      <w:r>
+        <w:rPr>
+          <w:rtl/>
+          <w:cs/>
           <w:lang w:val="ar_AE" w:bidi="ar_AE"/>
         </w:rPr>
       </w:r>
@@ -997,27 +1237,35 @@
       </w:pPr>
       <w:r>
         <w:rPr>
+          <w:rtl/>
+          <w:cs/>
           <w:lang w:val="ar_AE" w:bidi="ar_AE"/>
         </w:rPr>
         <w:t>1 يوحنا 1: 7</w:t>
       </w:r>
       <w:r>
         <w:rPr>
-          <w:lang w:val="ar_AE" w:bidi="ar_AE"/>
-        </w:rPr>
-      </w:r>
-    </w:p>
-    <w:p>
-      <w:pPr>
-        <w:bidi/>
-      </w:pPr>
-      <w:r>
-        <w:rPr>
-          <w:lang w:val="ar_AE" w:bidi="ar_AE"/>
-        </w:rPr>
-      </w:r>
-      <w:r>
-        <w:rPr>
+          <w:rtl/>
+          <w:cs/>
+          <w:lang w:val="ar_AE" w:bidi="ar_AE"/>
+        </w:rPr>
+      </w:r>
+    </w:p>
+    <w:p>
+      <w:pPr>
+        <w:bidi/>
+      </w:pPr>
+      <w:r>
+        <w:rPr>
+          <w:rtl/>
+          <w:cs/>
+          <w:lang w:val="ar_AE" w:bidi="ar_AE"/>
+        </w:rPr>
+      </w:r>
+      <w:r>
+        <w:rPr>
+          <w:rtl/>
+          <w:cs/>
           <w:lang w:val="ar_AE" w:bidi="ar_AE"/>
         </w:rPr>
         <w:t>بينما يحيا المؤمنون في النور، تكون لهم شركة مع بعضهم البعض ومع الله. لذا لا يمكن للناس الادِّعاء بأن لهم شركة مع الله ثم يرفضون الشركة مع شعب الله. وقد كان هذا هو الحال مع الغنوصيين. لقد عرف رسل المسيح يسوع المسيح كالله في الجسد واستمروا في الشركة الروحية معه (</w:t>
@@ -1025,6 +1273,8 @@
       <w:hyperlink r:id="rId19">
         <w:r>
           <w:rPr>
+            <w:rtl/>
+            <w:cs/>
             <w:lang w:val="ar_AE" w:bidi="ar_AE"/>
           </w:rPr>
           <w:rPr>
@@ -1036,27 +1286,35 @@
       </w:hyperlink>
       <w:r>
         <w:rPr>
+          <w:rtl/>
+          <w:cs/>
           <w:lang w:val="ar_AE" w:bidi="ar_AE"/>
         </w:rPr>
         <w:t>).</w:t>
       </w:r>
       <w:r>
         <w:rPr>
-          <w:lang w:val="ar_AE" w:bidi="ar_AE"/>
-        </w:rPr>
-      </w:r>
-      <w:r>
-        <w:rPr>
-          <w:lang w:val="ar_AE" w:bidi="ar_AE"/>
-        </w:rPr>
-      </w:r>
-    </w:p>
-    <w:p>
-      <w:pPr>
-        <w:bidi/>
-      </w:pPr>
-      <w:r>
-        <w:rPr>
+          <w:rtl/>
+          <w:cs/>
+          <w:lang w:val="ar_AE" w:bidi="ar_AE"/>
+        </w:rPr>
+      </w:r>
+      <w:r>
+        <w:rPr>
+          <w:rtl/>
+          <w:cs/>
+          <w:lang w:val="ar_AE" w:bidi="ar_AE"/>
+        </w:rPr>
+      </w:r>
+    </w:p>
+    <w:p>
+      <w:pPr>
+        <w:bidi/>
+      </w:pPr>
+      <w:r>
+        <w:rPr>
+          <w:rtl/>
+          <w:cs/>
           <w:lang w:val="ar_AE" w:bidi="ar_AE"/>
         </w:rPr>
       </w:r>
@@ -1068,27 +1326,35 @@
       </w:pPr>
       <w:r>
         <w:rPr>
+          <w:rtl/>
+          <w:cs/>
           <w:lang w:val="ar_AE" w:bidi="ar_AE"/>
         </w:rPr>
         <w:t>1 يوحنا 1: 8</w:t>
       </w:r>
       <w:r>
         <w:rPr>
-          <w:lang w:val="ar_AE" w:bidi="ar_AE"/>
-        </w:rPr>
-      </w:r>
-    </w:p>
-    <w:p>
-      <w:pPr>
-        <w:bidi/>
-      </w:pPr>
-      <w:r>
-        <w:rPr>
-          <w:lang w:val="ar_AE" w:bidi="ar_AE"/>
-        </w:rPr>
-      </w:r>
-      <w:r>
-        <w:rPr>
+          <w:rtl/>
+          <w:cs/>
+          <w:lang w:val="ar_AE" w:bidi="ar_AE"/>
+        </w:rPr>
+      </w:r>
+    </w:p>
+    <w:p>
+      <w:pPr>
+        <w:bidi/>
+      </w:pPr>
+      <w:r>
+        <w:rPr>
+          <w:rtl/>
+          <w:cs/>
+          <w:lang w:val="ar_AE" w:bidi="ar_AE"/>
+        </w:rPr>
+      </w:r>
+      <w:r>
+        <w:rPr>
+          <w:rtl/>
+          <w:cs/>
           <w:lang w:val="ar_AE" w:bidi="ar_AE"/>
         </w:rPr>
         <w:t xml:space="preserve">إِنْ قُلْنَا إِنَّهُ لَيْسَ لَنَا خَطِيَّةٌ: هذا هو الادِّعاء الكاذب الثاني للغنوصيين (انظر </w:t>
@@ -1096,6 +1362,8 @@
       <w:hyperlink r:id="rId27">
         <w:r>
           <w:rPr>
+            <w:rtl/>
+            <w:cs/>
             <w:lang w:val="ar_AE" w:bidi="ar_AE"/>
           </w:rPr>
           <w:rPr>
@@ -1107,6 +1375,8 @@
       </w:hyperlink>
       <w:r>
         <w:rPr>
+          <w:rtl/>
+          <w:cs/>
           <w:lang w:val="ar_AE" w:bidi="ar_AE"/>
         </w:rPr>
         <w:t xml:space="preserve">). فقد زعموا أنهم كانوا أو يمكن أن يكونوا بلا خطية لأن المسيح قد ألغى خطاياهم مرة واحدة وإلى الأبد - وأن معرفتهم العُليا سترفعهم فوق مجال الخطية. لكن المؤمنين لا يزالون يقعون في الخطية عندما يعيشون في طبيعتهم القديمة (انظر </w:t>
@@ -1114,6 +1384,8 @@
       <w:hyperlink r:id="rId30">
         <w:r>
           <w:rPr>
+            <w:rtl/>
+            <w:cs/>
             <w:lang w:val="ar_AE" w:bidi="ar_AE"/>
           </w:rPr>
           <w:rPr>
@@ -1125,6 +1397,8 @@
       </w:hyperlink>
       <w:r>
         <w:rPr>
+          <w:rtl/>
+          <w:cs/>
           <w:lang w:val="ar_AE" w:bidi="ar_AE"/>
         </w:rPr>
         <w:t>). والمسيحي الحقيقي يعترف بهذه الخطية (</w:t>
@@ -1132,6 +1406,8 @@
       <w:hyperlink r:id="rId31">
         <w:r>
           <w:rPr>
+            <w:rtl/>
+            <w:cs/>
             <w:lang w:val="ar_AE" w:bidi="ar_AE"/>
           </w:rPr>
           <w:rPr>
@@ -1143,27 +1419,35 @@
       </w:hyperlink>
       <w:r>
         <w:rPr>
+          <w:rtl/>
+          <w:cs/>
           <w:lang w:val="ar_AE" w:bidi="ar_AE"/>
         </w:rPr>
         <w:t>) ويثق في المسيح كي يرفعها.</w:t>
       </w:r>
       <w:r>
         <w:rPr>
-          <w:lang w:val="ar_AE" w:bidi="ar_AE"/>
-        </w:rPr>
-      </w:r>
-      <w:r>
-        <w:rPr>
-          <w:lang w:val="ar_AE" w:bidi="ar_AE"/>
-        </w:rPr>
-      </w:r>
-    </w:p>
-    <w:p>
-      <w:pPr>
-        <w:bidi/>
-      </w:pPr>
-      <w:r>
-        <w:rPr>
+          <w:rtl/>
+          <w:cs/>
+          <w:lang w:val="ar_AE" w:bidi="ar_AE"/>
+        </w:rPr>
+      </w:r>
+      <w:r>
+        <w:rPr>
+          <w:rtl/>
+          <w:cs/>
+          <w:lang w:val="ar_AE" w:bidi="ar_AE"/>
+        </w:rPr>
+      </w:r>
+    </w:p>
+    <w:p>
+      <w:pPr>
+        <w:bidi/>
+      </w:pPr>
+      <w:r>
+        <w:rPr>
+          <w:rtl/>
+          <w:cs/>
           <w:lang w:val="ar_AE" w:bidi="ar_AE"/>
         </w:rPr>
       </w:r>
@@ -1175,48 +1459,62 @@
       </w:pPr>
       <w:r>
         <w:rPr>
+          <w:rtl/>
+          <w:cs/>
           <w:lang w:val="ar_AE" w:bidi="ar_AE"/>
         </w:rPr>
         <w:t>1 يوحنا 1: 9</w:t>
       </w:r>
       <w:r>
         <w:rPr>
-          <w:lang w:val="ar_AE" w:bidi="ar_AE"/>
-        </w:rPr>
-      </w:r>
-    </w:p>
-    <w:p>
-      <w:pPr>
-        <w:bidi/>
-      </w:pPr>
-      <w:r>
-        <w:rPr>
-          <w:lang w:val="ar_AE" w:bidi="ar_AE"/>
-        </w:rPr>
-      </w:r>
-      <w:r>
-        <w:rPr>
+          <w:rtl/>
+          <w:cs/>
+          <w:lang w:val="ar_AE" w:bidi="ar_AE"/>
+        </w:rPr>
+      </w:r>
+    </w:p>
+    <w:p>
+      <w:pPr>
+        <w:bidi/>
+      </w:pPr>
+      <w:r>
+        <w:rPr>
+          <w:rtl/>
+          <w:cs/>
+          <w:lang w:val="ar_AE" w:bidi="ar_AE"/>
+        </w:rPr>
+      </w:r>
+      <w:r>
+        <w:rPr>
+          <w:rtl/>
+          <w:cs/>
           <w:lang w:val="ar_AE" w:bidi="ar_AE"/>
         </w:rPr>
         <w:t>للحفاظ على العلاقة المستمرة مع الله، يجب علينا الاعتراف بخطايانا له. والغفران والتطهير مضمونان لأن الله أمين في وعوده ويعمل بناءً على عدله. حيث يحقق موت المسيح من أجل خطايانا عدل الله ويطهرنا من خطايانا.</w:t>
       </w:r>
       <w:r>
         <w:rPr>
-          <w:lang w:val="ar_AE" w:bidi="ar_AE"/>
-        </w:rPr>
-      </w:r>
-      <w:r>
-        <w:rPr>
-          <w:lang w:val="ar_AE" w:bidi="ar_AE"/>
-        </w:rPr>
-      </w:r>
-    </w:p>
-    <w:p>
-      <w:pPr>
-        <w:bidi/>
-      </w:pPr>
-      <w:r>
-        <w:rPr>
+          <w:rtl/>
+          <w:cs/>
+          <w:lang w:val="ar_AE" w:bidi="ar_AE"/>
+        </w:rPr>
+      </w:r>
+      <w:r>
+        <w:rPr>
+          <w:rtl/>
+          <w:cs/>
+          <w:lang w:val="ar_AE" w:bidi="ar_AE"/>
+        </w:rPr>
+      </w:r>
+    </w:p>
+    <w:p>
+      <w:pPr>
+        <w:bidi/>
+      </w:pPr>
+      <w:r>
+        <w:rPr>
+          <w:rtl/>
+          <w:cs/>
           <w:lang w:val="ar_AE" w:bidi="ar_AE"/>
         </w:rPr>
       </w:r>
@@ -1228,60 +1526,78 @@
       </w:pPr>
       <w:r>
         <w:rPr>
+          <w:rtl/>
+          <w:cs/>
           <w:lang w:val="ar_AE" w:bidi="ar_AE"/>
         </w:rPr>
         <w:t>1 يوحنا 1: 10</w:t>
       </w:r>
       <w:r>
         <w:rPr>
-          <w:lang w:val="ar_AE" w:bidi="ar_AE"/>
-        </w:rPr>
-      </w:r>
-    </w:p>
-    <w:p>
-      <w:pPr>
-        <w:bidi/>
-      </w:pPr>
-      <w:r>
-        <w:rPr>
-          <w:lang w:val="ar_AE" w:bidi="ar_AE"/>
-        </w:rPr>
-      </w:r>
-      <w:r>
-        <w:rPr>
+          <w:rtl/>
+          <w:cs/>
+          <w:lang w:val="ar_AE" w:bidi="ar_AE"/>
+        </w:rPr>
+      </w:r>
+    </w:p>
+    <w:p>
+      <w:pPr>
+        <w:bidi/>
+      </w:pPr>
+      <w:r>
+        <w:rPr>
+          <w:rtl/>
+          <w:cs/>
+          <w:lang w:val="ar_AE" w:bidi="ar_AE"/>
+        </w:rPr>
+      </w:r>
+      <w:r>
+        <w:rPr>
+          <w:rtl/>
+          <w:cs/>
           <w:lang w:val="ar_AE" w:bidi="ar_AE"/>
         </w:rPr>
         <w:t xml:space="preserve">إِنْ قُلْنَا إِنَّنَا لَمْ نُخْطِئْ نَجْعَلْهُ كَاذِبًا: فكلمة الله تؤكد على الطبيعة المتغلغلة والعميقة للخطية (انظر </w:t>
       </w:r>
       <w:r>
         <w:rPr>
+          <w:rtl/>
+          <w:cs/>
           <w:lang w:val="ar_AE" w:bidi="ar_AE"/>
         </w:rPr>
         <w:t>ملاحظة الدراسة على 1:8</w:t>
       </w:r>
       <w:r>
         <w:rPr>
+          <w:rtl/>
+          <w:cs/>
           <w:lang w:val="ar_AE" w:bidi="ar_AE"/>
         </w:rPr>
         <w:t>).</w:t>
       </w:r>
       <w:r>
         <w:rPr>
-          <w:lang w:val="ar_AE" w:bidi="ar_AE"/>
-        </w:rPr>
-      </w:r>
-      <w:r>
-        <w:rPr>
-          <w:lang w:val="ar_AE" w:bidi="ar_AE"/>
-        </w:rPr>
-      </w:r>
-    </w:p>
-    <w:p>
-      <w:pPr>
-        <w:bidi/>
-      </w:pPr>
-      <w:r>
-        <w:rPr>
+          <w:rtl/>
+          <w:cs/>
+          <w:lang w:val="ar_AE" w:bidi="ar_AE"/>
+        </w:rPr>
+      </w:r>
+      <w:r>
+        <w:rPr>
+          <w:rtl/>
+          <w:cs/>
+          <w:lang w:val="ar_AE" w:bidi="ar_AE"/>
+        </w:rPr>
+      </w:r>
+    </w:p>
+    <w:p>
+      <w:pPr>
+        <w:bidi/>
+      </w:pPr>
+      <w:r>
+        <w:rPr>
+          <w:rtl/>
+          <w:cs/>
           <w:lang w:val="ar_AE" w:bidi="ar_AE"/>
         </w:rPr>
       </w:r>
@@ -1293,27 +1609,35 @@
       </w:pPr>
       <w:r>
         <w:rPr>
+          <w:rtl/>
+          <w:cs/>
           <w:lang w:val="ar_AE" w:bidi="ar_AE"/>
         </w:rPr>
         <w:t>1 يوحنا 2: 1</w:t>
       </w:r>
       <w:r>
         <w:rPr>
-          <w:lang w:val="ar_AE" w:bidi="ar_AE"/>
-        </w:rPr>
-      </w:r>
-    </w:p>
-    <w:p>
-      <w:pPr>
-        <w:bidi/>
-      </w:pPr>
-      <w:r>
-        <w:rPr>
-          <w:lang w:val="ar_AE" w:bidi="ar_AE"/>
-        </w:rPr>
-      </w:r>
-      <w:r>
-        <w:rPr>
+          <w:rtl/>
+          <w:cs/>
+          <w:lang w:val="ar_AE" w:bidi="ar_AE"/>
+        </w:rPr>
+      </w:r>
+    </w:p>
+    <w:p>
+      <w:pPr>
+        <w:bidi/>
+      </w:pPr>
+      <w:r>
+        <w:rPr>
+          <w:rtl/>
+          <w:cs/>
+          <w:lang w:val="ar_AE" w:bidi="ar_AE"/>
+        </w:rPr>
+      </w:r>
+      <w:r>
+        <w:rPr>
+          <w:rtl/>
+          <w:cs/>
           <w:lang w:val="ar_AE" w:bidi="ar_AE"/>
         </w:rPr>
         <w:t>لكي يعيش الإنسان "في النور" (</w:t>
@@ -1321,6 +1645,8 @@
       <w:hyperlink r:id="rId32">
         <w:r>
           <w:rPr>
+            <w:rtl/>
+            <w:cs/>
             <w:lang w:val="ar_AE" w:bidi="ar_AE"/>
           </w:rPr>
           <w:rPr>
@@ -1332,6 +1658,8 @@
       </w:hyperlink>
       <w:r>
         <w:rPr>
+          <w:rtl/>
+          <w:cs/>
           <w:lang w:val="ar_AE" w:bidi="ar_AE"/>
         </w:rPr>
         <w:t>)، يجب عليه أن يعترف بالخطية (</w:t>
@@ -1339,6 +1667,8 @@
       <w:hyperlink r:id="rId31">
         <w:r>
           <w:rPr>
+            <w:rtl/>
+            <w:cs/>
             <w:lang w:val="ar_AE" w:bidi="ar_AE"/>
           </w:rPr>
           <w:rPr>
@@ -1350,6 +1680,8 @@
       </w:hyperlink>
       <w:r>
         <w:rPr>
+          <w:rtl/>
+          <w:cs/>
           <w:lang w:val="ar_AE" w:bidi="ar_AE"/>
         </w:rPr>
         <w:t xml:space="preserve">) وأن يتوقف عن ارتكابها. ويؤكد يوحنا على الخطية في أصحاح </w:t>
@@ -1357,6 +1689,8 @@
       <w:hyperlink r:id="rId33">
         <w:r>
           <w:rPr>
+            <w:rtl/>
+            <w:cs/>
             <w:lang w:val="ar_AE" w:bidi="ar_AE"/>
           </w:rPr>
           <w:rPr>
@@ -1368,6 +1702,8 @@
       </w:hyperlink>
       <w:r>
         <w:rPr>
+          <w:rtl/>
+          <w:cs/>
           <w:lang w:val="ar_AE" w:bidi="ar_AE"/>
         </w:rPr>
         <w:t xml:space="preserve"> ليحث المؤمنين على احتقار خطاياهم وتجنبها. • وَإِنْ أَخْطَأَ أَحَدٌ: ينبغي للمؤمنين رفض الخطية، ولكن يَجِبُ ألاّ يخافوا من الاعتراف بالخطايا إلى الله. • شَفِيعٌ (اليونانية paraklētos</w:t>
@@ -1375,12 +1711,16 @@
       <w:r>
         <w:rPr>
           <w:i/>
+          <w:rtl/>
+          <w:cs/>
           <w:lang w:val="ar_AE" w:bidi="ar_AE"/>
         </w:rPr>
         <w:t>,</w:t>
       </w:r>
       <w:r>
         <w:rPr>
+          <w:rtl/>
+          <w:cs/>
           <w:lang w:val="ar_AE" w:bidi="ar_AE"/>
         </w:rPr>
         <w:t xml:space="preserve"> "الشخص الذي يُدعى إلى جانبنا" كمُعَزٍ أو مؤازر): المسيح هو محامي دفاعنا، ويمثلنا أمام الآب في السماء (انظر </w:t>
@@ -1388,6 +1728,8 @@
       <w:hyperlink r:id="rId34">
         <w:r>
           <w:rPr>
+            <w:rtl/>
+            <w:cs/>
             <w:lang w:val="ar_AE" w:bidi="ar_AE"/>
           </w:rPr>
           <w:rPr>
@@ -1399,6 +1741,8 @@
       </w:hyperlink>
       <w:r>
         <w:rPr>
+          <w:rtl/>
+          <w:cs/>
           <w:lang w:val="ar_AE" w:bidi="ar_AE"/>
         </w:rPr>
         <w:t xml:space="preserve">; قارن </w:t>
@@ -1406,6 +1750,8 @@
       <w:hyperlink r:id="rId35">
         <w:r>
           <w:rPr>
+            <w:rtl/>
+            <w:cs/>
             <w:lang w:val="ar_AE" w:bidi="ar_AE"/>
           </w:rPr>
           <w:rPr>
@@ -1417,6 +1763,8 @@
       </w:hyperlink>
       <w:r>
         <w:rPr>
+          <w:rtl/>
+          <w:cs/>
           <w:lang w:val="ar_AE" w:bidi="ar_AE"/>
         </w:rPr>
         <w:t xml:space="preserve">). • يَسُوعُ الْمَسِيحُ الْبَارُّ: نحن، على النقيض من ذلك، خطاة. ولكن لأن المسيح أكمل الناموس ودفع عقوبة الخطية عنا، فيمكنه أن يدافع عنا على أساس العدالة والرحمة. فعندما أقام الله المسيح من الأموات، قَبِلَ مرة واحدة وإلى الأبد طلب المسيح لتبرئتنا (انظر </w:t>
@@ -1424,6 +1772,8 @@
       <w:hyperlink r:id="rId36">
         <w:r>
           <w:rPr>
+            <w:rtl/>
+            <w:cs/>
             <w:lang w:val="ar_AE" w:bidi="ar_AE"/>
           </w:rPr>
           <w:rPr>
@@ -1435,27 +1785,35 @@
       </w:hyperlink>
       <w:r>
         <w:rPr>
+          <w:rtl/>
+          <w:cs/>
           <w:lang w:val="ar_AE" w:bidi="ar_AE"/>
         </w:rPr>
         <w:t>). "بِرّ المسيح يقف إلى جانبنا؛ لأن بِرّ الله، في يسوع المسيح، هو لنا" (مارتن لوثر).</w:t>
       </w:r>
       <w:r>
         <w:rPr>
-          <w:lang w:val="ar_AE" w:bidi="ar_AE"/>
-        </w:rPr>
-      </w:r>
-      <w:r>
-        <w:rPr>
-          <w:lang w:val="ar_AE" w:bidi="ar_AE"/>
-        </w:rPr>
-      </w:r>
-    </w:p>
-    <w:p>
-      <w:pPr>
-        <w:bidi/>
-      </w:pPr>
-      <w:r>
-        <w:rPr>
+          <w:rtl/>
+          <w:cs/>
+          <w:lang w:val="ar_AE" w:bidi="ar_AE"/>
+        </w:rPr>
+      </w:r>
+      <w:r>
+        <w:rPr>
+          <w:rtl/>
+          <w:cs/>
+          <w:lang w:val="ar_AE" w:bidi="ar_AE"/>
+        </w:rPr>
+      </w:r>
+    </w:p>
+    <w:p>
+      <w:pPr>
+        <w:bidi/>
+      </w:pPr>
+      <w:r>
+        <w:rPr>
+          <w:rtl/>
+          <w:cs/>
           <w:lang w:val="ar_AE" w:bidi="ar_AE"/>
         </w:rPr>
       </w:r>
@@ -1467,27 +1825,35 @@
       </w:pPr>
       <w:r>
         <w:rPr>
+          <w:rtl/>
+          <w:cs/>
           <w:lang w:val="ar_AE" w:bidi="ar_AE"/>
         </w:rPr>
         <w:t>1 يوحنا 2: 2</w:t>
       </w:r>
       <w:r>
         <w:rPr>
-          <w:lang w:val="ar_AE" w:bidi="ar_AE"/>
-        </w:rPr>
-      </w:r>
-    </w:p>
-    <w:p>
-      <w:pPr>
-        <w:bidi/>
-      </w:pPr>
-      <w:r>
-        <w:rPr>
-          <w:lang w:val="ar_AE" w:bidi="ar_AE"/>
-        </w:rPr>
-      </w:r>
-      <w:r>
-        <w:rPr>
+          <w:rtl/>
+          <w:cs/>
+          <w:lang w:val="ar_AE" w:bidi="ar_AE"/>
+        </w:rPr>
+      </w:r>
+    </w:p>
+    <w:p>
+      <w:pPr>
+        <w:bidi/>
+      </w:pPr>
+      <w:r>
+        <w:rPr>
+          <w:rtl/>
+          <w:cs/>
+          <w:lang w:val="ar_AE" w:bidi="ar_AE"/>
+        </w:rPr>
+      </w:r>
+      <w:r>
+        <w:rPr>
+          <w:rtl/>
+          <w:cs/>
           <w:lang w:val="ar_AE" w:bidi="ar_AE"/>
         </w:rPr>
         <w:t xml:space="preserve">وَهُوَ كَفَّارَةٌ لِخَطَايَانَا: الكلمة اليونانية hilasmos تعني "الإرضاء عن طريق الذبيحة" (قارن </w:t>
@@ -1495,6 +1861,8 @@
       <w:hyperlink r:id="rId37">
         <w:r>
           <w:rPr>
+            <w:rtl/>
+            <w:cs/>
             <w:lang w:val="ar_AE" w:bidi="ar_AE"/>
           </w:rPr>
           <w:rPr>
@@ -1506,6 +1874,8 @@
       </w:hyperlink>
       <w:r>
         <w:rPr>
+          <w:rtl/>
+          <w:cs/>
           <w:lang w:val="ar_AE" w:bidi="ar_AE"/>
         </w:rPr>
         <w:t>). لقد أرضى المسيح عدالة الله بموته نيابةً عنا (</w:t>
@@ -1513,6 +1883,8 @@
       <w:hyperlink r:id="rId38">
         <w:r>
           <w:rPr>
+            <w:rtl/>
+            <w:cs/>
             <w:lang w:val="ar_AE" w:bidi="ar_AE"/>
           </w:rPr>
           <w:rPr>
@@ -1524,27 +1896,35 @@
       </w:hyperlink>
       <w:r>
         <w:rPr>
+          <w:rtl/>
+          <w:cs/>
           <w:lang w:val="ar_AE" w:bidi="ar_AE"/>
         </w:rPr>
         <w:t>).</w:t>
       </w:r>
       <w:r>
         <w:rPr>
-          <w:lang w:val="ar_AE" w:bidi="ar_AE"/>
-        </w:rPr>
-      </w:r>
-      <w:r>
-        <w:rPr>
-          <w:lang w:val="ar_AE" w:bidi="ar_AE"/>
-        </w:rPr>
-      </w:r>
-    </w:p>
-    <w:p>
-      <w:pPr>
-        <w:bidi/>
-      </w:pPr>
-      <w:r>
-        <w:rPr>
+          <w:rtl/>
+          <w:cs/>
+          <w:lang w:val="ar_AE" w:bidi="ar_AE"/>
+        </w:rPr>
+      </w:r>
+      <w:r>
+        <w:rPr>
+          <w:rtl/>
+          <w:cs/>
+          <w:lang w:val="ar_AE" w:bidi="ar_AE"/>
+        </w:rPr>
+      </w:r>
+    </w:p>
+    <w:p>
+      <w:pPr>
+        <w:bidi/>
+      </w:pPr>
+      <w:r>
+        <w:rPr>
+          <w:rtl/>
+          <w:cs/>
           <w:lang w:val="ar_AE" w:bidi="ar_AE"/>
         </w:rPr>
       </w:r>
@@ -1556,27 +1936,35 @@
       </w:pPr>
       <w:r>
         <w:rPr>
+          <w:rtl/>
+          <w:cs/>
           <w:lang w:val="ar_AE" w:bidi="ar_AE"/>
         </w:rPr>
         <w:t>1 يوحنا 2: 3–6</w:t>
       </w:r>
       <w:r>
         <w:rPr>
-          <w:lang w:val="ar_AE" w:bidi="ar_AE"/>
-        </w:rPr>
-      </w:r>
-    </w:p>
-    <w:p>
-      <w:pPr>
-        <w:bidi/>
-      </w:pPr>
-      <w:r>
-        <w:rPr>
-          <w:lang w:val="ar_AE" w:bidi="ar_AE"/>
-        </w:rPr>
-      </w:r>
-      <w:r>
-        <w:rPr>
+          <w:rtl/>
+          <w:cs/>
+          <w:lang w:val="ar_AE" w:bidi="ar_AE"/>
+        </w:rPr>
+      </w:r>
+    </w:p>
+    <w:p>
+      <w:pPr>
+        <w:bidi/>
+      </w:pPr>
+      <w:r>
+        <w:rPr>
+          <w:rtl/>
+          <w:cs/>
+          <w:lang w:val="ar_AE" w:bidi="ar_AE"/>
+        </w:rPr>
+      </w:r>
+      <w:r>
+        <w:rPr>
+          <w:rtl/>
+          <w:cs/>
           <w:lang w:val="ar_AE" w:bidi="ar_AE"/>
         </w:rPr>
         <w:t>الطاعة هي دليل واضح على معرفتنا بالمسيح وانتمائنا إليه. إذا لم نطع المسيح، فمن الواضح أننا لا ننتمي إليه أو نحبه. • بينما نطيع المسيح ووصاياه</w:t>
@@ -1584,12 +1972,16 @@
       <w:r>
         <w:rPr>
           <w:i/>
+          <w:rtl/>
+          <w:cs/>
           <w:lang w:val="ar_AE" w:bidi="ar_AE"/>
         </w:rPr>
         <w:t>،</w:t>
       </w:r>
       <w:r>
         <w:rPr>
+          <w:rtl/>
+          <w:cs/>
           <w:lang w:val="ar_AE" w:bidi="ar_AE"/>
         </w:rPr>
         <w:t xml:space="preserve"> ستنمو محبتنا لله ومعرفتنا به نحو الكمال والنضج. سنسلك </w:t>
@@ -1597,12 +1989,16 @@
       <w:r>
         <w:rPr>
           <w:i/>
+          <w:rtl/>
+          <w:cs/>
           <w:lang w:val="ar_AE" w:bidi="ar_AE"/>
         </w:rPr>
         <w:t>. . .</w:t>
       </w:r>
       <w:r>
         <w:rPr>
+          <w:rtl/>
+          <w:cs/>
           <w:lang w:val="ar_AE" w:bidi="ar_AE"/>
         </w:rPr>
         <w:t xml:space="preserve"> كما سلك يسوع</w:t>
@@ -1610,33 +2006,43 @@
       <w:r>
         <w:rPr>
           <w:i/>
+          <w:rtl/>
+          <w:cs/>
           <w:lang w:val="ar_AE" w:bidi="ar_AE"/>
         </w:rPr>
         <w:t>،</w:t>
       </w:r>
       <w:r>
         <w:rPr>
+          <w:rtl/>
+          <w:cs/>
           <w:lang w:val="ar_AE" w:bidi="ar_AE"/>
         </w:rPr>
         <w:t xml:space="preserve"> في اتحاد مع الله وإظهار المحبة للآخرين.</w:t>
       </w:r>
       <w:r>
         <w:rPr>
-          <w:lang w:val="ar_AE" w:bidi="ar_AE"/>
-        </w:rPr>
-      </w:r>
-      <w:r>
-        <w:rPr>
-          <w:lang w:val="ar_AE" w:bidi="ar_AE"/>
-        </w:rPr>
-      </w:r>
-    </w:p>
-    <w:p>
-      <w:pPr>
-        <w:bidi/>
-      </w:pPr>
-      <w:r>
-        <w:rPr>
+          <w:rtl/>
+          <w:cs/>
+          <w:lang w:val="ar_AE" w:bidi="ar_AE"/>
+        </w:rPr>
+      </w:r>
+      <w:r>
+        <w:rPr>
+          <w:rtl/>
+          <w:cs/>
+          <w:lang w:val="ar_AE" w:bidi="ar_AE"/>
+        </w:rPr>
+      </w:r>
+    </w:p>
+    <w:p>
+      <w:pPr>
+        <w:bidi/>
+      </w:pPr>
+      <w:r>
+        <w:rPr>
+          <w:rtl/>
+          <w:cs/>
           <w:lang w:val="ar_AE" w:bidi="ar_AE"/>
         </w:rPr>
       </w:r>
@@ -1648,27 +2054,35 @@
       </w:pPr>
       <w:r>
         <w:rPr>
+          <w:rtl/>
+          <w:cs/>
           <w:lang w:val="ar_AE" w:bidi="ar_AE"/>
         </w:rPr>
         <w:t>1 يوحنا 2: 7–11</w:t>
       </w:r>
       <w:r>
         <w:rPr>
-          <w:lang w:val="ar_AE" w:bidi="ar_AE"/>
-        </w:rPr>
-      </w:r>
-    </w:p>
-    <w:p>
-      <w:pPr>
-        <w:bidi/>
-      </w:pPr>
-      <w:r>
-        <w:rPr>
-          <w:lang w:val="ar_AE" w:bidi="ar_AE"/>
-        </w:rPr>
-      </w:r>
-      <w:r>
-        <w:rPr>
+          <w:rtl/>
+          <w:cs/>
+          <w:lang w:val="ar_AE" w:bidi="ar_AE"/>
+        </w:rPr>
+      </w:r>
+    </w:p>
+    <w:p>
+      <w:pPr>
+        <w:bidi/>
+      </w:pPr>
+      <w:r>
+        <w:rPr>
+          <w:rtl/>
+          <w:cs/>
+          <w:lang w:val="ar_AE" w:bidi="ar_AE"/>
+        </w:rPr>
+      </w:r>
+      <w:r>
+        <w:rPr>
+          <w:rtl/>
+          <w:cs/>
           <w:lang w:val="ar_AE" w:bidi="ar_AE"/>
         </w:rPr>
         <w:t>كانت الوصية القديمة موجودة لدى التلاميذ (أن يحبوا بعضهم البعض) منذ البدء</w:t>
@@ -1676,12 +2090,16 @@
       <w:r>
         <w:rPr>
           <w:i/>
+          <w:rtl/>
+          <w:cs/>
           <w:lang w:val="ar_AE" w:bidi="ar_AE"/>
         </w:rPr>
         <w:t>،</w:t>
       </w:r>
       <w:r>
         <w:rPr>
+          <w:rtl/>
+          <w:cs/>
           <w:lang w:val="ar_AE" w:bidi="ar_AE"/>
         </w:rPr>
         <w:t xml:space="preserve"> من يسوع نفسه (</w:t>
@@ -1689,6 +2107,8 @@
       <w:hyperlink r:id="rId39">
         <w:r>
           <w:rPr>
+            <w:rtl/>
+            <w:cs/>
             <w:lang w:val="ar_AE" w:bidi="ar_AE"/>
           </w:rPr>
           <w:rPr>
@@ -1700,6 +2120,8 @@
       </w:hyperlink>
       <w:r>
         <w:rPr>
+          <w:rtl/>
+          <w:cs/>
           <w:lang w:val="ar_AE" w:bidi="ar_AE"/>
         </w:rPr>
         <w:t>) ومن العهد القديم (</w:t>
@@ -1707,6 +2129,8 @@
       <w:hyperlink r:id="rId40">
         <w:r>
           <w:rPr>
+            <w:rtl/>
+            <w:cs/>
             <w:lang w:val="ar_AE" w:bidi="ar_AE"/>
           </w:rPr>
           <w:rPr>
@@ -1718,6 +2142,8 @@
       </w:hyperlink>
       <w:r>
         <w:rPr>
+          <w:rtl/>
+          <w:cs/>
           <w:lang w:val="ar_AE" w:bidi="ar_AE"/>
         </w:rPr>
         <w:t xml:space="preserve">, </w:t>
@@ -1725,6 +2151,8 @@
       <w:hyperlink r:id="rId41">
         <w:r>
           <w:rPr>
+            <w:rtl/>
+            <w:cs/>
             <w:lang w:val="ar_AE" w:bidi="ar_AE"/>
           </w:rPr>
           <w:rPr>
@@ -1736,27 +2164,35 @@
       </w:hyperlink>
       <w:r>
         <w:rPr>
+          <w:rtl/>
+          <w:cs/>
           <w:lang w:val="ar_AE" w:bidi="ar_AE"/>
         </w:rPr>
         <w:t>).</w:t>
       </w:r>
       <w:r>
         <w:rPr>
-          <w:lang w:val="ar_AE" w:bidi="ar_AE"/>
-        </w:rPr>
-      </w:r>
-      <w:r>
-        <w:rPr>
-          <w:lang w:val="ar_AE" w:bidi="ar_AE"/>
-        </w:rPr>
-      </w:r>
-    </w:p>
-    <w:p>
-      <w:pPr>
-        <w:bidi/>
-      </w:pPr>
-      <w:r>
-        <w:rPr>
+          <w:rtl/>
+          <w:cs/>
+          <w:lang w:val="ar_AE" w:bidi="ar_AE"/>
+        </w:rPr>
+      </w:r>
+      <w:r>
+        <w:rPr>
+          <w:rtl/>
+          <w:cs/>
+          <w:lang w:val="ar_AE" w:bidi="ar_AE"/>
+        </w:rPr>
+      </w:r>
+    </w:p>
+    <w:p>
+      <w:pPr>
+        <w:bidi/>
+      </w:pPr>
+      <w:r>
+        <w:rPr>
+          <w:rtl/>
+          <w:cs/>
           <w:lang w:val="ar_AE" w:bidi="ar_AE"/>
         </w:rPr>
       </w:r>
@@ -1768,27 +2204,35 @@
       </w:pPr>
       <w:r>
         <w:rPr>
+          <w:rtl/>
+          <w:cs/>
           <w:lang w:val="ar_AE" w:bidi="ar_AE"/>
         </w:rPr>
         <w:t>1 يوحنا 2: 8</w:t>
       </w:r>
       <w:r>
         <w:rPr>
-          <w:lang w:val="ar_AE" w:bidi="ar_AE"/>
-        </w:rPr>
-      </w:r>
-    </w:p>
-    <w:p>
-      <w:pPr>
-        <w:bidi/>
-      </w:pPr>
-      <w:r>
-        <w:rPr>
-          <w:lang w:val="ar_AE" w:bidi="ar_AE"/>
-        </w:rPr>
-      </w:r>
-      <w:r>
-        <w:rPr>
+          <w:rtl/>
+          <w:cs/>
+          <w:lang w:val="ar_AE" w:bidi="ar_AE"/>
+        </w:rPr>
+      </w:r>
+    </w:p>
+    <w:p>
+      <w:pPr>
+        <w:bidi/>
+      </w:pPr>
+      <w:r>
+        <w:rPr>
+          <w:rtl/>
+          <w:cs/>
+          <w:lang w:val="ar_AE" w:bidi="ar_AE"/>
+        </w:rPr>
+      </w:r>
+      <w:r>
+        <w:rPr>
+          <w:rtl/>
+          <w:cs/>
           <w:lang w:val="ar_AE" w:bidi="ar_AE"/>
         </w:rPr>
         <w:t>أَيْضًا وَصِيَّةً جَدِيدَةً أَكْتُبُ إِلَيْكُمْ: قدمت وصية يسوع الأساس الجديد لمحبتهم عن طريق إظهاره المحبة للتلاميذ (</w:t>
@@ -1796,6 +2240,8 @@
       <w:hyperlink r:id="rId42">
         <w:r>
           <w:rPr>
+            <w:rtl/>
+            <w:cs/>
             <w:lang w:val="ar_AE" w:bidi="ar_AE"/>
           </w:rPr>
           <w:rPr>
@@ -1807,27 +2253,35 @@
       </w:hyperlink>
       <w:r>
         <w:rPr>
+          <w:rtl/>
+          <w:cs/>
           <w:lang w:val="ar_AE" w:bidi="ar_AE"/>
         </w:rPr>
         <w:t>). • أَنَّ الظُّلْمَةَ قَدْ مَضَتْ، وَالنُّورَ الْحَقِيقِيَّ الآنَ يُضِيءُ: نور الأخبار السارة يطرد الظلام. لا يمكن للظلام التغلب عليه، خاصة حيثما يعيش المؤمنون المحبة التي في المسيح.</w:t>
       </w:r>
       <w:r>
         <w:rPr>
-          <w:lang w:val="ar_AE" w:bidi="ar_AE"/>
-        </w:rPr>
-      </w:r>
-      <w:r>
-        <w:rPr>
-          <w:lang w:val="ar_AE" w:bidi="ar_AE"/>
-        </w:rPr>
-      </w:r>
-    </w:p>
-    <w:p>
-      <w:pPr>
-        <w:bidi/>
-      </w:pPr>
-      <w:r>
-        <w:rPr>
+          <w:rtl/>
+          <w:cs/>
+          <w:lang w:val="ar_AE" w:bidi="ar_AE"/>
+        </w:rPr>
+      </w:r>
+      <w:r>
+        <w:rPr>
+          <w:rtl/>
+          <w:cs/>
+          <w:lang w:val="ar_AE" w:bidi="ar_AE"/>
+        </w:rPr>
+      </w:r>
+    </w:p>
+    <w:p>
+      <w:pPr>
+        <w:bidi/>
+      </w:pPr>
+      <w:r>
+        <w:rPr>
+          <w:rtl/>
+          <w:cs/>
           <w:lang w:val="ar_AE" w:bidi="ar_AE"/>
         </w:rPr>
       </w:r>
@@ -1839,27 +2293,35 @@
       </w:pPr>
       <w:r>
         <w:rPr>
+          <w:rtl/>
+          <w:cs/>
           <w:lang w:val="ar_AE" w:bidi="ar_AE"/>
         </w:rPr>
         <w:t>1 يوحنا 2: 9</w:t>
       </w:r>
       <w:r>
         <w:rPr>
-          <w:lang w:val="ar_AE" w:bidi="ar_AE"/>
-        </w:rPr>
-      </w:r>
-    </w:p>
-    <w:p>
-      <w:pPr>
-        <w:bidi/>
-      </w:pPr>
-      <w:r>
-        <w:rPr>
-          <w:lang w:val="ar_AE" w:bidi="ar_AE"/>
-        </w:rPr>
-      </w:r>
-      <w:r>
-        <w:rPr>
+          <w:rtl/>
+          <w:cs/>
+          <w:lang w:val="ar_AE" w:bidi="ar_AE"/>
+        </w:rPr>
+      </w:r>
+    </w:p>
+    <w:p>
+      <w:pPr>
+        <w:bidi/>
+      </w:pPr>
+      <w:r>
+        <w:rPr>
+          <w:rtl/>
+          <w:cs/>
+          <w:lang w:val="ar_AE" w:bidi="ar_AE"/>
+        </w:rPr>
+      </w:r>
+      <w:r>
+        <w:rPr>
+          <w:rtl/>
+          <w:cs/>
           <w:lang w:val="ar_AE" w:bidi="ar_AE"/>
         </w:rPr>
         <w:t xml:space="preserve">مؤمن رفيق: حرفيًا </w:t>
@@ -1867,12 +2329,16 @@
       <w:r>
         <w:rPr>
           <w:i/>
+          <w:rtl/>
+          <w:cs/>
           <w:lang w:val="ar_AE" w:bidi="ar_AE"/>
         </w:rPr>
         <w:t>أَخَاهُ.</w:t>
       </w:r>
       <w:r>
         <w:rPr>
+          <w:rtl/>
+          <w:cs/>
           <w:lang w:val="ar_AE" w:bidi="ar_AE"/>
         </w:rPr>
         <w:t xml:space="preserve"> الكلمة اليونانية adelphos (أيضًا في </w:t>
@@ -1880,6 +2346,8 @@
       <w:hyperlink r:id="rId43">
         <w:r>
           <w:rPr>
+            <w:rtl/>
+            <w:cs/>
             <w:lang w:val="ar_AE" w:bidi="ar_AE"/>
           </w:rPr>
           <w:rPr>
@@ -1891,27 +2359,35 @@
       </w:hyperlink>
       <w:r>
         <w:rPr>
+          <w:rtl/>
+          <w:cs/>
           <w:lang w:val="ar_AE" w:bidi="ar_AE"/>
         </w:rPr>
         <w:t>) هي مصطلح عام يُستخدم غالبًا للإشارة إلى كل من الأعضاء الذكور والإناث من نفس العائلة.</w:t>
       </w:r>
       <w:r>
         <w:rPr>
-          <w:lang w:val="ar_AE" w:bidi="ar_AE"/>
-        </w:rPr>
-      </w:r>
-      <w:r>
-        <w:rPr>
-          <w:lang w:val="ar_AE" w:bidi="ar_AE"/>
-        </w:rPr>
-      </w:r>
-    </w:p>
-    <w:p>
-      <w:pPr>
-        <w:bidi/>
-      </w:pPr>
-      <w:r>
-        <w:rPr>
+          <w:rtl/>
+          <w:cs/>
+          <w:lang w:val="ar_AE" w:bidi="ar_AE"/>
+        </w:rPr>
+      </w:r>
+      <w:r>
+        <w:rPr>
+          <w:rtl/>
+          <w:cs/>
+          <w:lang w:val="ar_AE" w:bidi="ar_AE"/>
+        </w:rPr>
+      </w:r>
+    </w:p>
+    <w:p>
+      <w:pPr>
+        <w:bidi/>
+      </w:pPr>
+      <w:r>
+        <w:rPr>
+          <w:rtl/>
+          <w:cs/>
           <w:lang w:val="ar_AE" w:bidi="ar_AE"/>
         </w:rPr>
       </w:r>
@@ -1923,48 +2399,62 @@
       </w:pPr>
       <w:r>
         <w:rPr>
+          <w:rtl/>
+          <w:cs/>
           <w:lang w:val="ar_AE" w:bidi="ar_AE"/>
         </w:rPr>
         <w:t>1 يوحنا 2: 9–11</w:t>
       </w:r>
       <w:r>
         <w:rPr>
-          <w:lang w:val="ar_AE" w:bidi="ar_AE"/>
-        </w:rPr>
-      </w:r>
-    </w:p>
-    <w:p>
-      <w:pPr>
-        <w:bidi/>
-      </w:pPr>
-      <w:r>
-        <w:rPr>
-          <w:lang w:val="ar_AE" w:bidi="ar_AE"/>
-        </w:rPr>
-      </w:r>
-      <w:r>
-        <w:rPr>
+          <w:rtl/>
+          <w:cs/>
+          <w:lang w:val="ar_AE" w:bidi="ar_AE"/>
+        </w:rPr>
+      </w:r>
+    </w:p>
+    <w:p>
+      <w:pPr>
+        <w:bidi/>
+      </w:pPr>
+      <w:r>
+        <w:rPr>
+          <w:rtl/>
+          <w:cs/>
+          <w:lang w:val="ar_AE" w:bidi="ar_AE"/>
+        </w:rPr>
+      </w:r>
+      <w:r>
+        <w:rPr>
+          <w:rtl/>
+          <w:cs/>
           <w:lang w:val="ar_AE" w:bidi="ar_AE"/>
         </w:rPr>
         <w:t>إحدى العلامات الأخرى على معرفة المسيح حقًا هي كيفية معاملة الشخص للمؤمنين الآخرين. ويشير يوحنا مرة أخرى إلى أولئك الذين يدَّعون أنهم مستنيرون روحيًا ولكنهم ينفصلون عن المؤمنين الآخرين بموقف من التعالي. ويصف يوحنا مثل هذا الموقف بأنه كراهية.</w:t>
       </w:r>
       <w:r>
         <w:rPr>
-          <w:lang w:val="ar_AE" w:bidi="ar_AE"/>
-        </w:rPr>
-      </w:r>
-      <w:r>
-        <w:rPr>
-          <w:lang w:val="ar_AE" w:bidi="ar_AE"/>
-        </w:rPr>
-      </w:r>
-    </w:p>
-    <w:p>
-      <w:pPr>
-        <w:bidi/>
-      </w:pPr>
-      <w:r>
-        <w:rPr>
+          <w:rtl/>
+          <w:cs/>
+          <w:lang w:val="ar_AE" w:bidi="ar_AE"/>
+        </w:rPr>
+      </w:r>
+      <w:r>
+        <w:rPr>
+          <w:rtl/>
+          <w:cs/>
+          <w:lang w:val="ar_AE" w:bidi="ar_AE"/>
+        </w:rPr>
+      </w:r>
+    </w:p>
+    <w:p>
+      <w:pPr>
+        <w:bidi/>
+      </w:pPr>
+      <w:r>
+        <w:rPr>
+          <w:rtl/>
+          <w:cs/>
           <w:lang w:val="ar_AE" w:bidi="ar_AE"/>
         </w:rPr>
       </w:r>
@@ -1976,48 +2466,62 @@
       </w:pPr>
       <w:r>
         <w:rPr>
+          <w:rtl/>
+          <w:cs/>
           <w:lang w:val="ar_AE" w:bidi="ar_AE"/>
         </w:rPr>
         <w:t>1 يوحنا 2: 10</w:t>
       </w:r>
       <w:r>
         <w:rPr>
-          <w:lang w:val="ar_AE" w:bidi="ar_AE"/>
-        </w:rPr>
-      </w:r>
-    </w:p>
-    <w:p>
-      <w:pPr>
-        <w:bidi/>
-      </w:pPr>
-      <w:r>
-        <w:rPr>
-          <w:lang w:val="ar_AE" w:bidi="ar_AE"/>
-        </w:rPr>
-      </w:r>
-      <w:r>
-        <w:rPr>
+          <w:rtl/>
+          <w:cs/>
+          <w:lang w:val="ar_AE" w:bidi="ar_AE"/>
+        </w:rPr>
+      </w:r>
+    </w:p>
+    <w:p>
+      <w:pPr>
+        <w:bidi/>
+      </w:pPr>
+      <w:r>
+        <w:rPr>
+          <w:rtl/>
+          <w:cs/>
+          <w:lang w:val="ar_AE" w:bidi="ar_AE"/>
+        </w:rPr>
+      </w:r>
+      <w:r>
+        <w:rPr>
+          <w:rtl/>
+          <w:cs/>
           <w:lang w:val="ar_AE" w:bidi="ar_AE"/>
         </w:rPr>
         <w:t>أن تُعثِر الآخرين يمكن أن يعني أيضًا الإيقاع بهم أو نصب الفخاخ لهم. الكلمة اليونانية "skandalon" تعني فخًا أو عائقًا في طريق شخص ما. الغنوصيون، الذين نشروا تعاليم خاطئة عن المسيح، كانوا يعوقون الناس بإيقاعهم في الخطأ والظلمة. • يَثْبُتُ فِي النُّورِ: الحياة التقية ستُثبِّت، ولن تعيق، إيمان المؤمنين الآخرين.</w:t>
       </w:r>
       <w:r>
         <w:rPr>
-          <w:lang w:val="ar_AE" w:bidi="ar_AE"/>
-        </w:rPr>
-      </w:r>
-      <w:r>
-        <w:rPr>
-          <w:lang w:val="ar_AE" w:bidi="ar_AE"/>
-        </w:rPr>
-      </w:r>
-    </w:p>
-    <w:p>
-      <w:pPr>
-        <w:bidi/>
-      </w:pPr>
-      <w:r>
-        <w:rPr>
+          <w:rtl/>
+          <w:cs/>
+          <w:lang w:val="ar_AE" w:bidi="ar_AE"/>
+        </w:rPr>
+      </w:r>
+      <w:r>
+        <w:rPr>
+          <w:rtl/>
+          <w:cs/>
+          <w:lang w:val="ar_AE" w:bidi="ar_AE"/>
+        </w:rPr>
+      </w:r>
+    </w:p>
+    <w:p>
+      <w:pPr>
+        <w:bidi/>
+      </w:pPr>
+      <w:r>
+        <w:rPr>
+          <w:rtl/>
+          <w:cs/>
           <w:lang w:val="ar_AE" w:bidi="ar_AE"/>
         </w:rPr>
       </w:r>
@@ -2029,27 +2533,35 @@
       </w:pPr>
       <w:r>
         <w:rPr>
+          <w:rtl/>
+          <w:cs/>
           <w:lang w:val="ar_AE" w:bidi="ar_AE"/>
         </w:rPr>
         <w:t>1 يوحنا 2: 12–14</w:t>
       </w:r>
       <w:r>
         <w:rPr>
-          <w:lang w:val="ar_AE" w:bidi="ar_AE"/>
-        </w:rPr>
-      </w:r>
-    </w:p>
-    <w:p>
-      <w:pPr>
-        <w:bidi/>
-      </w:pPr>
-      <w:r>
-        <w:rPr>
-          <w:lang w:val="ar_AE" w:bidi="ar_AE"/>
-        </w:rPr>
-      </w:r>
-      <w:r>
-        <w:rPr>
+          <w:rtl/>
+          <w:cs/>
+          <w:lang w:val="ar_AE" w:bidi="ar_AE"/>
+        </w:rPr>
+      </w:r>
+    </w:p>
+    <w:p>
+      <w:pPr>
+        <w:bidi/>
+      </w:pPr>
+      <w:r>
+        <w:rPr>
+          <w:rtl/>
+          <w:cs/>
+          <w:lang w:val="ar_AE" w:bidi="ar_AE"/>
+        </w:rPr>
+      </w:r>
+      <w:r>
+        <w:rPr>
+          <w:rtl/>
+          <w:cs/>
           <w:lang w:val="ar_AE" w:bidi="ar_AE"/>
         </w:rPr>
         <w:t>يُقَدِّم يوحنّا ثلاث فئات من المؤمنين في مراحل مختلفة من النضج الروحي: الأولاد</w:t>
@@ -2057,12 +2569,16 @@
       <w:r>
         <w:rPr>
           <w:i/>
+          <w:rtl/>
+          <w:cs/>
           <w:lang w:val="ar_AE" w:bidi="ar_AE"/>
         </w:rPr>
         <w:t>،</w:t>
       </w:r>
       <w:r>
         <w:rPr>
+          <w:rtl/>
+          <w:cs/>
           <w:lang w:val="ar_AE" w:bidi="ar_AE"/>
         </w:rPr>
         <w:t xml:space="preserve"> والشباب في الإيمان (حرفيًا </w:t>
@@ -2070,12 +2586,16 @@
       <w:r>
         <w:rPr>
           <w:i/>
+          <w:rtl/>
+          <w:cs/>
           <w:lang w:val="ar_AE" w:bidi="ar_AE"/>
         </w:rPr>
         <w:t>الأحداث</w:t>
       </w:r>
       <w:r>
         <w:rPr>
+          <w:rtl/>
+          <w:cs/>
           <w:lang w:val="ar_AE" w:bidi="ar_AE"/>
         </w:rPr>
         <w:t xml:space="preserve">)، والناضجون في الإيمان (حرفيًا </w:t>
@@ -2083,33 +2603,43 @@
       <w:r>
         <w:rPr>
           <w:i/>
+          <w:rtl/>
+          <w:cs/>
           <w:lang w:val="ar_AE" w:bidi="ar_AE"/>
         </w:rPr>
         <w:t>الآباء</w:t>
       </w:r>
       <w:r>
         <w:rPr>
+          <w:rtl/>
+          <w:cs/>
           <w:lang w:val="ar_AE" w:bidi="ar_AE"/>
         </w:rPr>
         <w:t>).</w:t>
       </w:r>
       <w:r>
         <w:rPr>
-          <w:lang w:val="ar_AE" w:bidi="ar_AE"/>
-        </w:rPr>
-      </w:r>
-      <w:r>
-        <w:rPr>
-          <w:lang w:val="ar_AE" w:bidi="ar_AE"/>
-        </w:rPr>
-      </w:r>
-    </w:p>
-    <w:p>
-      <w:pPr>
-        <w:bidi/>
-      </w:pPr>
-      <w:r>
-        <w:rPr>
+          <w:rtl/>
+          <w:cs/>
+          <w:lang w:val="ar_AE" w:bidi="ar_AE"/>
+        </w:rPr>
+      </w:r>
+      <w:r>
+        <w:rPr>
+          <w:rtl/>
+          <w:cs/>
+          <w:lang w:val="ar_AE" w:bidi="ar_AE"/>
+        </w:rPr>
+      </w:r>
+    </w:p>
+    <w:p>
+      <w:pPr>
+        <w:bidi/>
+      </w:pPr>
+      <w:r>
+        <w:rPr>
+          <w:rtl/>
+          <w:cs/>
           <w:lang w:val="ar_AE" w:bidi="ar_AE"/>
         </w:rPr>
       </w:r>
@@ -2121,27 +2651,35 @@
       </w:pPr>
       <w:r>
         <w:rPr>
+          <w:rtl/>
+          <w:cs/>
           <w:lang w:val="ar_AE" w:bidi="ar_AE"/>
         </w:rPr>
         <w:t>1 يوحنا 2: 15–17</w:t>
       </w:r>
       <w:r>
         <w:rPr>
-          <w:lang w:val="ar_AE" w:bidi="ar_AE"/>
-        </w:rPr>
-      </w:r>
-    </w:p>
-    <w:p>
-      <w:pPr>
-        <w:bidi/>
-      </w:pPr>
-      <w:r>
-        <w:rPr>
-          <w:lang w:val="ar_AE" w:bidi="ar_AE"/>
-        </w:rPr>
-      </w:r>
-      <w:r>
-        <w:rPr>
+          <w:rtl/>
+          <w:cs/>
+          <w:lang w:val="ar_AE" w:bidi="ar_AE"/>
+        </w:rPr>
+      </w:r>
+    </w:p>
+    <w:p>
+      <w:pPr>
+        <w:bidi/>
+      </w:pPr>
+      <w:r>
+        <w:rPr>
+          <w:rtl/>
+          <w:cs/>
+          <w:lang w:val="ar_AE" w:bidi="ar_AE"/>
+        </w:rPr>
+      </w:r>
+      <w:r>
+        <w:rPr>
+          <w:rtl/>
+          <w:cs/>
           <w:lang w:val="ar_AE" w:bidi="ar_AE"/>
         </w:rPr>
         <w:t>العالم هو نظام غير أخلاقي تحت تأثير الشيطان ويقاوم الله وملكوت المسيح على هذه الأرض (</w:t>
@@ -2149,6 +2687,8 @@
       <w:hyperlink r:id="rId44">
         <w:r>
           <w:rPr>
+            <w:rtl/>
+            <w:cs/>
             <w:lang w:val="ar_AE" w:bidi="ar_AE"/>
           </w:rPr>
           <w:rPr>
@@ -2160,6 +2700,8 @@
       </w:hyperlink>
       <w:r>
         <w:rPr>
+          <w:rtl/>
+          <w:cs/>
           <w:lang w:val="ar_AE" w:bidi="ar_AE"/>
         </w:rPr>
         <w:t xml:space="preserve">; </w:t>
@@ -2167,6 +2709,8 @@
       <w:hyperlink r:id="rId45">
         <w:r>
           <w:rPr>
+            <w:rtl/>
+            <w:cs/>
             <w:lang w:val="ar_AE" w:bidi="ar_AE"/>
           </w:rPr>
           <w:rPr>
@@ -2178,6 +2722,8 @@
       </w:hyperlink>
       <w:r>
         <w:rPr>
+          <w:rtl/>
+          <w:cs/>
           <w:lang w:val="ar_AE" w:bidi="ar_AE"/>
         </w:rPr>
         <w:t xml:space="preserve">; </w:t>
@@ -2185,6 +2731,8 @@
       <w:hyperlink r:id="rId46">
         <w:r>
           <w:rPr>
+            <w:rtl/>
+            <w:cs/>
             <w:lang w:val="ar_AE" w:bidi="ar_AE"/>
           </w:rPr>
           <w:rPr>
@@ -2196,6 +2744,8 @@
       </w:hyperlink>
       <w:r>
         <w:rPr>
+          <w:rtl/>
+          <w:cs/>
           <w:lang w:val="ar_AE" w:bidi="ar_AE"/>
         </w:rPr>
         <w:t xml:space="preserve">; </w:t>
@@ -2203,6 +2753,8 @@
       <w:hyperlink r:id="rId47">
         <w:r>
           <w:rPr>
+            <w:rtl/>
+            <w:cs/>
             <w:lang w:val="ar_AE" w:bidi="ar_AE"/>
           </w:rPr>
           <w:rPr>
@@ -2214,6 +2766,8 @@
       </w:hyperlink>
       <w:r>
         <w:rPr>
+          <w:rtl/>
+          <w:cs/>
           <w:lang w:val="ar_AE" w:bidi="ar_AE"/>
         </w:rPr>
         <w:t xml:space="preserve">; </w:t>
@@ -2221,6 +2775,8 @@
       <w:hyperlink r:id="rId48">
         <w:r>
           <w:rPr>
+            <w:rtl/>
+            <w:cs/>
             <w:lang w:val="ar_AE" w:bidi="ar_AE"/>
           </w:rPr>
           <w:rPr>
@@ -2232,6 +2788,8 @@
       </w:hyperlink>
       <w:r>
         <w:rPr>
+          <w:rtl/>
+          <w:cs/>
           <w:lang w:val="ar_AE" w:bidi="ar_AE"/>
         </w:rPr>
         <w:t xml:space="preserve">; </w:t>
@@ -2239,6 +2797,8 @@
       <w:hyperlink r:id="rId49">
         <w:r>
           <w:rPr>
+            <w:rtl/>
+            <w:cs/>
             <w:lang w:val="ar_AE" w:bidi="ar_AE"/>
           </w:rPr>
           <w:rPr>
@@ -2250,6 +2810,8 @@
       </w:hyperlink>
       <w:r>
         <w:rPr>
+          <w:rtl/>
+          <w:cs/>
           <w:lang w:val="ar_AE" w:bidi="ar_AE"/>
         </w:rPr>
         <w:t xml:space="preserve">; </w:t>
@@ -2257,6 +2819,8 @@
       <w:hyperlink r:id="rId50">
         <w:r>
           <w:rPr>
+            <w:rtl/>
+            <w:cs/>
             <w:lang w:val="ar_AE" w:bidi="ar_AE"/>
           </w:rPr>
           <w:rPr>
@@ -2268,6 +2832,8 @@
       </w:hyperlink>
       <w:r>
         <w:rPr>
+          <w:rtl/>
+          <w:cs/>
           <w:lang w:val="ar_AE" w:bidi="ar_AE"/>
         </w:rPr>
         <w:t xml:space="preserve">; </w:t>
@@ -2275,6 +2841,8 @@
       <w:hyperlink r:id="rId51">
         <w:r>
           <w:rPr>
+            <w:rtl/>
+            <w:cs/>
             <w:lang w:val="ar_AE" w:bidi="ar_AE"/>
           </w:rPr>
           <w:rPr>
@@ -2286,27 +2854,35 @@
       </w:hyperlink>
       <w:r>
         <w:rPr>
+          <w:rtl/>
+          <w:cs/>
           <w:lang w:val="ar_AE" w:bidi="ar_AE"/>
         </w:rPr>
         <w:t>). ويغري العالم شهوات الناس الجسدية، مما يبعدهم عن الله. ويحتاج أولئك الذين هم من العالم إلى الله كي يُخَلِّصهم ويفديهم منه.</w:t>
       </w:r>
       <w:r>
         <w:rPr>
-          <w:lang w:val="ar_AE" w:bidi="ar_AE"/>
-        </w:rPr>
-      </w:r>
-      <w:r>
-        <w:rPr>
-          <w:lang w:val="ar_AE" w:bidi="ar_AE"/>
-        </w:rPr>
-      </w:r>
-    </w:p>
-    <w:p>
-      <w:pPr>
-        <w:bidi/>
-      </w:pPr>
-      <w:r>
-        <w:rPr>
+          <w:rtl/>
+          <w:cs/>
+          <w:lang w:val="ar_AE" w:bidi="ar_AE"/>
+        </w:rPr>
+      </w:r>
+      <w:r>
+        <w:rPr>
+          <w:rtl/>
+          <w:cs/>
+          <w:lang w:val="ar_AE" w:bidi="ar_AE"/>
+        </w:rPr>
+      </w:r>
+    </w:p>
+    <w:p>
+      <w:pPr>
+        <w:bidi/>
+      </w:pPr>
+      <w:r>
+        <w:rPr>
+          <w:rtl/>
+          <w:cs/>
           <w:lang w:val="ar_AE" w:bidi="ar_AE"/>
         </w:rPr>
       </w:r>
@@ -2318,27 +2894,35 @@
       </w:pPr>
       <w:r>
         <w:rPr>
+          <w:rtl/>
+          <w:cs/>
           <w:lang w:val="ar_AE" w:bidi="ar_AE"/>
         </w:rPr>
         <w:t>1 يوحنا 2: 18</w:t>
       </w:r>
       <w:r>
         <w:rPr>
-          <w:lang w:val="ar_AE" w:bidi="ar_AE"/>
-        </w:rPr>
-      </w:r>
-    </w:p>
-    <w:p>
-      <w:pPr>
-        <w:bidi/>
-      </w:pPr>
-      <w:r>
-        <w:rPr>
-          <w:lang w:val="ar_AE" w:bidi="ar_AE"/>
-        </w:rPr>
-      </w:r>
-      <w:r>
-        <w:rPr>
+          <w:rtl/>
+          <w:cs/>
+          <w:lang w:val="ar_AE" w:bidi="ar_AE"/>
+        </w:rPr>
+      </w:r>
+    </w:p>
+    <w:p>
+      <w:pPr>
+        <w:bidi/>
+      </w:pPr>
+      <w:r>
+        <w:rPr>
+          <w:rtl/>
+          <w:cs/>
+          <w:lang w:val="ar_AE" w:bidi="ar_AE"/>
+        </w:rPr>
+      </w:r>
+      <w:r>
+        <w:rPr>
+          <w:rtl/>
+          <w:cs/>
           <w:lang w:val="ar_AE" w:bidi="ar_AE"/>
         </w:rPr>
         <w:t xml:space="preserve">ضِدَّ الْمَسِيحِ يعني حرفيًا "بدلًا من المسيح"؛ وهو يدَّعي لنفسه ما يخص المسيح ويتظاهر بأنه بديل للمسيح (انظر </w:t>
@@ -2346,6 +2930,8 @@
       <w:hyperlink r:id="rId52">
         <w:r>
           <w:rPr>
+            <w:rtl/>
+            <w:cs/>
             <w:lang w:val="ar_AE" w:bidi="ar_AE"/>
           </w:rPr>
           <w:rPr>
@@ -2357,6 +2943,8 @@
       </w:hyperlink>
       <w:r>
         <w:rPr>
+          <w:rtl/>
+          <w:cs/>
           <w:lang w:val="ar_AE" w:bidi="ar_AE"/>
         </w:rPr>
         <w:t xml:space="preserve"> و </w:t>
@@ -2364,6 +2952,8 @@
       <w:hyperlink r:id="rId53">
         <w:r>
           <w:rPr>
+            <w:rtl/>
+            <w:cs/>
             <w:lang w:val="ar_AE" w:bidi="ar_AE"/>
           </w:rPr>
           <w:rPr>
@@ -2375,6 +2965,8 @@
       </w:hyperlink>
       <w:r>
         <w:rPr>
+          <w:rtl/>
+          <w:cs/>
           <w:lang w:val="ar_AE" w:bidi="ar_AE"/>
         </w:rPr>
         <w:t>). • قَدْ صَارَ الآنَ أَضْدَادٌ لِلْمَسِيحِ كَثِيرُونَ: هم المُعَلِّمون الكذبة الذين ينكرون أن يسوع هو المسيح، ابن الله (</w:t>
@@ -2382,6 +2974,8 @@
       <w:hyperlink r:id="rId54">
         <w:r>
           <w:rPr>
+            <w:rtl/>
+            <w:cs/>
             <w:lang w:val="ar_AE" w:bidi="ar_AE"/>
           </w:rPr>
           <w:rPr>
@@ -2393,6 +2987,8 @@
       </w:hyperlink>
       <w:r>
         <w:rPr>
+          <w:rtl/>
+          <w:cs/>
           <w:lang w:val="ar_AE" w:bidi="ar_AE"/>
         </w:rPr>
         <w:t>), وهو الله الظاهر في الجسد (</w:t>
@@ -2400,6 +2996,8 @@
       <w:hyperlink r:id="rId55">
         <w:r>
           <w:rPr>
+            <w:rtl/>
+            <w:cs/>
             <w:lang w:val="ar_AE" w:bidi="ar_AE"/>
           </w:rPr>
           <w:rPr>
@@ -2411,6 +3009,8 @@
       </w:hyperlink>
       <w:r>
         <w:rPr>
+          <w:rtl/>
+          <w:cs/>
           <w:lang w:val="ar_AE" w:bidi="ar_AE"/>
         </w:rPr>
         <w:t xml:space="preserve">; </w:t>
@@ -2418,6 +3018,8 @@
       <w:hyperlink r:id="rId56">
         <w:r>
           <w:rPr>
+            <w:rtl/>
+            <w:cs/>
             <w:lang w:val="ar_AE" w:bidi="ar_AE"/>
           </w:rPr>
           <w:rPr>
@@ -2429,27 +3031,35 @@
       </w:hyperlink>
       <w:r>
         <w:rPr>
+          <w:rtl/>
+          <w:cs/>
           <w:lang w:val="ar_AE" w:bidi="ar_AE"/>
         </w:rPr>
         <w:t>).</w:t>
       </w:r>
       <w:r>
         <w:rPr>
-          <w:lang w:val="ar_AE" w:bidi="ar_AE"/>
-        </w:rPr>
-      </w:r>
-      <w:r>
-        <w:rPr>
-          <w:lang w:val="ar_AE" w:bidi="ar_AE"/>
-        </w:rPr>
-      </w:r>
-    </w:p>
-    <w:p>
-      <w:pPr>
-        <w:bidi/>
-      </w:pPr>
-      <w:r>
-        <w:rPr>
+          <w:rtl/>
+          <w:cs/>
+          <w:lang w:val="ar_AE" w:bidi="ar_AE"/>
+        </w:rPr>
+      </w:r>
+      <w:r>
+        <w:rPr>
+          <w:rtl/>
+          <w:cs/>
+          <w:lang w:val="ar_AE" w:bidi="ar_AE"/>
+        </w:rPr>
+      </w:r>
+    </w:p>
+    <w:p>
+      <w:pPr>
+        <w:bidi/>
+      </w:pPr>
+      <w:r>
+        <w:rPr>
+          <w:rtl/>
+          <w:cs/>
           <w:lang w:val="ar_AE" w:bidi="ar_AE"/>
         </w:rPr>
       </w:r>
@@ -2461,27 +3071,35 @@
       </w:pPr>
       <w:r>
         <w:rPr>
+          <w:rtl/>
+          <w:cs/>
           <w:lang w:val="ar_AE" w:bidi="ar_AE"/>
         </w:rPr>
         <w:t>1 يوحنا 2: 19</w:t>
       </w:r>
       <w:r>
         <w:rPr>
-          <w:lang w:val="ar_AE" w:bidi="ar_AE"/>
-        </w:rPr>
-      </w:r>
-    </w:p>
-    <w:p>
-      <w:pPr>
-        <w:bidi/>
-      </w:pPr>
-      <w:r>
-        <w:rPr>
-          <w:lang w:val="ar_AE" w:bidi="ar_AE"/>
-        </w:rPr>
-      </w:r>
-      <w:r>
-        <w:rPr>
+          <w:rtl/>
+          <w:cs/>
+          <w:lang w:val="ar_AE" w:bidi="ar_AE"/>
+        </w:rPr>
+      </w:r>
+    </w:p>
+    <w:p>
+      <w:pPr>
+        <w:bidi/>
+      </w:pPr>
+      <w:r>
+        <w:rPr>
+          <w:rtl/>
+          <w:cs/>
+          <w:lang w:val="ar_AE" w:bidi="ar_AE"/>
+        </w:rPr>
+      </w:r>
+      <w:r>
+        <w:rPr>
+          <w:rtl/>
+          <w:cs/>
           <w:lang w:val="ar_AE" w:bidi="ar_AE"/>
         </w:rPr>
         <w:t xml:space="preserve">مِنَّا خَرَجُوا: هذا هو أول تصريح مباشر ليوحنّا بشأن المُعَلِّمين الكذبة. في وقتٍ ما، كانوا جزءًا من مجتمع الكنيسة وعلى تواصل وشركة مع يوحنّا والرسل الآخرين. ثم غادروا ذلك المجتمع وشَكَّلوا على ما يبدو مجتمعًا منفصلًا وحصريًا بناءً على تعاليمهم الكاذبة عن يسوع (انظر </w:t>
@@ -2489,6 +3107,8 @@
       <w:hyperlink r:id="rId57">
         <w:r>
           <w:rPr>
+            <w:rtl/>
+            <w:cs/>
             <w:lang w:val="ar_AE" w:bidi="ar_AE"/>
           </w:rPr>
           <w:rPr>
@@ -2500,6 +3120,8 @@
       </w:hyperlink>
       <w:r>
         <w:rPr>
+          <w:rtl/>
+          <w:cs/>
           <w:lang w:val="ar_AE" w:bidi="ar_AE"/>
         </w:rPr>
         <w:t xml:space="preserve">; </w:t>
@@ -2507,6 +3129,8 @@
       <w:hyperlink r:id="rId56">
         <w:r>
           <w:rPr>
+            <w:rtl/>
+            <w:cs/>
             <w:lang w:val="ar_AE" w:bidi="ar_AE"/>
           </w:rPr>
           <w:rPr>
@@ -2518,6 +3142,8 @@
       </w:hyperlink>
       <w:r>
         <w:rPr>
+          <w:rtl/>
+          <w:cs/>
           <w:lang w:val="ar_AE" w:bidi="ar_AE"/>
         </w:rPr>
         <w:t xml:space="preserve">; </w:t>
@@ -2525,6 +3151,8 @@
       <w:hyperlink r:id="rId58">
         <w:r>
           <w:rPr>
+            <w:rtl/>
+            <w:cs/>
             <w:lang w:val="ar_AE" w:bidi="ar_AE"/>
           </w:rPr>
           <w:rPr>
@@ -2536,27 +3164,35 @@
       </w:hyperlink>
       <w:r>
         <w:rPr>
+          <w:rtl/>
+          <w:cs/>
           <w:lang w:val="ar_AE" w:bidi="ar_AE"/>
         </w:rPr>
         <w:t>). • لكِنَّهُمْ لَمْ يَكُونُوا مِنَّا: المؤمنون الحقيقيون كانوا سيبقون في تواصل مع الرسل ويحافظون على التزامهم بتعاليمهم.</w:t>
       </w:r>
       <w:r>
         <w:rPr>
-          <w:lang w:val="ar_AE" w:bidi="ar_AE"/>
-        </w:rPr>
-      </w:r>
-      <w:r>
-        <w:rPr>
-          <w:lang w:val="ar_AE" w:bidi="ar_AE"/>
-        </w:rPr>
-      </w:r>
-    </w:p>
-    <w:p>
-      <w:pPr>
-        <w:bidi/>
-      </w:pPr>
-      <w:r>
-        <w:rPr>
+          <w:rtl/>
+          <w:cs/>
+          <w:lang w:val="ar_AE" w:bidi="ar_AE"/>
+        </w:rPr>
+      </w:r>
+      <w:r>
+        <w:rPr>
+          <w:rtl/>
+          <w:cs/>
+          <w:lang w:val="ar_AE" w:bidi="ar_AE"/>
+        </w:rPr>
+      </w:r>
+    </w:p>
+    <w:p>
+      <w:pPr>
+        <w:bidi/>
+      </w:pPr>
+      <w:r>
+        <w:rPr>
+          <w:rtl/>
+          <w:cs/>
           <w:lang w:val="ar_AE" w:bidi="ar_AE"/>
         </w:rPr>
       </w:r>
@@ -2568,27 +3204,35 @@
       </w:pPr>
       <w:r>
         <w:rPr>
+          <w:rtl/>
+          <w:cs/>
           <w:lang w:val="ar_AE" w:bidi="ar_AE"/>
         </w:rPr>
         <w:t>1 يوحنا 2: 20–23</w:t>
       </w:r>
       <w:r>
         <w:rPr>
-          <w:lang w:val="ar_AE" w:bidi="ar_AE"/>
-        </w:rPr>
-      </w:r>
-    </w:p>
-    <w:p>
-      <w:pPr>
-        <w:bidi/>
-      </w:pPr>
-      <w:r>
-        <w:rPr>
-          <w:lang w:val="ar_AE" w:bidi="ar_AE"/>
-        </w:rPr>
-      </w:r>
-      <w:r>
-        <w:rPr>
+          <w:rtl/>
+          <w:cs/>
+          <w:lang w:val="ar_AE" w:bidi="ar_AE"/>
+        </w:rPr>
+      </w:r>
+    </w:p>
+    <w:p>
+      <w:pPr>
+        <w:bidi/>
+      </w:pPr>
+      <w:r>
+        <w:rPr>
+          <w:rtl/>
+          <w:cs/>
+          <w:lang w:val="ar_AE" w:bidi="ar_AE"/>
+        </w:rPr>
+      </w:r>
+      <w:r>
+        <w:rPr>
+          <w:rtl/>
+          <w:cs/>
           <w:lang w:val="ar_AE" w:bidi="ar_AE"/>
         </w:rPr>
         <w:t xml:space="preserve">وَأَمَّا أَنْتُمْ فَلَكُمْ مَسْحَةٌ مِنَ الْقُدُّوسِ: يمنح الروح القدس المؤمنين القدرة على فهم وتمييز الحق الروحي (انظر </w:t>
@@ -2596,6 +3240,8 @@
       <w:hyperlink r:id="rId59">
         <w:r>
           <w:rPr>
+            <w:rtl/>
+            <w:cs/>
             <w:lang w:val="ar_AE" w:bidi="ar_AE"/>
           </w:rPr>
           <w:rPr>
@@ -2607,6 +3253,8 @@
       </w:hyperlink>
       <w:r>
         <w:rPr>
+          <w:rtl/>
+          <w:cs/>
           <w:lang w:val="ar_AE" w:bidi="ar_AE"/>
         </w:rPr>
         <w:t xml:space="preserve">; </w:t>
@@ -2614,6 +3262,8 @@
       <w:hyperlink r:id="rId60">
         <w:r>
           <w:rPr>
+            <w:rtl/>
+            <w:cs/>
             <w:lang w:val="ar_AE" w:bidi="ar_AE"/>
           </w:rPr>
           <w:rPr>
@@ -2625,6 +3275,8 @@
       </w:hyperlink>
       <w:r>
         <w:rPr>
+          <w:rtl/>
+          <w:cs/>
           <w:lang w:val="ar_AE" w:bidi="ar_AE"/>
         </w:rPr>
         <w:t xml:space="preserve">; </w:t>
@@ -2632,6 +3284,8 @@
       <w:hyperlink r:id="rId61">
         <w:r>
           <w:rPr>
+            <w:rtl/>
+            <w:cs/>
             <w:lang w:val="ar_AE" w:bidi="ar_AE"/>
           </w:rPr>
           <w:rPr>
@@ -2643,27 +3297,35 @@
       </w:hyperlink>
       <w:r>
         <w:rPr>
+          <w:rtl/>
+          <w:cs/>
           <w:lang w:val="ar_AE" w:bidi="ar_AE"/>
         </w:rPr>
         <w:t>). والذين لديهم الروح القدس يدركون الحق عن الآب والابن ويمكنهم اكتشاف ما لا يتوافق مع الحق في تعليم الرسل.</w:t>
       </w:r>
       <w:r>
         <w:rPr>
-          <w:lang w:val="ar_AE" w:bidi="ar_AE"/>
-        </w:rPr>
-      </w:r>
-      <w:r>
-        <w:rPr>
-          <w:lang w:val="ar_AE" w:bidi="ar_AE"/>
-        </w:rPr>
-      </w:r>
-    </w:p>
-    <w:p>
-      <w:pPr>
-        <w:bidi/>
-      </w:pPr>
-      <w:r>
-        <w:rPr>
+          <w:rtl/>
+          <w:cs/>
+          <w:lang w:val="ar_AE" w:bidi="ar_AE"/>
+        </w:rPr>
+      </w:r>
+      <w:r>
+        <w:rPr>
+          <w:rtl/>
+          <w:cs/>
+          <w:lang w:val="ar_AE" w:bidi="ar_AE"/>
+        </w:rPr>
+      </w:r>
+    </w:p>
+    <w:p>
+      <w:pPr>
+        <w:bidi/>
+      </w:pPr>
+      <w:r>
+        <w:rPr>
+          <w:rtl/>
+          <w:cs/>
           <w:lang w:val="ar_AE" w:bidi="ar_AE"/>
         </w:rPr>
       </w:r>
@@ -2675,27 +3337,35 @@
       </w:pPr>
       <w:r>
         <w:rPr>
+          <w:rtl/>
+          <w:cs/>
           <w:lang w:val="ar_AE" w:bidi="ar_AE"/>
         </w:rPr>
         <w:t>1 يوحنا 2: 22</w:t>
       </w:r>
       <w:r>
         <w:rPr>
-          <w:lang w:val="ar_AE" w:bidi="ar_AE"/>
-        </w:rPr>
-      </w:r>
-    </w:p>
-    <w:p>
-      <w:pPr>
-        <w:bidi/>
-      </w:pPr>
-      <w:r>
-        <w:rPr>
-          <w:lang w:val="ar_AE" w:bidi="ar_AE"/>
-        </w:rPr>
-      </w:r>
-      <w:r>
-        <w:rPr>
+          <w:rtl/>
+          <w:cs/>
+          <w:lang w:val="ar_AE" w:bidi="ar_AE"/>
+        </w:rPr>
+      </w:r>
+    </w:p>
+    <w:p>
+      <w:pPr>
+        <w:bidi/>
+      </w:pPr>
+      <w:r>
+        <w:rPr>
+          <w:rtl/>
+          <w:cs/>
+          <w:lang w:val="ar_AE" w:bidi="ar_AE"/>
+        </w:rPr>
+      </w:r>
+      <w:r>
+        <w:rPr>
+          <w:rtl/>
+          <w:cs/>
           <w:lang w:val="ar_AE" w:bidi="ar_AE"/>
         </w:rPr>
         <w:t>يصف يوحنا أي مُعَلِّم مزيف يُنكر أن يسوع هو المسيح، ابن الله، والمُعلِن الفريد للآب بالكاذب (</w:t>
@@ -2703,6 +3373,8 @@
       <w:hyperlink r:id="rId55">
         <w:r>
           <w:rPr>
+            <w:rtl/>
+            <w:cs/>
             <w:lang w:val="ar_AE" w:bidi="ar_AE"/>
           </w:rPr>
           <w:rPr>
@@ -2714,27 +3386,35 @@
       </w:hyperlink>
       <w:r>
         <w:rPr>
+          <w:rtl/>
+          <w:cs/>
           <w:lang w:val="ar_AE" w:bidi="ar_AE"/>
         </w:rPr>
         <w:t>).</w:t>
       </w:r>
       <w:r>
         <w:rPr>
-          <w:lang w:val="ar_AE" w:bidi="ar_AE"/>
-        </w:rPr>
-      </w:r>
-      <w:r>
-        <w:rPr>
-          <w:lang w:val="ar_AE" w:bidi="ar_AE"/>
-        </w:rPr>
-      </w:r>
-    </w:p>
-    <w:p>
-      <w:pPr>
-        <w:bidi/>
-      </w:pPr>
-      <w:r>
-        <w:rPr>
+          <w:rtl/>
+          <w:cs/>
+          <w:lang w:val="ar_AE" w:bidi="ar_AE"/>
+        </w:rPr>
+      </w:r>
+      <w:r>
+        <w:rPr>
+          <w:rtl/>
+          <w:cs/>
+          <w:lang w:val="ar_AE" w:bidi="ar_AE"/>
+        </w:rPr>
+      </w:r>
+    </w:p>
+    <w:p>
+      <w:pPr>
+        <w:bidi/>
+      </w:pPr>
+      <w:r>
+        <w:rPr>
+          <w:rtl/>
+          <w:cs/>
           <w:lang w:val="ar_AE" w:bidi="ar_AE"/>
         </w:rPr>
       </w:r>
@@ -2746,27 +3426,35 @@
       </w:pPr>
       <w:r>
         <w:rPr>
+          <w:rtl/>
+          <w:cs/>
           <w:lang w:val="ar_AE" w:bidi="ar_AE"/>
         </w:rPr>
         <w:t>1 يوحنا 2: 24–25</w:t>
       </w:r>
       <w:r>
         <w:rPr>
-          <w:lang w:val="ar_AE" w:bidi="ar_AE"/>
-        </w:rPr>
-      </w:r>
-    </w:p>
-    <w:p>
-      <w:pPr>
-        <w:bidi/>
-      </w:pPr>
-      <w:r>
-        <w:rPr>
-          <w:lang w:val="ar_AE" w:bidi="ar_AE"/>
-        </w:rPr>
-      </w:r>
-      <w:r>
-        <w:rPr>
+          <w:rtl/>
+          <w:cs/>
+          <w:lang w:val="ar_AE" w:bidi="ar_AE"/>
+        </w:rPr>
+      </w:r>
+    </w:p>
+    <w:p>
+      <w:pPr>
+        <w:bidi/>
+      </w:pPr>
+      <w:r>
+        <w:rPr>
+          <w:rtl/>
+          <w:cs/>
+          <w:lang w:val="ar_AE" w:bidi="ar_AE"/>
+        </w:rPr>
+      </w:r>
+      <w:r>
+        <w:rPr>
+          <w:rtl/>
+          <w:cs/>
           <w:lang w:val="ar_AE" w:bidi="ar_AE"/>
         </w:rPr>
         <w:t>يحث يوحنا قراءه على مقاومة أكاذيب أضداد المسيح هؤلاء والبقاء ثابتين للحق الذي أعلنه هو والرسل الآخرون لهم. إذا فعلوا ذلك، فسيظلون في شركة مع الابن ومع الآب وسيكون لديهم يقين الحياة الأبدية (</w:t>
@@ -2774,6 +3462,8 @@
       <w:hyperlink r:id="rId62">
         <w:r>
           <w:rPr>
+            <w:rtl/>
+            <w:cs/>
             <w:lang w:val="ar_AE" w:bidi="ar_AE"/>
           </w:rPr>
           <w:rPr>
@@ -2785,6 +3475,8 @@
       </w:hyperlink>
       <w:r>
         <w:rPr>
+          <w:rtl/>
+          <w:cs/>
           <w:lang w:val="ar_AE" w:bidi="ar_AE"/>
         </w:rPr>
         <w:t xml:space="preserve">, </w:t>
@@ -2792,6 +3484,8 @@
       <w:hyperlink r:id="rId63">
         <w:r>
           <w:rPr>
+            <w:rtl/>
+            <w:cs/>
             <w:lang w:val="ar_AE" w:bidi="ar_AE"/>
           </w:rPr>
           <w:rPr>
@@ -2803,6 +3497,8 @@
       </w:hyperlink>
       <w:r>
         <w:rPr>
+          <w:rtl/>
+          <w:cs/>
           <w:lang w:val="ar_AE" w:bidi="ar_AE"/>
         </w:rPr>
         <w:t xml:space="preserve">; </w:t>
@@ -2810,6 +3506,8 @@
       <w:hyperlink r:id="rId64">
         <w:r>
           <w:rPr>
+            <w:rtl/>
+            <w:cs/>
             <w:lang w:val="ar_AE" w:bidi="ar_AE"/>
           </w:rPr>
           <w:rPr>
@@ -2821,6 +3519,8 @@
       </w:hyperlink>
       <w:r>
         <w:rPr>
+          <w:rtl/>
+          <w:cs/>
           <w:lang w:val="ar_AE" w:bidi="ar_AE"/>
         </w:rPr>
         <w:t xml:space="preserve">, </w:t>
@@ -2828,6 +3528,8 @@
       <w:hyperlink r:id="rId65">
         <w:r>
           <w:rPr>
+            <w:rtl/>
+            <w:cs/>
             <w:lang w:val="ar_AE" w:bidi="ar_AE"/>
           </w:rPr>
           <w:rPr>
@@ -2839,6 +3541,8 @@
       </w:hyperlink>
       <w:r>
         <w:rPr>
+          <w:rtl/>
+          <w:cs/>
           <w:lang w:val="ar_AE" w:bidi="ar_AE"/>
         </w:rPr>
         <w:t xml:space="preserve">, </w:t>
@@ -2846,6 +3550,8 @@
       <w:hyperlink r:id="rId66">
         <w:r>
           <w:rPr>
+            <w:rtl/>
+            <w:cs/>
             <w:lang w:val="ar_AE" w:bidi="ar_AE"/>
           </w:rPr>
           <w:rPr>
@@ -2857,6 +3563,8 @@
       </w:hyperlink>
       <w:r>
         <w:rPr>
+          <w:rtl/>
+          <w:cs/>
           <w:lang w:val="ar_AE" w:bidi="ar_AE"/>
         </w:rPr>
         <w:t xml:space="preserve">; </w:t>
@@ -2864,6 +3572,8 @@
       <w:hyperlink r:id="rId67">
         <w:r>
           <w:rPr>
+            <w:rtl/>
+            <w:cs/>
             <w:lang w:val="ar_AE" w:bidi="ar_AE"/>
           </w:rPr>
           <w:rPr>
@@ -2875,27 +3585,35 @@
       </w:hyperlink>
       <w:r>
         <w:rPr>
+          <w:rtl/>
+          <w:cs/>
           <w:lang w:val="ar_AE" w:bidi="ar_AE"/>
         </w:rPr>
         <w:t>).</w:t>
       </w:r>
       <w:r>
         <w:rPr>
-          <w:lang w:val="ar_AE" w:bidi="ar_AE"/>
-        </w:rPr>
-      </w:r>
-      <w:r>
-        <w:rPr>
-          <w:lang w:val="ar_AE" w:bidi="ar_AE"/>
-        </w:rPr>
-      </w:r>
-    </w:p>
-    <w:p>
-      <w:pPr>
-        <w:bidi/>
-      </w:pPr>
-      <w:r>
-        <w:rPr>
+          <w:rtl/>
+          <w:cs/>
+          <w:lang w:val="ar_AE" w:bidi="ar_AE"/>
+        </w:rPr>
+      </w:r>
+      <w:r>
+        <w:rPr>
+          <w:rtl/>
+          <w:cs/>
+          <w:lang w:val="ar_AE" w:bidi="ar_AE"/>
+        </w:rPr>
+      </w:r>
+    </w:p>
+    <w:p>
+      <w:pPr>
+        <w:bidi/>
+      </w:pPr>
+      <w:r>
+        <w:rPr>
+          <w:rtl/>
+          <w:cs/>
           <w:lang w:val="ar_AE" w:bidi="ar_AE"/>
         </w:rPr>
       </w:r>
@@ -2907,48 +3625,62 @@
       </w:pPr>
       <w:r>
         <w:rPr>
+          <w:rtl/>
+          <w:cs/>
           <w:lang w:val="ar_AE" w:bidi="ar_AE"/>
         </w:rPr>
         <w:t>1 يوحنا 2: 28–29</w:t>
       </w:r>
       <w:r>
         <w:rPr>
-          <w:lang w:val="ar_AE" w:bidi="ar_AE"/>
-        </w:rPr>
-      </w:r>
-    </w:p>
-    <w:p>
-      <w:pPr>
-        <w:bidi/>
-      </w:pPr>
-      <w:r>
-        <w:rPr>
-          <w:lang w:val="ar_AE" w:bidi="ar_AE"/>
-        </w:rPr>
-      </w:r>
-      <w:r>
-        <w:rPr>
+          <w:rtl/>
+          <w:cs/>
+          <w:lang w:val="ar_AE" w:bidi="ar_AE"/>
+        </w:rPr>
+      </w:r>
+    </w:p>
+    <w:p>
+      <w:pPr>
+        <w:bidi/>
+      </w:pPr>
+      <w:r>
+        <w:rPr>
+          <w:rtl/>
+          <w:cs/>
+          <w:lang w:val="ar_AE" w:bidi="ar_AE"/>
+        </w:rPr>
+      </w:r>
+      <w:r>
+        <w:rPr>
+          <w:rtl/>
+          <w:cs/>
           <w:lang w:val="ar_AE" w:bidi="ar_AE"/>
         </w:rPr>
         <w:t>البقاء في شركة مع المسيح يعني، جزئيًا، عدم الانخداع بأي نوع من التعليم الزائف. إذا استمع قراء يوحنا إلى المُعَلِّمين الكذبة، فلن يكونوا في شركة مع المسيح وسيكون لديهم سبب للخزي والخجل أمامه عند عودته، بسبب الدينونة القادمة عليهم.</w:t>
       </w:r>
       <w:r>
         <w:rPr>
-          <w:lang w:val="ar_AE" w:bidi="ar_AE"/>
-        </w:rPr>
-      </w:r>
-      <w:r>
-        <w:rPr>
-          <w:lang w:val="ar_AE" w:bidi="ar_AE"/>
-        </w:rPr>
-      </w:r>
-    </w:p>
-    <w:p>
-      <w:pPr>
-        <w:bidi/>
-      </w:pPr>
-      <w:r>
-        <w:rPr>
+          <w:rtl/>
+          <w:cs/>
+          <w:lang w:val="ar_AE" w:bidi="ar_AE"/>
+        </w:rPr>
+      </w:r>
+      <w:r>
+        <w:rPr>
+          <w:rtl/>
+          <w:cs/>
+          <w:lang w:val="ar_AE" w:bidi="ar_AE"/>
+        </w:rPr>
+      </w:r>
+    </w:p>
+    <w:p>
+      <w:pPr>
+        <w:bidi/>
+      </w:pPr>
+      <w:r>
+        <w:rPr>
+          <w:rtl/>
+          <w:cs/>
           <w:lang w:val="ar_AE" w:bidi="ar_AE"/>
         </w:rPr>
       </w:r>
@@ -2960,27 +3692,35 @@
       </w:pPr>
       <w:r>
         <w:rPr>
+          <w:rtl/>
+          <w:cs/>
           <w:lang w:val="ar_AE" w:bidi="ar_AE"/>
         </w:rPr>
         <w:t>1 يوحنا 3: 1–3</w:t>
       </w:r>
       <w:r>
         <w:rPr>
-          <w:lang w:val="ar_AE" w:bidi="ar_AE"/>
-        </w:rPr>
-      </w:r>
-    </w:p>
-    <w:p>
-      <w:pPr>
-        <w:bidi/>
-      </w:pPr>
-      <w:r>
-        <w:rPr>
-          <w:lang w:val="ar_AE" w:bidi="ar_AE"/>
-        </w:rPr>
-      </w:r>
-      <w:r>
-        <w:rPr>
+          <w:rtl/>
+          <w:cs/>
+          <w:lang w:val="ar_AE" w:bidi="ar_AE"/>
+        </w:rPr>
+      </w:r>
+    </w:p>
+    <w:p>
+      <w:pPr>
+        <w:bidi/>
+      </w:pPr>
+      <w:r>
+        <w:rPr>
+          <w:rtl/>
+          <w:cs/>
+          <w:lang w:val="ar_AE" w:bidi="ar_AE"/>
+        </w:rPr>
+      </w:r>
+      <w:r>
+        <w:rPr>
+          <w:rtl/>
+          <w:cs/>
           <w:lang w:val="ar_AE" w:bidi="ar_AE"/>
         </w:rPr>
         <w:t xml:space="preserve">عندما يعود المسيح، سنكون مثله، لأننا سنراه كما هو حقًا. يحمل أولاد الله صورة المسيح وسيشاركون في مجده (انظر </w:t>
@@ -2988,6 +3728,8 @@
       <w:hyperlink r:id="rId68">
         <w:r>
           <w:rPr>
+            <w:rtl/>
+            <w:cs/>
             <w:lang w:val="ar_AE" w:bidi="ar_AE"/>
           </w:rPr>
           <w:rPr>
@@ -2999,6 +3741,8 @@
       </w:hyperlink>
       <w:r>
         <w:rPr>
+          <w:rtl/>
+          <w:cs/>
           <w:lang w:val="ar_AE" w:bidi="ar_AE"/>
         </w:rPr>
         <w:t>). • كُلُّ مَنْ عِنْدَهُ هذَا الرَّجَاءُ بِهِ، يُطَهِّرُ نَفْسَهُ</w:t>
@@ -3006,12 +3750,16 @@
       <w:r>
         <w:rPr>
           <w:i/>
+          <w:rtl/>
+          <w:cs/>
           <w:lang w:val="ar_AE" w:bidi="ar_AE"/>
         </w:rPr>
         <w:t>،</w:t>
       </w:r>
       <w:r>
         <w:rPr>
+          <w:rtl/>
+          <w:cs/>
           <w:lang w:val="ar_AE" w:bidi="ar_AE"/>
         </w:rPr>
         <w:t xml:space="preserve"> ويسعى ليصبح أكثر شبهًا بالمسيح بينما ينتظر ظهوره المجيد. ولهذا السبب، لن يشعر أبناء الله بالخجل عندما يأتي المسيح (</w:t>
@@ -3019,6 +3767,8 @@
       <w:hyperlink r:id="rId69">
         <w:r>
           <w:rPr>
+            <w:rtl/>
+            <w:cs/>
             <w:lang w:val="ar_AE" w:bidi="ar_AE"/>
           </w:rPr>
           <w:rPr>
@@ -3030,27 +3780,35 @@
       </w:hyperlink>
       <w:r>
         <w:rPr>
+          <w:rtl/>
+          <w:cs/>
           <w:lang w:val="ar_AE" w:bidi="ar_AE"/>
         </w:rPr>
         <w:t>).</w:t>
       </w:r>
       <w:r>
         <w:rPr>
-          <w:lang w:val="ar_AE" w:bidi="ar_AE"/>
-        </w:rPr>
-      </w:r>
-      <w:r>
-        <w:rPr>
-          <w:lang w:val="ar_AE" w:bidi="ar_AE"/>
-        </w:rPr>
-      </w:r>
-    </w:p>
-    <w:p>
-      <w:pPr>
-        <w:bidi/>
-      </w:pPr>
-      <w:r>
-        <w:rPr>
+          <w:rtl/>
+          <w:cs/>
+          <w:lang w:val="ar_AE" w:bidi="ar_AE"/>
+        </w:rPr>
+      </w:r>
+      <w:r>
+        <w:rPr>
+          <w:rtl/>
+          <w:cs/>
+          <w:lang w:val="ar_AE" w:bidi="ar_AE"/>
+        </w:rPr>
+      </w:r>
+    </w:p>
+    <w:p>
+      <w:pPr>
+        <w:bidi/>
+      </w:pPr>
+      <w:r>
+        <w:rPr>
+          <w:rtl/>
+          <w:cs/>
           <w:lang w:val="ar_AE" w:bidi="ar_AE"/>
         </w:rPr>
       </w:r>
@@ -3062,27 +3820,35 @@
       </w:pPr>
       <w:r>
         <w:rPr>
+          <w:rtl/>
+          <w:cs/>
           <w:lang w:val="ar_AE" w:bidi="ar_AE"/>
         </w:rPr>
         <w:t>1 يوحنا 3: 4–10</w:t>
       </w:r>
       <w:r>
         <w:rPr>
-          <w:lang w:val="ar_AE" w:bidi="ar_AE"/>
-        </w:rPr>
-      </w:r>
-    </w:p>
-    <w:p>
-      <w:pPr>
-        <w:bidi/>
-      </w:pPr>
-      <w:r>
-        <w:rPr>
-          <w:lang w:val="ar_AE" w:bidi="ar_AE"/>
-        </w:rPr>
-      </w:r>
-      <w:r>
-        <w:rPr>
+          <w:rtl/>
+          <w:cs/>
+          <w:lang w:val="ar_AE" w:bidi="ar_AE"/>
+        </w:rPr>
+      </w:r>
+    </w:p>
+    <w:p>
+      <w:pPr>
+        <w:bidi/>
+      </w:pPr>
+      <w:r>
+        <w:rPr>
+          <w:rtl/>
+          <w:cs/>
+          <w:lang w:val="ar_AE" w:bidi="ar_AE"/>
+        </w:rPr>
+      </w:r>
+      <w:r>
+        <w:rPr>
+          <w:rtl/>
+          <w:cs/>
           <w:lang w:val="ar_AE" w:bidi="ar_AE"/>
         </w:rPr>
         <w:t>تتناول هذه الفقرة ما يعنيه أن تعيش حياة طاهرة (</w:t>
@@ -3090,6 +3856,8 @@
       <w:hyperlink r:id="rId70">
         <w:r>
           <w:rPr>
+            <w:rtl/>
+            <w:cs/>
             <w:lang w:val="ar_AE" w:bidi="ar_AE"/>
           </w:rPr>
           <w:rPr>
@@ -3101,6 +3869,8 @@
       </w:hyperlink>
       <w:r>
         <w:rPr>
+          <w:rtl/>
+          <w:cs/>
           <w:lang w:val="ar_AE" w:bidi="ar_AE"/>
         </w:rPr>
         <w:t>). فالولادة في عائلة الله تتطلب التطهير؛ أما العيش في الخطية - غياب مستمر للطهارة - دليل على أن الشخص ليس حقًا ابنًا لله. فالخطية تتعارض مع الطبيعة الجديدة الناتجة عن الولادة الجديدة. ويريد يوحنا من المؤمنين أن يفعلوا ما هو صحيح، وبذلك يظهروا أنهم مرتبطون بالمسيح وبرّه. فأولئك الذين هم أبناء لله لا يحيون في الخطية</w:t>
@@ -3108,12 +3878,16 @@
       <w:r>
         <w:rPr>
           <w:i/>
+          <w:rtl/>
+          <w:cs/>
           <w:lang w:val="ar_AE" w:bidi="ar_AE"/>
         </w:rPr>
         <w:t>،</w:t>
       </w:r>
       <w:r>
         <w:rPr>
+          <w:rtl/>
+          <w:cs/>
           <w:lang w:val="ar_AE" w:bidi="ar_AE"/>
         </w:rPr>
         <w:t xml:space="preserve"> لكن هذا يختلف عن نوع "الحياة التي بلا خطية" التي ادّعاها المُعَلِّمون الكذبة (انظر </w:t>
@@ -3121,6 +3895,8 @@
       <w:hyperlink r:id="rId71">
         <w:r>
           <w:rPr>
+            <w:rtl/>
+            <w:cs/>
             <w:lang w:val="ar_AE" w:bidi="ar_AE"/>
           </w:rPr>
           <w:rPr>
@@ -3132,39 +3908,51 @@
       </w:hyperlink>
       <w:r>
         <w:rPr>
+          <w:rtl/>
+          <w:cs/>
           <w:lang w:val="ar_AE" w:bidi="ar_AE"/>
         </w:rPr>
         <w:t xml:space="preserve"> و</w:t>
       </w:r>
       <w:r>
         <w:rPr>
+          <w:rtl/>
+          <w:cs/>
           <w:lang w:val="ar_AE" w:bidi="ar_AE"/>
         </w:rPr>
         <w:t>الملاحظات الدراسية المقابلة</w:t>
       </w:r>
       <w:r>
         <w:rPr>
+          <w:rtl/>
+          <w:cs/>
           <w:lang w:val="ar_AE" w:bidi="ar_AE"/>
         </w:rPr>
         <w:t>).</w:t>
       </w:r>
       <w:r>
         <w:rPr>
-          <w:lang w:val="ar_AE" w:bidi="ar_AE"/>
-        </w:rPr>
-      </w:r>
-      <w:r>
-        <w:rPr>
-          <w:lang w:val="ar_AE" w:bidi="ar_AE"/>
-        </w:rPr>
-      </w:r>
-    </w:p>
-    <w:p>
-      <w:pPr>
-        <w:bidi/>
-      </w:pPr>
-      <w:r>
-        <w:rPr>
+          <w:rtl/>
+          <w:cs/>
+          <w:lang w:val="ar_AE" w:bidi="ar_AE"/>
+        </w:rPr>
+      </w:r>
+      <w:r>
+        <w:rPr>
+          <w:rtl/>
+          <w:cs/>
+          <w:lang w:val="ar_AE" w:bidi="ar_AE"/>
+        </w:rPr>
+      </w:r>
+    </w:p>
+    <w:p>
+      <w:pPr>
+        <w:bidi/>
+      </w:pPr>
+      <w:r>
+        <w:rPr>
+          <w:rtl/>
+          <w:cs/>
           <w:lang w:val="ar_AE" w:bidi="ar_AE"/>
         </w:rPr>
       </w:r>
@@ -3176,27 +3964,35 @@
       </w:pPr>
       <w:r>
         <w:rPr>
+          <w:rtl/>
+          <w:cs/>
           <w:lang w:val="ar_AE" w:bidi="ar_AE"/>
         </w:rPr>
         <w:t>1 يوحنا 3: 6</w:t>
       </w:r>
       <w:r>
         <w:rPr>
-          <w:lang w:val="ar_AE" w:bidi="ar_AE"/>
-        </w:rPr>
-      </w:r>
-    </w:p>
-    <w:p>
-      <w:pPr>
-        <w:bidi/>
-      </w:pPr>
-      <w:r>
-        <w:rPr>
-          <w:lang w:val="ar_AE" w:bidi="ar_AE"/>
-        </w:rPr>
-      </w:r>
-      <w:r>
-        <w:rPr>
+          <w:rtl/>
+          <w:cs/>
+          <w:lang w:val="ar_AE" w:bidi="ar_AE"/>
+        </w:rPr>
+      </w:r>
+    </w:p>
+    <w:p>
+      <w:pPr>
+        <w:bidi/>
+      </w:pPr>
+      <w:r>
+        <w:rPr>
+          <w:rtl/>
+          <w:cs/>
+          <w:lang w:val="ar_AE" w:bidi="ar_AE"/>
+        </w:rPr>
+      </w:r>
+      <w:r>
+        <w:rPr>
+          <w:rtl/>
+          <w:cs/>
           <w:lang w:val="ar_AE" w:bidi="ar_AE"/>
         </w:rPr>
         <w:t>يستمر في العيش فيه (اليونانية menō): يشير هذا إلى "الثبات" و"البقاء" (</w:t>
@@ -3204,6 +4000,8 @@
       <w:hyperlink r:id="rId72">
         <w:r>
           <w:rPr>
+            <w:rtl/>
+            <w:cs/>
             <w:lang w:val="ar_AE" w:bidi="ar_AE"/>
           </w:rPr>
           <w:rPr>
@@ -3215,27 +4013,35 @@
       </w:hyperlink>
       <w:r>
         <w:rPr>
+          <w:rtl/>
+          <w:cs/>
           <w:lang w:val="ar_AE" w:bidi="ar_AE"/>
         </w:rPr>
         <w:t>) على النقيض من الانحراف إلى الأكاذيب. فبقدر ما نعيش ونثبت في شركة مستمرة ومعتمِدة على المسيح، وفي إخلاص لتعاليم الرسل، لن نخطئ. • كُلُّ مَنْ يُخْطِئُ (يستمر في الخطية): الفعل هنا يدل على الخطية كعمل مستمر ومتكرر. لم يكن يوحنا يقول إن أي شخص يخطئ مرة واحدة لا يعرف الله (أي ليس لديه علاقة بالله). ولكن إذا استمررنا في الخطية، فإننا نُظهِر غيابًا للعلاقة بالله.</w:t>
       </w:r>
       <w:r>
         <w:rPr>
-          <w:lang w:val="ar_AE" w:bidi="ar_AE"/>
-        </w:rPr>
-      </w:r>
-      <w:r>
-        <w:rPr>
-          <w:lang w:val="ar_AE" w:bidi="ar_AE"/>
-        </w:rPr>
-      </w:r>
-    </w:p>
-    <w:p>
-      <w:pPr>
-        <w:bidi/>
-      </w:pPr>
-      <w:r>
-        <w:rPr>
+          <w:rtl/>
+          <w:cs/>
+          <w:lang w:val="ar_AE" w:bidi="ar_AE"/>
+        </w:rPr>
+      </w:r>
+      <w:r>
+        <w:rPr>
+          <w:rtl/>
+          <w:cs/>
+          <w:lang w:val="ar_AE" w:bidi="ar_AE"/>
+        </w:rPr>
+      </w:r>
+    </w:p>
+    <w:p>
+      <w:pPr>
+        <w:bidi/>
+      </w:pPr>
+      <w:r>
+        <w:rPr>
+          <w:rtl/>
+          <w:cs/>
           <w:lang w:val="ar_AE" w:bidi="ar_AE"/>
         </w:rPr>
       </w:r>
@@ -3247,27 +4053,35 @@
       </w:pPr>
       <w:r>
         <w:rPr>
+          <w:rtl/>
+          <w:cs/>
           <w:lang w:val="ar_AE" w:bidi="ar_AE"/>
         </w:rPr>
         <w:t>1 يوحنا 3: 8</w:t>
       </w:r>
       <w:r>
         <w:rPr>
-          <w:lang w:val="ar_AE" w:bidi="ar_AE"/>
-        </w:rPr>
-      </w:r>
-    </w:p>
-    <w:p>
-      <w:pPr>
-        <w:bidi/>
-      </w:pPr>
-      <w:r>
-        <w:rPr>
-          <w:lang w:val="ar_AE" w:bidi="ar_AE"/>
-        </w:rPr>
-      </w:r>
-      <w:r>
-        <w:rPr>
+          <w:rtl/>
+          <w:cs/>
+          <w:lang w:val="ar_AE" w:bidi="ar_AE"/>
+        </w:rPr>
+      </w:r>
+    </w:p>
+    <w:p>
+      <w:pPr>
+        <w:bidi/>
+      </w:pPr>
+      <w:r>
+        <w:rPr>
+          <w:rtl/>
+          <w:cs/>
+          <w:lang w:val="ar_AE" w:bidi="ar_AE"/>
+        </w:rPr>
+      </w:r>
+      <w:r>
+        <w:rPr>
+          <w:rtl/>
+          <w:cs/>
           <w:lang w:val="ar_AE" w:bidi="ar_AE"/>
         </w:rPr>
         <w:t xml:space="preserve">لِكَيْ يَنْقُضَ: لا يعني هذا الفعل "الهلاك" بل "التفكيك" (انظر </w:t>
@@ -3275,6 +4089,8 @@
       <w:hyperlink r:id="rId73">
         <w:r>
           <w:rPr>
+            <w:rtl/>
+            <w:cs/>
             <w:lang w:val="ar_AE" w:bidi="ar_AE"/>
           </w:rPr>
           <w:rPr>
@@ -3286,27 +4102,35 @@
       </w:hyperlink>
       <w:r>
         <w:rPr>
+          <w:rtl/>
+          <w:cs/>
           <w:lang w:val="ar_AE" w:bidi="ar_AE"/>
         </w:rPr>
         <w:t>)، "الإبطال"، أو "جعل شيء غير فعال". لم يقم المسيح بإبادة الشيطان؛ بل جاء ليُبطل أعمال الشيطان من خلال تحرير الناس من الخطية وعواقبها الشديدة.</w:t>
       </w:r>
       <w:r>
         <w:rPr>
-          <w:lang w:val="ar_AE" w:bidi="ar_AE"/>
-        </w:rPr>
-      </w:r>
-      <w:r>
-        <w:rPr>
-          <w:lang w:val="ar_AE" w:bidi="ar_AE"/>
-        </w:rPr>
-      </w:r>
-    </w:p>
-    <w:p>
-      <w:pPr>
-        <w:bidi/>
-      </w:pPr>
-      <w:r>
-        <w:rPr>
+          <w:rtl/>
+          <w:cs/>
+          <w:lang w:val="ar_AE" w:bidi="ar_AE"/>
+        </w:rPr>
+      </w:r>
+      <w:r>
+        <w:rPr>
+          <w:rtl/>
+          <w:cs/>
+          <w:lang w:val="ar_AE" w:bidi="ar_AE"/>
+        </w:rPr>
+      </w:r>
+    </w:p>
+    <w:p>
+      <w:pPr>
+        <w:bidi/>
+      </w:pPr>
+      <w:r>
+        <w:rPr>
+          <w:rtl/>
+          <w:cs/>
           <w:lang w:val="ar_AE" w:bidi="ar_AE"/>
         </w:rPr>
       </w:r>
@@ -3318,27 +4142,35 @@
       </w:pPr>
       <w:r>
         <w:rPr>
+          <w:rtl/>
+          <w:cs/>
           <w:lang w:val="ar_AE" w:bidi="ar_AE"/>
         </w:rPr>
         <w:t>1 يوحنا 3: 9–10</w:t>
       </w:r>
       <w:r>
         <w:rPr>
-          <w:lang w:val="ar_AE" w:bidi="ar_AE"/>
-        </w:rPr>
-      </w:r>
-    </w:p>
-    <w:p>
-      <w:pPr>
-        <w:bidi/>
-      </w:pPr>
-      <w:r>
-        <w:rPr>
-          <w:lang w:val="ar_AE" w:bidi="ar_AE"/>
-        </w:rPr>
-      </w:r>
-      <w:r>
-        <w:rPr>
+          <w:rtl/>
+          <w:cs/>
+          <w:lang w:val="ar_AE" w:bidi="ar_AE"/>
+        </w:rPr>
+      </w:r>
+    </w:p>
+    <w:p>
+      <w:pPr>
+        <w:bidi/>
+      </w:pPr>
+      <w:r>
+        <w:rPr>
+          <w:rtl/>
+          <w:cs/>
+          <w:lang w:val="ar_AE" w:bidi="ar_AE"/>
+        </w:rPr>
+      </w:r>
+      <w:r>
+        <w:rPr>
+          <w:rtl/>
+          <w:cs/>
           <w:lang w:val="ar_AE" w:bidi="ar_AE"/>
         </w:rPr>
         <w:t>أن تعيش بالبِرّ يعني أن تكون في علاقة صحيحة مع الله. (هذا يتناقض مع المُعَلَِّمين الكذبة الذين اعتقدوا أن الحياة في الروح لا يمكن أن تتأثر بأي سلوك في الجسد المادي.) وهذا لا يعني أننا نعيش حياة مثالية (</w:t>
@@ -3346,6 +4178,8 @@
       <w:hyperlink r:id="rId74">
         <w:r>
           <w:rPr>
+            <w:rtl/>
+            <w:cs/>
             <w:lang w:val="ar_AE" w:bidi="ar_AE"/>
           </w:rPr>
           <w:rPr>
@@ -3357,6 +4191,8 @@
       </w:hyperlink>
       <w:r>
         <w:rPr>
+          <w:rtl/>
+          <w:cs/>
           <w:lang w:val="ar_AE" w:bidi="ar_AE"/>
         </w:rPr>
         <w:t>)، بل يعني أننا نحفظ أنفسنا في علاقة سليمة مع الله (</w:t>
@@ -3364,6 +4200,8 @@
       <w:hyperlink r:id="rId31">
         <w:r>
           <w:rPr>
+            <w:rtl/>
+            <w:cs/>
             <w:lang w:val="ar_AE" w:bidi="ar_AE"/>
           </w:rPr>
           <w:rPr>
@@ -3375,27 +4213,35 @@
       </w:hyperlink>
       <w:r>
         <w:rPr>
+          <w:rtl/>
+          <w:cs/>
           <w:lang w:val="ar_AE" w:bidi="ar_AE"/>
         </w:rPr>
         <w:t>).</w:t>
       </w:r>
       <w:r>
         <w:rPr>
-          <w:lang w:val="ar_AE" w:bidi="ar_AE"/>
-        </w:rPr>
-      </w:r>
-      <w:r>
-        <w:rPr>
-          <w:lang w:val="ar_AE" w:bidi="ar_AE"/>
-        </w:rPr>
-      </w:r>
-    </w:p>
-    <w:p>
-      <w:pPr>
-        <w:bidi/>
-      </w:pPr>
-      <w:r>
-        <w:rPr>
+          <w:rtl/>
+          <w:cs/>
+          <w:lang w:val="ar_AE" w:bidi="ar_AE"/>
+        </w:rPr>
+      </w:r>
+      <w:r>
+        <w:rPr>
+          <w:rtl/>
+          <w:cs/>
+          <w:lang w:val="ar_AE" w:bidi="ar_AE"/>
+        </w:rPr>
+      </w:r>
+    </w:p>
+    <w:p>
+      <w:pPr>
+        <w:bidi/>
+      </w:pPr>
+      <w:r>
+        <w:rPr>
+          <w:rtl/>
+          <w:cs/>
           <w:lang w:val="ar_AE" w:bidi="ar_AE"/>
         </w:rPr>
       </w:r>
@@ -3407,27 +4253,35 @@
       </w:pPr>
       <w:r>
         <w:rPr>
+          <w:rtl/>
+          <w:cs/>
           <w:lang w:val="ar_AE" w:bidi="ar_AE"/>
         </w:rPr>
         <w:t>1 يوحنا 3: 11–22</w:t>
       </w:r>
       <w:r>
         <w:rPr>
-          <w:lang w:val="ar_AE" w:bidi="ar_AE"/>
-        </w:rPr>
-      </w:r>
-    </w:p>
-    <w:p>
-      <w:pPr>
-        <w:bidi/>
-      </w:pPr>
-      <w:r>
-        <w:rPr>
-          <w:lang w:val="ar_AE" w:bidi="ar_AE"/>
-        </w:rPr>
-      </w:r>
-      <w:r>
-        <w:rPr>
+          <w:rtl/>
+          <w:cs/>
+          <w:lang w:val="ar_AE" w:bidi="ar_AE"/>
+        </w:rPr>
+      </w:r>
+    </w:p>
+    <w:p>
+      <w:pPr>
+        <w:bidi/>
+      </w:pPr>
+      <w:r>
+        <w:rPr>
+          <w:rtl/>
+          <w:cs/>
+          <w:lang w:val="ar_AE" w:bidi="ar_AE"/>
+        </w:rPr>
+      </w:r>
+      <w:r>
+        <w:rPr>
+          <w:rtl/>
+          <w:cs/>
           <w:lang w:val="ar_AE" w:bidi="ar_AE"/>
         </w:rPr>
         <w:t xml:space="preserve">يركز يوحنا الآن على حاجة المؤمنين إلى أن يحبوا بعضهم البعض (انظر </w:t>
@@ -3435,6 +4289,8 @@
       <w:hyperlink r:id="rId75">
         <w:r>
           <w:rPr>
+            <w:rtl/>
+            <w:cs/>
             <w:lang w:val="ar_AE" w:bidi="ar_AE"/>
           </w:rPr>
           <w:rPr>
@@ -3446,27 +4302,35 @@
       </w:hyperlink>
       <w:r>
         <w:rPr>
+          <w:rtl/>
+          <w:cs/>
           <w:lang w:val="ar_AE" w:bidi="ar_AE"/>
         </w:rPr>
         <w:t>).</w:t>
       </w:r>
       <w:r>
         <w:rPr>
-          <w:lang w:val="ar_AE" w:bidi="ar_AE"/>
-        </w:rPr>
-      </w:r>
-      <w:r>
-        <w:rPr>
-          <w:lang w:val="ar_AE" w:bidi="ar_AE"/>
-        </w:rPr>
-      </w:r>
-    </w:p>
-    <w:p>
-      <w:pPr>
-        <w:bidi/>
-      </w:pPr>
-      <w:r>
-        <w:rPr>
+          <w:rtl/>
+          <w:cs/>
+          <w:lang w:val="ar_AE" w:bidi="ar_AE"/>
+        </w:rPr>
+      </w:r>
+      <w:r>
+        <w:rPr>
+          <w:rtl/>
+          <w:cs/>
+          <w:lang w:val="ar_AE" w:bidi="ar_AE"/>
+        </w:rPr>
+      </w:r>
+    </w:p>
+    <w:p>
+      <w:pPr>
+        <w:bidi/>
+      </w:pPr>
+      <w:r>
+        <w:rPr>
+          <w:rtl/>
+          <w:cs/>
           <w:lang w:val="ar_AE" w:bidi="ar_AE"/>
         </w:rPr>
       </w:r>
@@ -3478,27 +4342,35 @@
       </w:pPr>
       <w:r>
         <w:rPr>
+          <w:rtl/>
+          <w:cs/>
           <w:lang w:val="ar_AE" w:bidi="ar_AE"/>
         </w:rPr>
         <w:t>1 يوحنا 3: 12–13</w:t>
       </w:r>
       <w:r>
         <w:rPr>
-          <w:lang w:val="ar_AE" w:bidi="ar_AE"/>
-        </w:rPr>
-      </w:r>
-    </w:p>
-    <w:p>
-      <w:pPr>
-        <w:bidi/>
-      </w:pPr>
-      <w:r>
-        <w:rPr>
-          <w:lang w:val="ar_AE" w:bidi="ar_AE"/>
-        </w:rPr>
-      </w:r>
-      <w:r>
-        <w:rPr>
+          <w:rtl/>
+          <w:cs/>
+          <w:lang w:val="ar_AE" w:bidi="ar_AE"/>
+        </w:rPr>
+      </w:r>
+    </w:p>
+    <w:p>
+      <w:pPr>
+        <w:bidi/>
+      </w:pPr>
+      <w:r>
+        <w:rPr>
+          <w:rtl/>
+          <w:cs/>
+          <w:lang w:val="ar_AE" w:bidi="ar_AE"/>
+        </w:rPr>
+      </w:r>
+      <w:r>
+        <w:rPr>
+          <w:rtl/>
+          <w:cs/>
           <w:lang w:val="ar_AE" w:bidi="ar_AE"/>
         </w:rPr>
         <w:t>كَانَ قَايِينُ مِنَ الشِّرِّيرِ ... لأَنَّ أَعْمَالَهُ كَانَتْ شِرِّيرَةً: كان قايين غيورًا لأن هابيل نال رضا الله؛ وهذه الغيرة أدَّت إلى القتل (</w:t>
@@ -3506,6 +4378,8 @@
       <w:hyperlink r:id="rId76">
         <w:r>
           <w:rPr>
+            <w:rtl/>
+            <w:cs/>
             <w:lang w:val="ar_AE" w:bidi="ar_AE"/>
           </w:rPr>
           <w:rPr>
@@ -3517,6 +4391,8 @@
       </w:hyperlink>
       <w:r>
         <w:rPr>
+          <w:rtl/>
+          <w:cs/>
           <w:lang w:val="ar_AE" w:bidi="ar_AE"/>
         </w:rPr>
         <w:t xml:space="preserve">). لقد دينت الكراهية، تمامًا كما الفعل الخارجي الذي ينتج عنها (انظر </w:t>
@@ -3524,6 +4400,8 @@
       <w:hyperlink r:id="rId77">
         <w:r>
           <w:rPr>
+            <w:rtl/>
+            <w:cs/>
             <w:lang w:val="ar_AE" w:bidi="ar_AE"/>
           </w:rPr>
           <w:rPr>
@@ -3535,27 +4413,35 @@
       </w:hyperlink>
       <w:r>
         <w:rPr>
+          <w:rtl/>
+          <w:cs/>
           <w:lang w:val="ar_AE" w:bidi="ar_AE"/>
         </w:rPr>
         <w:t>).</w:t>
       </w:r>
       <w:r>
         <w:rPr>
-          <w:lang w:val="ar_AE" w:bidi="ar_AE"/>
-        </w:rPr>
-      </w:r>
-      <w:r>
-        <w:rPr>
-          <w:lang w:val="ar_AE" w:bidi="ar_AE"/>
-        </w:rPr>
-      </w:r>
-    </w:p>
-    <w:p>
-      <w:pPr>
-        <w:bidi/>
-      </w:pPr>
-      <w:r>
-        <w:rPr>
+          <w:rtl/>
+          <w:cs/>
+          <w:lang w:val="ar_AE" w:bidi="ar_AE"/>
+        </w:rPr>
+      </w:r>
+      <w:r>
+        <w:rPr>
+          <w:rtl/>
+          <w:cs/>
+          <w:lang w:val="ar_AE" w:bidi="ar_AE"/>
+        </w:rPr>
+      </w:r>
+    </w:p>
+    <w:p>
+      <w:pPr>
+        <w:bidi/>
+      </w:pPr>
+      <w:r>
+        <w:rPr>
+          <w:rtl/>
+          <w:cs/>
           <w:lang w:val="ar_AE" w:bidi="ar_AE"/>
         </w:rPr>
       </w:r>
@@ -3567,27 +4453,35 @@
       </w:pPr>
       <w:r>
         <w:rPr>
+          <w:rtl/>
+          <w:cs/>
           <w:lang w:val="ar_AE" w:bidi="ar_AE"/>
         </w:rPr>
         <w:t>1 يوحنا 3: 14</w:t>
       </w:r>
       <w:r>
         <w:rPr>
-          <w:lang w:val="ar_AE" w:bidi="ar_AE"/>
-        </w:rPr>
-      </w:r>
-    </w:p>
-    <w:p>
-      <w:pPr>
-        <w:bidi/>
-      </w:pPr>
-      <w:r>
-        <w:rPr>
-          <w:lang w:val="ar_AE" w:bidi="ar_AE"/>
-        </w:rPr>
-      </w:r>
-      <w:r>
-        <w:rPr>
+          <w:rtl/>
+          <w:cs/>
+          <w:lang w:val="ar_AE" w:bidi="ar_AE"/>
+        </w:rPr>
+      </w:r>
+    </w:p>
+    <w:p>
+      <w:pPr>
+        <w:bidi/>
+      </w:pPr>
+      <w:r>
+        <w:rPr>
+          <w:rtl/>
+          <w:cs/>
+          <w:lang w:val="ar_AE" w:bidi="ar_AE"/>
+        </w:rPr>
+      </w:r>
+      <w:r>
+        <w:rPr>
+          <w:rtl/>
+          <w:cs/>
           <w:lang w:val="ar_AE" w:bidi="ar_AE"/>
         </w:rPr>
         <w:t xml:space="preserve">إن محبتنا لإخوتنا وأخواتنا المؤمنين تُعد دليلًا ملموسًا على أننا قد اختبرنا الولادة الجديدة في المسيح وسننال الحياة الأبدية بدلًا من الموت (أي الدينونة؛ انظر </w:t>
@@ -3595,6 +4489,8 @@
       <w:hyperlink r:id="rId78">
         <w:r>
           <w:rPr>
+            <w:rtl/>
+            <w:cs/>
             <w:lang w:val="ar_AE" w:bidi="ar_AE"/>
           </w:rPr>
           <w:rPr>
@@ -3606,6 +4502,8 @@
       </w:hyperlink>
       <w:r>
         <w:rPr>
+          <w:rtl/>
+          <w:cs/>
           <w:lang w:val="ar_AE" w:bidi="ar_AE"/>
         </w:rPr>
         <w:t xml:space="preserve">؛ </w:t>
@@ -3613,6 +4511,8 @@
       <w:hyperlink r:id="rId79">
         <w:r>
           <w:rPr>
+            <w:rtl/>
+            <w:cs/>
             <w:lang w:val="ar_AE" w:bidi="ar_AE"/>
           </w:rPr>
           <w:rPr>
@@ -3624,6 +4524,8 @@
       </w:hyperlink>
       <w:r>
         <w:rPr>
+          <w:rtl/>
+          <w:cs/>
           <w:lang w:val="ar_AE" w:bidi="ar_AE"/>
         </w:rPr>
         <w:t xml:space="preserve">؛ </w:t>
@@ -3631,6 +4533,8 @@
       <w:hyperlink r:id="rId80">
         <w:r>
           <w:rPr>
+            <w:rtl/>
+            <w:cs/>
             <w:lang w:val="ar_AE" w:bidi="ar_AE"/>
           </w:rPr>
           <w:rPr>
@@ -3642,27 +4546,35 @@
       </w:hyperlink>
       <w:r>
         <w:rPr>
+          <w:rtl/>
+          <w:cs/>
           <w:lang w:val="ar_AE" w:bidi="ar_AE"/>
         </w:rPr>
         <w:t>).</w:t>
       </w:r>
       <w:r>
         <w:rPr>
-          <w:lang w:val="ar_AE" w:bidi="ar_AE"/>
-        </w:rPr>
-      </w:r>
-      <w:r>
-        <w:rPr>
-          <w:lang w:val="ar_AE" w:bidi="ar_AE"/>
-        </w:rPr>
-      </w:r>
-    </w:p>
-    <w:p>
-      <w:pPr>
-        <w:bidi/>
-      </w:pPr>
-      <w:r>
-        <w:rPr>
+          <w:rtl/>
+          <w:cs/>
+          <w:lang w:val="ar_AE" w:bidi="ar_AE"/>
+        </w:rPr>
+      </w:r>
+      <w:r>
+        <w:rPr>
+          <w:rtl/>
+          <w:cs/>
+          <w:lang w:val="ar_AE" w:bidi="ar_AE"/>
+        </w:rPr>
+      </w:r>
+    </w:p>
+    <w:p>
+      <w:pPr>
+        <w:bidi/>
+      </w:pPr>
+      <w:r>
+        <w:rPr>
+          <w:rtl/>
+          <w:cs/>
           <w:lang w:val="ar_AE" w:bidi="ar_AE"/>
         </w:rPr>
       </w:r>
@@ -3674,48 +4586,62 @@
       </w:pPr>
       <w:r>
         <w:rPr>
+          <w:rtl/>
+          <w:cs/>
           <w:lang w:val="ar_AE" w:bidi="ar_AE"/>
         </w:rPr>
         <w:t>1 يوحنا 3: 16–18</w:t>
       </w:r>
       <w:r>
         <w:rPr>
-          <w:lang w:val="ar_AE" w:bidi="ar_AE"/>
-        </w:rPr>
-      </w:r>
-    </w:p>
-    <w:p>
-      <w:pPr>
-        <w:bidi/>
-      </w:pPr>
-      <w:r>
-        <w:rPr>
-          <w:lang w:val="ar_AE" w:bidi="ar_AE"/>
-        </w:rPr>
-      </w:r>
-      <w:r>
-        <w:rPr>
+          <w:rtl/>
+          <w:cs/>
+          <w:lang w:val="ar_AE" w:bidi="ar_AE"/>
+        </w:rPr>
+      </w:r>
+    </w:p>
+    <w:p>
+      <w:pPr>
+        <w:bidi/>
+      </w:pPr>
+      <w:r>
+        <w:rPr>
+          <w:rtl/>
+          <w:cs/>
+          <w:lang w:val="ar_AE" w:bidi="ar_AE"/>
+        </w:rPr>
+      </w:r>
+      <w:r>
+        <w:rPr>
+          <w:rtl/>
+          <w:cs/>
           <w:lang w:val="ar_AE" w:bidi="ar_AE"/>
         </w:rPr>
         <w:t>يُظهر مثال المسيح أن المحبة الحقيقية تتضمن بذل الذات. ونحن نقوم بذلك عن طريق أن نكون مهتمين بصدق باحتياجات الآخرين، ومن خلال تقديم الوقت والجهد والصلاة والممتلكات، وحتى حياتنا بشكل غير أناني لتسديد تلك الاحتياجات.</w:t>
       </w:r>
       <w:r>
         <w:rPr>
-          <w:lang w:val="ar_AE" w:bidi="ar_AE"/>
-        </w:rPr>
-      </w:r>
-      <w:r>
-        <w:rPr>
-          <w:lang w:val="ar_AE" w:bidi="ar_AE"/>
-        </w:rPr>
-      </w:r>
-    </w:p>
-    <w:p>
-      <w:pPr>
-        <w:bidi/>
-      </w:pPr>
-      <w:r>
-        <w:rPr>
+          <w:rtl/>
+          <w:cs/>
+          <w:lang w:val="ar_AE" w:bidi="ar_AE"/>
+        </w:rPr>
+      </w:r>
+      <w:r>
+        <w:rPr>
+          <w:rtl/>
+          <w:cs/>
+          <w:lang w:val="ar_AE" w:bidi="ar_AE"/>
+        </w:rPr>
+      </w:r>
+    </w:p>
+    <w:p>
+      <w:pPr>
+        <w:bidi/>
+      </w:pPr>
+      <w:r>
+        <w:rPr>
+          <w:rtl/>
+          <w:cs/>
           <w:lang w:val="ar_AE" w:bidi="ar_AE"/>
         </w:rPr>
       </w:r>
@@ -3727,27 +4653,35 @@
       </w:pPr>
       <w:r>
         <w:rPr>
+          <w:rtl/>
+          <w:cs/>
           <w:lang w:val="ar_AE" w:bidi="ar_AE"/>
         </w:rPr>
         <w:t>1 يوحنا 3: 19–22</w:t>
       </w:r>
       <w:r>
         <w:rPr>
-          <w:lang w:val="ar_AE" w:bidi="ar_AE"/>
-        </w:rPr>
-      </w:r>
-    </w:p>
-    <w:p>
-      <w:pPr>
-        <w:bidi/>
-      </w:pPr>
-      <w:r>
-        <w:rPr>
-          <w:lang w:val="ar_AE" w:bidi="ar_AE"/>
-        </w:rPr>
-      </w:r>
-      <w:r>
-        <w:rPr>
+          <w:rtl/>
+          <w:cs/>
+          <w:lang w:val="ar_AE" w:bidi="ar_AE"/>
+        </w:rPr>
+      </w:r>
+    </w:p>
+    <w:p>
+      <w:pPr>
+        <w:bidi/>
+      </w:pPr>
+      <w:r>
+        <w:rPr>
+          <w:rtl/>
+          <w:cs/>
+          <w:lang w:val="ar_AE" w:bidi="ar_AE"/>
+        </w:rPr>
+      </w:r>
+      <w:r>
+        <w:rPr>
+          <w:rtl/>
+          <w:cs/>
           <w:lang w:val="ar_AE" w:bidi="ar_AE"/>
         </w:rPr>
         <w:t>أولئك الذين يحبون بصدق (</w:t>
@@ -3755,6 +4689,8 @@
       <w:hyperlink r:id="rId81">
         <w:r>
           <w:rPr>
+            <w:rtl/>
+            <w:cs/>
             <w:lang w:val="ar_AE" w:bidi="ar_AE"/>
           </w:rPr>
           <w:rPr>
@@ -3766,6 +4702,8 @@
       </w:hyperlink>
       <w:r>
         <w:rPr>
+          <w:rtl/>
+          <w:cs/>
           <w:lang w:val="ar_AE" w:bidi="ar_AE"/>
         </w:rPr>
         <w:t xml:space="preserve">) لديهم ثقة بأن الله يقبلهم، لأن المحبة الصادقة هي الدليل الأساسي على الإيمان الحقيقي والحياة الجديدة في المسيح (انظر </w:t>
@@ -3773,6 +4711,8 @@
       <w:hyperlink r:id="rId82">
         <w:r>
           <w:rPr>
+            <w:rtl/>
+            <w:cs/>
             <w:lang w:val="ar_AE" w:bidi="ar_AE"/>
           </w:rPr>
           <w:rPr>
@@ -3784,27 +4724,35 @@
       </w:hyperlink>
       <w:r>
         <w:rPr>
+          <w:rtl/>
+          <w:cs/>
           <w:lang w:val="ar_AE" w:bidi="ar_AE"/>
         </w:rPr>
         <w:t>).</w:t>
       </w:r>
       <w:r>
         <w:rPr>
-          <w:lang w:val="ar_AE" w:bidi="ar_AE"/>
-        </w:rPr>
-      </w:r>
-      <w:r>
-        <w:rPr>
-          <w:lang w:val="ar_AE" w:bidi="ar_AE"/>
-        </w:rPr>
-      </w:r>
-    </w:p>
-    <w:p>
-      <w:pPr>
-        <w:bidi/>
-      </w:pPr>
-      <w:r>
-        <w:rPr>
+          <w:rtl/>
+          <w:cs/>
+          <w:lang w:val="ar_AE" w:bidi="ar_AE"/>
+        </w:rPr>
+      </w:r>
+      <w:r>
+        <w:rPr>
+          <w:rtl/>
+          <w:cs/>
+          <w:lang w:val="ar_AE" w:bidi="ar_AE"/>
+        </w:rPr>
+      </w:r>
+    </w:p>
+    <w:p>
+      <w:pPr>
+        <w:bidi/>
+      </w:pPr>
+      <w:r>
+        <w:rPr>
+          <w:rtl/>
+          <w:cs/>
           <w:lang w:val="ar_AE" w:bidi="ar_AE"/>
         </w:rPr>
       </w:r>
@@ -3816,27 +4764,35 @@
       </w:pPr>
       <w:r>
         <w:rPr>
+          <w:rtl/>
+          <w:cs/>
           <w:lang w:val="ar_AE" w:bidi="ar_AE"/>
         </w:rPr>
         <w:t>1 يوحنا 3: 23–24</w:t>
       </w:r>
       <w:r>
         <w:rPr>
-          <w:lang w:val="ar_AE" w:bidi="ar_AE"/>
-        </w:rPr>
-      </w:r>
-    </w:p>
-    <w:p>
-      <w:pPr>
-        <w:bidi/>
-      </w:pPr>
-      <w:r>
-        <w:rPr>
-          <w:lang w:val="ar_AE" w:bidi="ar_AE"/>
-        </w:rPr>
-      </w:r>
-      <w:r>
-        <w:rPr>
+          <w:rtl/>
+          <w:cs/>
+          <w:lang w:val="ar_AE" w:bidi="ar_AE"/>
+        </w:rPr>
+      </w:r>
+    </w:p>
+    <w:p>
+      <w:pPr>
+        <w:bidi/>
+      </w:pPr>
+      <w:r>
+        <w:rPr>
+          <w:rtl/>
+          <w:cs/>
+          <w:lang w:val="ar_AE" w:bidi="ar_AE"/>
+        </w:rPr>
+      </w:r>
+      <w:r>
+        <w:rPr>
+          <w:rtl/>
+          <w:cs/>
           <w:lang w:val="ar_AE" w:bidi="ar_AE"/>
         </w:rPr>
         <w:t>يُقَدِّم يوحنّا هنا معيارًا جديدًا لتمييز الشخص الذي يكون فيه الروح القدس. والروح القدس ليس ملكية حصرية لنخبة مستنيرة دون أن تتغير حياتهم. بل إن الروح يأتي لجميع المؤمنين ويُحفِّز التلمذة المطيعة (</w:t>
@@ -3844,6 +4800,8 @@
       <w:hyperlink r:id="rId83">
         <w:r>
           <w:rPr>
+            <w:rtl/>
+            <w:cs/>
             <w:lang w:val="ar_AE" w:bidi="ar_AE"/>
           </w:rPr>
           <w:rPr>
@@ -3855,27 +4813,35 @@
       </w:hyperlink>
       <w:r>
         <w:rPr>
+          <w:rtl/>
+          <w:cs/>
           <w:lang w:val="ar_AE" w:bidi="ar_AE"/>
         </w:rPr>
         <w:t>).</w:t>
       </w:r>
       <w:r>
         <w:rPr>
-          <w:lang w:val="ar_AE" w:bidi="ar_AE"/>
-        </w:rPr>
-      </w:r>
-      <w:r>
-        <w:rPr>
-          <w:lang w:val="ar_AE" w:bidi="ar_AE"/>
-        </w:rPr>
-      </w:r>
-    </w:p>
-    <w:p>
-      <w:pPr>
-        <w:bidi/>
-      </w:pPr>
-      <w:r>
-        <w:rPr>
+          <w:rtl/>
+          <w:cs/>
+          <w:lang w:val="ar_AE" w:bidi="ar_AE"/>
+        </w:rPr>
+      </w:r>
+      <w:r>
+        <w:rPr>
+          <w:rtl/>
+          <w:cs/>
+          <w:lang w:val="ar_AE" w:bidi="ar_AE"/>
+        </w:rPr>
+      </w:r>
+    </w:p>
+    <w:p>
+      <w:pPr>
+        <w:bidi/>
+      </w:pPr>
+      <w:r>
+        <w:rPr>
+          <w:rtl/>
+          <w:cs/>
           <w:lang w:val="ar_AE" w:bidi="ar_AE"/>
         </w:rPr>
       </w:r>
@@ -3887,27 +4853,35 @@
       </w:pPr>
       <w:r>
         <w:rPr>
+          <w:rtl/>
+          <w:cs/>
           <w:lang w:val="ar_AE" w:bidi="ar_AE"/>
         </w:rPr>
         <w:t>1 يوحنا 4: 1</w:t>
       </w:r>
       <w:r>
         <w:rPr>
-          <w:lang w:val="ar_AE" w:bidi="ar_AE"/>
-        </w:rPr>
-      </w:r>
-    </w:p>
-    <w:p>
-      <w:pPr>
-        <w:bidi/>
-      </w:pPr>
-      <w:r>
-        <w:rPr>
-          <w:lang w:val="ar_AE" w:bidi="ar_AE"/>
-        </w:rPr>
-      </w:r>
-      <w:r>
-        <w:rPr>
+          <w:rtl/>
+          <w:cs/>
+          <w:lang w:val="ar_AE" w:bidi="ar_AE"/>
+        </w:rPr>
+      </w:r>
+    </w:p>
+    <w:p>
+      <w:pPr>
+        <w:bidi/>
+      </w:pPr>
+      <w:r>
+        <w:rPr>
+          <w:rtl/>
+          <w:cs/>
+          <w:lang w:val="ar_AE" w:bidi="ar_AE"/>
+        </w:rPr>
+      </w:r>
+      <w:r>
+        <w:rPr>
+          <w:rtl/>
+          <w:cs/>
           <w:lang w:val="ar_AE" w:bidi="ar_AE"/>
         </w:rPr>
         <w:t xml:space="preserve">كل من يدَّعي التحدث بالروح (حرفيًا </w:t>
@@ -3915,12 +4889,16 @@
       <w:r>
         <w:rPr>
           <w:i/>
+          <w:rtl/>
+          <w:cs/>
           <w:lang w:val="ar_AE" w:bidi="ar_AE"/>
         </w:rPr>
         <w:t>كل روح</w:t>
       </w:r>
       <w:r>
         <w:rPr>
+          <w:rtl/>
+          <w:cs/>
           <w:lang w:val="ar_AE" w:bidi="ar_AE"/>
         </w:rPr>
         <w:t>): المُعَلِّمون الذين غادروا كنائس يوحنا زعموا أنهم أنبياء</w:t>
@@ -3928,12 +4906,16 @@
       <w:r>
         <w:rPr>
           <w:i/>
+          <w:rtl/>
+          <w:cs/>
           <w:lang w:val="ar_AE" w:bidi="ar_AE"/>
         </w:rPr>
         <w:t>،</w:t>
       </w:r>
       <w:r>
         <w:rPr>
+          <w:rtl/>
+          <w:cs/>
           <w:lang w:val="ar_AE" w:bidi="ar_AE"/>
         </w:rPr>
         <w:t xml:space="preserve"> لكن النبي الحقيقي هو أداة في يد الروح القدس لتوصيل كلامه (</w:t>
@@ -3941,6 +4923,8 @@
       <w:hyperlink r:id="rId84">
         <w:r>
           <w:rPr>
+            <w:rtl/>
+            <w:cs/>
             <w:lang w:val="ar_AE" w:bidi="ar_AE"/>
           </w:rPr>
           <w:rPr>
@@ -3952,6 +4936,8 @@
       </w:hyperlink>
       <w:r>
         <w:rPr>
+          <w:rtl/>
+          <w:cs/>
           <w:lang w:val="ar_AE" w:bidi="ar_AE"/>
         </w:rPr>
         <w:t xml:space="preserve">؛ </w:t>
@@ -3959,6 +4945,8 @@
       <w:hyperlink r:id="rId85">
         <w:r>
           <w:rPr>
+            <w:rtl/>
+            <w:cs/>
             <w:lang w:val="ar_AE" w:bidi="ar_AE"/>
           </w:rPr>
           <w:rPr>
@@ -3970,6 +4958,8 @@
       </w:hyperlink>
       <w:r>
         <w:rPr>
+          <w:rtl/>
+          <w:cs/>
           <w:lang w:val="ar_AE" w:bidi="ar_AE"/>
         </w:rPr>
         <w:t xml:space="preserve">؛ </w:t>
@@ -3977,6 +4967,8 @@
       <w:hyperlink r:id="rId86">
         <w:r>
           <w:rPr>
+            <w:rtl/>
+            <w:cs/>
             <w:lang w:val="ar_AE" w:bidi="ar_AE"/>
           </w:rPr>
           <w:rPr>
@@ -3988,6 +4980,8 @@
       </w:hyperlink>
       <w:r>
         <w:rPr>
+          <w:rtl/>
+          <w:cs/>
           <w:lang w:val="ar_AE" w:bidi="ar_AE"/>
         </w:rPr>
         <w:t>). لذا يجب امتحان كل من يتكلم في ضوء ما قاله الروح القدس بواسطة الرسل (</w:t>
@@ -3995,6 +4989,8 @@
       <w:hyperlink r:id="rId15">
         <w:r>
           <w:rPr>
+            <w:rtl/>
+            <w:cs/>
             <w:lang w:val="ar_AE" w:bidi="ar_AE"/>
           </w:rPr>
           <w:rPr>
@@ -4006,6 +5002,8 @@
       </w:hyperlink>
       <w:r>
         <w:rPr>
+          <w:rtl/>
+          <w:cs/>
           <w:lang w:val="ar_AE" w:bidi="ar_AE"/>
         </w:rPr>
         <w:t xml:space="preserve">، </w:t>
@@ -4013,6 +5011,8 @@
       <w:hyperlink r:id="rId87">
         <w:r>
           <w:rPr>
+            <w:rtl/>
+            <w:cs/>
             <w:lang w:val="ar_AE" w:bidi="ar_AE"/>
           </w:rPr>
           <w:rPr>
@@ -4024,27 +5024,35 @@
       </w:hyperlink>
       <w:r>
         <w:rPr>
+          <w:rtl/>
+          <w:cs/>
           <w:lang w:val="ar_AE" w:bidi="ar_AE"/>
         </w:rPr>
         <w:t>).</w:t>
       </w:r>
       <w:r>
         <w:rPr>
-          <w:lang w:val="ar_AE" w:bidi="ar_AE"/>
-        </w:rPr>
-      </w:r>
-      <w:r>
-        <w:rPr>
-          <w:lang w:val="ar_AE" w:bidi="ar_AE"/>
-        </w:rPr>
-      </w:r>
-    </w:p>
-    <w:p>
-      <w:pPr>
-        <w:bidi/>
-      </w:pPr>
-      <w:r>
-        <w:rPr>
+          <w:rtl/>
+          <w:cs/>
+          <w:lang w:val="ar_AE" w:bidi="ar_AE"/>
+        </w:rPr>
+      </w:r>
+      <w:r>
+        <w:rPr>
+          <w:rtl/>
+          <w:cs/>
+          <w:lang w:val="ar_AE" w:bidi="ar_AE"/>
+        </w:rPr>
+      </w:r>
+    </w:p>
+    <w:p>
+      <w:pPr>
+        <w:bidi/>
+      </w:pPr>
+      <w:r>
+        <w:rPr>
+          <w:rtl/>
+          <w:cs/>
           <w:lang w:val="ar_AE" w:bidi="ar_AE"/>
         </w:rPr>
       </w:r>
@@ -4056,27 +5064,35 @@
       </w:pPr>
       <w:r>
         <w:rPr>
+          <w:rtl/>
+          <w:cs/>
           <w:lang w:val="ar_AE" w:bidi="ar_AE"/>
         </w:rPr>
         <w:t>1 يوحنا 4: 1–6</w:t>
       </w:r>
       <w:r>
         <w:rPr>
-          <w:lang w:val="ar_AE" w:bidi="ar_AE"/>
-        </w:rPr>
-      </w:r>
-    </w:p>
-    <w:p>
-      <w:pPr>
-        <w:bidi/>
-      </w:pPr>
-      <w:r>
-        <w:rPr>
-          <w:lang w:val="ar_AE" w:bidi="ar_AE"/>
-        </w:rPr>
-      </w:r>
-      <w:r>
-        <w:rPr>
+          <w:rtl/>
+          <w:cs/>
+          <w:lang w:val="ar_AE" w:bidi="ar_AE"/>
+        </w:rPr>
+      </w:r>
+    </w:p>
+    <w:p>
+      <w:pPr>
+        <w:bidi/>
+      </w:pPr>
+      <w:r>
+        <w:rPr>
+          <w:rtl/>
+          <w:cs/>
+          <w:lang w:val="ar_AE" w:bidi="ar_AE"/>
+        </w:rPr>
+      </w:r>
+      <w:r>
+        <w:rPr>
+          <w:rtl/>
+          <w:cs/>
           <w:lang w:val="ar_AE" w:bidi="ar_AE"/>
         </w:rPr>
         <w:t>أولئك الذين ينتمون إلى الله (</w:t>
@@ -4084,6 +5100,8 @@
       <w:hyperlink r:id="rId46">
         <w:r>
           <w:rPr>
+            <w:rtl/>
+            <w:cs/>
             <w:lang w:val="ar_AE" w:bidi="ar_AE"/>
           </w:rPr>
           <w:rPr>
@@ -4095,6 +5113,8 @@
       </w:hyperlink>
       <w:r>
         <w:rPr>
+          <w:rtl/>
+          <w:cs/>
           <w:lang w:val="ar_AE" w:bidi="ar_AE"/>
         </w:rPr>
         <w:t>) يستطيعون تمييز الحق الروحي من الكذب، لأن وجود الروح القدس (</w:t>
@@ -4102,6 +5122,8 @@
       <w:hyperlink r:id="rId88">
         <w:r>
           <w:rPr>
+            <w:rtl/>
+            <w:cs/>
             <w:lang w:val="ar_AE" w:bidi="ar_AE"/>
           </w:rPr>
           <w:rPr>
@@ -4113,6 +5135,8 @@
       </w:hyperlink>
       <w:r>
         <w:rPr>
+          <w:rtl/>
+          <w:cs/>
           <w:lang w:val="ar_AE" w:bidi="ar_AE"/>
         </w:rPr>
         <w:t xml:space="preserve">) يُعَلِّمهم (انظر </w:t>
@@ -4120,6 +5144,8 @@
       <w:hyperlink r:id="rId89">
         <w:r>
           <w:rPr>
+            <w:rtl/>
+            <w:cs/>
             <w:lang w:val="ar_AE" w:bidi="ar_AE"/>
           </w:rPr>
           <w:rPr>
@@ -4131,6 +5157,8 @@
       </w:hyperlink>
       <w:r>
         <w:rPr>
+          <w:rtl/>
+          <w:cs/>
           <w:lang w:val="ar_AE" w:bidi="ar_AE"/>
         </w:rPr>
         <w:t xml:space="preserve">, </w:t>
@@ -4138,6 +5166,8 @@
       <w:hyperlink r:id="rId90">
         <w:r>
           <w:rPr>
+            <w:rtl/>
+            <w:cs/>
             <w:lang w:val="ar_AE" w:bidi="ar_AE"/>
           </w:rPr>
           <w:rPr>
@@ -4149,6 +5179,8 @@
       </w:hyperlink>
       <w:r>
         <w:rPr>
+          <w:rtl/>
+          <w:cs/>
           <w:lang w:val="ar_AE" w:bidi="ar_AE"/>
         </w:rPr>
         <w:t xml:space="preserve">; </w:t>
@@ -4156,6 +5188,8 @@
       <w:hyperlink r:id="rId91">
         <w:r>
           <w:rPr>
+            <w:rtl/>
+            <w:cs/>
             <w:lang w:val="ar_AE" w:bidi="ar_AE"/>
           </w:rPr>
           <w:rPr>
@@ -4167,6 +5201,8 @@
       </w:hyperlink>
       <w:r>
         <w:rPr>
+          <w:rtl/>
+          <w:cs/>
           <w:lang w:val="ar_AE" w:bidi="ar_AE"/>
         </w:rPr>
         <w:t xml:space="preserve">; </w:t>
@@ -4174,6 +5210,8 @@
       <w:hyperlink r:id="rId92">
         <w:r>
           <w:rPr>
+            <w:rtl/>
+            <w:cs/>
             <w:lang w:val="ar_AE" w:bidi="ar_AE"/>
           </w:rPr>
           <w:rPr>
@@ -4185,27 +5223,35 @@
       </w:hyperlink>
       <w:r>
         <w:rPr>
+          <w:rtl/>
+          <w:cs/>
           <w:lang w:val="ar_AE" w:bidi="ar_AE"/>
         </w:rPr>
         <w:t>). ومع ذلك، يُقَدِّم يوحنا اختبارات ملموسة للمؤمنين لتطبيقها حتى لا يحدث ارتباك. وهذه الاختبارات تعد نقطة انطلاق للمُعَلِّمين الحقيقيين، وليست اختبارات شاملة؛ فقد صُممت لمعالجة التعاليم الخاطئة التي كانت تُروَّج في كنائس قراء يوحنا.</w:t>
       </w:r>
       <w:r>
         <w:rPr>
-          <w:lang w:val="ar_AE" w:bidi="ar_AE"/>
-        </w:rPr>
-      </w:r>
-      <w:r>
-        <w:rPr>
-          <w:lang w:val="ar_AE" w:bidi="ar_AE"/>
-        </w:rPr>
-      </w:r>
-    </w:p>
-    <w:p>
-      <w:pPr>
-        <w:bidi/>
-      </w:pPr>
-      <w:r>
-        <w:rPr>
+          <w:rtl/>
+          <w:cs/>
+          <w:lang w:val="ar_AE" w:bidi="ar_AE"/>
+        </w:rPr>
+      </w:r>
+      <w:r>
+        <w:rPr>
+          <w:rtl/>
+          <w:cs/>
+          <w:lang w:val="ar_AE" w:bidi="ar_AE"/>
+        </w:rPr>
+      </w:r>
+    </w:p>
+    <w:p>
+      <w:pPr>
+        <w:bidi/>
+      </w:pPr>
+      <w:r>
+        <w:rPr>
+          <w:rtl/>
+          <w:cs/>
           <w:lang w:val="ar_AE" w:bidi="ar_AE"/>
         </w:rPr>
       </w:r>
@@ -4217,27 +5263,35 @@
       </w:pPr>
       <w:r>
         <w:rPr>
+          <w:rtl/>
+          <w:cs/>
           <w:lang w:val="ar_AE" w:bidi="ar_AE"/>
         </w:rPr>
         <w:t>1 يوحنا 4: 2</w:t>
       </w:r>
       <w:r>
         <w:rPr>
-          <w:lang w:val="ar_AE" w:bidi="ar_AE"/>
-        </w:rPr>
-      </w:r>
-    </w:p>
-    <w:p>
-      <w:pPr>
-        <w:bidi/>
-      </w:pPr>
-      <w:r>
-        <w:rPr>
-          <w:lang w:val="ar_AE" w:bidi="ar_AE"/>
-        </w:rPr>
-      </w:r>
-      <w:r>
-        <w:rPr>
+          <w:rtl/>
+          <w:cs/>
+          <w:lang w:val="ar_AE" w:bidi="ar_AE"/>
+        </w:rPr>
+      </w:r>
+    </w:p>
+    <w:p>
+      <w:pPr>
+        <w:bidi/>
+      </w:pPr>
+      <w:r>
+        <w:rPr>
+          <w:rtl/>
+          <w:cs/>
+          <w:lang w:val="ar_AE" w:bidi="ar_AE"/>
+        </w:rPr>
+      </w:r>
+      <w:r>
+        <w:rPr>
+          <w:rtl/>
+          <w:cs/>
           <w:lang w:val="ar_AE" w:bidi="ar_AE"/>
         </w:rPr>
         <w:t>إذا ادّعى شخص أنه نبي: يُحدد يوحنا اختبارًا عقائديًا للأنبياء والمُعَلِّمين. فأولئك الذين لديهم روح الله يعترفون بأن يسوع المسيح جاء في جسد حقيقي. بمعنى آخر، يجب أن يؤكدوا حقيقة أن يسوع هو إنسان كامل وإله كامل. لذا فإن الأنبياء والمُعَلِّمين الذين ينكرون هذه التعاليم الأساسية هم ضد المسيح (</w:t>
@@ -4245,6 +5299,8 @@
       <w:hyperlink r:id="rId93">
         <w:r>
           <w:rPr>
+            <w:rtl/>
+            <w:cs/>
             <w:lang w:val="ar_AE" w:bidi="ar_AE"/>
           </w:rPr>
           <w:rPr>
@@ -4256,6 +5312,8 @@
       </w:hyperlink>
       <w:r>
         <w:rPr>
+          <w:rtl/>
+          <w:cs/>
           <w:lang w:val="ar_AE" w:bidi="ar_AE"/>
         </w:rPr>
         <w:t xml:space="preserve">). حيث قد عَلَّم بعض المُعَلِّمين الكذبة في زمن يوحنا (الدوسيتيون) أن يسوع المسيح بدا فقط أنه لديه جسد بشري لكنه لم يكن لديه بالفعل. وبذلك أنكروا أن الله صار جسدًا؛ انظر </w:t>
@@ -4263,6 +5321,8 @@
       <w:hyperlink r:id="rId94">
         <w:r>
           <w:rPr>
+            <w:rtl/>
+            <w:cs/>
             <w:lang w:val="ar_AE" w:bidi="ar_AE"/>
           </w:rPr>
           <w:rPr>
@@ -4274,6 +5334,8 @@
       </w:hyperlink>
       <w:r>
         <w:rPr>
+          <w:rtl/>
+          <w:cs/>
           <w:lang w:val="ar_AE" w:bidi="ar_AE"/>
         </w:rPr>
         <w:t xml:space="preserve">; </w:t>
@@ -4281,6 +5343,8 @@
       <w:hyperlink r:id="rId14">
         <w:r>
           <w:rPr>
+            <w:rtl/>
+            <w:cs/>
             <w:lang w:val="ar_AE" w:bidi="ar_AE"/>
           </w:rPr>
           <w:rPr>
@@ -4292,27 +5356,35 @@
       </w:hyperlink>
       <w:r>
         <w:rPr>
+          <w:rtl/>
+          <w:cs/>
           <w:lang w:val="ar_AE" w:bidi="ar_AE"/>
         </w:rPr>
         <w:t>).</w:t>
       </w:r>
       <w:r>
         <w:rPr>
-          <w:lang w:val="ar_AE" w:bidi="ar_AE"/>
-        </w:rPr>
-      </w:r>
-      <w:r>
-        <w:rPr>
-          <w:lang w:val="ar_AE" w:bidi="ar_AE"/>
-        </w:rPr>
-      </w:r>
-    </w:p>
-    <w:p>
-      <w:pPr>
-        <w:bidi/>
-      </w:pPr>
-      <w:r>
-        <w:rPr>
+          <w:rtl/>
+          <w:cs/>
+          <w:lang w:val="ar_AE" w:bidi="ar_AE"/>
+        </w:rPr>
+      </w:r>
+      <w:r>
+        <w:rPr>
+          <w:rtl/>
+          <w:cs/>
+          <w:lang w:val="ar_AE" w:bidi="ar_AE"/>
+        </w:rPr>
+      </w:r>
+    </w:p>
+    <w:p>
+      <w:pPr>
+        <w:bidi/>
+      </w:pPr>
+      <w:r>
+        <w:rPr>
+          <w:rtl/>
+          <w:cs/>
           <w:lang w:val="ar_AE" w:bidi="ar_AE"/>
         </w:rPr>
       </w:r>
@@ -4324,27 +5396,35 @@
       </w:pPr>
       <w:r>
         <w:rPr>
+          <w:rtl/>
+          <w:cs/>
           <w:lang w:val="ar_AE" w:bidi="ar_AE"/>
         </w:rPr>
         <w:t>1 يوحنا 4: 5</w:t>
       </w:r>
       <w:r>
         <w:rPr>
-          <w:lang w:val="ar_AE" w:bidi="ar_AE"/>
-        </w:rPr>
-      </w:r>
-    </w:p>
-    <w:p>
-      <w:pPr>
-        <w:bidi/>
-      </w:pPr>
-      <w:r>
-        <w:rPr>
-          <w:lang w:val="ar_AE" w:bidi="ar_AE"/>
-        </w:rPr>
-      </w:r>
-      <w:r>
-        <w:rPr>
+          <w:rtl/>
+          <w:cs/>
+          <w:lang w:val="ar_AE" w:bidi="ar_AE"/>
+        </w:rPr>
+      </w:r>
+    </w:p>
+    <w:p>
+      <w:pPr>
+        <w:bidi/>
+      </w:pPr>
+      <w:r>
+        <w:rPr>
+          <w:rtl/>
+          <w:cs/>
+          <w:lang w:val="ar_AE" w:bidi="ar_AE"/>
+        </w:rPr>
+      </w:r>
+      <w:r>
+        <w:rPr>
+          <w:rtl/>
+          <w:cs/>
           <w:lang w:val="ar_AE" w:bidi="ar_AE"/>
         </w:rPr>
         <w:t>وجهة نظر العالم تُمثل شرًا منهجيًا مقاوم لله (</w:t>
@@ -4352,6 +5432,8 @@
       <w:hyperlink r:id="rId95">
         <w:r>
           <w:rPr>
+            <w:rtl/>
+            <w:cs/>
             <w:lang w:val="ar_AE" w:bidi="ar_AE"/>
           </w:rPr>
           <w:rPr>
@@ -4363,27 +5445,35 @@
       </w:hyperlink>
       <w:r>
         <w:rPr>
+          <w:rtl/>
+          <w:cs/>
           <w:lang w:val="ar_AE" w:bidi="ar_AE"/>
         </w:rPr>
         <w:t>).</w:t>
       </w:r>
       <w:r>
         <w:rPr>
-          <w:lang w:val="ar_AE" w:bidi="ar_AE"/>
-        </w:rPr>
-      </w:r>
-      <w:r>
-        <w:rPr>
-          <w:lang w:val="ar_AE" w:bidi="ar_AE"/>
-        </w:rPr>
-      </w:r>
-    </w:p>
-    <w:p>
-      <w:pPr>
-        <w:bidi/>
-      </w:pPr>
-      <w:r>
-        <w:rPr>
+          <w:rtl/>
+          <w:cs/>
+          <w:lang w:val="ar_AE" w:bidi="ar_AE"/>
+        </w:rPr>
+      </w:r>
+      <w:r>
+        <w:rPr>
+          <w:rtl/>
+          <w:cs/>
+          <w:lang w:val="ar_AE" w:bidi="ar_AE"/>
+        </w:rPr>
+      </w:r>
+    </w:p>
+    <w:p>
+      <w:pPr>
+        <w:bidi/>
+      </w:pPr>
+      <w:r>
+        <w:rPr>
+          <w:rtl/>
+          <w:cs/>
           <w:lang w:val="ar_AE" w:bidi="ar_AE"/>
         </w:rPr>
       </w:r>
@@ -4395,27 +5485,35 @@
       </w:pPr>
       <w:r>
         <w:rPr>
+          <w:rtl/>
+          <w:cs/>
           <w:lang w:val="ar_AE" w:bidi="ar_AE"/>
         </w:rPr>
         <w:t>1 يوحنا 4: 6</w:t>
       </w:r>
       <w:r>
         <w:rPr>
-          <w:lang w:val="ar_AE" w:bidi="ar_AE"/>
-        </w:rPr>
-      </w:r>
-    </w:p>
-    <w:p>
-      <w:pPr>
-        <w:bidi/>
-      </w:pPr>
-      <w:r>
-        <w:rPr>
-          <w:lang w:val="ar_AE" w:bidi="ar_AE"/>
-        </w:rPr>
-      </w:r>
-      <w:r>
-        <w:rPr>
+          <w:rtl/>
+          <w:cs/>
+          <w:lang w:val="ar_AE" w:bidi="ar_AE"/>
+        </w:rPr>
+      </w:r>
+    </w:p>
+    <w:p>
+      <w:pPr>
+        <w:bidi/>
+      </w:pPr>
+      <w:r>
+        <w:rPr>
+          <w:rtl/>
+          <w:cs/>
+          <w:lang w:val="ar_AE" w:bidi="ar_AE"/>
+        </w:rPr>
+      </w:r>
+      <w:r>
+        <w:rPr>
+          <w:rtl/>
+          <w:cs/>
           <w:lang w:val="ar_AE" w:bidi="ar_AE"/>
         </w:rPr>
         <w:t>يختبر يوحنا حقيقة المسيحية لدى الشخص عن طريق ما إذا كانوا يستمعون إلى تعاليم الرسل ويتفقون معها. • روح الحق هو الروح القدس (</w:t>
@@ -4423,6 +5521,8 @@
       <w:hyperlink r:id="rId96">
         <w:r>
           <w:rPr>
+            <w:rtl/>
+            <w:cs/>
             <w:lang w:val="ar_AE" w:bidi="ar_AE"/>
           </w:rPr>
           <w:rPr>
@@ -4434,6 +5534,8 @@
       </w:hyperlink>
       <w:r>
         <w:rPr>
+          <w:rtl/>
+          <w:cs/>
           <w:lang w:val="ar_AE" w:bidi="ar_AE"/>
         </w:rPr>
         <w:t xml:space="preserve">, </w:t>
@@ -4441,6 +5543,8 @@
       <w:hyperlink r:id="rId97">
         <w:r>
           <w:rPr>
+            <w:rtl/>
+            <w:cs/>
             <w:lang w:val="ar_AE" w:bidi="ar_AE"/>
           </w:rPr>
           <w:rPr>
@@ -4452,6 +5556,8 @@
       </w:hyperlink>
       <w:r>
         <w:rPr>
+          <w:rtl/>
+          <w:cs/>
           <w:lang w:val="ar_AE" w:bidi="ar_AE"/>
         </w:rPr>
         <w:t xml:space="preserve">; </w:t>
@@ -4459,6 +5565,8 @@
       <w:hyperlink r:id="rId98">
         <w:r>
           <w:rPr>
+            <w:rtl/>
+            <w:cs/>
             <w:lang w:val="ar_AE" w:bidi="ar_AE"/>
           </w:rPr>
           <w:rPr>
@@ -4470,6 +5578,8 @@
       </w:hyperlink>
       <w:r>
         <w:rPr>
+          <w:rtl/>
+          <w:cs/>
           <w:lang w:val="ar_AE" w:bidi="ar_AE"/>
         </w:rPr>
         <w:t xml:space="preserve">; </w:t>
@@ -4477,6 +5587,8 @@
       <w:hyperlink r:id="rId99">
         <w:r>
           <w:rPr>
+            <w:rtl/>
+            <w:cs/>
             <w:lang w:val="ar_AE" w:bidi="ar_AE"/>
           </w:rPr>
           <w:rPr>
@@ -4488,6 +5600,8 @@
       </w:hyperlink>
       <w:r>
         <w:rPr>
+          <w:rtl/>
+          <w:cs/>
           <w:lang w:val="ar_AE" w:bidi="ar_AE"/>
         </w:rPr>
         <w:t>)، الذي يُعَلِّم الحق عن المسيح (</w:t>
@@ -4495,6 +5609,8 @@
       <w:hyperlink r:id="rId89">
         <w:r>
           <w:rPr>
+            <w:rtl/>
+            <w:cs/>
             <w:lang w:val="ar_AE" w:bidi="ar_AE"/>
           </w:rPr>
           <w:rPr>
@@ -4506,6 +5622,8 @@
       </w:hyperlink>
       <w:r>
         <w:rPr>
+          <w:rtl/>
+          <w:cs/>
           <w:lang w:val="ar_AE" w:bidi="ar_AE"/>
         </w:rPr>
         <w:t xml:space="preserve">, </w:t>
@@ -4513,6 +5631,8 @@
       <w:hyperlink r:id="rId90">
         <w:r>
           <w:rPr>
+            <w:rtl/>
+            <w:cs/>
             <w:lang w:val="ar_AE" w:bidi="ar_AE"/>
           </w:rPr>
           <w:rPr>
@@ -4524,6 +5644,8 @@
       </w:hyperlink>
       <w:r>
         <w:rPr>
+          <w:rtl/>
+          <w:cs/>
           <w:lang w:val="ar_AE" w:bidi="ar_AE"/>
         </w:rPr>
         <w:t>). • الأنبياء الكذبة لديهم روح الضلال</w:t>
@@ -4531,45 +5653,59 @@
       <w:r>
         <w:rPr>
           <w:i/>
+          <w:rtl/>
+          <w:cs/>
           <w:lang w:val="ar_AE" w:bidi="ar_AE"/>
         </w:rPr>
         <w:t>،</w:t>
       </w:r>
       <w:r>
         <w:rPr>
+          <w:rtl/>
+          <w:cs/>
           <w:lang w:val="ar_AE" w:bidi="ar_AE"/>
         </w:rPr>
         <w:t xml:space="preserve"> روح ضد المسيح، الذي يبعد الناس عن المسيح (انظر </w:t>
       </w:r>
       <w:r>
         <w:rPr>
+          <w:rtl/>
+          <w:cs/>
           <w:lang w:val="ar_AE" w:bidi="ar_AE"/>
         </w:rPr>
         <w:t>ملاحظة الدراسة على 2:22</w:t>
       </w:r>
       <w:r>
         <w:rPr>
+          <w:rtl/>
+          <w:cs/>
           <w:lang w:val="ar_AE" w:bidi="ar_AE"/>
         </w:rPr>
         <w:t>). لذلك، الاتحاد مع جسد المسيح التاريخي والإجماع على التعليم الذي بدأ مع الرسل هو علامة الإخلاص لعمل المسيح في العالم.</w:t>
       </w:r>
       <w:r>
         <w:rPr>
-          <w:lang w:val="ar_AE" w:bidi="ar_AE"/>
-        </w:rPr>
-      </w:r>
-      <w:r>
-        <w:rPr>
-          <w:lang w:val="ar_AE" w:bidi="ar_AE"/>
-        </w:rPr>
-      </w:r>
-    </w:p>
-    <w:p>
-      <w:pPr>
-        <w:bidi/>
-      </w:pPr>
-      <w:r>
-        <w:rPr>
+          <w:rtl/>
+          <w:cs/>
+          <w:lang w:val="ar_AE" w:bidi="ar_AE"/>
+        </w:rPr>
+      </w:r>
+      <w:r>
+        <w:rPr>
+          <w:rtl/>
+          <w:cs/>
+          <w:lang w:val="ar_AE" w:bidi="ar_AE"/>
+        </w:rPr>
+      </w:r>
+    </w:p>
+    <w:p>
+      <w:pPr>
+        <w:bidi/>
+      </w:pPr>
+      <w:r>
+        <w:rPr>
+          <w:rtl/>
+          <w:cs/>
           <w:lang w:val="ar_AE" w:bidi="ar_AE"/>
         </w:rPr>
       </w:r>
@@ -4581,48 +5717,62 @@
       </w:pPr>
       <w:r>
         <w:rPr>
+          <w:rtl/>
+          <w:cs/>
           <w:lang w:val="ar_AE" w:bidi="ar_AE"/>
         </w:rPr>
         <w:t>1 يوحنا 4: 7–21</w:t>
       </w:r>
       <w:r>
         <w:rPr>
-          <w:lang w:val="ar_AE" w:bidi="ar_AE"/>
-        </w:rPr>
-      </w:r>
-    </w:p>
-    <w:p>
-      <w:pPr>
-        <w:bidi/>
-      </w:pPr>
-      <w:r>
-        <w:rPr>
-          <w:lang w:val="ar_AE" w:bidi="ar_AE"/>
-        </w:rPr>
-      </w:r>
-      <w:r>
-        <w:rPr>
+          <w:rtl/>
+          <w:cs/>
+          <w:lang w:val="ar_AE" w:bidi="ar_AE"/>
+        </w:rPr>
+      </w:r>
+    </w:p>
+    <w:p>
+      <w:pPr>
+        <w:bidi/>
+      </w:pPr>
+      <w:r>
+        <w:rPr>
+          <w:rtl/>
+          <w:cs/>
+          <w:lang w:val="ar_AE" w:bidi="ar_AE"/>
+        </w:rPr>
+      </w:r>
+      <w:r>
+        <w:rPr>
+          <w:rtl/>
+          <w:cs/>
           <w:lang w:val="ar_AE" w:bidi="ar_AE"/>
         </w:rPr>
         <w:t>يوضح يوحنا أصل محبة المسيحي وكيفية تأثيرها.</w:t>
       </w:r>
       <w:r>
         <w:rPr>
-          <w:lang w:val="ar_AE" w:bidi="ar_AE"/>
-        </w:rPr>
-      </w:r>
-      <w:r>
-        <w:rPr>
-          <w:lang w:val="ar_AE" w:bidi="ar_AE"/>
-        </w:rPr>
-      </w:r>
-    </w:p>
-    <w:p>
-      <w:pPr>
-        <w:bidi/>
-      </w:pPr>
-      <w:r>
-        <w:rPr>
+          <w:rtl/>
+          <w:cs/>
+          <w:lang w:val="ar_AE" w:bidi="ar_AE"/>
+        </w:rPr>
+      </w:r>
+      <w:r>
+        <w:rPr>
+          <w:rtl/>
+          <w:cs/>
+          <w:lang w:val="ar_AE" w:bidi="ar_AE"/>
+        </w:rPr>
+      </w:r>
+    </w:p>
+    <w:p>
+      <w:pPr>
+        <w:bidi/>
+      </w:pPr>
+      <w:r>
+        <w:rPr>
+          <w:rtl/>
+          <w:cs/>
           <w:lang w:val="ar_AE" w:bidi="ar_AE"/>
         </w:rPr>
       </w:r>
@@ -4634,27 +5784,35 @@
       </w:pPr>
       <w:r>
         <w:rPr>
+          <w:rtl/>
+          <w:cs/>
           <w:lang w:val="ar_AE" w:bidi="ar_AE"/>
         </w:rPr>
         <w:t>1 يوحنا 4: 8</w:t>
       </w:r>
       <w:r>
         <w:rPr>
-          <w:lang w:val="ar_AE" w:bidi="ar_AE"/>
-        </w:rPr>
-      </w:r>
-    </w:p>
-    <w:p>
-      <w:pPr>
-        <w:bidi/>
-      </w:pPr>
-      <w:r>
-        <w:rPr>
-          <w:lang w:val="ar_AE" w:bidi="ar_AE"/>
-        </w:rPr>
-      </w:r>
-      <w:r>
-        <w:rPr>
+          <w:rtl/>
+          <w:cs/>
+          <w:lang w:val="ar_AE" w:bidi="ar_AE"/>
+        </w:rPr>
+      </w:r>
+    </w:p>
+    <w:p>
+      <w:pPr>
+        <w:bidi/>
+      </w:pPr>
+      <w:r>
+        <w:rPr>
+          <w:rtl/>
+          <w:cs/>
+          <w:lang w:val="ar_AE" w:bidi="ar_AE"/>
+        </w:rPr>
+      </w:r>
+      <w:r>
+        <w:rPr>
+          <w:rtl/>
+          <w:cs/>
           <w:lang w:val="ar_AE" w:bidi="ar_AE"/>
         </w:rPr>
         <w:t>الله محبة</w:t>
@@ -4662,12 +5820,16 @@
       <w:r>
         <w:rPr>
           <w:i/>
+          <w:rtl/>
+          <w:cs/>
           <w:lang w:val="ar_AE" w:bidi="ar_AE"/>
         </w:rPr>
         <w:t>،</w:t>
       </w:r>
       <w:r>
         <w:rPr>
+          <w:rtl/>
+          <w:cs/>
           <w:lang w:val="ar_AE" w:bidi="ar_AE"/>
         </w:rPr>
         <w:t xml:space="preserve"> وهو المصدر والتجسيد لكل محبة. هذا المفهوم، إلى جانب مفهوم أن "الله نور" (</w:t>
@@ -4675,6 +5837,8 @@
       <w:hyperlink r:id="rId100">
         <w:r>
           <w:rPr>
+            <w:rtl/>
+            <w:cs/>
             <w:lang w:val="ar_AE" w:bidi="ar_AE"/>
           </w:rPr>
           <w:rPr>
@@ -4686,27 +5850,35 @@
       </w:hyperlink>
       <w:r>
         <w:rPr>
+          <w:rtl/>
+          <w:cs/>
           <w:lang w:val="ar_AE" w:bidi="ar_AE"/>
         </w:rPr>
         <w:t>)، يشكلان الأساس الذي يعتمد عليه يوحنا في كتابة هذه الرسالة.</w:t>
       </w:r>
       <w:r>
         <w:rPr>
-          <w:lang w:val="ar_AE" w:bidi="ar_AE"/>
-        </w:rPr>
-      </w:r>
-      <w:r>
-        <w:rPr>
-          <w:lang w:val="ar_AE" w:bidi="ar_AE"/>
-        </w:rPr>
-      </w:r>
-    </w:p>
-    <w:p>
-      <w:pPr>
-        <w:bidi/>
-      </w:pPr>
-      <w:r>
-        <w:rPr>
+          <w:rtl/>
+          <w:cs/>
+          <w:lang w:val="ar_AE" w:bidi="ar_AE"/>
+        </w:rPr>
+      </w:r>
+      <w:r>
+        <w:rPr>
+          <w:rtl/>
+          <w:cs/>
+          <w:lang w:val="ar_AE" w:bidi="ar_AE"/>
+        </w:rPr>
+      </w:r>
+    </w:p>
+    <w:p>
+      <w:pPr>
+        <w:bidi/>
+      </w:pPr>
+      <w:r>
+        <w:rPr>
+          <w:rtl/>
+          <w:cs/>
           <w:lang w:val="ar_AE" w:bidi="ar_AE"/>
         </w:rPr>
       </w:r>
@@ -4718,48 +5890,62 @@
       </w:pPr>
       <w:r>
         <w:rPr>
+          <w:rtl/>
+          <w:cs/>
           <w:lang w:val="ar_AE" w:bidi="ar_AE"/>
         </w:rPr>
         <w:t>1 يوحنا 4: 9–10</w:t>
       </w:r>
       <w:r>
         <w:rPr>
-          <w:lang w:val="ar_AE" w:bidi="ar_AE"/>
-        </w:rPr>
-      </w:r>
-    </w:p>
-    <w:p>
-      <w:pPr>
-        <w:bidi/>
-      </w:pPr>
-      <w:r>
-        <w:rPr>
-          <w:lang w:val="ar_AE" w:bidi="ar_AE"/>
-        </w:rPr>
-      </w:r>
-      <w:r>
-        <w:rPr>
+          <w:rtl/>
+          <w:cs/>
+          <w:lang w:val="ar_AE" w:bidi="ar_AE"/>
+        </w:rPr>
+      </w:r>
+    </w:p>
+    <w:p>
+      <w:pPr>
+        <w:bidi/>
+      </w:pPr>
+      <w:r>
+        <w:rPr>
+          <w:rtl/>
+          <w:cs/>
+          <w:lang w:val="ar_AE" w:bidi="ar_AE"/>
+        </w:rPr>
+      </w:r>
+      <w:r>
+        <w:rPr>
+          <w:rtl/>
+          <w:cs/>
           <w:lang w:val="ar_AE" w:bidi="ar_AE"/>
         </w:rPr>
         <w:t>يسوع المسيح، الذي أرسله الله الآب، قد جَسَّدَ وأظهر محبة الله في حياته على الأرض وفي موته المُضحِّي على الصليب كذبيحة كفارية.</w:t>
       </w:r>
       <w:r>
         <w:rPr>
-          <w:lang w:val="ar_AE" w:bidi="ar_AE"/>
-        </w:rPr>
-      </w:r>
-      <w:r>
-        <w:rPr>
-          <w:lang w:val="ar_AE" w:bidi="ar_AE"/>
-        </w:rPr>
-      </w:r>
-    </w:p>
-    <w:p>
-      <w:pPr>
-        <w:bidi/>
-      </w:pPr>
-      <w:r>
-        <w:rPr>
+          <w:rtl/>
+          <w:cs/>
+          <w:lang w:val="ar_AE" w:bidi="ar_AE"/>
+        </w:rPr>
+      </w:r>
+      <w:r>
+        <w:rPr>
+          <w:rtl/>
+          <w:cs/>
+          <w:lang w:val="ar_AE" w:bidi="ar_AE"/>
+        </w:rPr>
+      </w:r>
+    </w:p>
+    <w:p>
+      <w:pPr>
+        <w:bidi/>
+      </w:pPr>
+      <w:r>
+        <w:rPr>
+          <w:rtl/>
+          <w:cs/>
           <w:lang w:val="ar_AE" w:bidi="ar_AE"/>
         </w:rPr>
       </w:r>
@@ -4771,48 +5957,62 @@
       </w:pPr>
       <w:r>
         <w:rPr>
+          <w:rtl/>
+          <w:cs/>
           <w:lang w:val="ar_AE" w:bidi="ar_AE"/>
         </w:rPr>
         <w:t>1 يوحنا 4: 11–12</w:t>
       </w:r>
       <w:r>
         <w:rPr>
-          <w:lang w:val="ar_AE" w:bidi="ar_AE"/>
-        </w:rPr>
-      </w:r>
-    </w:p>
-    <w:p>
-      <w:pPr>
-        <w:bidi/>
-      </w:pPr>
-      <w:r>
-        <w:rPr>
-          <w:lang w:val="ar_AE" w:bidi="ar_AE"/>
-        </w:rPr>
-      </w:r>
-      <w:r>
-        <w:rPr>
+          <w:rtl/>
+          <w:cs/>
+          <w:lang w:val="ar_AE" w:bidi="ar_AE"/>
+        </w:rPr>
+      </w:r>
+    </w:p>
+    <w:p>
+      <w:pPr>
+        <w:bidi/>
+      </w:pPr>
+      <w:r>
+        <w:rPr>
+          <w:rtl/>
+          <w:cs/>
+          <w:lang w:val="ar_AE" w:bidi="ar_AE"/>
+        </w:rPr>
+      </w:r>
+      <w:r>
+        <w:rPr>
+          <w:rtl/>
+          <w:cs/>
           <w:lang w:val="ar_AE" w:bidi="ar_AE"/>
         </w:rPr>
         <w:t>أولئك الذين اختبروا محبة الله لا يمكنهم إلا أن يحبوا تلقائيًا أولئك الذين فعلوا الشيء ذاته. ومع تدفق هذه المحبة بيننا، يتضح أننا نحب الله.</w:t>
       </w:r>
       <w:r>
         <w:rPr>
-          <w:lang w:val="ar_AE" w:bidi="ar_AE"/>
-        </w:rPr>
-      </w:r>
-      <w:r>
-        <w:rPr>
-          <w:lang w:val="ar_AE" w:bidi="ar_AE"/>
-        </w:rPr>
-      </w:r>
-    </w:p>
-    <w:p>
-      <w:pPr>
-        <w:bidi/>
-      </w:pPr>
-      <w:r>
-        <w:rPr>
+          <w:rtl/>
+          <w:cs/>
+          <w:lang w:val="ar_AE" w:bidi="ar_AE"/>
+        </w:rPr>
+      </w:r>
+      <w:r>
+        <w:rPr>
+          <w:rtl/>
+          <w:cs/>
+          <w:lang w:val="ar_AE" w:bidi="ar_AE"/>
+        </w:rPr>
+      </w:r>
+    </w:p>
+    <w:p>
+      <w:pPr>
+        <w:bidi/>
+      </w:pPr>
+      <w:r>
+        <w:rPr>
+          <w:rtl/>
+          <w:cs/>
           <w:lang w:val="ar_AE" w:bidi="ar_AE"/>
         </w:rPr>
       </w:r>
@@ -4824,27 +6024,35 @@
       </w:pPr>
       <w:r>
         <w:rPr>
+          <w:rtl/>
+          <w:cs/>
           <w:lang w:val="ar_AE" w:bidi="ar_AE"/>
         </w:rPr>
         <w:t>1 يوحنا 4: 15</w:t>
       </w:r>
       <w:r>
         <w:rPr>
-          <w:lang w:val="ar_AE" w:bidi="ar_AE"/>
-        </w:rPr>
-      </w:r>
-    </w:p>
-    <w:p>
-      <w:pPr>
-        <w:bidi/>
-      </w:pPr>
-      <w:r>
-        <w:rPr>
-          <w:lang w:val="ar_AE" w:bidi="ar_AE"/>
-        </w:rPr>
-      </w:r>
-      <w:r>
-        <w:rPr>
+          <w:rtl/>
+          <w:cs/>
+          <w:lang w:val="ar_AE" w:bidi="ar_AE"/>
+        </w:rPr>
+      </w:r>
+    </w:p>
+    <w:p>
+      <w:pPr>
+        <w:bidi/>
+      </w:pPr>
+      <w:r>
+        <w:rPr>
+          <w:rtl/>
+          <w:cs/>
+          <w:lang w:val="ar_AE" w:bidi="ar_AE"/>
+        </w:rPr>
+      </w:r>
+      <w:r>
+        <w:rPr>
+          <w:rtl/>
+          <w:cs/>
           <w:lang w:val="ar_AE" w:bidi="ar_AE"/>
         </w:rPr>
         <w:t>الذين يؤمنون بالمسيح، يسكن الله فيهم وهم يسكنون في الله. يختبر الآب والابن هذه العلاقة (</w:t>
@@ -4852,6 +6060,8 @@
       <w:hyperlink r:id="rId101">
         <w:r>
           <w:rPr>
+            <w:rtl/>
+            <w:cs/>
             <w:lang w:val="ar_AE" w:bidi="ar_AE"/>
           </w:rPr>
           <w:rPr>
@@ -4863,6 +6073,8 @@
       </w:hyperlink>
       <w:r>
         <w:rPr>
+          <w:rtl/>
+          <w:cs/>
           <w:lang w:val="ar_AE" w:bidi="ar_AE"/>
         </w:rPr>
         <w:t xml:space="preserve">; </w:t>
@@ -4870,6 +6082,8 @@
       <w:hyperlink r:id="rId102">
         <w:r>
           <w:rPr>
+            <w:rtl/>
+            <w:cs/>
             <w:lang w:val="ar_AE" w:bidi="ar_AE"/>
           </w:rPr>
           <w:rPr>
@@ -4881,6 +6095,8 @@
       </w:hyperlink>
       <w:r>
         <w:rPr>
+          <w:rtl/>
+          <w:cs/>
           <w:lang w:val="ar_AE" w:bidi="ar_AE"/>
         </w:rPr>
         <w:t xml:space="preserve">; </w:t>
@@ -4888,6 +6104,8 @@
       <w:hyperlink r:id="rId103">
         <w:r>
           <w:rPr>
+            <w:rtl/>
+            <w:cs/>
             <w:lang w:val="ar_AE" w:bidi="ar_AE"/>
           </w:rPr>
           <w:rPr>
@@ -4899,6 +6117,8 @@
       </w:hyperlink>
       <w:r>
         <w:rPr>
+          <w:rtl/>
+          <w:cs/>
           <w:lang w:val="ar_AE" w:bidi="ar_AE"/>
         </w:rPr>
         <w:t xml:space="preserve">). واختبار الله بهذه الطريقة هو امتياز خاص للمؤمنين (انظر </w:t>
@@ -4906,6 +6126,8 @@
       <w:hyperlink r:id="rId104">
         <w:r>
           <w:rPr>
+            <w:rtl/>
+            <w:cs/>
             <w:lang w:val="ar_AE" w:bidi="ar_AE"/>
           </w:rPr>
           <w:rPr>
@@ -4917,6 +6139,8 @@
       </w:hyperlink>
       <w:r>
         <w:rPr>
+          <w:rtl/>
+          <w:cs/>
           <w:lang w:val="ar_AE" w:bidi="ar_AE"/>
         </w:rPr>
         <w:t xml:space="preserve">; </w:t>
@@ -4924,6 +6148,8 @@
       <w:hyperlink r:id="rId105">
         <w:r>
           <w:rPr>
+            <w:rtl/>
+            <w:cs/>
             <w:lang w:val="ar_AE" w:bidi="ar_AE"/>
           </w:rPr>
           <w:rPr>
@@ -4935,6 +6161,8 @@
       </w:hyperlink>
       <w:r>
         <w:rPr>
+          <w:rtl/>
+          <w:cs/>
           <w:lang w:val="ar_AE" w:bidi="ar_AE"/>
         </w:rPr>
         <w:t xml:space="preserve">; </w:t>
@@ -4942,6 +6170,8 @@
       <w:hyperlink r:id="rId106">
         <w:r>
           <w:rPr>
+            <w:rtl/>
+            <w:cs/>
             <w:lang w:val="ar_AE" w:bidi="ar_AE"/>
           </w:rPr>
           <w:rPr>
@@ -4953,27 +6183,35 @@
       </w:hyperlink>
       <w:r>
         <w:rPr>
+          <w:rtl/>
+          <w:cs/>
           <w:lang w:val="ar_AE" w:bidi="ar_AE"/>
         </w:rPr>
         <w:t>).</w:t>
       </w:r>
       <w:r>
         <w:rPr>
-          <w:lang w:val="ar_AE" w:bidi="ar_AE"/>
-        </w:rPr>
-      </w:r>
-      <w:r>
-        <w:rPr>
-          <w:lang w:val="ar_AE" w:bidi="ar_AE"/>
-        </w:rPr>
-      </w:r>
-    </w:p>
-    <w:p>
-      <w:pPr>
-        <w:bidi/>
-      </w:pPr>
-      <w:r>
-        <w:rPr>
+          <w:rtl/>
+          <w:cs/>
+          <w:lang w:val="ar_AE" w:bidi="ar_AE"/>
+        </w:rPr>
+      </w:r>
+      <w:r>
+        <w:rPr>
+          <w:rtl/>
+          <w:cs/>
+          <w:lang w:val="ar_AE" w:bidi="ar_AE"/>
+        </w:rPr>
+      </w:r>
+    </w:p>
+    <w:p>
+      <w:pPr>
+        <w:bidi/>
+      </w:pPr>
+      <w:r>
+        <w:rPr>
+          <w:rtl/>
+          <w:cs/>
           <w:lang w:val="ar_AE" w:bidi="ar_AE"/>
         </w:rPr>
       </w:r>
@@ -4985,27 +6223,35 @@
       </w:pPr>
       <w:r>
         <w:rPr>
+          <w:rtl/>
+          <w:cs/>
           <w:lang w:val="ar_AE" w:bidi="ar_AE"/>
         </w:rPr>
         <w:t>1 يوحنا 4: 17</w:t>
       </w:r>
       <w:r>
         <w:rPr>
-          <w:lang w:val="ar_AE" w:bidi="ar_AE"/>
-        </w:rPr>
-      </w:r>
-    </w:p>
-    <w:p>
-      <w:pPr>
-        <w:bidi/>
-      </w:pPr>
-      <w:r>
-        <w:rPr>
-          <w:lang w:val="ar_AE" w:bidi="ar_AE"/>
-        </w:rPr>
-      </w:r>
-      <w:r>
-        <w:rPr>
+          <w:rtl/>
+          <w:cs/>
+          <w:lang w:val="ar_AE" w:bidi="ar_AE"/>
+        </w:rPr>
+      </w:r>
+    </w:p>
+    <w:p>
+      <w:pPr>
+        <w:bidi/>
+      </w:pPr>
+      <w:r>
+        <w:rPr>
+          <w:rtl/>
+          <w:cs/>
+          <w:lang w:val="ar_AE" w:bidi="ar_AE"/>
+        </w:rPr>
+      </w:r>
+      <w:r>
+        <w:rPr>
+          <w:rtl/>
+          <w:cs/>
           <w:lang w:val="ar_AE" w:bidi="ar_AE"/>
         </w:rPr>
         <w:t xml:space="preserve">بِهذَا تَكَمَّلَتِ الْمَحَبَّةُ فِينَا: الكلمة اليونانية المترجمة تَكَمَّلَتِ لا تعني خالٍ من العيوب، بل تعني ناضج وكامل. فنحن ننضج كلما تعمقت علاقتنا بالله، ومحبة الله تجعل محبتنا كاملة. • اختبار محبة الله والتعبير عنها والقيام بما تطلبه منا لا </w:t>
@@ -5013,12 +6259,16 @@
       <w:r>
         <w:rPr>
           <w:i/>
+          <w:rtl/>
+          <w:cs/>
           <w:lang w:val="ar_AE" w:bidi="ar_AE"/>
         </w:rPr>
         <w:t>يجعل</w:t>
       </w:r>
       <w:r>
         <w:rPr>
+          <w:rtl/>
+          <w:cs/>
           <w:lang w:val="ar_AE" w:bidi="ar_AE"/>
         </w:rPr>
         <w:t xml:space="preserve">نا مقبولين لدى الله، لكنه يمنحنا التأكيد بأنه </w:t>
@@ -5026,33 +6276,43 @@
       <w:r>
         <w:rPr>
           <w:i/>
+          <w:rtl/>
+          <w:cs/>
           <w:lang w:val="ar_AE" w:bidi="ar_AE"/>
         </w:rPr>
         <w:t>قد تَمَّ</w:t>
       </w:r>
       <w:r>
         <w:rPr>
+          <w:rtl/>
+          <w:cs/>
           <w:lang w:val="ar_AE" w:bidi="ar_AE"/>
         </w:rPr>
         <w:t xml:space="preserve"> قبولنا، فيذوب خوفنا من الدينونة الأخيرة.</w:t>
       </w:r>
       <w:r>
         <w:rPr>
-          <w:lang w:val="ar_AE" w:bidi="ar_AE"/>
-        </w:rPr>
-      </w:r>
-      <w:r>
-        <w:rPr>
-          <w:lang w:val="ar_AE" w:bidi="ar_AE"/>
-        </w:rPr>
-      </w:r>
-    </w:p>
-    <w:p>
-      <w:pPr>
-        <w:bidi/>
-      </w:pPr>
-      <w:r>
-        <w:rPr>
+          <w:rtl/>
+          <w:cs/>
+          <w:lang w:val="ar_AE" w:bidi="ar_AE"/>
+        </w:rPr>
+      </w:r>
+      <w:r>
+        <w:rPr>
+          <w:rtl/>
+          <w:cs/>
+          <w:lang w:val="ar_AE" w:bidi="ar_AE"/>
+        </w:rPr>
+      </w:r>
+    </w:p>
+    <w:p>
+      <w:pPr>
+        <w:bidi/>
+      </w:pPr>
+      <w:r>
+        <w:rPr>
+          <w:rtl/>
+          <w:cs/>
           <w:lang w:val="ar_AE" w:bidi="ar_AE"/>
         </w:rPr>
       </w:r>
@@ -5064,27 +6324,35 @@
       </w:pPr>
       <w:r>
         <w:rPr>
+          <w:rtl/>
+          <w:cs/>
           <w:lang w:val="ar_AE" w:bidi="ar_AE"/>
         </w:rPr>
         <w:t>1 يوحنا 4: 18</w:t>
       </w:r>
       <w:r>
         <w:rPr>
-          <w:lang w:val="ar_AE" w:bidi="ar_AE"/>
-        </w:rPr>
-      </w:r>
-    </w:p>
-    <w:p>
-      <w:pPr>
-        <w:bidi/>
-      </w:pPr>
-      <w:r>
-        <w:rPr>
-          <w:lang w:val="ar_AE" w:bidi="ar_AE"/>
-        </w:rPr>
-      </w:r>
-      <w:r>
-        <w:rPr>
+          <w:rtl/>
+          <w:cs/>
+          <w:lang w:val="ar_AE" w:bidi="ar_AE"/>
+        </w:rPr>
+      </w:r>
+    </w:p>
+    <w:p>
+      <w:pPr>
+        <w:bidi/>
+      </w:pPr>
+      <w:r>
+        <w:rPr>
+          <w:rtl/>
+          <w:cs/>
+          <w:lang w:val="ar_AE" w:bidi="ar_AE"/>
+        </w:rPr>
+      </w:r>
+      <w:r>
+        <w:rPr>
+          <w:rtl/>
+          <w:cs/>
           <w:lang w:val="ar_AE" w:bidi="ar_AE"/>
         </w:rPr>
         <w:t>بَلِ الْمَحَبَّةُ الْكَامِلَةُ تَطْرَحُ الْخَوْفَ: عندما نعيش مع المسيح وننضج أكثر ونتكمَّل في محبة الله، تكون لنا ثقة في يوم الدينونة، الذي سيكون مرعبًا لأولئك الذين لا يعرفون الله (</w:t>
@@ -5092,6 +6360,8 @@
       <w:hyperlink r:id="rId107">
         <w:r>
           <w:rPr>
+            <w:rtl/>
+            <w:cs/>
             <w:lang w:val="ar_AE" w:bidi="ar_AE"/>
           </w:rPr>
           <w:rPr>
@@ -5103,6 +6373,8 @@
       </w:hyperlink>
       <w:r>
         <w:rPr>
+          <w:rtl/>
+          <w:cs/>
           <w:lang w:val="ar_AE" w:bidi="ar_AE"/>
         </w:rPr>
         <w:t xml:space="preserve">; </w:t>
@@ -5110,6 +6382,8 @@
       <w:hyperlink r:id="rId108">
         <w:r>
           <w:rPr>
+            <w:rtl/>
+            <w:cs/>
             <w:lang w:val="ar_AE" w:bidi="ar_AE"/>
           </w:rPr>
           <w:rPr>
@@ -5121,6 +6395,8 @@
       </w:hyperlink>
       <w:r>
         <w:rPr>
+          <w:rtl/>
+          <w:cs/>
           <w:lang w:val="ar_AE" w:bidi="ar_AE"/>
         </w:rPr>
         <w:t>). • بناءً على الشعور بالذنب، يتوقع الخوف عقوبة مستحقة، مما يؤدي إلى رهبة تُعدّ بحد ذاتها تذوقًا مسبقًا لتلك العقوبة. لقد مات المسيح ليُحررنا من هذا الخوف (</w:t>
@@ -5128,6 +6404,8 @@
       <w:hyperlink r:id="rId109">
         <w:r>
           <w:rPr>
+            <w:rtl/>
+            <w:cs/>
             <w:lang w:val="ar_AE" w:bidi="ar_AE"/>
           </w:rPr>
           <w:rPr>
@@ -5139,27 +6417,35 @@
       </w:hyperlink>
       <w:r>
         <w:rPr>
+          <w:rtl/>
+          <w:cs/>
           <w:lang w:val="ar_AE" w:bidi="ar_AE"/>
         </w:rPr>
         <w:t>).</w:t>
       </w:r>
       <w:r>
         <w:rPr>
-          <w:lang w:val="ar_AE" w:bidi="ar_AE"/>
-        </w:rPr>
-      </w:r>
-      <w:r>
-        <w:rPr>
-          <w:lang w:val="ar_AE" w:bidi="ar_AE"/>
-        </w:rPr>
-      </w:r>
-    </w:p>
-    <w:p>
-      <w:pPr>
-        <w:bidi/>
-      </w:pPr>
-      <w:r>
-        <w:rPr>
+          <w:rtl/>
+          <w:cs/>
+          <w:lang w:val="ar_AE" w:bidi="ar_AE"/>
+        </w:rPr>
+      </w:r>
+      <w:r>
+        <w:rPr>
+          <w:rtl/>
+          <w:cs/>
+          <w:lang w:val="ar_AE" w:bidi="ar_AE"/>
+        </w:rPr>
+      </w:r>
+    </w:p>
+    <w:p>
+      <w:pPr>
+        <w:bidi/>
+      </w:pPr>
+      <w:r>
+        <w:rPr>
+          <w:rtl/>
+          <w:cs/>
           <w:lang w:val="ar_AE" w:bidi="ar_AE"/>
         </w:rPr>
       </w:r>
@@ -5171,27 +6457,35 @@
       </w:pPr>
       <w:r>
         <w:rPr>
+          <w:rtl/>
+          <w:cs/>
           <w:lang w:val="ar_AE" w:bidi="ar_AE"/>
         </w:rPr>
         <w:t>1 يوحنا 4: 19</w:t>
       </w:r>
       <w:r>
         <w:rPr>
-          <w:lang w:val="ar_AE" w:bidi="ar_AE"/>
-        </w:rPr>
-      </w:r>
-    </w:p>
-    <w:p>
-      <w:pPr>
-        <w:bidi/>
-      </w:pPr>
-      <w:r>
-        <w:rPr>
-          <w:lang w:val="ar_AE" w:bidi="ar_AE"/>
-        </w:rPr>
-      </w:r>
-      <w:r>
-        <w:rPr>
+          <w:rtl/>
+          <w:cs/>
+          <w:lang w:val="ar_AE" w:bidi="ar_AE"/>
+        </w:rPr>
+      </w:r>
+    </w:p>
+    <w:p>
+      <w:pPr>
+        <w:bidi/>
+      </w:pPr>
+      <w:r>
+        <w:rPr>
+          <w:rtl/>
+          <w:cs/>
+          <w:lang w:val="ar_AE" w:bidi="ar_AE"/>
+        </w:rPr>
+      </w:r>
+      <w:r>
+        <w:rPr>
+          <w:rtl/>
+          <w:cs/>
           <w:lang w:val="ar_AE" w:bidi="ar_AE"/>
         </w:rPr>
         <w:t>أحبنا الله أولًا</w:t>
@@ -5199,12 +6493,16 @@
       <w:r>
         <w:rPr>
           <w:i/>
+          <w:rtl/>
+          <w:cs/>
           <w:lang w:val="ar_AE" w:bidi="ar_AE"/>
         </w:rPr>
         <w:t>،</w:t>
       </w:r>
       <w:r>
         <w:rPr>
+          <w:rtl/>
+          <w:cs/>
           <w:lang w:val="ar_AE" w:bidi="ar_AE"/>
         </w:rPr>
         <w:t xml:space="preserve"> حين كنا خطاة، وليس فقط بعد أن تخلينا عن الخطية (</w:t>
@@ -5212,6 +6510,8 @@
       <w:hyperlink r:id="rId110">
         <w:r>
           <w:rPr>
+            <w:rtl/>
+            <w:cs/>
             <w:lang w:val="ar_AE" w:bidi="ar_AE"/>
           </w:rPr>
           <w:rPr>
@@ -5223,27 +6523,35 @@
       </w:hyperlink>
       <w:r>
         <w:rPr>
+          <w:rtl/>
+          <w:cs/>
           <w:lang w:val="ar_AE" w:bidi="ar_AE"/>
         </w:rPr>
         <w:t>). وقد بدأ الله هذه العملية؛ فعندما أحبنا، مكّننا من التجاوب معه بالمحبة ومن نشر تلك المحبة للآخرين.</w:t>
       </w:r>
       <w:r>
         <w:rPr>
-          <w:lang w:val="ar_AE" w:bidi="ar_AE"/>
-        </w:rPr>
-      </w:r>
-      <w:r>
-        <w:rPr>
-          <w:lang w:val="ar_AE" w:bidi="ar_AE"/>
-        </w:rPr>
-      </w:r>
-    </w:p>
-    <w:p>
-      <w:pPr>
-        <w:bidi/>
-      </w:pPr>
-      <w:r>
-        <w:rPr>
+          <w:rtl/>
+          <w:cs/>
+          <w:lang w:val="ar_AE" w:bidi="ar_AE"/>
+        </w:rPr>
+      </w:r>
+      <w:r>
+        <w:rPr>
+          <w:rtl/>
+          <w:cs/>
+          <w:lang w:val="ar_AE" w:bidi="ar_AE"/>
+        </w:rPr>
+      </w:r>
+    </w:p>
+    <w:p>
+      <w:pPr>
+        <w:bidi/>
+      </w:pPr>
+      <w:r>
+        <w:rPr>
+          <w:rtl/>
+          <w:cs/>
           <w:lang w:val="ar_AE" w:bidi="ar_AE"/>
         </w:rPr>
       </w:r>
@@ -5255,27 +6563,35 @@
       </w:pPr>
       <w:r>
         <w:rPr>
+          <w:rtl/>
+          <w:cs/>
           <w:lang w:val="ar_AE" w:bidi="ar_AE"/>
         </w:rPr>
         <w:t>1 يوحنا 5: 1–5</w:t>
       </w:r>
       <w:r>
         <w:rPr>
-          <w:lang w:val="ar_AE" w:bidi="ar_AE"/>
-        </w:rPr>
-      </w:r>
-    </w:p>
-    <w:p>
-      <w:pPr>
-        <w:bidi/>
-      </w:pPr>
-      <w:r>
-        <w:rPr>
-          <w:lang w:val="ar_AE" w:bidi="ar_AE"/>
-        </w:rPr>
-      </w:r>
-      <w:r>
-        <w:rPr>
+          <w:rtl/>
+          <w:cs/>
+          <w:lang w:val="ar_AE" w:bidi="ar_AE"/>
+        </w:rPr>
+      </w:r>
+    </w:p>
+    <w:p>
+      <w:pPr>
+        <w:bidi/>
+      </w:pPr>
+      <w:r>
+        <w:rPr>
+          <w:rtl/>
+          <w:cs/>
+          <w:lang w:val="ar_AE" w:bidi="ar_AE"/>
+        </w:rPr>
+      </w:r>
+      <w:r>
+        <w:rPr>
+          <w:rtl/>
+          <w:cs/>
           <w:lang w:val="ar_AE" w:bidi="ar_AE"/>
         </w:rPr>
         <w:t xml:space="preserve">الذين يؤمنون بأن يسوع هو المسيح وأنه ابن الله قد وُلدوا روحيًا كأبناء لله (انظر </w:t>
@@ -5283,6 +6599,8 @@
       <w:hyperlink r:id="rId111">
         <w:r>
           <w:rPr>
+            <w:rtl/>
+            <w:cs/>
             <w:lang w:val="ar_AE" w:bidi="ar_AE"/>
           </w:rPr>
           <w:rPr>
@@ -5294,6 +6612,8 @@
       </w:hyperlink>
       <w:r>
         <w:rPr>
+          <w:rtl/>
+          <w:cs/>
           <w:lang w:val="ar_AE" w:bidi="ar_AE"/>
         </w:rPr>
         <w:t>). وهؤلاء الأشخاص مُمَكَّنون بروح الله ليحبوه ويحبوا الآخرين، ومن خلال إيمانهم يطيعون الله ويغلبون الإغراءات الشريرة في العالم. فمن خلال الإيمان</w:t>
@@ -5301,33 +6621,43 @@
       <w:r>
         <w:rPr>
           <w:i/>
+          <w:rtl/>
+          <w:cs/>
           <w:lang w:val="ar_AE" w:bidi="ar_AE"/>
         </w:rPr>
         <w:t>،</w:t>
       </w:r>
       <w:r>
         <w:rPr>
+          <w:rtl/>
+          <w:cs/>
           <w:lang w:val="ar_AE" w:bidi="ar_AE"/>
         </w:rPr>
         <w:t xml:space="preserve"> يمكنهم أن يحبوا الله ويعيشوا في طاعته.</w:t>
       </w:r>
       <w:r>
         <w:rPr>
-          <w:lang w:val="ar_AE" w:bidi="ar_AE"/>
-        </w:rPr>
-      </w:r>
-      <w:r>
-        <w:rPr>
-          <w:lang w:val="ar_AE" w:bidi="ar_AE"/>
-        </w:rPr>
-      </w:r>
-    </w:p>
-    <w:p>
-      <w:pPr>
-        <w:bidi/>
-      </w:pPr>
-      <w:r>
-        <w:rPr>
+          <w:rtl/>
+          <w:cs/>
+          <w:lang w:val="ar_AE" w:bidi="ar_AE"/>
+        </w:rPr>
+      </w:r>
+      <w:r>
+        <w:rPr>
+          <w:rtl/>
+          <w:cs/>
+          <w:lang w:val="ar_AE" w:bidi="ar_AE"/>
+        </w:rPr>
+      </w:r>
+    </w:p>
+    <w:p>
+      <w:pPr>
+        <w:bidi/>
+      </w:pPr>
+      <w:r>
+        <w:rPr>
+          <w:rtl/>
+          <w:cs/>
           <w:lang w:val="ar_AE" w:bidi="ar_AE"/>
         </w:rPr>
       </w:r>
@@ -5339,27 +6669,35 @@
       </w:pPr>
       <w:r>
         <w:rPr>
+          <w:rtl/>
+          <w:cs/>
           <w:lang w:val="ar_AE" w:bidi="ar_AE"/>
         </w:rPr>
         <w:t>1 يوحنا 5: 6</w:t>
       </w:r>
       <w:r>
         <w:rPr>
-          <w:lang w:val="ar_AE" w:bidi="ar_AE"/>
-        </w:rPr>
-      </w:r>
-    </w:p>
-    <w:p>
-      <w:pPr>
-        <w:bidi/>
-      </w:pPr>
-      <w:r>
-        <w:rPr>
-          <w:lang w:val="ar_AE" w:bidi="ar_AE"/>
-        </w:rPr>
-      </w:r>
-      <w:r>
-        <w:rPr>
+          <w:rtl/>
+          <w:cs/>
+          <w:lang w:val="ar_AE" w:bidi="ar_AE"/>
+        </w:rPr>
+      </w:r>
+    </w:p>
+    <w:p>
+      <w:pPr>
+        <w:bidi/>
+      </w:pPr>
+      <w:r>
+        <w:rPr>
+          <w:rtl/>
+          <w:cs/>
+          <w:lang w:val="ar_AE" w:bidi="ar_AE"/>
+        </w:rPr>
+      </w:r>
+      <w:r>
+        <w:rPr>
+          <w:rtl/>
+          <w:cs/>
           <w:lang w:val="ar_AE" w:bidi="ar_AE"/>
         </w:rPr>
         <w:t xml:space="preserve">تم إظهار يسوع المسيح كابن الله من خلال معموديته في الماء وسفك دمه على الصليب (حرفيًا </w:t>
@@ -5367,33 +6705,43 @@
       <w:r>
         <w:rPr>
           <w:i/>
+          <w:rtl/>
+          <w:cs/>
           <w:lang w:val="ar_AE" w:bidi="ar_AE"/>
         </w:rPr>
         <w:t>هذَا هُوَ الَّذِي أَتَى بِمَاءٍ وَدَمٍ</w:t>
       </w:r>
       <w:r>
         <w:rPr>
+          <w:rtl/>
+          <w:cs/>
           <w:lang w:val="ar_AE" w:bidi="ar_AE"/>
         </w:rPr>
         <w:t>): وقد عَلَّمَ الهرطوقي كيرنثوس، الذي كان معاصرًا ليوحنا، أن "المسيح" نزل كروح على الإنسان يسوع عند تعميده لكنه تركه قبل أن يموت. والحق هو أن معمودية يسوع وموته أكدا هويته كالمسيح، ابن الله. فيسوع الناصري كان ولا يزال حقًا المسيح، ابن الله، منذ البدء وإلى الأبد.</w:t>
       </w:r>
       <w:r>
         <w:rPr>
-          <w:lang w:val="ar_AE" w:bidi="ar_AE"/>
-        </w:rPr>
-      </w:r>
-      <w:r>
-        <w:rPr>
-          <w:lang w:val="ar_AE" w:bidi="ar_AE"/>
-        </w:rPr>
-      </w:r>
-    </w:p>
-    <w:p>
-      <w:pPr>
-        <w:bidi/>
-      </w:pPr>
-      <w:r>
-        <w:rPr>
+          <w:rtl/>
+          <w:cs/>
+          <w:lang w:val="ar_AE" w:bidi="ar_AE"/>
+        </w:rPr>
+      </w:r>
+      <w:r>
+        <w:rPr>
+          <w:rtl/>
+          <w:cs/>
+          <w:lang w:val="ar_AE" w:bidi="ar_AE"/>
+        </w:rPr>
+      </w:r>
+    </w:p>
+    <w:p>
+      <w:pPr>
+        <w:bidi/>
+      </w:pPr>
+      <w:r>
+        <w:rPr>
+          <w:rtl/>
+          <w:cs/>
           <w:lang w:val="ar_AE" w:bidi="ar_AE"/>
         </w:rPr>
       </w:r>
@@ -5405,27 +6753,35 @@
       </w:pPr>
       <w:r>
         <w:rPr>
+          <w:rtl/>
+          <w:cs/>
           <w:lang w:val="ar_AE" w:bidi="ar_AE"/>
         </w:rPr>
         <w:t>1 يوحنا 5: 7–8</w:t>
       </w:r>
       <w:r>
         <w:rPr>
-          <w:lang w:val="ar_AE" w:bidi="ar_AE"/>
-        </w:rPr>
-      </w:r>
-    </w:p>
-    <w:p>
-      <w:pPr>
-        <w:bidi/>
-      </w:pPr>
-      <w:r>
-        <w:rPr>
-          <w:lang w:val="ar_AE" w:bidi="ar_AE"/>
-        </w:rPr>
-      </w:r>
-      <w:r>
-        <w:rPr>
+          <w:rtl/>
+          <w:cs/>
+          <w:lang w:val="ar_AE" w:bidi="ar_AE"/>
+        </w:rPr>
+      </w:r>
+    </w:p>
+    <w:p>
+      <w:pPr>
+        <w:bidi/>
+      </w:pPr>
+      <w:r>
+        <w:rPr>
+          <w:rtl/>
+          <w:cs/>
+          <w:lang w:val="ar_AE" w:bidi="ar_AE"/>
+        </w:rPr>
+      </w:r>
+      <w:r>
+        <w:rPr>
+          <w:rtl/>
+          <w:cs/>
           <w:lang w:val="ar_AE" w:bidi="ar_AE"/>
         </w:rPr>
         <w:t xml:space="preserve">الَّذِينَ يَشْهَدُونَ ... هُمْ ثَلاَثَةٌ: نزل الروح القدس على المسيح عند معموديته (انظر </w:t>
@@ -5433,6 +6789,8 @@
       <w:hyperlink r:id="rId112">
         <w:r>
           <w:rPr>
+            <w:rtl/>
+            <w:cs/>
             <w:lang w:val="ar_AE" w:bidi="ar_AE"/>
           </w:rPr>
           <w:rPr>
@@ -5444,6 +6802,8 @@
       </w:hyperlink>
       <w:r>
         <w:rPr>
+          <w:rtl/>
+          <w:cs/>
           <w:lang w:val="ar_AE" w:bidi="ar_AE"/>
         </w:rPr>
         <w:t xml:space="preserve">). والماء هو الماء الذي تعمد فيه المسيح (انظر </w:t>
@@ -5451,6 +6811,8 @@
       <w:hyperlink r:id="rId113">
         <w:r>
           <w:rPr>
+            <w:rtl/>
+            <w:cs/>
             <w:lang w:val="ar_AE" w:bidi="ar_AE"/>
           </w:rPr>
           <w:rPr>
@@ -5462,6 +6824,8 @@
       </w:hyperlink>
       <w:r>
         <w:rPr>
+          <w:rtl/>
+          <w:cs/>
           <w:lang w:val="ar_AE" w:bidi="ar_AE"/>
         </w:rPr>
         <w:t xml:space="preserve">; </w:t>
@@ -5469,6 +6833,8 @@
       <w:hyperlink r:id="rId114">
         <w:r>
           <w:rPr>
+            <w:rtl/>
+            <w:cs/>
             <w:lang w:val="ar_AE" w:bidi="ar_AE"/>
           </w:rPr>
           <w:rPr>
@@ -5480,6 +6846,8 @@
       </w:hyperlink>
       <w:r>
         <w:rPr>
+          <w:rtl/>
+          <w:cs/>
           <w:lang w:val="ar_AE" w:bidi="ar_AE"/>
         </w:rPr>
         <w:t xml:space="preserve">). والدم هو الدم الذي سفكه المسيح عند صلبه (انظر </w:t>
@@ -5487,6 +6855,8 @@
       <w:hyperlink r:id="rId115">
         <w:r>
           <w:rPr>
+            <w:rtl/>
+            <w:cs/>
             <w:lang w:val="ar_AE" w:bidi="ar_AE"/>
           </w:rPr>
           <w:rPr>
@@ -5498,6 +6868,8 @@
       </w:hyperlink>
       <w:r>
         <w:rPr>
+          <w:rtl/>
+          <w:cs/>
           <w:lang w:val="ar_AE" w:bidi="ar_AE"/>
         </w:rPr>
         <w:t>). والثلاثة جميعهم يُعلنون يسوع كابن الله (</w:t>
@@ -5505,6 +6877,8 @@
       <w:hyperlink r:id="rId116">
         <w:r>
           <w:rPr>
+            <w:rtl/>
+            <w:cs/>
             <w:lang w:val="ar_AE" w:bidi="ar_AE"/>
           </w:rPr>
           <w:rPr>
@@ -5516,6 +6890,8 @@
       </w:hyperlink>
       <w:r>
         <w:rPr>
+          <w:rtl/>
+          <w:cs/>
           <w:lang w:val="ar_AE" w:bidi="ar_AE"/>
         </w:rPr>
         <w:t xml:space="preserve">). • بعد عبارة </w:t>
@@ -5523,12 +6899,16 @@
       <w:r>
         <w:rPr>
           <w:i/>
+          <w:rtl/>
+          <w:cs/>
           <w:lang w:val="ar_AE" w:bidi="ar_AE"/>
         </w:rPr>
         <w:t>هم ثلاثة،</w:t>
       </w:r>
       <w:r>
         <w:rPr>
+          <w:rtl/>
+          <w:cs/>
           <w:lang w:val="ar_AE" w:bidi="ar_AE"/>
         </w:rPr>
         <w:t xml:space="preserve"> تضيف بعض المخطوطات المتأخرة جدًا </w:t>
@@ -5536,12 +6916,16 @@
       <w:r>
         <w:rPr>
           <w:i/>
+          <w:rtl/>
+          <w:cs/>
           <w:lang w:val="ar_AE" w:bidi="ar_AE"/>
         </w:rPr>
         <w:t>في السماء—الآب، والكلمة، والروح القدس، وهؤلاء الثلاثة هم واحد. وَالَّذِينَ يَشْهَدُونَ فِي الأَرْضِ هُمْ ثَلاَثَةٌ.</w:t>
       </w:r>
       <w:r>
         <w:rPr>
+          <w:rtl/>
+          <w:cs/>
           <w:lang w:val="ar_AE" w:bidi="ar_AE"/>
         </w:rPr>
         <w:t xml:space="preserve"> النسخة الأطول كُتبت باللاتينية بعد عدة قرون من يوحنا لشرح العناصر الثلاثة (الماء، الدم، والروح) كرموز للثالوث. ووجد هذا الشرح طريقه إلى بعض النسخ اللاتينية من 1 يوحنا، بما في ذلك النسخ اللاحقة من الفولجاتا اللاتينية. وأخيرًا، ترجمها إيراسموس إلى اليونانية وضمها في ما أصبح يُعرف بـ </w:t>
@@ -5549,33 +6933,43 @@
       <w:r>
         <w:rPr>
           <w:i/>
+          <w:rtl/>
+          <w:cs/>
           <w:lang w:val="ar_AE" w:bidi="ar_AE"/>
         </w:rPr>
         <w:t>Textus Receptus،</w:t>
       </w:r>
       <w:r>
         <w:rPr>
+          <w:rtl/>
+          <w:cs/>
           <w:lang w:val="ar_AE" w:bidi="ar_AE"/>
         </w:rPr>
         <w:t xml:space="preserve"> "النص المستلم"، ولهذا السبب تم تضمينها في نسخة الملك جيمس. لكن لم يُعثر على النسخة الأطول في أي مخطوطة يونانية قبل القرن الثامن عشر ولم يَستشهد بها أبدًا أيّ من آباء الكنيسة الأوائل. ولهذه الأسباب، لا تعترف إلا قلة من الترجمات الحديثة بالنسخة الأطول كجزء من النص الأصيل.</w:t>
       </w:r>
       <w:r>
         <w:rPr>
-          <w:lang w:val="ar_AE" w:bidi="ar_AE"/>
-        </w:rPr>
-      </w:r>
-      <w:r>
-        <w:rPr>
-          <w:lang w:val="ar_AE" w:bidi="ar_AE"/>
-        </w:rPr>
-      </w:r>
-    </w:p>
-    <w:p>
-      <w:pPr>
-        <w:bidi/>
-      </w:pPr>
-      <w:r>
-        <w:rPr>
+          <w:rtl/>
+          <w:cs/>
+          <w:lang w:val="ar_AE" w:bidi="ar_AE"/>
+        </w:rPr>
+      </w:r>
+      <w:r>
+        <w:rPr>
+          <w:rtl/>
+          <w:cs/>
+          <w:lang w:val="ar_AE" w:bidi="ar_AE"/>
+        </w:rPr>
+      </w:r>
+    </w:p>
+    <w:p>
+      <w:pPr>
+        <w:bidi/>
+      </w:pPr>
+      <w:r>
+        <w:rPr>
+          <w:rtl/>
+          <w:cs/>
           <w:lang w:val="ar_AE" w:bidi="ar_AE"/>
         </w:rPr>
       </w:r>
@@ -5587,27 +6981,35 @@
       </w:pPr>
       <w:r>
         <w:rPr>
+          <w:rtl/>
+          <w:cs/>
           <w:lang w:val="ar_AE" w:bidi="ar_AE"/>
         </w:rPr>
         <w:t>1 يوحنا 5: 11–12</w:t>
       </w:r>
       <w:r>
         <w:rPr>
-          <w:lang w:val="ar_AE" w:bidi="ar_AE"/>
-        </w:rPr>
-      </w:r>
-    </w:p>
-    <w:p>
-      <w:pPr>
-        <w:bidi/>
-      </w:pPr>
-      <w:r>
-        <w:rPr>
-          <w:lang w:val="ar_AE" w:bidi="ar_AE"/>
-        </w:rPr>
-      </w:r>
-      <w:r>
-        <w:rPr>
+          <w:rtl/>
+          <w:cs/>
+          <w:lang w:val="ar_AE" w:bidi="ar_AE"/>
+        </w:rPr>
+      </w:r>
+    </w:p>
+    <w:p>
+      <w:pPr>
+        <w:bidi/>
+      </w:pPr>
+      <w:r>
+        <w:rPr>
+          <w:rtl/>
+          <w:cs/>
+          <w:lang w:val="ar_AE" w:bidi="ar_AE"/>
+        </w:rPr>
+      </w:r>
+      <w:r>
+        <w:rPr>
+          <w:rtl/>
+          <w:cs/>
           <w:lang w:val="ar_AE" w:bidi="ar_AE"/>
         </w:rPr>
         <w:t>مَنْ لَهُ الابْنُ فَلَهُ الْحَيَاةُ: أولئك الذين يسكن فيهم ابن الله يختبرون حياة الله الأبدية الآن - يستمتعون بحضور روح الله (</w:t>
@@ -5615,6 +7017,8 @@
       <w:hyperlink r:id="rId89">
         <w:r>
           <w:rPr>
+            <w:rtl/>
+            <w:cs/>
             <w:lang w:val="ar_AE" w:bidi="ar_AE"/>
           </w:rPr>
           <w:rPr>
@@ -5626,6 +7030,8 @@
       </w:hyperlink>
       <w:r>
         <w:rPr>
+          <w:rtl/>
+          <w:cs/>
           <w:lang w:val="ar_AE" w:bidi="ar_AE"/>
         </w:rPr>
         <w:t xml:space="preserve">, </w:t>
@@ -5633,6 +7039,8 @@
       <w:hyperlink r:id="rId117">
         <w:r>
           <w:rPr>
+            <w:rtl/>
+            <w:cs/>
             <w:lang w:val="ar_AE" w:bidi="ar_AE"/>
           </w:rPr>
           <w:rPr>
@@ -5644,6 +7052,8 @@
       </w:hyperlink>
       <w:r>
         <w:rPr>
+          <w:rtl/>
+          <w:cs/>
           <w:lang w:val="ar_AE" w:bidi="ar_AE"/>
         </w:rPr>
         <w:t xml:space="preserve">, </w:t>
@@ -5651,6 +7061,8 @@
       <w:hyperlink r:id="rId90">
         <w:r>
           <w:rPr>
+            <w:rtl/>
+            <w:cs/>
             <w:lang w:val="ar_AE" w:bidi="ar_AE"/>
           </w:rPr>
           <w:rPr>
@@ -5662,6 +7074,8 @@
       </w:hyperlink>
       <w:r>
         <w:rPr>
+          <w:rtl/>
+          <w:cs/>
           <w:lang w:val="ar_AE" w:bidi="ar_AE"/>
         </w:rPr>
         <w:t xml:space="preserve">)، ولديهم ضمان الأبدية مع الله (انظر </w:t>
@@ -5669,6 +7083,8 @@
       <w:hyperlink r:id="rId118">
         <w:r>
           <w:rPr>
+            <w:rtl/>
+            <w:cs/>
             <w:lang w:val="ar_AE" w:bidi="ar_AE"/>
           </w:rPr>
           <w:rPr>
@@ -5680,27 +7096,35 @@
       </w:hyperlink>
       <w:r>
         <w:rPr>
+          <w:rtl/>
+          <w:cs/>
           <w:lang w:val="ar_AE" w:bidi="ar_AE"/>
         </w:rPr>
         <w:t>).</w:t>
       </w:r>
       <w:r>
         <w:rPr>
-          <w:lang w:val="ar_AE" w:bidi="ar_AE"/>
-        </w:rPr>
-      </w:r>
-      <w:r>
-        <w:rPr>
-          <w:lang w:val="ar_AE" w:bidi="ar_AE"/>
-        </w:rPr>
-      </w:r>
-    </w:p>
-    <w:p>
-      <w:pPr>
-        <w:bidi/>
-      </w:pPr>
-      <w:r>
-        <w:rPr>
+          <w:rtl/>
+          <w:cs/>
+          <w:lang w:val="ar_AE" w:bidi="ar_AE"/>
+        </w:rPr>
+      </w:r>
+      <w:r>
+        <w:rPr>
+          <w:rtl/>
+          <w:cs/>
+          <w:lang w:val="ar_AE" w:bidi="ar_AE"/>
+        </w:rPr>
+      </w:r>
+    </w:p>
+    <w:p>
+      <w:pPr>
+        <w:bidi/>
+      </w:pPr>
+      <w:r>
+        <w:rPr>
+          <w:rtl/>
+          <w:cs/>
           <w:lang w:val="ar_AE" w:bidi="ar_AE"/>
         </w:rPr>
       </w:r>
@@ -5712,27 +7136,35 @@
       </w:pPr>
       <w:r>
         <w:rPr>
+          <w:rtl/>
+          <w:cs/>
           <w:lang w:val="ar_AE" w:bidi="ar_AE"/>
         </w:rPr>
         <w:t>1 يوحنا 5: 16</w:t>
       </w:r>
       <w:r>
         <w:rPr>
-          <w:lang w:val="ar_AE" w:bidi="ar_AE"/>
-        </w:rPr>
-      </w:r>
-    </w:p>
-    <w:p>
-      <w:pPr>
-        <w:bidi/>
-      </w:pPr>
-      <w:r>
-        <w:rPr>
-          <w:lang w:val="ar_AE" w:bidi="ar_AE"/>
-        </w:rPr>
-      </w:r>
-      <w:r>
-        <w:rPr>
+          <w:rtl/>
+          <w:cs/>
+          <w:lang w:val="ar_AE" w:bidi="ar_AE"/>
+        </w:rPr>
+      </w:r>
+    </w:p>
+    <w:p>
+      <w:pPr>
+        <w:bidi/>
+      </w:pPr>
+      <w:r>
+        <w:rPr>
+          <w:rtl/>
+          <w:cs/>
+          <w:lang w:val="ar_AE" w:bidi="ar_AE"/>
+        </w:rPr>
+      </w:r>
+      <w:r>
+        <w:rPr>
+          <w:rtl/>
+          <w:cs/>
           <w:lang w:val="ar_AE" w:bidi="ar_AE"/>
         </w:rPr>
         <w:t xml:space="preserve">الخطايا التي تؤدي إلى الموت هي تلك المتعلقة بالارتداد (انظر </w:t>
@@ -5740,6 +7172,8 @@
       <w:hyperlink r:id="rId119">
         <w:r>
           <w:rPr>
+            <w:rtl/>
+            <w:cs/>
             <w:lang w:val="ar_AE" w:bidi="ar_AE"/>
           </w:rPr>
           <w:rPr>
@@ -5751,6 +7185,8 @@
       </w:hyperlink>
       <w:r>
         <w:rPr>
+          <w:rtl/>
+          <w:cs/>
           <w:lang w:val="ar_AE" w:bidi="ar_AE"/>
         </w:rPr>
         <w:t xml:space="preserve">؛ </w:t>
@@ -5758,6 +7194,8 @@
       <w:hyperlink r:id="rId120">
         <w:r>
           <w:rPr>
+            <w:rtl/>
+            <w:cs/>
             <w:lang w:val="ar_AE" w:bidi="ar_AE"/>
           </w:rPr>
           <w:rPr>
@@ -5769,27 +7207,35 @@
       </w:hyperlink>
       <w:r>
         <w:rPr>
+          <w:rtl/>
+          <w:cs/>
           <w:lang w:val="ar_AE" w:bidi="ar_AE"/>
         </w:rPr>
         <w:t>). في سياق هذه الرسالة، يشمل الارتداد التخلي عن الإيمان الرسولي والانضمام إلى حركة هرطقية مضادة للمسيحية، مثل تلك التي أُدينت في رسائل يوحنا.</w:t>
       </w:r>
       <w:r>
         <w:rPr>
-          <w:lang w:val="ar_AE" w:bidi="ar_AE"/>
-        </w:rPr>
-      </w:r>
-      <w:r>
-        <w:rPr>
-          <w:lang w:val="ar_AE" w:bidi="ar_AE"/>
-        </w:rPr>
-      </w:r>
-    </w:p>
-    <w:p>
-      <w:pPr>
-        <w:bidi/>
-      </w:pPr>
-      <w:r>
-        <w:rPr>
+          <w:rtl/>
+          <w:cs/>
+          <w:lang w:val="ar_AE" w:bidi="ar_AE"/>
+        </w:rPr>
+      </w:r>
+      <w:r>
+        <w:rPr>
+          <w:rtl/>
+          <w:cs/>
+          <w:lang w:val="ar_AE" w:bidi="ar_AE"/>
+        </w:rPr>
+      </w:r>
+    </w:p>
+    <w:p>
+      <w:pPr>
+        <w:bidi/>
+      </w:pPr>
+      <w:r>
+        <w:rPr>
+          <w:rtl/>
+          <w:cs/>
           <w:lang w:val="ar_AE" w:bidi="ar_AE"/>
         </w:rPr>
       </w:r>
@@ -5801,27 +7247,35 @@
       </w:pPr>
       <w:r>
         <w:rPr>
+          <w:rtl/>
+          <w:cs/>
           <w:lang w:val="ar_AE" w:bidi="ar_AE"/>
         </w:rPr>
         <w:t>1 يوحنا 5: 17</w:t>
       </w:r>
       <w:r>
         <w:rPr>
-          <w:lang w:val="ar_AE" w:bidi="ar_AE"/>
-        </w:rPr>
-      </w:r>
-    </w:p>
-    <w:p>
-      <w:pPr>
-        <w:bidi/>
-      </w:pPr>
-      <w:r>
-        <w:rPr>
-          <w:lang w:val="ar_AE" w:bidi="ar_AE"/>
-        </w:rPr>
-      </w:r>
-      <w:r>
-        <w:rPr>
+          <w:rtl/>
+          <w:cs/>
+          <w:lang w:val="ar_AE" w:bidi="ar_AE"/>
+        </w:rPr>
+      </w:r>
+    </w:p>
+    <w:p>
+      <w:pPr>
+        <w:bidi/>
+      </w:pPr>
+      <w:r>
+        <w:rPr>
+          <w:rtl/>
+          <w:cs/>
+          <w:lang w:val="ar_AE" w:bidi="ar_AE"/>
+        </w:rPr>
+      </w:r>
+      <w:r>
+        <w:rPr>
+          <w:rtl/>
+          <w:cs/>
           <w:lang w:val="ar_AE" w:bidi="ar_AE"/>
         </w:rPr>
         <w:t xml:space="preserve">وَتُوجَدُ خَطِيَّةٌ لَيْسَتْ لِلْمَوْتِ: فالخطايا التي لا تشمل الارتداد النهائي يمكن أن تنتهي بالتوبة والاسترداد (انظر </w:t>
@@ -5829,6 +7283,8 @@
       <w:hyperlink r:id="rId79">
         <w:r>
           <w:rPr>
+            <w:rtl/>
+            <w:cs/>
             <w:lang w:val="ar_AE" w:bidi="ar_AE"/>
           </w:rPr>
           <w:rPr>
@@ -5840,27 +7296,35 @@
       </w:hyperlink>
       <w:r>
         <w:rPr>
+          <w:rtl/>
+          <w:cs/>
           <w:lang w:val="ar_AE" w:bidi="ar_AE"/>
         </w:rPr>
         <w:t>).</w:t>
       </w:r>
       <w:r>
         <w:rPr>
-          <w:lang w:val="ar_AE" w:bidi="ar_AE"/>
-        </w:rPr>
-      </w:r>
-      <w:r>
-        <w:rPr>
-          <w:lang w:val="ar_AE" w:bidi="ar_AE"/>
-        </w:rPr>
-      </w:r>
-    </w:p>
-    <w:p>
-      <w:pPr>
-        <w:bidi/>
-      </w:pPr>
-      <w:r>
-        <w:rPr>
+          <w:rtl/>
+          <w:cs/>
+          <w:lang w:val="ar_AE" w:bidi="ar_AE"/>
+        </w:rPr>
+      </w:r>
+      <w:r>
+        <w:rPr>
+          <w:rtl/>
+          <w:cs/>
+          <w:lang w:val="ar_AE" w:bidi="ar_AE"/>
+        </w:rPr>
+      </w:r>
+    </w:p>
+    <w:p>
+      <w:pPr>
+        <w:bidi/>
+      </w:pPr>
+      <w:r>
+        <w:rPr>
+          <w:rtl/>
+          <w:cs/>
           <w:lang w:val="ar_AE" w:bidi="ar_AE"/>
         </w:rPr>
       </w:r>
@@ -5872,27 +7336,35 @@
       </w:pPr>
       <w:r>
         <w:rPr>
+          <w:rtl/>
+          <w:cs/>
           <w:lang w:val="ar_AE" w:bidi="ar_AE"/>
         </w:rPr>
         <w:t>1 يوحنا 5: 20</w:t>
       </w:r>
       <w:r>
         <w:rPr>
-          <w:lang w:val="ar_AE" w:bidi="ar_AE"/>
-        </w:rPr>
-      </w:r>
-    </w:p>
-    <w:p>
-      <w:pPr>
-        <w:bidi/>
-      </w:pPr>
-      <w:r>
-        <w:rPr>
-          <w:lang w:val="ar_AE" w:bidi="ar_AE"/>
-        </w:rPr>
-      </w:r>
-      <w:r>
-        <w:rPr>
+          <w:rtl/>
+          <w:cs/>
+          <w:lang w:val="ar_AE" w:bidi="ar_AE"/>
+        </w:rPr>
+      </w:r>
+    </w:p>
+    <w:p>
+      <w:pPr>
+        <w:bidi/>
+      </w:pPr>
+      <w:r>
+        <w:rPr>
+          <w:rtl/>
+          <w:cs/>
+          <w:lang w:val="ar_AE" w:bidi="ar_AE"/>
+        </w:rPr>
+      </w:r>
+      <w:r>
+        <w:rPr>
+          <w:rtl/>
+          <w:cs/>
           <w:lang w:val="ar_AE" w:bidi="ar_AE"/>
         </w:rPr>
         <w:t xml:space="preserve">تفسر بعض الترجمات عبارة هذَا هُوَ الإِلهُ الْحَقُّ على أنها تشير إلى الله الآب، على اعتبار أن العبارة التالية تشير إلى ابنه، يسوع المسيح. كما يوضح يوحنا أن يسوع المسيح هو الإله الحقيقي الوحيد (انظر </w:t>
@@ -5900,6 +7372,8 @@
       <w:hyperlink r:id="rId121">
         <w:r>
           <w:rPr>
+            <w:rtl/>
+            <w:cs/>
             <w:lang w:val="ar_AE" w:bidi="ar_AE"/>
           </w:rPr>
           <w:rPr>
@@ -5911,6 +7385,8 @@
       </w:hyperlink>
       <w:r>
         <w:rPr>
+          <w:rtl/>
+          <w:cs/>
           <w:lang w:val="ar_AE" w:bidi="ar_AE"/>
         </w:rPr>
         <w:t xml:space="preserve">، </w:t>
@@ -5918,6 +7394,8 @@
       <w:hyperlink r:id="rId122">
         <w:r>
           <w:rPr>
+            <w:rtl/>
+            <w:cs/>
             <w:lang w:val="ar_AE" w:bidi="ar_AE"/>
           </w:rPr>
           <w:rPr>
@@ -5929,6 +7407,8 @@
       </w:hyperlink>
       <w:r>
         <w:rPr>
+          <w:rtl/>
+          <w:cs/>
           <w:lang w:val="ar_AE" w:bidi="ar_AE"/>
         </w:rPr>
         <w:t xml:space="preserve">؛ </w:t>
@@ -5936,6 +7416,8 @@
       <w:hyperlink r:id="rId123">
         <w:r>
           <w:rPr>
+            <w:rtl/>
+            <w:cs/>
             <w:lang w:val="ar_AE" w:bidi="ar_AE"/>
           </w:rPr>
           <w:rPr>
@@ -5947,6 +7429,8 @@
       </w:hyperlink>
       <w:r>
         <w:rPr>
+          <w:rtl/>
+          <w:cs/>
           <w:lang w:val="ar_AE" w:bidi="ar_AE"/>
         </w:rPr>
         <w:t xml:space="preserve">؛ </w:t>
@@ -5954,6 +7438,8 @@
       <w:hyperlink r:id="rId124">
         <w:r>
           <w:rPr>
+            <w:rtl/>
+            <w:cs/>
             <w:lang w:val="ar_AE" w:bidi="ar_AE"/>
           </w:rPr>
           <w:rPr>
@@ -5965,6 +7451,8 @@
       </w:hyperlink>
       <w:r>
         <w:rPr>
+          <w:rtl/>
+          <w:cs/>
           <w:lang w:val="ar_AE" w:bidi="ar_AE"/>
         </w:rPr>
         <w:t xml:space="preserve">؛ </w:t>
@@ -5972,6 +7460,8 @@
       <w:hyperlink r:id="rId125">
         <w:r>
           <w:rPr>
+            <w:rtl/>
+            <w:cs/>
             <w:lang w:val="ar_AE" w:bidi="ar_AE"/>
           </w:rPr>
           <w:rPr>
@@ -5983,6 +7473,8 @@
       </w:hyperlink>
       <w:r>
         <w:rPr>
+          <w:rtl/>
+          <w:cs/>
           <w:lang w:val="ar_AE" w:bidi="ar_AE"/>
         </w:rPr>
         <w:t xml:space="preserve">؛ </w:t>
@@ -5990,6 +7482,8 @@
       <w:hyperlink r:id="rId126">
         <w:r>
           <w:rPr>
+            <w:rtl/>
+            <w:cs/>
             <w:lang w:val="ar_AE" w:bidi="ar_AE"/>
           </w:rPr>
           <w:rPr>
@@ -6001,6 +7495,8 @@
       </w:hyperlink>
       <w:r>
         <w:rPr>
+          <w:rtl/>
+          <w:cs/>
           <w:lang w:val="ar_AE" w:bidi="ar_AE"/>
         </w:rPr>
         <w:t>). • أن تكون لديك شركة مع يسوع المسيح يعني أن تحصل على حياة أبدية، لأنه هو الحياة الأبدية (</w:t>
@@ -6008,6 +7504,8 @@
       <w:hyperlink r:id="rId127">
         <w:r>
           <w:rPr>
+            <w:rtl/>
+            <w:cs/>
             <w:lang w:val="ar_AE" w:bidi="ar_AE"/>
           </w:rPr>
           <w:rPr>
@@ -6019,6 +7517,8 @@
       </w:hyperlink>
       <w:r>
         <w:rPr>
+          <w:rtl/>
+          <w:cs/>
           <w:lang w:val="ar_AE" w:bidi="ar_AE"/>
         </w:rPr>
         <w:t xml:space="preserve">؛ انظر </w:t>
@@ -6026,6 +7526,8 @@
       <w:hyperlink r:id="rId128">
         <w:r>
           <w:rPr>
+            <w:rtl/>
+            <w:cs/>
             <w:lang w:val="ar_AE" w:bidi="ar_AE"/>
           </w:rPr>
           <w:rPr>
@@ -6037,6 +7539,8 @@
       </w:hyperlink>
       <w:r>
         <w:rPr>
+          <w:rtl/>
+          <w:cs/>
           <w:lang w:val="ar_AE" w:bidi="ar_AE"/>
         </w:rPr>
         <w:t xml:space="preserve">؛ </w:t>
@@ -6044,6 +7548,8 @@
       <w:hyperlink r:id="rId129">
         <w:r>
           <w:rPr>
+            <w:rtl/>
+            <w:cs/>
             <w:lang w:val="ar_AE" w:bidi="ar_AE"/>
           </w:rPr>
           <w:rPr>
@@ -6055,6 +7561,8 @@
       </w:hyperlink>
       <w:r>
         <w:rPr>
+          <w:rtl/>
+          <w:cs/>
           <w:lang w:val="ar_AE" w:bidi="ar_AE"/>
         </w:rPr>
         <w:t xml:space="preserve">؛ </w:t>
@@ -6062,6 +7570,8 @@
       <w:hyperlink r:id="rId130">
         <w:r>
           <w:rPr>
+            <w:rtl/>
+            <w:cs/>
             <w:lang w:val="ar_AE" w:bidi="ar_AE"/>
           </w:rPr>
           <w:rPr>
@@ -6073,6 +7583,8 @@
       </w:hyperlink>
       <w:r>
         <w:rPr>
+          <w:rtl/>
+          <w:cs/>
           <w:lang w:val="ar_AE" w:bidi="ar_AE"/>
         </w:rPr>
         <w:t xml:space="preserve">؛ </w:t>
@@ -6080,6 +7592,8 @@
       <w:hyperlink r:id="rId111">
         <w:r>
           <w:rPr>
+            <w:rtl/>
+            <w:cs/>
             <w:lang w:val="ar_AE" w:bidi="ar_AE"/>
           </w:rPr>
           <w:rPr>
@@ -6091,27 +7605,35 @@
       </w:hyperlink>
       <w:r>
         <w:rPr>
+          <w:rtl/>
+          <w:cs/>
           <w:lang w:val="ar_AE" w:bidi="ar_AE"/>
         </w:rPr>
         <w:t>).</w:t>
       </w:r>
       <w:r>
         <w:rPr>
-          <w:lang w:val="ar_AE" w:bidi="ar_AE"/>
-        </w:rPr>
-      </w:r>
-      <w:r>
-        <w:rPr>
-          <w:lang w:val="ar_AE" w:bidi="ar_AE"/>
-        </w:rPr>
-      </w:r>
-    </w:p>
-    <w:p>
-      <w:pPr>
-        <w:bidi/>
-      </w:pPr>
-      <w:r>
-        <w:rPr>
+          <w:rtl/>
+          <w:cs/>
+          <w:lang w:val="ar_AE" w:bidi="ar_AE"/>
+        </w:rPr>
+      </w:r>
+      <w:r>
+        <w:rPr>
+          <w:rtl/>
+          <w:cs/>
+          <w:lang w:val="ar_AE" w:bidi="ar_AE"/>
+        </w:rPr>
+      </w:r>
+    </w:p>
+    <w:p>
+      <w:pPr>
+        <w:bidi/>
+      </w:pPr>
+      <w:r>
+        <w:rPr>
+          <w:rtl/>
+          <w:cs/>
           <w:lang w:val="ar_AE" w:bidi="ar_AE"/>
         </w:rPr>
       </w:r>
@@ -6123,27 +7645,35 @@
       </w:pPr>
       <w:r>
         <w:rPr>
+          <w:rtl/>
+          <w:cs/>
           <w:lang w:val="ar_AE" w:bidi="ar_AE"/>
         </w:rPr>
         <w:t>1 يوحنا 5: 21</w:t>
       </w:r>
       <w:r>
         <w:rPr>
-          <w:lang w:val="ar_AE" w:bidi="ar_AE"/>
-        </w:rPr>
-      </w:r>
-    </w:p>
-    <w:p>
-      <w:pPr>
-        <w:bidi/>
-      </w:pPr>
-      <w:r>
-        <w:rPr>
-          <w:lang w:val="ar_AE" w:bidi="ar_AE"/>
-        </w:rPr>
-      </w:r>
-      <w:r>
-        <w:rPr>
+          <w:rtl/>
+          <w:cs/>
+          <w:lang w:val="ar_AE" w:bidi="ar_AE"/>
+        </w:rPr>
+      </w:r>
+    </w:p>
+    <w:p>
+      <w:pPr>
+        <w:bidi/>
+      </w:pPr>
+      <w:r>
+        <w:rPr>
+          <w:rtl/>
+          <w:cs/>
+          <w:lang w:val="ar_AE" w:bidi="ar_AE"/>
+        </w:rPr>
+      </w:r>
+      <w:r>
+        <w:rPr>
+          <w:rtl/>
+          <w:cs/>
           <w:lang w:val="ar_AE" w:bidi="ar_AE"/>
         </w:rPr>
         <w:t xml:space="preserve">في الختام، يحث يوحنا شعبه على الابتعاد عن أي شيء قد يحتل مكانة الله في قلوبهم (حرفيًا </w:t>
@@ -6151,23 +7681,31 @@
       <w:r>
         <w:rPr>
           <w:i/>
+          <w:rtl/>
+          <w:cs/>
           <w:lang w:val="ar_AE" w:bidi="ar_AE"/>
         </w:rPr>
         <w:t>احفظوا أنفسكم من الأصنام</w:t>
       </w:r>
       <w:r>
         <w:rPr>
+          <w:rtl/>
+          <w:cs/>
           <w:lang w:val="ar_AE" w:bidi="ar_AE"/>
         </w:rPr>
         <w:t>). في سياق 1 يوحنا، سيكون الصنم الأساسي هو أي تعليم زائف يبعد الناس عن يسوع المسيح، الذي هو إنسان كامل وإله كامل في آنٍ واحد.</w:t>
       </w:r>
       <w:r>
         <w:rPr>
-          <w:lang w:val="ar_AE" w:bidi="ar_AE"/>
-        </w:rPr>
-      </w:r>
-      <w:r>
-        <w:rPr>
+          <w:rtl/>
+          <w:cs/>
+          <w:lang w:val="ar_AE" w:bidi="ar_AE"/>
+        </w:rPr>
+      </w:r>
+      <w:r>
+        <w:rPr>
+          <w:rtl/>
+          <w:cs/>
           <w:lang w:val="ar_AE" w:bidi="ar_AE"/>
         </w:rPr>
       </w:r>

--- a/arb/docx/62.content.docx
+++ b/arb/docx/62.content.docx
@@ -309,20 +309,14 @@
         </w:rPr>
         <w:t>نخبركم عن اَلَّذِي كَانَ مِنَ الْبَدْءِ: أي، منذ الأزل، قبل بدء الزمن (</w:t>
       </w:r>
-      <w:hyperlink r:id="rId13">
-        <w:r>
-          <w:rPr>
-            <w:rtl/>
-            <w:cs/>
-            <w:lang w:val="ar_AE" w:bidi="ar_AE"/>
-          </w:rPr>
-          <w:rPr>
-            <w:color w:val="0000EE"/>
-            <w:u w:val="single"/>
-          </w:rPr>
-          <w:t>يوحنّا 8:58</w:t>
-        </w:r>
-      </w:hyperlink>
+      <w:r>
+        <w:rPr>
+          <w:rtl/>
+          <w:cs/>
+          <w:lang w:val="ar_AE" w:bidi="ar_AE"/>
+        </w:rPr>
+        <w:t>يوحنّا 8:58</w:t>
+      </w:r>
       <w:r>
         <w:rPr>
           <w:rtl/>
@@ -331,20 +325,14 @@
         </w:rPr>
         <w:t>). عندما جاء يسوع في الجسد (</w:t>
       </w:r>
-      <w:hyperlink r:id="rId14">
-        <w:r>
-          <w:rPr>
-            <w:rtl/>
-            <w:cs/>
-            <w:lang w:val="ar_AE" w:bidi="ar_AE"/>
-          </w:rPr>
-          <w:rPr>
-            <w:color w:val="0000EE"/>
-            <w:u w:val="single"/>
-          </w:rPr>
-          <w:t>يوحنّا 1:14</w:t>
-        </w:r>
-      </w:hyperlink>
+      <w:r>
+        <w:rPr>
+          <w:rtl/>
+          <w:cs/>
+          <w:lang w:val="ar_AE" w:bidi="ar_AE"/>
+        </w:rPr>
+        <w:t>يوحنّا 1:14</w:t>
+      </w:r>
       <w:r>
         <w:rPr>
           <w:rtl/>
@@ -353,20 +341,14 @@
         </w:rPr>
         <w:t xml:space="preserve">), رآه الرسل . . . ولمسوه. وهذا التأكيد على أنهم لمسوا بالفعل كلمة الحياة مهم لأن الغنوصية والدوسيتية (البِدَع المسيحية المبكرة) أنكرت أن المسيح كان حقًا إنسانًا كاملًا (انظر </w:t>
       </w:r>
-      <w:hyperlink r:id="rId15">
-        <w:r>
-          <w:rPr>
-            <w:rtl/>
-            <w:cs/>
-            <w:lang w:val="ar_AE" w:bidi="ar_AE"/>
-          </w:rPr>
-          <w:rPr>
-            <w:color w:val="0000EE"/>
-            <w:u w:val="single"/>
-          </w:rPr>
-          <w:t>1 يوحنا 4:2–3</w:t>
-        </w:r>
-      </w:hyperlink>
+      <w:r>
+        <w:rPr>
+          <w:rtl/>
+          <w:cs/>
+          <w:lang w:val="ar_AE" w:bidi="ar_AE"/>
+        </w:rPr>
+        <w:t>1 يوحنا 4:2–3</w:t>
+      </w:r>
       <w:r>
         <w:rPr>
           <w:rtl/>
@@ -375,20 +357,14 @@
         </w:rPr>
         <w:t>). يسوع، ابن الله، هو التعبير الشخصي عن الله غير المنظور، وهو مانح الحياة الأبدية (</w:t>
       </w:r>
-      <w:hyperlink r:id="rId16">
-        <w:r>
-          <w:rPr>
-            <w:rtl/>
-            <w:cs/>
-            <w:lang w:val="ar_AE" w:bidi="ar_AE"/>
-          </w:rPr>
-          <w:rPr>
-            <w:color w:val="0000EE"/>
-            <w:u w:val="single"/>
-          </w:rPr>
-          <w:t>يوحنّا 1:1–4</w:t>
-        </w:r>
-      </w:hyperlink>
+      <w:r>
+        <w:rPr>
+          <w:rtl/>
+          <w:cs/>
+          <w:lang w:val="ar_AE" w:bidi="ar_AE"/>
+        </w:rPr>
+        <w:t>يوحنّا 1:1–4</w:t>
+      </w:r>
       <w:r>
         <w:rPr>
           <w:rtl/>
@@ -464,20 +440,14 @@
         </w:rPr>
         <w:t>هذه المُقَدِّمة الشعرية تعكس رسالة مُقَدِّمة إنجيل يوحنّا (</w:t>
       </w:r>
-      <w:hyperlink r:id="rId17">
-        <w:r>
-          <w:rPr>
-            <w:rtl/>
-            <w:cs/>
-            <w:lang w:val="ar_AE" w:bidi="ar_AE"/>
-          </w:rPr>
-          <w:rPr>
-            <w:color w:val="0000EE"/>
-            <w:u w:val="single"/>
-          </w:rPr>
-          <w:t>يوحنّا 1:1–18</w:t>
-        </w:r>
-      </w:hyperlink>
+      <w:r>
+        <w:rPr>
+          <w:rtl/>
+          <w:cs/>
+          <w:lang w:val="ar_AE" w:bidi="ar_AE"/>
+        </w:rPr>
+        <w:t>يوحنّا 1:1–18</w:t>
+      </w:r>
       <w:r>
         <w:rPr>
           <w:rtl/>
@@ -553,20 +523,14 @@
         </w:rPr>
         <w:t xml:space="preserve">فَإِنَّ الْحَيَاةَ أُظْهِرَتْ (اليونانية zōē): في جميع أنحاء العهد الجديد، تُستخدم هذه الكلمة لتشير إلى الحياة الأبدية لله (مثلًا، </w:t>
       </w:r>
-      <w:hyperlink r:id="rId18">
-        <w:r>
-          <w:rPr>
-            <w:rtl/>
-            <w:cs/>
-            <w:lang w:val="ar_AE" w:bidi="ar_AE"/>
-          </w:rPr>
-          <w:rPr>
-            <w:color w:val="0000EE"/>
-            <w:u w:val="single"/>
-          </w:rPr>
-          <w:t>أفسس 4:18</w:t>
-        </w:r>
-      </w:hyperlink>
+      <w:r>
+        <w:rPr>
+          <w:rtl/>
+          <w:cs/>
+          <w:lang w:val="ar_AE" w:bidi="ar_AE"/>
+        </w:rPr>
+        <w:t>أفسس 4:18</w:t>
+      </w:r>
       <w:r>
         <w:rPr>
           <w:rtl/>
@@ -726,20 +690,14 @@
         </w:rPr>
         <w:t xml:space="preserve"> الذي لدى الرسل كان ينبع من شركتهم مع الله الآب والابن (</w:t>
       </w:r>
-      <w:hyperlink r:id="rId19">
-        <w:r>
-          <w:rPr>
-            <w:rtl/>
-            <w:cs/>
-            <w:lang w:val="ar_AE" w:bidi="ar_AE"/>
-          </w:rPr>
-          <w:rPr>
-            <w:color w:val="0000EE"/>
-            <w:u w:val="single"/>
-          </w:rPr>
-          <w:t>1:3</w:t>
-        </w:r>
-      </w:hyperlink>
+      <w:r>
+        <w:rPr>
+          <w:rtl/>
+          <w:cs/>
+          <w:lang w:val="ar_AE" w:bidi="ar_AE"/>
+        </w:rPr>
+        <w:t>1:3</w:t>
+      </w:r>
       <w:r>
         <w:rPr>
           <w:rtl/>
@@ -849,20 +807,14 @@
         </w:rPr>
         <w:t xml:space="preserve"> أشرق من خلال يسوع المسيح لكل من تقابل معه، ليكشف عن خطاياهم وينير الطبيعة الأخلاقية لله وكذلك لينير شخصيته (انظر </w:t>
       </w:r>
-      <w:hyperlink r:id="rId20">
-        <w:r>
-          <w:rPr>
-            <w:rtl/>
-            <w:cs/>
-            <w:lang w:val="ar_AE" w:bidi="ar_AE"/>
-          </w:rPr>
-          <w:rPr>
-            <w:color w:val="0000EE"/>
-            <w:u w:val="single"/>
-          </w:rPr>
-          <w:t>يوحنا 1:4–5</w:t>
-        </w:r>
-      </w:hyperlink>
+      <w:r>
+        <w:rPr>
+          <w:rtl/>
+          <w:cs/>
+          <w:lang w:val="ar_AE" w:bidi="ar_AE"/>
+        </w:rPr>
+        <w:t>يوحنا 1:4–5</w:t>
+      </w:r>
       <w:r>
         <w:rPr>
           <w:rtl/>
@@ -871,20 +823,14 @@
         </w:rPr>
         <w:t xml:space="preserve">, </w:t>
       </w:r>
-      <w:hyperlink r:id="rId21">
-        <w:r>
-          <w:rPr>
-            <w:rtl/>
-            <w:cs/>
-            <w:lang w:val="ar_AE" w:bidi="ar_AE"/>
-          </w:rPr>
-          <w:rPr>
-            <w:color w:val="0000EE"/>
-            <w:u w:val="single"/>
-          </w:rPr>
-          <w:t>9</w:t>
-        </w:r>
-      </w:hyperlink>
+      <w:r>
+        <w:rPr>
+          <w:rtl/>
+          <w:cs/>
+          <w:lang w:val="ar_AE" w:bidi="ar_AE"/>
+        </w:rPr>
+        <w:t>9</w:t>
+      </w:r>
       <w:r>
         <w:rPr>
           <w:rtl/>
@@ -893,20 +839,14 @@
         </w:rPr>
         <w:t xml:space="preserve">; </w:t>
       </w:r>
-      <w:hyperlink r:id="rId22">
-        <w:r>
-          <w:rPr>
-            <w:rtl/>
-            <w:cs/>
-            <w:lang w:val="ar_AE" w:bidi="ar_AE"/>
-          </w:rPr>
-          <w:rPr>
-            <w:color w:val="0000EE"/>
-            <w:u w:val="single"/>
-          </w:rPr>
-          <w:t>3:19–21</w:t>
-        </w:r>
-      </w:hyperlink>
+      <w:r>
+        <w:rPr>
+          <w:rtl/>
+          <w:cs/>
+          <w:lang w:val="ar_AE" w:bidi="ar_AE"/>
+        </w:rPr>
+        <w:t>3:19–21</w:t>
+      </w:r>
       <w:r>
         <w:rPr>
           <w:rtl/>
@@ -915,20 +855,14 @@
         </w:rPr>
         <w:t xml:space="preserve">; </w:t>
       </w:r>
-      <w:hyperlink r:id="rId23">
-        <w:r>
-          <w:rPr>
-            <w:rtl/>
-            <w:cs/>
-            <w:lang w:val="ar_AE" w:bidi="ar_AE"/>
-          </w:rPr>
-          <w:rPr>
-            <w:color w:val="0000EE"/>
-            <w:u w:val="single"/>
-          </w:rPr>
-          <w:t>8:12</w:t>
-        </w:r>
-      </w:hyperlink>
+      <w:r>
+        <w:rPr>
+          <w:rtl/>
+          <w:cs/>
+          <w:lang w:val="ar_AE" w:bidi="ar_AE"/>
+        </w:rPr>
+        <w:t>8:12</w:t>
+      </w:r>
       <w:r>
         <w:rPr>
           <w:rtl/>
@@ -937,20 +871,14 @@
         </w:rPr>
         <w:t xml:space="preserve">; </w:t>
       </w:r>
-      <w:hyperlink r:id="rId24">
-        <w:r>
-          <w:rPr>
-            <w:rtl/>
-            <w:cs/>
-            <w:lang w:val="ar_AE" w:bidi="ar_AE"/>
-          </w:rPr>
-          <w:rPr>
-            <w:color w:val="0000EE"/>
-            <w:u w:val="single"/>
-          </w:rPr>
-          <w:t>9:5</w:t>
-        </w:r>
-      </w:hyperlink>
+      <w:r>
+        <w:rPr>
+          <w:rtl/>
+          <w:cs/>
+          <w:lang w:val="ar_AE" w:bidi="ar_AE"/>
+        </w:rPr>
+        <w:t>9:5</w:t>
+      </w:r>
       <w:r>
         <w:rPr>
           <w:rtl/>
@@ -959,20 +887,14 @@
         </w:rPr>
         <w:t xml:space="preserve">; </w:t>
       </w:r>
-      <w:hyperlink r:id="rId25">
-        <w:r>
-          <w:rPr>
-            <w:rtl/>
-            <w:cs/>
-            <w:lang w:val="ar_AE" w:bidi="ar_AE"/>
-          </w:rPr>
-          <w:rPr>
-            <w:color w:val="0000EE"/>
-            <w:u w:val="single"/>
-          </w:rPr>
-          <w:t>12:35–36</w:t>
-        </w:r>
-      </w:hyperlink>
+      <w:r>
+        <w:rPr>
+          <w:rtl/>
+          <w:cs/>
+          <w:lang w:val="ar_AE" w:bidi="ar_AE"/>
+        </w:rPr>
+        <w:t>12:35–36</w:t>
+      </w:r>
       <w:r>
         <w:rPr>
           <w:rtl/>
@@ -981,20 +903,14 @@
         </w:rPr>
         <w:t xml:space="preserve">, </w:t>
       </w:r>
-      <w:hyperlink r:id="rId26">
-        <w:r>
-          <w:rPr>
-            <w:rtl/>
-            <w:cs/>
-            <w:lang w:val="ar_AE" w:bidi="ar_AE"/>
-          </w:rPr>
-          <w:rPr>
-            <w:color w:val="0000EE"/>
-            <w:u w:val="single"/>
-          </w:rPr>
-          <w:t>46</w:t>
-        </w:r>
-      </w:hyperlink>
+      <w:r>
+        <w:rPr>
+          <w:rtl/>
+          <w:cs/>
+          <w:lang w:val="ar_AE" w:bidi="ar_AE"/>
+        </w:rPr>
+        <w:t>46</w:t>
+      </w:r>
       <w:r>
         <w:rPr>
           <w:rtl/>
@@ -1003,20 +919,14 @@
         </w:rPr>
         <w:t>). في كتابات يوحنا، يشير "النور" إلى قداسة الله وإعلانه. وهو عكس التعليم الزائف والحياة غير المنضبطة، التي تمثِّل "الظلام" (</w:t>
       </w:r>
-      <w:hyperlink r:id="rId27">
-        <w:r>
-          <w:rPr>
-            <w:rtl/>
-            <w:cs/>
-            <w:lang w:val="ar_AE" w:bidi="ar_AE"/>
-          </w:rPr>
-          <w:rPr>
-            <w:color w:val="0000EE"/>
-            <w:u w:val="single"/>
-          </w:rPr>
-          <w:t>1 يو 1:6</w:t>
-        </w:r>
-      </w:hyperlink>
+      <w:r>
+        <w:rPr>
+          <w:rtl/>
+          <w:cs/>
+          <w:lang w:val="ar_AE" w:bidi="ar_AE"/>
+        </w:rPr>
+        <w:t>1 يو 1:6</w:t>
+      </w:r>
       <w:r>
         <w:rPr>
           <w:rtl/>
@@ -1092,20 +1002,14 @@
         </w:rPr>
         <w:t xml:space="preserve">هنا يركز يوحنا على الجانب الأول من الحياة في شركة مع الله. فالعيش في النور يعني أن المؤمنين سيدركون أنهم خطاة، لكنهم سيعرفون أيضًا أن يسوع هو شفيعهم الذي يجعلهم مُبَرَّرين لدى الله (انظر </w:t>
       </w:r>
-      <w:hyperlink r:id="rId28">
-        <w:r>
-          <w:rPr>
-            <w:rtl/>
-            <w:cs/>
-            <w:lang w:val="ar_AE" w:bidi="ar_AE"/>
-          </w:rPr>
-          <w:rPr>
-            <w:color w:val="0000EE"/>
-            <w:u w:val="single"/>
-          </w:rPr>
-          <w:t>أفسس 5:6–13</w:t>
-        </w:r>
-      </w:hyperlink>
+      <w:r>
+        <w:rPr>
+          <w:rtl/>
+          <w:cs/>
+          <w:lang w:val="ar_AE" w:bidi="ar_AE"/>
+        </w:rPr>
+        <w:t>أفسس 5:6–13</w:t>
+      </w:r>
       <w:r>
         <w:rPr>
           <w:rtl/>
@@ -1181,20 +1085,14 @@
         </w:rPr>
         <w:t>هذه هي المرة الأولى من بين عدة مرات يتحدى فيها يوحنا ادِّعاءات الغنوصيين، الذين انفصلوا عن الشركة الرسولية وكانوا يعيشون في ظلام روحي. فقد ادّعوا أن لديهم شركة مع الله لكنهم لم يعكسوا شخصيته، التي هي النور. ولقد حذر يسوع القادة اليهود في زمانه أن لا يتركون النور الذي ظنوه لديهم يصير ظلامًا (</w:t>
       </w:r>
-      <w:hyperlink r:id="rId29">
-        <w:r>
-          <w:rPr>
-            <w:rtl/>
-            <w:cs/>
-            <w:lang w:val="ar_AE" w:bidi="ar_AE"/>
-          </w:rPr>
-          <w:rPr>
-            <w:color w:val="0000EE"/>
-            <w:u w:val="single"/>
-          </w:rPr>
-          <w:t>متى 6:23</w:t>
-        </w:r>
-      </w:hyperlink>
+      <w:r>
+        <w:rPr>
+          <w:rtl/>
+          <w:cs/>
+          <w:lang w:val="ar_AE" w:bidi="ar_AE"/>
+        </w:rPr>
+        <w:t>متى 6:23</w:t>
+      </w:r>
       <w:r>
         <w:rPr>
           <w:rtl/>
@@ -1270,20 +1168,14 @@
         </w:rPr>
         <w:t>بينما يحيا المؤمنون في النور، تكون لهم شركة مع بعضهم البعض ومع الله. لذا لا يمكن للناس الادِّعاء بأن لهم شركة مع الله ثم يرفضون الشركة مع شعب الله. وقد كان هذا هو الحال مع الغنوصيين. لقد عرف رسل المسيح يسوع المسيح كالله في الجسد واستمروا في الشركة الروحية معه (</w:t>
       </w:r>
-      <w:hyperlink r:id="rId19">
-        <w:r>
-          <w:rPr>
-            <w:rtl/>
-            <w:cs/>
-            <w:lang w:val="ar_AE" w:bidi="ar_AE"/>
-          </w:rPr>
-          <w:rPr>
-            <w:color w:val="0000EE"/>
-            <w:u w:val="single"/>
-          </w:rPr>
-          <w:t>1:3</w:t>
-        </w:r>
-      </w:hyperlink>
+      <w:r>
+        <w:rPr>
+          <w:rtl/>
+          <w:cs/>
+          <w:lang w:val="ar_AE" w:bidi="ar_AE"/>
+        </w:rPr>
+        <w:t>1:3</w:t>
+      </w:r>
       <w:r>
         <w:rPr>
           <w:rtl/>
@@ -1359,20 +1251,14 @@
         </w:rPr>
         <w:t xml:space="preserve">إِنْ قُلْنَا إِنَّهُ لَيْسَ لَنَا خَطِيَّةٌ: هذا هو الادِّعاء الكاذب الثاني للغنوصيين (انظر </w:t>
       </w:r>
-      <w:hyperlink r:id="rId27">
-        <w:r>
-          <w:rPr>
-            <w:rtl/>
-            <w:cs/>
-            <w:lang w:val="ar_AE" w:bidi="ar_AE"/>
-          </w:rPr>
-          <w:rPr>
-            <w:color w:val="0000EE"/>
-            <w:u w:val="single"/>
-          </w:rPr>
-          <w:t>1:6</w:t>
-        </w:r>
-      </w:hyperlink>
+      <w:r>
+        <w:rPr>
+          <w:rtl/>
+          <w:cs/>
+          <w:lang w:val="ar_AE" w:bidi="ar_AE"/>
+        </w:rPr>
+        <w:t>1:6</w:t>
+      </w:r>
       <w:r>
         <w:rPr>
           <w:rtl/>
@@ -1381,20 +1267,14 @@
         </w:rPr>
         <w:t xml:space="preserve">). فقد زعموا أنهم كانوا أو يمكن أن يكونوا بلا خطية لأن المسيح قد ألغى خطاياهم مرة واحدة وإلى الأبد - وأن معرفتهم العُليا سترفعهم فوق مجال الخطية. لكن المؤمنين لا يزالون يقعون في الخطية عندما يعيشون في طبيعتهم القديمة (انظر </w:t>
       </w:r>
-      <w:hyperlink r:id="rId30">
-        <w:r>
-          <w:rPr>
-            <w:rtl/>
-            <w:cs/>
-            <w:lang w:val="ar_AE" w:bidi="ar_AE"/>
-          </w:rPr>
-          <w:rPr>
-            <w:color w:val="0000EE"/>
-            <w:u w:val="single"/>
-          </w:rPr>
-          <w:t>رومية 7:14–25</w:t>
-        </w:r>
-      </w:hyperlink>
+      <w:r>
+        <w:rPr>
+          <w:rtl/>
+          <w:cs/>
+          <w:lang w:val="ar_AE" w:bidi="ar_AE"/>
+        </w:rPr>
+        <w:t>رومية 7:14–25</w:t>
+      </w:r>
       <w:r>
         <w:rPr>
           <w:rtl/>
@@ -1403,20 +1283,14 @@
         </w:rPr>
         <w:t>). والمسيحي الحقيقي يعترف بهذه الخطية (</w:t>
       </w:r>
-      <w:hyperlink r:id="rId31">
-        <w:r>
-          <w:rPr>
-            <w:rtl/>
-            <w:cs/>
-            <w:lang w:val="ar_AE" w:bidi="ar_AE"/>
-          </w:rPr>
-          <w:rPr>
-            <w:color w:val="0000EE"/>
-            <w:u w:val="single"/>
-          </w:rPr>
-          <w:t>1 يو 1:9</w:t>
-        </w:r>
-      </w:hyperlink>
+      <w:r>
+        <w:rPr>
+          <w:rtl/>
+          <w:cs/>
+          <w:lang w:val="ar_AE" w:bidi="ar_AE"/>
+        </w:rPr>
+        <w:t>1 يو 1:9</w:t>
+      </w:r>
       <w:r>
         <w:rPr>
           <w:rtl/>
@@ -1642,20 +1516,14 @@
         </w:rPr>
         <w:t>لكي يعيش الإنسان "في النور" (</w:t>
       </w:r>
-      <w:hyperlink r:id="rId32">
-        <w:r>
-          <w:rPr>
-            <w:rtl/>
-            <w:cs/>
-            <w:lang w:val="ar_AE" w:bidi="ar_AE"/>
-          </w:rPr>
-          <w:rPr>
-            <w:color w:val="0000EE"/>
-            <w:u w:val="single"/>
-          </w:rPr>
-          <w:t>1:5–7</w:t>
-        </w:r>
-      </w:hyperlink>
+      <w:r>
+        <w:rPr>
+          <w:rtl/>
+          <w:cs/>
+          <w:lang w:val="ar_AE" w:bidi="ar_AE"/>
+        </w:rPr>
+        <w:t>1:5–7</w:t>
+      </w:r>
       <w:r>
         <w:rPr>
           <w:rtl/>
@@ -1664,20 +1532,14 @@
         </w:rPr>
         <w:t>)، يجب عليه أن يعترف بالخطية (</w:t>
       </w:r>
-      <w:hyperlink r:id="rId31">
-        <w:r>
-          <w:rPr>
-            <w:rtl/>
-            <w:cs/>
-            <w:lang w:val="ar_AE" w:bidi="ar_AE"/>
-          </w:rPr>
-          <w:rPr>
-            <w:color w:val="0000EE"/>
-            <w:u w:val="single"/>
-          </w:rPr>
-          <w:t>1:9</w:t>
-        </w:r>
-      </w:hyperlink>
+      <w:r>
+        <w:rPr>
+          <w:rtl/>
+          <w:cs/>
+          <w:lang w:val="ar_AE" w:bidi="ar_AE"/>
+        </w:rPr>
+        <w:t>1:9</w:t>
+      </w:r>
       <w:r>
         <w:rPr>
           <w:rtl/>
@@ -1686,20 +1548,14 @@
         </w:rPr>
         <w:t xml:space="preserve">) وأن يتوقف عن ارتكابها. ويؤكد يوحنا على الخطية في أصحاح </w:t>
       </w:r>
-      <w:hyperlink r:id="rId33">
-        <w:r>
-          <w:rPr>
-            <w:rtl/>
-            <w:cs/>
-            <w:lang w:val="ar_AE" w:bidi="ar_AE"/>
-          </w:rPr>
-          <w:rPr>
-            <w:color w:val="0000EE"/>
-            <w:u w:val="single"/>
-          </w:rPr>
-          <w:t>1</w:t>
-        </w:r>
-      </w:hyperlink>
+      <w:r>
+        <w:rPr>
+          <w:rtl/>
+          <w:cs/>
+          <w:lang w:val="ar_AE" w:bidi="ar_AE"/>
+        </w:rPr>
+        <w:t>1</w:t>
+      </w:r>
       <w:r>
         <w:rPr>
           <w:rtl/>
@@ -1725,20 +1581,14 @@
         </w:rPr>
         <w:t xml:space="preserve"> "الشخص الذي يُدعى إلى جانبنا" كمُعَزٍ أو مؤازر): المسيح هو محامي دفاعنا، ويمثلنا أمام الآب في السماء (انظر </w:t>
       </w:r>
-      <w:hyperlink r:id="rId34">
-        <w:r>
-          <w:rPr>
-            <w:rtl/>
-            <w:cs/>
-            <w:lang w:val="ar_AE" w:bidi="ar_AE"/>
-          </w:rPr>
-          <w:rPr>
-            <w:color w:val="0000EE"/>
-            <w:u w:val="single"/>
-          </w:rPr>
-          <w:t>رومية 8:26–34</w:t>
-        </w:r>
-      </w:hyperlink>
+      <w:r>
+        <w:rPr>
+          <w:rtl/>
+          <w:cs/>
+          <w:lang w:val="ar_AE" w:bidi="ar_AE"/>
+        </w:rPr>
+        <w:t>رومية 8:26–34</w:t>
+      </w:r>
       <w:r>
         <w:rPr>
           <w:rtl/>
@@ -1747,20 +1597,14 @@
         </w:rPr>
         <w:t xml:space="preserve">; قارن </w:t>
       </w:r>
-      <w:hyperlink r:id="rId35">
-        <w:r>
-          <w:rPr>
-            <w:rtl/>
-            <w:cs/>
-            <w:lang w:val="ar_AE" w:bidi="ar_AE"/>
-          </w:rPr>
-          <w:rPr>
-            <w:color w:val="0000EE"/>
-            <w:u w:val="single"/>
-          </w:rPr>
-          <w:t>يوحنا 14:16</w:t>
-        </w:r>
-      </w:hyperlink>
+      <w:r>
+        <w:rPr>
+          <w:rtl/>
+          <w:cs/>
+          <w:lang w:val="ar_AE" w:bidi="ar_AE"/>
+        </w:rPr>
+        <w:t>يوحنا 14:16</w:t>
+      </w:r>
       <w:r>
         <w:rPr>
           <w:rtl/>
@@ -1769,20 +1613,14 @@
         </w:rPr>
         <w:t xml:space="preserve">). • يَسُوعُ الْمَسِيحُ الْبَارُّ: نحن، على النقيض من ذلك، خطاة. ولكن لأن المسيح أكمل الناموس ودفع عقوبة الخطية عنا، فيمكنه أن يدافع عنا على أساس العدالة والرحمة. فعندما أقام الله المسيح من الأموات، قَبِلَ مرة واحدة وإلى الأبد طلب المسيح لتبرئتنا (انظر </w:t>
       </w:r>
-      <w:hyperlink r:id="rId36">
-        <w:r>
-          <w:rPr>
-            <w:rtl/>
-            <w:cs/>
-            <w:lang w:val="ar_AE" w:bidi="ar_AE"/>
-          </w:rPr>
-          <w:rPr>
-            <w:color w:val="0000EE"/>
-            <w:u w:val="single"/>
-          </w:rPr>
-          <w:t>رومية 4:23–25</w:t>
-        </w:r>
-      </w:hyperlink>
+      <w:r>
+        <w:rPr>
+          <w:rtl/>
+          <w:cs/>
+          <w:lang w:val="ar_AE" w:bidi="ar_AE"/>
+        </w:rPr>
+        <w:t>رومية 4:23–25</w:t>
+      </w:r>
       <w:r>
         <w:rPr>
           <w:rtl/>
@@ -1858,20 +1696,14 @@
         </w:rPr>
         <w:t xml:space="preserve">وَهُوَ كَفَّارَةٌ لِخَطَايَانَا: الكلمة اليونانية hilasmos تعني "الإرضاء عن طريق الذبيحة" (قارن </w:t>
       </w:r>
-      <w:hyperlink r:id="rId37">
-        <w:r>
-          <w:rPr>
-            <w:rtl/>
-            <w:cs/>
-            <w:lang w:val="ar_AE" w:bidi="ar_AE"/>
-          </w:rPr>
-          <w:rPr>
-            <w:color w:val="0000EE"/>
-            <w:u w:val="single"/>
-          </w:rPr>
-          <w:t>4:10</w:t>
-        </w:r>
-      </w:hyperlink>
+      <w:r>
+        <w:rPr>
+          <w:rtl/>
+          <w:cs/>
+          <w:lang w:val="ar_AE" w:bidi="ar_AE"/>
+        </w:rPr>
+        <w:t>4:10</w:t>
+      </w:r>
       <w:r>
         <w:rPr>
           <w:rtl/>
@@ -1880,20 +1712,14 @@
         </w:rPr>
         <w:t>). لقد أرضى المسيح عدالة الله بموته نيابةً عنا (</w:t>
       </w:r>
-      <w:hyperlink r:id="rId38">
-        <w:r>
-          <w:rPr>
-            <w:rtl/>
-            <w:cs/>
-            <w:lang w:val="ar_AE" w:bidi="ar_AE"/>
-          </w:rPr>
-          <w:rPr>
-            <w:color w:val="0000EE"/>
-            <w:u w:val="single"/>
-          </w:rPr>
-          <w:t>رومية 3:25</w:t>
-        </w:r>
-      </w:hyperlink>
+      <w:r>
+        <w:rPr>
+          <w:rtl/>
+          <w:cs/>
+          <w:lang w:val="ar_AE" w:bidi="ar_AE"/>
+        </w:rPr>
+        <w:t>رومية 3:25</w:t>
+      </w:r>
       <w:r>
         <w:rPr>
           <w:rtl/>
@@ -2104,20 +1930,14 @@
         </w:rPr>
         <w:t xml:space="preserve"> من يسوع نفسه (</w:t>
       </w:r>
-      <w:hyperlink r:id="rId39">
-        <w:r>
-          <w:rPr>
-            <w:rtl/>
-            <w:cs/>
-            <w:lang w:val="ar_AE" w:bidi="ar_AE"/>
-          </w:rPr>
-          <w:rPr>
-            <w:color w:val="0000EE"/>
-            <w:u w:val="single"/>
-          </w:rPr>
-          <w:t>يوحنّا 13:34–35</w:t>
-        </w:r>
-      </w:hyperlink>
+      <w:r>
+        <w:rPr>
+          <w:rtl/>
+          <w:cs/>
+          <w:lang w:val="ar_AE" w:bidi="ar_AE"/>
+        </w:rPr>
+        <w:t>يوحنّا 13:34–35</w:t>
+      </w:r>
       <w:r>
         <w:rPr>
           <w:rtl/>
@@ -2126,20 +1946,14 @@
         </w:rPr>
         <w:t>) ومن العهد القديم (</w:t>
       </w:r>
-      <w:hyperlink r:id="rId40">
-        <w:r>
-          <w:rPr>
-            <w:rtl/>
-            <w:cs/>
-            <w:lang w:val="ar_AE" w:bidi="ar_AE"/>
-          </w:rPr>
-          <w:rPr>
-            <w:color w:val="0000EE"/>
-            <w:u w:val="single"/>
-          </w:rPr>
-          <w:t>لاويين 19:18</w:t>
-        </w:r>
-      </w:hyperlink>
+      <w:r>
+        <w:rPr>
+          <w:rtl/>
+          <w:cs/>
+          <w:lang w:val="ar_AE" w:bidi="ar_AE"/>
+        </w:rPr>
+        <w:t>لاويين 19:18</w:t>
+      </w:r>
       <w:r>
         <w:rPr>
           <w:rtl/>
@@ -2148,20 +1962,14 @@
         </w:rPr>
         <w:t xml:space="preserve">, </w:t>
       </w:r>
-      <w:hyperlink r:id="rId41">
-        <w:r>
-          <w:rPr>
-            <w:rtl/>
-            <w:cs/>
-            <w:lang w:val="ar_AE" w:bidi="ar_AE"/>
-          </w:rPr>
-          <w:rPr>
-            <w:color w:val="0000EE"/>
-            <w:u w:val="single"/>
-          </w:rPr>
-          <w:t>33–34</w:t>
-        </w:r>
-      </w:hyperlink>
+      <w:r>
+        <w:rPr>
+          <w:rtl/>
+          <w:cs/>
+          <w:lang w:val="ar_AE" w:bidi="ar_AE"/>
+        </w:rPr>
+        <w:t>33–34</w:t>
+      </w:r>
       <w:r>
         <w:rPr>
           <w:rtl/>
@@ -2237,20 +2045,14 @@
         </w:rPr>
         <w:t>أَيْضًا وَصِيَّةً جَدِيدَةً أَكْتُبُ إِلَيْكُمْ: قدمت وصية يسوع الأساس الجديد لمحبتهم عن طريق إظهاره المحبة للتلاميذ (</w:t>
       </w:r>
-      <w:hyperlink r:id="rId42">
-        <w:r>
-          <w:rPr>
-            <w:rtl/>
-            <w:cs/>
-            <w:lang w:val="ar_AE" w:bidi="ar_AE"/>
-          </w:rPr>
-          <w:rPr>
-            <w:color w:val="0000EE"/>
-            <w:u w:val="single"/>
-          </w:rPr>
-          <w:t>يوحنّا 13:1–17</w:t>
-        </w:r>
-      </w:hyperlink>
+      <w:r>
+        <w:rPr>
+          <w:rtl/>
+          <w:cs/>
+          <w:lang w:val="ar_AE" w:bidi="ar_AE"/>
+        </w:rPr>
+        <w:t>يوحنّا 13:1–17</w:t>
+      </w:r>
       <w:r>
         <w:rPr>
           <w:rtl/>
@@ -2343,20 +2145,14 @@
         </w:rPr>
         <w:t xml:space="preserve"> الكلمة اليونانية adelphos (أيضًا في </w:t>
       </w:r>
-      <w:hyperlink r:id="rId43">
-        <w:r>
-          <w:rPr>
-            <w:rtl/>
-            <w:cs/>
-            <w:lang w:val="ar_AE" w:bidi="ar_AE"/>
-          </w:rPr>
-          <w:rPr>
-            <w:color w:val="0000EE"/>
-            <w:u w:val="single"/>
-          </w:rPr>
-          <w:t>2:11</w:t>
-        </w:r>
-      </w:hyperlink>
+      <w:r>
+        <w:rPr>
+          <w:rtl/>
+          <w:cs/>
+          <w:lang w:val="ar_AE" w:bidi="ar_AE"/>
+        </w:rPr>
+        <w:t>2:11</w:t>
+      </w:r>
       <w:r>
         <w:rPr>
           <w:rtl/>
@@ -2684,20 +2480,14 @@
         </w:rPr>
         <w:t>العالم هو نظام غير أخلاقي تحت تأثير الشيطان ويقاوم الله وملكوت المسيح على هذه الأرض (</w:t>
       </w:r>
-      <w:hyperlink r:id="rId44">
-        <w:r>
-          <w:rPr>
-            <w:rtl/>
-            <w:cs/>
-            <w:lang w:val="ar_AE" w:bidi="ar_AE"/>
-          </w:rPr>
-          <w:rPr>
-            <w:color w:val="0000EE"/>
-            <w:u w:val="single"/>
-          </w:rPr>
-          <w:t>2:16</w:t>
-        </w:r>
-      </w:hyperlink>
+      <w:r>
+        <w:rPr>
+          <w:rtl/>
+          <w:cs/>
+          <w:lang w:val="ar_AE" w:bidi="ar_AE"/>
+        </w:rPr>
+        <w:t>2:16</w:t>
+      </w:r>
       <w:r>
         <w:rPr>
           <w:rtl/>
@@ -2706,20 +2496,14 @@
         </w:rPr>
         <w:t xml:space="preserve">; </w:t>
       </w:r>
-      <w:hyperlink r:id="rId45">
-        <w:r>
-          <w:rPr>
-            <w:rtl/>
-            <w:cs/>
-            <w:lang w:val="ar_AE" w:bidi="ar_AE"/>
-          </w:rPr>
-          <w:rPr>
-            <w:color w:val="0000EE"/>
-            <w:u w:val="single"/>
-          </w:rPr>
-          <w:t>3:1</w:t>
-        </w:r>
-      </w:hyperlink>
+      <w:r>
+        <w:rPr>
+          <w:rtl/>
+          <w:cs/>
+          <w:lang w:val="ar_AE" w:bidi="ar_AE"/>
+        </w:rPr>
+        <w:t>3:1</w:t>
+      </w:r>
       <w:r>
         <w:rPr>
           <w:rtl/>
@@ -2728,20 +2512,14 @@
         </w:rPr>
         <w:t xml:space="preserve">; </w:t>
       </w:r>
-      <w:hyperlink r:id="rId46">
-        <w:r>
-          <w:rPr>
-            <w:rtl/>
-            <w:cs/>
-            <w:lang w:val="ar_AE" w:bidi="ar_AE"/>
-          </w:rPr>
-          <w:rPr>
-            <w:color w:val="0000EE"/>
-            <w:u w:val="single"/>
-          </w:rPr>
-          <w:t>4:4</w:t>
-        </w:r>
-      </w:hyperlink>
+      <w:r>
+        <w:rPr>
+          <w:rtl/>
+          <w:cs/>
+          <w:lang w:val="ar_AE" w:bidi="ar_AE"/>
+        </w:rPr>
+        <w:t>4:4</w:t>
+      </w:r>
       <w:r>
         <w:rPr>
           <w:rtl/>
@@ -2750,20 +2528,14 @@
         </w:rPr>
         <w:t xml:space="preserve">; </w:t>
       </w:r>
-      <w:hyperlink r:id="rId47">
-        <w:r>
-          <w:rPr>
-            <w:rtl/>
-            <w:cs/>
-            <w:lang w:val="ar_AE" w:bidi="ar_AE"/>
-          </w:rPr>
-          <w:rPr>
-            <w:color w:val="0000EE"/>
-            <w:u w:val="single"/>
-          </w:rPr>
-          <w:t>5:19</w:t>
-        </w:r>
-      </w:hyperlink>
+      <w:r>
+        <w:rPr>
+          <w:rtl/>
+          <w:cs/>
+          <w:lang w:val="ar_AE" w:bidi="ar_AE"/>
+        </w:rPr>
+        <w:t>5:19</w:t>
+      </w:r>
       <w:r>
         <w:rPr>
           <w:rtl/>
@@ -2772,20 +2544,14 @@
         </w:rPr>
         <w:t xml:space="preserve">; </w:t>
       </w:r>
-      <w:hyperlink r:id="rId48">
-        <w:r>
-          <w:rPr>
-            <w:rtl/>
-            <w:cs/>
-            <w:lang w:val="ar_AE" w:bidi="ar_AE"/>
-          </w:rPr>
-          <w:rPr>
-            <w:color w:val="0000EE"/>
-            <w:u w:val="single"/>
-          </w:rPr>
-          <w:t>يوحنا 12:31</w:t>
-        </w:r>
-      </w:hyperlink>
+      <w:r>
+        <w:rPr>
+          <w:rtl/>
+          <w:cs/>
+          <w:lang w:val="ar_AE" w:bidi="ar_AE"/>
+        </w:rPr>
+        <w:t>يوحنا 12:31</w:t>
+      </w:r>
       <w:r>
         <w:rPr>
           <w:rtl/>
@@ -2794,20 +2560,14 @@
         </w:rPr>
         <w:t xml:space="preserve">; </w:t>
       </w:r>
-      <w:hyperlink r:id="rId49">
-        <w:r>
-          <w:rPr>
-            <w:rtl/>
-            <w:cs/>
-            <w:lang w:val="ar_AE" w:bidi="ar_AE"/>
-          </w:rPr>
-          <w:rPr>
-            <w:color w:val="0000EE"/>
-            <w:u w:val="single"/>
-          </w:rPr>
-          <w:t>15:18</w:t>
-        </w:r>
-      </w:hyperlink>
+      <w:r>
+        <w:rPr>
+          <w:rtl/>
+          <w:cs/>
+          <w:lang w:val="ar_AE" w:bidi="ar_AE"/>
+        </w:rPr>
+        <w:t>15:18</w:t>
+      </w:r>
       <w:r>
         <w:rPr>
           <w:rtl/>
@@ -2816,20 +2576,14 @@
         </w:rPr>
         <w:t xml:space="preserve">; </w:t>
       </w:r>
-      <w:hyperlink r:id="rId50">
-        <w:r>
-          <w:rPr>
-            <w:rtl/>
-            <w:cs/>
-            <w:lang w:val="ar_AE" w:bidi="ar_AE"/>
-          </w:rPr>
-          <w:rPr>
-            <w:color w:val="0000EE"/>
-            <w:u w:val="single"/>
-          </w:rPr>
-          <w:t>أفسس 6:11–12</w:t>
-        </w:r>
-      </w:hyperlink>
+      <w:r>
+        <w:rPr>
+          <w:rtl/>
+          <w:cs/>
+          <w:lang w:val="ar_AE" w:bidi="ar_AE"/>
+        </w:rPr>
+        <w:t>أفسس 6:11–12</w:t>
+      </w:r>
       <w:r>
         <w:rPr>
           <w:rtl/>
@@ -2838,20 +2592,14 @@
         </w:rPr>
         <w:t xml:space="preserve">; </w:t>
       </w:r>
-      <w:hyperlink r:id="rId51">
-        <w:r>
-          <w:rPr>
-            <w:rtl/>
-            <w:cs/>
-            <w:lang w:val="ar_AE" w:bidi="ar_AE"/>
-          </w:rPr>
-          <w:rPr>
-            <w:color w:val="0000EE"/>
-            <w:u w:val="single"/>
-          </w:rPr>
-          <w:t>يعقوب 4:4</w:t>
-        </w:r>
-      </w:hyperlink>
+      <w:r>
+        <w:rPr>
+          <w:rtl/>
+          <w:cs/>
+          <w:lang w:val="ar_AE" w:bidi="ar_AE"/>
+        </w:rPr>
+        <w:t>يعقوب 4:4</w:t>
+      </w:r>
       <w:r>
         <w:rPr>
           <w:rtl/>
@@ -2927,20 +2675,14 @@
         </w:rPr>
         <w:t xml:space="preserve">ضِدَّ الْمَسِيحِ يعني حرفيًا "بدلًا من المسيح"؛ وهو يدَّعي لنفسه ما يخص المسيح ويتظاهر بأنه بديل للمسيح (انظر </w:t>
       </w:r>
-      <w:hyperlink r:id="rId52">
-        <w:r>
-          <w:rPr>
-            <w:rtl/>
-            <w:cs/>
-            <w:lang w:val="ar_AE" w:bidi="ar_AE"/>
-          </w:rPr>
-          <w:rPr>
-            <w:color w:val="0000EE"/>
-            <w:u w:val="single"/>
-          </w:rPr>
-          <w:t>2 تسالونيكي 2:3</w:t>
-        </w:r>
-      </w:hyperlink>
+      <w:r>
+        <w:rPr>
+          <w:rtl/>
+          <w:cs/>
+          <w:lang w:val="ar_AE" w:bidi="ar_AE"/>
+        </w:rPr>
+        <w:t>2 تسالونيكي 2:3</w:t>
+      </w:r>
       <w:r>
         <w:rPr>
           <w:rtl/>
@@ -2949,20 +2691,14 @@
         </w:rPr>
         <w:t xml:space="preserve"> و </w:t>
       </w:r>
-      <w:hyperlink r:id="rId53">
-        <w:r>
-          <w:rPr>
-            <w:rtl/>
-            <w:cs/>
-            <w:lang w:val="ar_AE" w:bidi="ar_AE"/>
-          </w:rPr>
-          <w:rPr>
-            <w:color w:val="0000EE"/>
-            <w:u w:val="single"/>
-          </w:rPr>
-          <w:t>رؤيا 13:1–10</w:t>
-        </w:r>
-      </w:hyperlink>
+      <w:r>
+        <w:rPr>
+          <w:rtl/>
+          <w:cs/>
+          <w:lang w:val="ar_AE" w:bidi="ar_AE"/>
+        </w:rPr>
+        <w:t>رؤيا 13:1–10</w:t>
+      </w:r>
       <w:r>
         <w:rPr>
           <w:rtl/>
@@ -2971,20 +2707,14 @@
         </w:rPr>
         <w:t>). • قَدْ صَارَ الآنَ أَضْدَادٌ لِلْمَسِيحِ كَثِيرُونَ: هم المُعَلِّمون الكذبة الذين ينكرون أن يسوع هو المسيح، ابن الله (</w:t>
       </w:r>
-      <w:hyperlink r:id="rId54">
-        <w:r>
-          <w:rPr>
-            <w:rtl/>
-            <w:cs/>
-            <w:lang w:val="ar_AE" w:bidi="ar_AE"/>
-          </w:rPr>
-          <w:rPr>
-            <w:color w:val="0000EE"/>
-            <w:u w:val="single"/>
-          </w:rPr>
-          <w:t>1 يوحنا 2:22–23</w:t>
-        </w:r>
-      </w:hyperlink>
+      <w:r>
+        <w:rPr>
+          <w:rtl/>
+          <w:cs/>
+          <w:lang w:val="ar_AE" w:bidi="ar_AE"/>
+        </w:rPr>
+        <w:t>1 يوحنا 2:22–23</w:t>
+      </w:r>
       <w:r>
         <w:rPr>
           <w:rtl/>
@@ -2993,20 +2723,14 @@
         </w:rPr>
         <w:t>), وهو الله الظاهر في الجسد (</w:t>
       </w:r>
-      <w:hyperlink r:id="rId55">
-        <w:r>
-          <w:rPr>
-            <w:rtl/>
-            <w:cs/>
-            <w:lang w:val="ar_AE" w:bidi="ar_AE"/>
-          </w:rPr>
-          <w:rPr>
-            <w:color w:val="0000EE"/>
-            <w:u w:val="single"/>
-          </w:rPr>
-          <w:t>4:2</w:t>
-        </w:r>
-      </w:hyperlink>
+      <w:r>
+        <w:rPr>
+          <w:rtl/>
+          <w:cs/>
+          <w:lang w:val="ar_AE" w:bidi="ar_AE"/>
+        </w:rPr>
+        <w:t>4:2</w:t>
+      </w:r>
       <w:r>
         <w:rPr>
           <w:rtl/>
@@ -3015,20 +2739,14 @@
         </w:rPr>
         <w:t xml:space="preserve">; </w:t>
       </w:r>
-      <w:hyperlink r:id="rId56">
-        <w:r>
-          <w:rPr>
-            <w:rtl/>
-            <w:cs/>
-            <w:lang w:val="ar_AE" w:bidi="ar_AE"/>
-          </w:rPr>
-          <w:rPr>
-            <w:color w:val="0000EE"/>
-            <w:u w:val="single"/>
-          </w:rPr>
-          <w:t>2 يوحنا 1:7</w:t>
-        </w:r>
-      </w:hyperlink>
+      <w:r>
+        <w:rPr>
+          <w:rtl/>
+          <w:cs/>
+          <w:lang w:val="ar_AE" w:bidi="ar_AE"/>
+        </w:rPr>
+        <w:t>2 يوحنا 1:7</w:t>
+      </w:r>
       <w:r>
         <w:rPr>
           <w:rtl/>
@@ -3104,20 +2822,14 @@
         </w:rPr>
         <w:t xml:space="preserve">مِنَّا خَرَجُوا: هذا هو أول تصريح مباشر ليوحنّا بشأن المُعَلِّمين الكذبة. في وقتٍ ما، كانوا جزءًا من مجتمع الكنيسة وعلى تواصل وشركة مع يوحنّا والرسل الآخرين. ثم غادروا ذلك المجتمع وشَكَّلوا على ما يبدو مجتمعًا منفصلًا وحصريًا بناءً على تعاليمهم الكاذبة عن يسوع (انظر </w:t>
       </w:r>
-      <w:hyperlink r:id="rId57">
-        <w:r>
-          <w:rPr>
-            <w:rtl/>
-            <w:cs/>
-            <w:lang w:val="ar_AE" w:bidi="ar_AE"/>
-          </w:rPr>
-          <w:rPr>
-            <w:color w:val="0000EE"/>
-            <w:u w:val="single"/>
-          </w:rPr>
-          <w:t>4:1</w:t>
-        </w:r>
-      </w:hyperlink>
+      <w:r>
+        <w:rPr>
+          <w:rtl/>
+          <w:cs/>
+          <w:lang w:val="ar_AE" w:bidi="ar_AE"/>
+        </w:rPr>
+        <w:t>4:1</w:t>
+      </w:r>
       <w:r>
         <w:rPr>
           <w:rtl/>
@@ -3126,20 +2838,14 @@
         </w:rPr>
         <w:t xml:space="preserve">; </w:t>
       </w:r>
-      <w:hyperlink r:id="rId56">
-        <w:r>
-          <w:rPr>
-            <w:rtl/>
-            <w:cs/>
-            <w:lang w:val="ar_AE" w:bidi="ar_AE"/>
-          </w:rPr>
-          <w:rPr>
-            <w:color w:val="0000EE"/>
-            <w:u w:val="single"/>
-          </w:rPr>
-          <w:t>2 يوحنا 1:7</w:t>
-        </w:r>
-      </w:hyperlink>
+      <w:r>
+        <w:rPr>
+          <w:rtl/>
+          <w:cs/>
+          <w:lang w:val="ar_AE" w:bidi="ar_AE"/>
+        </w:rPr>
+        <w:t>2 يوحنا 1:7</w:t>
+      </w:r>
       <w:r>
         <w:rPr>
           <w:rtl/>
@@ -3148,20 +2854,14 @@
         </w:rPr>
         <w:t xml:space="preserve">; </w:t>
       </w:r>
-      <w:hyperlink r:id="rId58">
-        <w:r>
-          <w:rPr>
-            <w:rtl/>
-            <w:cs/>
-            <w:lang w:val="ar_AE" w:bidi="ar_AE"/>
-          </w:rPr>
-          <w:rPr>
-            <w:color w:val="0000EE"/>
-            <w:u w:val="single"/>
-          </w:rPr>
-          <w:t>3 يوحنا 1:9–10</w:t>
-        </w:r>
-      </w:hyperlink>
+      <w:r>
+        <w:rPr>
+          <w:rtl/>
+          <w:cs/>
+          <w:lang w:val="ar_AE" w:bidi="ar_AE"/>
+        </w:rPr>
+        <w:t>3 يوحنا 1:9–10</w:t>
+      </w:r>
       <w:r>
         <w:rPr>
           <w:rtl/>
@@ -3237,20 +2937,14 @@
         </w:rPr>
         <w:t xml:space="preserve">وَأَمَّا أَنْتُمْ فَلَكُمْ مَسْحَةٌ مِنَ الْقُدُّوسِ: يمنح الروح القدس المؤمنين القدرة على فهم وتمييز الحق الروحي (انظر </w:t>
       </w:r>
-      <w:hyperlink r:id="rId59">
-        <w:r>
-          <w:rPr>
-            <w:rtl/>
-            <w:cs/>
-            <w:lang w:val="ar_AE" w:bidi="ar_AE"/>
-          </w:rPr>
-          <w:rPr>
-            <w:color w:val="0000EE"/>
-            <w:u w:val="single"/>
-          </w:rPr>
-          <w:t>إشعياء 61:1</w:t>
-        </w:r>
-      </w:hyperlink>
+      <w:r>
+        <w:rPr>
+          <w:rtl/>
+          <w:cs/>
+          <w:lang w:val="ar_AE" w:bidi="ar_AE"/>
+        </w:rPr>
+        <w:t>إشعياء 61:1</w:t>
+      </w:r>
       <w:r>
         <w:rPr>
           <w:rtl/>
@@ -3259,20 +2953,14 @@
         </w:rPr>
         <w:t xml:space="preserve">; </w:t>
       </w:r>
-      <w:hyperlink r:id="rId60">
-        <w:r>
-          <w:rPr>
-            <w:rtl/>
-            <w:cs/>
-            <w:lang w:val="ar_AE" w:bidi="ar_AE"/>
-          </w:rPr>
-          <w:rPr>
-            <w:color w:val="0000EE"/>
-            <w:u w:val="single"/>
-          </w:rPr>
-          <w:t>أعمال 10:38</w:t>
-        </w:r>
-      </w:hyperlink>
+      <w:r>
+        <w:rPr>
+          <w:rtl/>
+          <w:cs/>
+          <w:lang w:val="ar_AE" w:bidi="ar_AE"/>
+        </w:rPr>
+        <w:t>أعمال 10:38</w:t>
+      </w:r>
       <w:r>
         <w:rPr>
           <w:rtl/>
@@ -3281,20 +2969,14 @@
         </w:rPr>
         <w:t xml:space="preserve">; </w:t>
       </w:r>
-      <w:hyperlink r:id="rId61">
-        <w:r>
-          <w:rPr>
-            <w:rtl/>
-            <w:cs/>
-            <w:lang w:val="ar_AE" w:bidi="ar_AE"/>
-          </w:rPr>
-          <w:rPr>
-            <w:color w:val="0000EE"/>
-            <w:u w:val="single"/>
-          </w:rPr>
-          <w:t>2 كورنثوس 1:21–22</w:t>
-        </w:r>
-      </w:hyperlink>
+      <w:r>
+        <w:rPr>
+          <w:rtl/>
+          <w:cs/>
+          <w:lang w:val="ar_AE" w:bidi="ar_AE"/>
+        </w:rPr>
+        <w:t>2 كورنثوس 1:21–22</w:t>
+      </w:r>
       <w:r>
         <w:rPr>
           <w:rtl/>
@@ -3370,20 +3052,14 @@
         </w:rPr>
         <w:t>يصف يوحنا أي مُعَلِّم مزيف يُنكر أن يسوع هو المسيح، ابن الله، والمُعلِن الفريد للآب بالكاذب (</w:t>
       </w:r>
-      <w:hyperlink r:id="rId55">
-        <w:r>
-          <w:rPr>
-            <w:rtl/>
-            <w:cs/>
-            <w:lang w:val="ar_AE" w:bidi="ar_AE"/>
-          </w:rPr>
-          <w:rPr>
-            <w:color w:val="0000EE"/>
-            <w:u w:val="single"/>
-          </w:rPr>
-          <w:t>4:2</w:t>
-        </w:r>
-      </w:hyperlink>
+      <w:r>
+        <w:rPr>
+          <w:rtl/>
+          <w:cs/>
+          <w:lang w:val="ar_AE" w:bidi="ar_AE"/>
+        </w:rPr>
+        <w:t>4:2</w:t>
+      </w:r>
       <w:r>
         <w:rPr>
           <w:rtl/>
@@ -3459,20 +3135,14 @@
         </w:rPr>
         <w:t>يحث يوحنا قراءه على مقاومة أكاذيب أضداد المسيح هؤلاء والبقاء ثابتين للحق الذي أعلنه هو والرسل الآخرون لهم. إذا فعلوا ذلك، فسيظلون في شركة مع الابن ومع الآب وسيكون لديهم يقين الحياة الأبدية (</w:t>
       </w:r>
-      <w:hyperlink r:id="rId62">
-        <w:r>
-          <w:rPr>
-            <w:rtl/>
-            <w:cs/>
-            <w:lang w:val="ar_AE" w:bidi="ar_AE"/>
-          </w:rPr>
-          <w:rPr>
-            <w:color w:val="0000EE"/>
-            <w:u w:val="single"/>
-          </w:rPr>
-          <w:t>يوحنا 3:15</w:t>
-        </w:r>
-      </w:hyperlink>
+      <w:r>
+        <w:rPr>
+          <w:rtl/>
+          <w:cs/>
+          <w:lang w:val="ar_AE" w:bidi="ar_AE"/>
+        </w:rPr>
+        <w:t>يوحنا 3:15</w:t>
+      </w:r>
       <w:r>
         <w:rPr>
           <w:rtl/>
@@ -3481,20 +3151,14 @@
         </w:rPr>
         <w:t xml:space="preserve">, </w:t>
       </w:r>
-      <w:hyperlink r:id="rId63">
-        <w:r>
-          <w:rPr>
-            <w:rtl/>
-            <w:cs/>
-            <w:lang w:val="ar_AE" w:bidi="ar_AE"/>
-          </w:rPr>
-          <w:rPr>
-            <w:color w:val="0000EE"/>
-            <w:u w:val="single"/>
-          </w:rPr>
-          <w:t>36</w:t>
-        </w:r>
-      </w:hyperlink>
+      <w:r>
+        <w:rPr>
+          <w:rtl/>
+          <w:cs/>
+          <w:lang w:val="ar_AE" w:bidi="ar_AE"/>
+        </w:rPr>
+        <w:t>36</w:t>
+      </w:r>
       <w:r>
         <w:rPr>
           <w:rtl/>
@@ -3503,20 +3167,14 @@
         </w:rPr>
         <w:t xml:space="preserve">; </w:t>
       </w:r>
-      <w:hyperlink r:id="rId64">
-        <w:r>
-          <w:rPr>
-            <w:rtl/>
-            <w:cs/>
-            <w:lang w:val="ar_AE" w:bidi="ar_AE"/>
-          </w:rPr>
-          <w:rPr>
-            <w:color w:val="0000EE"/>
-            <w:u w:val="single"/>
-          </w:rPr>
-          <w:t>6:40</w:t>
-        </w:r>
-      </w:hyperlink>
+      <w:r>
+        <w:rPr>
+          <w:rtl/>
+          <w:cs/>
+          <w:lang w:val="ar_AE" w:bidi="ar_AE"/>
+        </w:rPr>
+        <w:t>6:40</w:t>
+      </w:r>
       <w:r>
         <w:rPr>
           <w:rtl/>
@@ -3525,20 +3183,14 @@
         </w:rPr>
         <w:t xml:space="preserve">, </w:t>
       </w:r>
-      <w:hyperlink r:id="rId65">
-        <w:r>
-          <w:rPr>
-            <w:rtl/>
-            <w:cs/>
-            <w:lang w:val="ar_AE" w:bidi="ar_AE"/>
-          </w:rPr>
-          <w:rPr>
-            <w:color w:val="0000EE"/>
-            <w:u w:val="single"/>
-          </w:rPr>
-          <w:t>47</w:t>
-        </w:r>
-      </w:hyperlink>
+      <w:r>
+        <w:rPr>
+          <w:rtl/>
+          <w:cs/>
+          <w:lang w:val="ar_AE" w:bidi="ar_AE"/>
+        </w:rPr>
+        <w:t>47</w:t>
+      </w:r>
       <w:r>
         <w:rPr>
           <w:rtl/>
@@ -3547,20 +3199,14 @@
         </w:rPr>
         <w:t xml:space="preserve">, </w:t>
       </w:r>
-      <w:hyperlink r:id="rId66">
-        <w:r>
-          <w:rPr>
-            <w:rtl/>
-            <w:cs/>
-            <w:lang w:val="ar_AE" w:bidi="ar_AE"/>
-          </w:rPr>
-          <w:rPr>
-            <w:color w:val="0000EE"/>
-            <w:u w:val="single"/>
-          </w:rPr>
-          <w:t>57</w:t>
-        </w:r>
-      </w:hyperlink>
+      <w:r>
+        <w:rPr>
+          <w:rtl/>
+          <w:cs/>
+          <w:lang w:val="ar_AE" w:bidi="ar_AE"/>
+        </w:rPr>
+        <w:t>57</w:t>
+      </w:r>
       <w:r>
         <w:rPr>
           <w:rtl/>
@@ -3569,20 +3215,14 @@
         </w:rPr>
         <w:t xml:space="preserve">; </w:t>
       </w:r>
-      <w:hyperlink r:id="rId67">
-        <w:r>
-          <w:rPr>
-            <w:rtl/>
-            <w:cs/>
-            <w:lang w:val="ar_AE" w:bidi="ar_AE"/>
-          </w:rPr>
-          <w:rPr>
-            <w:color w:val="0000EE"/>
-            <w:u w:val="single"/>
-          </w:rPr>
-          <w:t>17:2–3</w:t>
-        </w:r>
-      </w:hyperlink>
+      <w:r>
+        <w:rPr>
+          <w:rtl/>
+          <w:cs/>
+          <w:lang w:val="ar_AE" w:bidi="ar_AE"/>
+        </w:rPr>
+        <w:t>17:2–3</w:t>
+      </w:r>
       <w:r>
         <w:rPr>
           <w:rtl/>
@@ -3725,20 +3365,14 @@
         </w:rPr>
         <w:t xml:space="preserve">عندما يعود المسيح، سنكون مثله، لأننا سنراه كما هو حقًا. يحمل أولاد الله صورة المسيح وسيشاركون في مجده (انظر </w:t>
       </w:r>
-      <w:hyperlink r:id="rId68">
-        <w:r>
-          <w:rPr>
-            <w:rtl/>
-            <w:cs/>
-            <w:lang w:val="ar_AE" w:bidi="ar_AE"/>
-          </w:rPr>
-          <w:rPr>
-            <w:color w:val="0000EE"/>
-            <w:u w:val="single"/>
-          </w:rPr>
-          <w:t>رومية 8:18–30</w:t>
-        </w:r>
-      </w:hyperlink>
+      <w:r>
+        <w:rPr>
+          <w:rtl/>
+          <w:cs/>
+          <w:lang w:val="ar_AE" w:bidi="ar_AE"/>
+        </w:rPr>
+        <w:t>رومية 8:18–30</w:t>
+      </w:r>
       <w:r>
         <w:rPr>
           <w:rtl/>
@@ -3764,20 +3398,14 @@
         </w:rPr>
         <w:t xml:space="preserve"> ويسعى ليصبح أكثر شبهًا بالمسيح بينما ينتظر ظهوره المجيد. ولهذا السبب، لن يشعر أبناء الله بالخجل عندما يأتي المسيح (</w:t>
       </w:r>
-      <w:hyperlink r:id="rId69">
-        <w:r>
-          <w:rPr>
-            <w:rtl/>
-            <w:cs/>
-            <w:lang w:val="ar_AE" w:bidi="ar_AE"/>
-          </w:rPr>
-          <w:rPr>
-            <w:color w:val="0000EE"/>
-            <w:u w:val="single"/>
-          </w:rPr>
-          <w:t>1 يوحنا 2:29</w:t>
-        </w:r>
-      </w:hyperlink>
+      <w:r>
+        <w:rPr>
+          <w:rtl/>
+          <w:cs/>
+          <w:lang w:val="ar_AE" w:bidi="ar_AE"/>
+        </w:rPr>
+        <w:t>1 يوحنا 2:29</w:t>
+      </w:r>
       <w:r>
         <w:rPr>
           <w:rtl/>
@@ -3853,20 +3481,14 @@
         </w:rPr>
         <w:t>تتناول هذه الفقرة ما يعنيه أن تعيش حياة طاهرة (</w:t>
       </w:r>
-      <w:hyperlink r:id="rId70">
-        <w:r>
-          <w:rPr>
-            <w:rtl/>
-            <w:cs/>
-            <w:lang w:val="ar_AE" w:bidi="ar_AE"/>
-          </w:rPr>
-          <w:rPr>
-            <w:color w:val="0000EE"/>
-            <w:u w:val="single"/>
-          </w:rPr>
-          <w:t>3:3</w:t>
-        </w:r>
-      </w:hyperlink>
+      <w:r>
+        <w:rPr>
+          <w:rtl/>
+          <w:cs/>
+          <w:lang w:val="ar_AE" w:bidi="ar_AE"/>
+        </w:rPr>
+        <w:t>3:3</w:t>
+      </w:r>
       <w:r>
         <w:rPr>
           <w:rtl/>
@@ -3892,20 +3514,14 @@
         </w:rPr>
         <w:t xml:space="preserve"> لكن هذا يختلف عن نوع "الحياة التي بلا خطية" التي ادّعاها المُعَلِّمون الكذبة (انظر </w:t>
       </w:r>
-      <w:hyperlink r:id="rId71">
-        <w:r>
-          <w:rPr>
-            <w:rtl/>
-            <w:cs/>
-            <w:lang w:val="ar_AE" w:bidi="ar_AE"/>
-          </w:rPr>
-          <w:rPr>
-            <w:color w:val="0000EE"/>
-            <w:u w:val="single"/>
-          </w:rPr>
-          <w:t>1:5–10</w:t>
-        </w:r>
-      </w:hyperlink>
+      <w:r>
+        <w:rPr>
+          <w:rtl/>
+          <w:cs/>
+          <w:lang w:val="ar_AE" w:bidi="ar_AE"/>
+        </w:rPr>
+        <w:t>1:5–10</w:t>
+      </w:r>
       <w:r>
         <w:rPr>
           <w:rtl/>
@@ -3997,20 +3613,14 @@
         </w:rPr>
         <w:t>يستمر في العيش فيه (اليونانية menō): يشير هذا إلى "الثبات" و"البقاء" (</w:t>
       </w:r>
-      <w:hyperlink r:id="rId72">
-        <w:r>
-          <w:rPr>
-            <w:rtl/>
-            <w:cs/>
-            <w:lang w:val="ar_AE" w:bidi="ar_AE"/>
-          </w:rPr>
-          <w:rPr>
-            <w:color w:val="0000EE"/>
-            <w:u w:val="single"/>
-          </w:rPr>
-          <w:t>يوحنّا 15:1–8</w:t>
-        </w:r>
-      </w:hyperlink>
+      <w:r>
+        <w:rPr>
+          <w:rtl/>
+          <w:cs/>
+          <w:lang w:val="ar_AE" w:bidi="ar_AE"/>
+        </w:rPr>
+        <w:t>يوحنّا 15:1–8</w:t>
+      </w:r>
       <w:r>
         <w:rPr>
           <w:rtl/>
@@ -4086,20 +3696,14 @@
         </w:rPr>
         <w:t xml:space="preserve">لِكَيْ يَنْقُضَ: لا يعني هذا الفعل "الهلاك" بل "التفكيك" (انظر </w:t>
       </w:r>
-      <w:hyperlink r:id="rId73">
-        <w:r>
-          <w:rPr>
-            <w:rtl/>
-            <w:cs/>
-            <w:lang w:val="ar_AE" w:bidi="ar_AE"/>
-          </w:rPr>
-          <w:rPr>
-            <w:color w:val="0000EE"/>
-            <w:u w:val="single"/>
-          </w:rPr>
-          <w:t>أفسس 2:14</w:t>
-        </w:r>
-      </w:hyperlink>
+      <w:r>
+        <w:rPr>
+          <w:rtl/>
+          <w:cs/>
+          <w:lang w:val="ar_AE" w:bidi="ar_AE"/>
+        </w:rPr>
+        <w:t>أفسس 2:14</w:t>
+      </w:r>
       <w:r>
         <w:rPr>
           <w:rtl/>
@@ -4175,20 +3779,14 @@
         </w:rPr>
         <w:t>أن تعيش بالبِرّ يعني أن تكون في علاقة صحيحة مع الله. (هذا يتناقض مع المُعَلَِّمين الكذبة الذين اعتقدوا أن الحياة في الروح لا يمكن أن تتأثر بأي سلوك في الجسد المادي.) وهذا لا يعني أننا نعيش حياة مثالية (</w:t>
       </w:r>
-      <w:hyperlink r:id="rId74">
-        <w:r>
-          <w:rPr>
-            <w:rtl/>
-            <w:cs/>
-            <w:lang w:val="ar_AE" w:bidi="ar_AE"/>
-          </w:rPr>
-          <w:rPr>
-            <w:color w:val="0000EE"/>
-            <w:u w:val="single"/>
-          </w:rPr>
-          <w:t>1:8</w:t>
-        </w:r>
-      </w:hyperlink>
+      <w:r>
+        <w:rPr>
+          <w:rtl/>
+          <w:cs/>
+          <w:lang w:val="ar_AE" w:bidi="ar_AE"/>
+        </w:rPr>
+        <w:t>1:8</w:t>
+      </w:r>
       <w:r>
         <w:rPr>
           <w:rtl/>
@@ -4197,20 +3795,14 @@
         </w:rPr>
         <w:t>)، بل يعني أننا نحفظ أنفسنا في علاقة سليمة مع الله (</w:t>
       </w:r>
-      <w:hyperlink r:id="rId31">
-        <w:r>
-          <w:rPr>
-            <w:rtl/>
-            <w:cs/>
-            <w:lang w:val="ar_AE" w:bidi="ar_AE"/>
-          </w:rPr>
-          <w:rPr>
-            <w:color w:val="0000EE"/>
-            <w:u w:val="single"/>
-          </w:rPr>
-          <w:t>1:9</w:t>
-        </w:r>
-      </w:hyperlink>
+      <w:r>
+        <w:rPr>
+          <w:rtl/>
+          <w:cs/>
+          <w:lang w:val="ar_AE" w:bidi="ar_AE"/>
+        </w:rPr>
+        <w:t>1:9</w:t>
+      </w:r>
       <w:r>
         <w:rPr>
           <w:rtl/>
@@ -4286,20 +3878,14 @@
         </w:rPr>
         <w:t xml:space="preserve">يركز يوحنا الآن على حاجة المؤمنين إلى أن يحبوا بعضهم البعض (انظر </w:t>
       </w:r>
-      <w:hyperlink r:id="rId75">
-        <w:r>
-          <w:rPr>
-            <w:rtl/>
-            <w:cs/>
-            <w:lang w:val="ar_AE" w:bidi="ar_AE"/>
-          </w:rPr>
-          <w:rPr>
-            <w:color w:val="0000EE"/>
-            <w:u w:val="single"/>
-          </w:rPr>
-          <w:t>يوحنا 13:34</w:t>
-        </w:r>
-      </w:hyperlink>
+      <w:r>
+        <w:rPr>
+          <w:rtl/>
+          <w:cs/>
+          <w:lang w:val="ar_AE" w:bidi="ar_AE"/>
+        </w:rPr>
+        <w:t>يوحنا 13:34</w:t>
+      </w:r>
       <w:r>
         <w:rPr>
           <w:rtl/>
@@ -4375,20 +3961,14 @@
         </w:rPr>
         <w:t>كَانَ قَايِينُ مِنَ الشِّرِّيرِ ... لأَنَّ أَعْمَالَهُ كَانَتْ شِرِّيرَةً: كان قايين غيورًا لأن هابيل نال رضا الله؛ وهذه الغيرة أدَّت إلى القتل (</w:t>
       </w:r>
-      <w:hyperlink r:id="rId76">
-        <w:r>
-          <w:rPr>
-            <w:rtl/>
-            <w:cs/>
-            <w:lang w:val="ar_AE" w:bidi="ar_AE"/>
-          </w:rPr>
-          <w:rPr>
-            <w:color w:val="0000EE"/>
-            <w:u w:val="single"/>
-          </w:rPr>
-          <w:t>تكوين 4:8</w:t>
-        </w:r>
-      </w:hyperlink>
+      <w:r>
+        <w:rPr>
+          <w:rtl/>
+          <w:cs/>
+          <w:lang w:val="ar_AE" w:bidi="ar_AE"/>
+        </w:rPr>
+        <w:t>تكوين 4:8</w:t>
+      </w:r>
       <w:r>
         <w:rPr>
           <w:rtl/>
@@ -4397,20 +3977,14 @@
         </w:rPr>
         <w:t xml:space="preserve">). لقد دينت الكراهية، تمامًا كما الفعل الخارجي الذي ينتج عنها (انظر </w:t>
       </w:r>
-      <w:hyperlink r:id="rId77">
-        <w:r>
-          <w:rPr>
-            <w:rtl/>
-            <w:cs/>
-            <w:lang w:val="ar_AE" w:bidi="ar_AE"/>
-          </w:rPr>
-          <w:rPr>
-            <w:color w:val="0000EE"/>
-            <w:u w:val="single"/>
-          </w:rPr>
-          <w:t>متى 5:21–22</w:t>
-        </w:r>
-      </w:hyperlink>
+      <w:r>
+        <w:rPr>
+          <w:rtl/>
+          <w:cs/>
+          <w:lang w:val="ar_AE" w:bidi="ar_AE"/>
+        </w:rPr>
+        <w:t>متى 5:21–22</w:t>
+      </w:r>
       <w:r>
         <w:rPr>
           <w:rtl/>
@@ -4486,20 +4060,14 @@
         </w:rPr>
         <w:t xml:space="preserve">إن محبتنا لإخوتنا وأخواتنا المؤمنين تُعد دليلًا ملموسًا على أننا قد اختبرنا الولادة الجديدة في المسيح وسننال الحياة الأبدية بدلًا من الموت (أي الدينونة؛ انظر </w:t>
       </w:r>
-      <w:hyperlink r:id="rId78">
-        <w:r>
-          <w:rPr>
-            <w:rtl/>
-            <w:cs/>
-            <w:lang w:val="ar_AE" w:bidi="ar_AE"/>
-          </w:rPr>
-          <w:rPr>
-            <w:color w:val="0000EE"/>
-            <w:u w:val="single"/>
-          </w:rPr>
-          <w:t>رومية 6:23</w:t>
-        </w:r>
-      </w:hyperlink>
+      <w:r>
+        <w:rPr>
+          <w:rtl/>
+          <w:cs/>
+          <w:lang w:val="ar_AE" w:bidi="ar_AE"/>
+        </w:rPr>
+        <w:t>رومية 6:23</w:t>
+      </w:r>
       <w:r>
         <w:rPr>
           <w:rtl/>
@@ -4508,20 +4076,14 @@
         </w:rPr>
         <w:t xml:space="preserve">؛ </w:t>
       </w:r>
-      <w:hyperlink r:id="rId79">
-        <w:r>
-          <w:rPr>
-            <w:rtl/>
-            <w:cs/>
-            <w:lang w:val="ar_AE" w:bidi="ar_AE"/>
-          </w:rPr>
-          <w:rPr>
-            <w:color w:val="0000EE"/>
-            <w:u w:val="single"/>
-          </w:rPr>
-          <w:t>يعقوب 5:20</w:t>
-        </w:r>
-      </w:hyperlink>
+      <w:r>
+        <w:rPr>
+          <w:rtl/>
+          <w:cs/>
+          <w:lang w:val="ar_AE" w:bidi="ar_AE"/>
+        </w:rPr>
+        <w:t>يعقوب 5:20</w:t>
+      </w:r>
       <w:r>
         <w:rPr>
           <w:rtl/>
@@ -4530,20 +4092,14 @@
         </w:rPr>
         <w:t xml:space="preserve">؛ </w:t>
       </w:r>
-      <w:hyperlink r:id="rId80">
-        <w:r>
-          <w:rPr>
-            <w:rtl/>
-            <w:cs/>
-            <w:lang w:val="ar_AE" w:bidi="ar_AE"/>
-          </w:rPr>
-          <w:rPr>
-            <w:color w:val="0000EE"/>
-            <w:u w:val="single"/>
-          </w:rPr>
-          <w:t>رؤيا 21:8</w:t>
-        </w:r>
-      </w:hyperlink>
+      <w:r>
+        <w:rPr>
+          <w:rtl/>
+          <w:cs/>
+          <w:lang w:val="ar_AE" w:bidi="ar_AE"/>
+        </w:rPr>
+        <w:t>رؤيا 21:8</w:t>
+      </w:r>
       <w:r>
         <w:rPr>
           <w:rtl/>
@@ -4686,20 +4242,14 @@
         </w:rPr>
         <w:t>أولئك الذين يحبون بصدق (</w:t>
       </w:r>
-      <w:hyperlink r:id="rId81">
-        <w:r>
-          <w:rPr>
-            <w:rtl/>
-            <w:cs/>
-            <w:lang w:val="ar_AE" w:bidi="ar_AE"/>
-          </w:rPr>
-          <w:rPr>
-            <w:color w:val="0000EE"/>
-            <w:u w:val="single"/>
-          </w:rPr>
-          <w:t>3:16–18</w:t>
-        </w:r>
-      </w:hyperlink>
+      <w:r>
+        <w:rPr>
+          <w:rtl/>
+          <w:cs/>
+          <w:lang w:val="ar_AE" w:bidi="ar_AE"/>
+        </w:rPr>
+        <w:t>3:16–18</w:t>
+      </w:r>
       <w:r>
         <w:rPr>
           <w:rtl/>
@@ -4708,20 +4258,14 @@
         </w:rPr>
         <w:t xml:space="preserve">) لديهم ثقة بأن الله يقبلهم، لأن المحبة الصادقة هي الدليل الأساسي على الإيمان الحقيقي والحياة الجديدة في المسيح (انظر </w:t>
       </w:r>
-      <w:hyperlink r:id="rId82">
-        <w:r>
-          <w:rPr>
-            <w:rtl/>
-            <w:cs/>
-            <w:lang w:val="ar_AE" w:bidi="ar_AE"/>
-          </w:rPr>
-          <w:rPr>
-            <w:color w:val="0000EE"/>
-            <w:u w:val="single"/>
-          </w:rPr>
-          <w:t>4:7–8</w:t>
-        </w:r>
-      </w:hyperlink>
+      <w:r>
+        <w:rPr>
+          <w:rtl/>
+          <w:cs/>
+          <w:lang w:val="ar_AE" w:bidi="ar_AE"/>
+        </w:rPr>
+        <w:t>4:7–8</w:t>
+      </w:r>
       <w:r>
         <w:rPr>
           <w:rtl/>
@@ -4797,20 +4341,14 @@
         </w:rPr>
         <w:t>يُقَدِّم يوحنّا هنا معيارًا جديدًا لتمييز الشخص الذي يكون فيه الروح القدس. والروح القدس ليس ملكية حصرية لنخبة مستنيرة دون أن تتغير حياتهم. بل إن الروح يأتي لجميع المؤمنين ويُحفِّز التلمذة المطيعة (</w:t>
       </w:r>
-      <w:hyperlink r:id="rId83">
-        <w:r>
-          <w:rPr>
-            <w:rtl/>
-            <w:cs/>
-            <w:lang w:val="ar_AE" w:bidi="ar_AE"/>
-          </w:rPr>
-          <w:rPr>
-            <w:color w:val="0000EE"/>
-            <w:u w:val="single"/>
-          </w:rPr>
-          <w:t>غلاطية 5:22–23</w:t>
-        </w:r>
-      </w:hyperlink>
+      <w:r>
+        <w:rPr>
+          <w:rtl/>
+          <w:cs/>
+          <w:lang w:val="ar_AE" w:bidi="ar_AE"/>
+        </w:rPr>
+        <w:t>غلاطية 5:22–23</w:t>
+      </w:r>
       <w:r>
         <w:rPr>
           <w:rtl/>
@@ -4920,20 +4458,14 @@
         </w:rPr>
         <w:t xml:space="preserve"> لكن النبي الحقيقي هو أداة في يد الروح القدس لتوصيل كلامه (</w:t>
       </w:r>
-      <w:hyperlink r:id="rId84">
-        <w:r>
-          <w:rPr>
-            <w:rtl/>
-            <w:cs/>
-            <w:lang w:val="ar_AE" w:bidi="ar_AE"/>
-          </w:rPr>
-          <w:rPr>
-            <w:color w:val="0000EE"/>
-            <w:u w:val="single"/>
-          </w:rPr>
-          <w:t>أعمال 4:25</w:t>
-        </w:r>
-      </w:hyperlink>
+      <w:r>
+        <w:rPr>
+          <w:rtl/>
+          <w:cs/>
+          <w:lang w:val="ar_AE" w:bidi="ar_AE"/>
+        </w:rPr>
+        <w:t>أعمال 4:25</w:t>
+      </w:r>
       <w:r>
         <w:rPr>
           <w:rtl/>
@@ -4942,20 +4474,14 @@
         </w:rPr>
         <w:t xml:space="preserve">؛ </w:t>
       </w:r>
-      <w:hyperlink r:id="rId85">
-        <w:r>
-          <w:rPr>
-            <w:rtl/>
-            <w:cs/>
-            <w:lang w:val="ar_AE" w:bidi="ar_AE"/>
-          </w:rPr>
-          <w:rPr>
-            <w:color w:val="0000EE"/>
-            <w:u w:val="single"/>
-          </w:rPr>
-          <w:t>1 تيموثاوس 4:1</w:t>
-        </w:r>
-      </w:hyperlink>
+      <w:r>
+        <w:rPr>
+          <w:rtl/>
+          <w:cs/>
+          <w:lang w:val="ar_AE" w:bidi="ar_AE"/>
+        </w:rPr>
+        <w:t>1 تيموثاوس 4:1</w:t>
+      </w:r>
       <w:r>
         <w:rPr>
           <w:rtl/>
@@ -4964,20 +4490,14 @@
         </w:rPr>
         <w:t xml:space="preserve">؛ </w:t>
       </w:r>
-      <w:hyperlink r:id="rId86">
-        <w:r>
-          <w:rPr>
-            <w:rtl/>
-            <w:cs/>
-            <w:lang w:val="ar_AE" w:bidi="ar_AE"/>
-          </w:rPr>
-          <w:rPr>
-            <w:color w:val="0000EE"/>
-            <w:u w:val="single"/>
-          </w:rPr>
-          <w:t>رؤيا 19:10</w:t>
-        </w:r>
-      </w:hyperlink>
+      <w:r>
+        <w:rPr>
+          <w:rtl/>
+          <w:cs/>
+          <w:lang w:val="ar_AE" w:bidi="ar_AE"/>
+        </w:rPr>
+        <w:t>رؤيا 19:10</w:t>
+      </w:r>
       <w:r>
         <w:rPr>
           <w:rtl/>
@@ -4986,20 +4506,14 @@
         </w:rPr>
         <w:t>). لذا يجب امتحان كل من يتكلم في ضوء ما قاله الروح القدس بواسطة الرسل (</w:t>
       </w:r>
-      <w:hyperlink r:id="rId15">
-        <w:r>
-          <w:rPr>
-            <w:rtl/>
-            <w:cs/>
-            <w:lang w:val="ar_AE" w:bidi="ar_AE"/>
-          </w:rPr>
-          <w:rPr>
-            <w:color w:val="0000EE"/>
-            <w:u w:val="single"/>
-          </w:rPr>
-          <w:t>1 يوحنا 4:2–3</w:t>
-        </w:r>
-      </w:hyperlink>
+      <w:r>
+        <w:rPr>
+          <w:rtl/>
+          <w:cs/>
+          <w:lang w:val="ar_AE" w:bidi="ar_AE"/>
+        </w:rPr>
+        <w:t>1 يوحنا 4:2–3</w:t>
+      </w:r>
       <w:r>
         <w:rPr>
           <w:rtl/>
@@ -5008,20 +4522,14 @@
         </w:rPr>
         <w:t xml:space="preserve">، </w:t>
       </w:r>
-      <w:hyperlink r:id="rId87">
-        <w:r>
-          <w:rPr>
-            <w:rtl/>
-            <w:cs/>
-            <w:lang w:val="ar_AE" w:bidi="ar_AE"/>
-          </w:rPr>
-          <w:rPr>
-            <w:color w:val="0000EE"/>
-            <w:u w:val="single"/>
-          </w:rPr>
-          <w:t>6</w:t>
-        </w:r>
-      </w:hyperlink>
+      <w:r>
+        <w:rPr>
+          <w:rtl/>
+          <w:cs/>
+          <w:lang w:val="ar_AE" w:bidi="ar_AE"/>
+        </w:rPr>
+        <w:t>6</w:t>
+      </w:r>
       <w:r>
         <w:rPr>
           <w:rtl/>
@@ -5097,20 +4605,14 @@
         </w:rPr>
         <w:t>أولئك الذين ينتمون إلى الله (</w:t>
       </w:r>
-      <w:hyperlink r:id="rId46">
-        <w:r>
-          <w:rPr>
-            <w:rtl/>
-            <w:cs/>
-            <w:lang w:val="ar_AE" w:bidi="ar_AE"/>
-          </w:rPr>
-          <w:rPr>
-            <w:color w:val="0000EE"/>
-            <w:u w:val="single"/>
-          </w:rPr>
-          <w:t>4:4</w:t>
-        </w:r>
-      </w:hyperlink>
+      <w:r>
+        <w:rPr>
+          <w:rtl/>
+          <w:cs/>
+          <w:lang w:val="ar_AE" w:bidi="ar_AE"/>
+        </w:rPr>
+        <w:t>4:4</w:t>
+      </w:r>
       <w:r>
         <w:rPr>
           <w:rtl/>
@@ -5119,20 +4621,14 @@
         </w:rPr>
         <w:t>) يستطيعون تمييز الحق الروحي من الكذب، لأن وجود الروح القدس (</w:t>
       </w:r>
-      <w:hyperlink r:id="rId88">
-        <w:r>
-          <w:rPr>
-            <w:rtl/>
-            <w:cs/>
-            <w:lang w:val="ar_AE" w:bidi="ar_AE"/>
-          </w:rPr>
-          <w:rPr>
-            <w:color w:val="0000EE"/>
-            <w:u w:val="single"/>
-          </w:rPr>
-          <w:t>3:23–24</w:t>
-        </w:r>
-      </w:hyperlink>
+      <w:r>
+        <w:rPr>
+          <w:rtl/>
+          <w:cs/>
+          <w:lang w:val="ar_AE" w:bidi="ar_AE"/>
+        </w:rPr>
+        <w:t>3:23–24</w:t>
+      </w:r>
       <w:r>
         <w:rPr>
           <w:rtl/>
@@ -5141,20 +4637,14 @@
         </w:rPr>
         <w:t xml:space="preserve">) يُعَلِّمهم (انظر </w:t>
       </w:r>
-      <w:hyperlink r:id="rId89">
-        <w:r>
-          <w:rPr>
-            <w:rtl/>
-            <w:cs/>
-            <w:lang w:val="ar_AE" w:bidi="ar_AE"/>
-          </w:rPr>
-          <w:rPr>
-            <w:color w:val="0000EE"/>
-            <w:u w:val="single"/>
-          </w:rPr>
-          <w:t>2:20</w:t>
-        </w:r>
-      </w:hyperlink>
+      <w:r>
+        <w:rPr>
+          <w:rtl/>
+          <w:cs/>
+          <w:lang w:val="ar_AE" w:bidi="ar_AE"/>
+        </w:rPr>
+        <w:t>2:20</w:t>
+      </w:r>
       <w:r>
         <w:rPr>
           <w:rtl/>
@@ -5163,20 +4653,14 @@
         </w:rPr>
         <w:t xml:space="preserve">, </w:t>
       </w:r>
-      <w:hyperlink r:id="rId90">
-        <w:r>
-          <w:rPr>
-            <w:rtl/>
-            <w:cs/>
-            <w:lang w:val="ar_AE" w:bidi="ar_AE"/>
-          </w:rPr>
-          <w:rPr>
-            <w:color w:val="0000EE"/>
-            <w:u w:val="single"/>
-          </w:rPr>
-          <w:t>27</w:t>
-        </w:r>
-      </w:hyperlink>
+      <w:r>
+        <w:rPr>
+          <w:rtl/>
+          <w:cs/>
+          <w:lang w:val="ar_AE" w:bidi="ar_AE"/>
+        </w:rPr>
+        <w:t>27</w:t>
+      </w:r>
       <w:r>
         <w:rPr>
           <w:rtl/>
@@ -5185,20 +4669,14 @@
         </w:rPr>
         <w:t xml:space="preserve">; </w:t>
       </w:r>
-      <w:hyperlink r:id="rId91">
-        <w:r>
-          <w:rPr>
-            <w:rtl/>
-            <w:cs/>
-            <w:lang w:val="ar_AE" w:bidi="ar_AE"/>
-          </w:rPr>
-          <w:rPr>
-            <w:color w:val="0000EE"/>
-            <w:u w:val="single"/>
-          </w:rPr>
-          <w:t>يوحنا 14:15–26</w:t>
-        </w:r>
-      </w:hyperlink>
+      <w:r>
+        <w:rPr>
+          <w:rtl/>
+          <w:cs/>
+          <w:lang w:val="ar_AE" w:bidi="ar_AE"/>
+        </w:rPr>
+        <w:t>يوحنا 14:15–26</w:t>
+      </w:r>
       <w:r>
         <w:rPr>
           <w:rtl/>
@@ -5207,20 +4685,14 @@
         </w:rPr>
         <w:t xml:space="preserve">; </w:t>
       </w:r>
-      <w:hyperlink r:id="rId92">
-        <w:r>
-          <w:rPr>
-            <w:rtl/>
-            <w:cs/>
-            <w:lang w:val="ar_AE" w:bidi="ar_AE"/>
-          </w:rPr>
-          <w:rPr>
-            <w:color w:val="0000EE"/>
-            <w:u w:val="single"/>
-          </w:rPr>
-          <w:t>16:5–15</w:t>
-        </w:r>
-      </w:hyperlink>
+      <w:r>
+        <w:rPr>
+          <w:rtl/>
+          <w:cs/>
+          <w:lang w:val="ar_AE" w:bidi="ar_AE"/>
+        </w:rPr>
+        <w:t>16:5–15</w:t>
+      </w:r>
       <w:r>
         <w:rPr>
           <w:rtl/>
@@ -5296,20 +4768,14 @@
         </w:rPr>
         <w:t>إذا ادّعى شخص أنه نبي: يُحدد يوحنا اختبارًا عقائديًا للأنبياء والمُعَلِّمين. فأولئك الذين لديهم روح الله يعترفون بأن يسوع المسيح جاء في جسد حقيقي. بمعنى آخر، يجب أن يؤكدوا حقيقة أن يسوع هو إنسان كامل وإله كامل. لذا فإن الأنبياء والمُعَلِّمين الذين ينكرون هذه التعاليم الأساسية هم ضد المسيح (</w:t>
       </w:r>
-      <w:hyperlink r:id="rId93">
-        <w:r>
-          <w:rPr>
-            <w:rtl/>
-            <w:cs/>
-            <w:lang w:val="ar_AE" w:bidi="ar_AE"/>
-          </w:rPr>
-          <w:rPr>
-            <w:color w:val="0000EE"/>
-            <w:u w:val="single"/>
-          </w:rPr>
-          <w:t>2:18</w:t>
-        </w:r>
-      </w:hyperlink>
+      <w:r>
+        <w:rPr>
+          <w:rtl/>
+          <w:cs/>
+          <w:lang w:val="ar_AE" w:bidi="ar_AE"/>
+        </w:rPr>
+        <w:t>2:18</w:t>
+      </w:r>
       <w:r>
         <w:rPr>
           <w:rtl/>
@@ -5318,20 +4784,14 @@
         </w:rPr>
         <w:t xml:space="preserve">). حيث قد عَلَّم بعض المُعَلِّمين الكذبة في زمن يوحنا (الدوسيتيون) أن يسوع المسيح بدا فقط أنه لديه جسد بشري لكنه لم يكن لديه بالفعل. وبذلك أنكروا أن الله صار جسدًا؛ انظر </w:t>
       </w:r>
-      <w:hyperlink r:id="rId94">
-        <w:r>
-          <w:rPr>
-            <w:rtl/>
-            <w:cs/>
-            <w:lang w:val="ar_AE" w:bidi="ar_AE"/>
-          </w:rPr>
-          <w:rPr>
-            <w:color w:val="0000EE"/>
-            <w:u w:val="single"/>
-          </w:rPr>
-          <w:t>1:1–3</w:t>
-        </w:r>
-      </w:hyperlink>
+      <w:r>
+        <w:rPr>
+          <w:rtl/>
+          <w:cs/>
+          <w:lang w:val="ar_AE" w:bidi="ar_AE"/>
+        </w:rPr>
+        <w:t>1:1–3</w:t>
+      </w:r>
       <w:r>
         <w:rPr>
           <w:rtl/>
@@ -5340,20 +4800,14 @@
         </w:rPr>
         <w:t xml:space="preserve">; </w:t>
       </w:r>
-      <w:hyperlink r:id="rId14">
-        <w:r>
-          <w:rPr>
-            <w:rtl/>
-            <w:cs/>
-            <w:lang w:val="ar_AE" w:bidi="ar_AE"/>
-          </w:rPr>
-          <w:rPr>
-            <w:color w:val="0000EE"/>
-            <w:u w:val="single"/>
-          </w:rPr>
-          <w:t>يوحنا 1:14</w:t>
-        </w:r>
-      </w:hyperlink>
+      <w:r>
+        <w:rPr>
+          <w:rtl/>
+          <w:cs/>
+          <w:lang w:val="ar_AE" w:bidi="ar_AE"/>
+        </w:rPr>
+        <w:t>يوحنا 1:14</w:t>
+      </w:r>
       <w:r>
         <w:rPr>
           <w:rtl/>
@@ -5429,20 +4883,14 @@
         </w:rPr>
         <w:t>وجهة نظر العالم تُمثل شرًا منهجيًا مقاوم لله (</w:t>
       </w:r>
-      <w:hyperlink r:id="rId95">
-        <w:r>
-          <w:rPr>
-            <w:rtl/>
-            <w:cs/>
-            <w:lang w:val="ar_AE" w:bidi="ar_AE"/>
-          </w:rPr>
-          <w:rPr>
-            <w:color w:val="0000EE"/>
-            <w:u w:val="single"/>
-          </w:rPr>
-          <w:t>2:15–17</w:t>
-        </w:r>
-      </w:hyperlink>
+      <w:r>
+        <w:rPr>
+          <w:rtl/>
+          <w:cs/>
+          <w:lang w:val="ar_AE" w:bidi="ar_AE"/>
+        </w:rPr>
+        <w:t>2:15–17</w:t>
+      </w:r>
       <w:r>
         <w:rPr>
           <w:rtl/>
@@ -5518,20 +4966,14 @@
         </w:rPr>
         <w:t>يختبر يوحنا حقيقة المسيحية لدى الشخص عن طريق ما إذا كانوا يستمعون إلى تعاليم الرسل ويتفقون معها. • روح الحق هو الروح القدس (</w:t>
       </w:r>
-      <w:hyperlink r:id="rId96">
-        <w:r>
-          <w:rPr>
-            <w:rtl/>
-            <w:cs/>
-            <w:lang w:val="ar_AE" w:bidi="ar_AE"/>
-          </w:rPr>
-          <w:rPr>
-            <w:color w:val="0000EE"/>
-            <w:u w:val="single"/>
-          </w:rPr>
-          <w:t>يوحنا 14:17</w:t>
-        </w:r>
-      </w:hyperlink>
+      <w:r>
+        <w:rPr>
+          <w:rtl/>
+          <w:cs/>
+          <w:lang w:val="ar_AE" w:bidi="ar_AE"/>
+        </w:rPr>
+        <w:t>يوحنا 14:17</w:t>
+      </w:r>
       <w:r>
         <w:rPr>
           <w:rtl/>
@@ -5540,20 +4982,14 @@
         </w:rPr>
         <w:t xml:space="preserve">, </w:t>
       </w:r>
-      <w:hyperlink r:id="rId97">
-        <w:r>
-          <w:rPr>
-            <w:rtl/>
-            <w:cs/>
-            <w:lang w:val="ar_AE" w:bidi="ar_AE"/>
-          </w:rPr>
-          <w:rPr>
-            <w:color w:val="0000EE"/>
-            <w:u w:val="single"/>
-          </w:rPr>
-          <w:t>26</w:t>
-        </w:r>
-      </w:hyperlink>
+      <w:r>
+        <w:rPr>
+          <w:rtl/>
+          <w:cs/>
+          <w:lang w:val="ar_AE" w:bidi="ar_AE"/>
+        </w:rPr>
+        <w:t>26</w:t>
+      </w:r>
       <w:r>
         <w:rPr>
           <w:rtl/>
@@ -5562,20 +4998,14 @@
         </w:rPr>
         <w:t xml:space="preserve">; </w:t>
       </w:r>
-      <w:hyperlink r:id="rId98">
-        <w:r>
-          <w:rPr>
-            <w:rtl/>
-            <w:cs/>
-            <w:lang w:val="ar_AE" w:bidi="ar_AE"/>
-          </w:rPr>
-          <w:rPr>
-            <w:color w:val="0000EE"/>
-            <w:u w:val="single"/>
-          </w:rPr>
-          <w:t>15:26</w:t>
-        </w:r>
-      </w:hyperlink>
+      <w:r>
+        <w:rPr>
+          <w:rtl/>
+          <w:cs/>
+          <w:lang w:val="ar_AE" w:bidi="ar_AE"/>
+        </w:rPr>
+        <w:t>15:26</w:t>
+      </w:r>
       <w:r>
         <w:rPr>
           <w:rtl/>
@@ -5584,20 +5014,14 @@
         </w:rPr>
         <w:t xml:space="preserve">; </w:t>
       </w:r>
-      <w:hyperlink r:id="rId99">
-        <w:r>
-          <w:rPr>
-            <w:rtl/>
-            <w:cs/>
-            <w:lang w:val="ar_AE" w:bidi="ar_AE"/>
-          </w:rPr>
-          <w:rPr>
-            <w:color w:val="0000EE"/>
-            <w:u w:val="single"/>
-          </w:rPr>
-          <w:t>16:13–15</w:t>
-        </w:r>
-      </w:hyperlink>
+      <w:r>
+        <w:rPr>
+          <w:rtl/>
+          <w:cs/>
+          <w:lang w:val="ar_AE" w:bidi="ar_AE"/>
+        </w:rPr>
+        <w:t>16:13–15</w:t>
+      </w:r>
       <w:r>
         <w:rPr>
           <w:rtl/>
@@ -5606,20 +5030,14 @@
         </w:rPr>
         <w:t>)، الذي يُعَلِّم الحق عن المسيح (</w:t>
       </w:r>
-      <w:hyperlink r:id="rId89">
-        <w:r>
-          <w:rPr>
-            <w:rtl/>
-            <w:cs/>
-            <w:lang w:val="ar_AE" w:bidi="ar_AE"/>
-          </w:rPr>
-          <w:rPr>
-            <w:color w:val="0000EE"/>
-            <w:u w:val="single"/>
-          </w:rPr>
-          <w:t>1 يو 2:20</w:t>
-        </w:r>
-      </w:hyperlink>
+      <w:r>
+        <w:rPr>
+          <w:rtl/>
+          <w:cs/>
+          <w:lang w:val="ar_AE" w:bidi="ar_AE"/>
+        </w:rPr>
+        <w:t>1 يو 2:20</w:t>
+      </w:r>
       <w:r>
         <w:rPr>
           <w:rtl/>
@@ -5628,20 +5046,14 @@
         </w:rPr>
         <w:t xml:space="preserve">, </w:t>
       </w:r>
-      <w:hyperlink r:id="rId90">
-        <w:r>
-          <w:rPr>
-            <w:rtl/>
-            <w:cs/>
-            <w:lang w:val="ar_AE" w:bidi="ar_AE"/>
-          </w:rPr>
-          <w:rPr>
-            <w:color w:val="0000EE"/>
-            <w:u w:val="single"/>
-          </w:rPr>
-          <w:t>27</w:t>
-        </w:r>
-      </w:hyperlink>
+      <w:r>
+        <w:rPr>
+          <w:rtl/>
+          <w:cs/>
+          <w:lang w:val="ar_AE" w:bidi="ar_AE"/>
+        </w:rPr>
+        <w:t>27</w:t>
+      </w:r>
       <w:r>
         <w:rPr>
           <w:rtl/>
@@ -5834,20 +5246,14 @@
         </w:rPr>
         <w:t xml:space="preserve"> وهو المصدر والتجسيد لكل محبة. هذا المفهوم، إلى جانب مفهوم أن "الله نور" (</w:t>
       </w:r>
-      <w:hyperlink r:id="rId100">
-        <w:r>
-          <w:rPr>
-            <w:rtl/>
-            <w:cs/>
-            <w:lang w:val="ar_AE" w:bidi="ar_AE"/>
-          </w:rPr>
-          <w:rPr>
-            <w:color w:val="0000EE"/>
-            <w:u w:val="single"/>
-          </w:rPr>
-          <w:t>1:5</w:t>
-        </w:r>
-      </w:hyperlink>
+      <w:r>
+        <w:rPr>
+          <w:rtl/>
+          <w:cs/>
+          <w:lang w:val="ar_AE" w:bidi="ar_AE"/>
+        </w:rPr>
+        <w:t>1:5</w:t>
+      </w:r>
       <w:r>
         <w:rPr>
           <w:rtl/>
@@ -6057,20 +5463,14 @@
         </w:rPr>
         <w:t>الذين يؤمنون بالمسيح، يسكن الله فيهم وهم يسكنون في الله. يختبر الآب والابن هذه العلاقة (</w:t>
       </w:r>
-      <w:hyperlink r:id="rId101">
-        <w:r>
-          <w:rPr>
-            <w:rtl/>
-            <w:cs/>
-            <w:lang w:val="ar_AE" w:bidi="ar_AE"/>
-          </w:rPr>
-          <w:rPr>
-            <w:color w:val="0000EE"/>
-            <w:u w:val="single"/>
-          </w:rPr>
-          <w:t>يوحنا 10:38</w:t>
-        </w:r>
-      </w:hyperlink>
+      <w:r>
+        <w:rPr>
+          <w:rtl/>
+          <w:cs/>
+          <w:lang w:val="ar_AE" w:bidi="ar_AE"/>
+        </w:rPr>
+        <w:t>يوحنا 10:38</w:t>
+      </w:r>
       <w:r>
         <w:rPr>
           <w:rtl/>
@@ -6079,20 +5479,14 @@
         </w:rPr>
         <w:t xml:space="preserve">; </w:t>
       </w:r>
-      <w:hyperlink r:id="rId102">
-        <w:r>
-          <w:rPr>
-            <w:rtl/>
-            <w:cs/>
-            <w:lang w:val="ar_AE" w:bidi="ar_AE"/>
-          </w:rPr>
-          <w:rPr>
-            <w:color w:val="0000EE"/>
-            <w:u w:val="single"/>
-          </w:rPr>
-          <w:t>14:10</w:t>
-        </w:r>
-      </w:hyperlink>
+      <w:r>
+        <w:rPr>
+          <w:rtl/>
+          <w:cs/>
+          <w:lang w:val="ar_AE" w:bidi="ar_AE"/>
+        </w:rPr>
+        <w:t>14:10</w:t>
+      </w:r>
       <w:r>
         <w:rPr>
           <w:rtl/>
@@ -6101,20 +5495,14 @@
         </w:rPr>
         <w:t xml:space="preserve">; </w:t>
       </w:r>
-      <w:hyperlink r:id="rId103">
-        <w:r>
-          <w:rPr>
-            <w:rtl/>
-            <w:cs/>
-            <w:lang w:val="ar_AE" w:bidi="ar_AE"/>
-          </w:rPr>
-          <w:rPr>
-            <w:color w:val="0000EE"/>
-            <w:u w:val="single"/>
-          </w:rPr>
-          <w:t>17:21</w:t>
-        </w:r>
-      </w:hyperlink>
+      <w:r>
+        <w:rPr>
+          <w:rtl/>
+          <w:cs/>
+          <w:lang w:val="ar_AE" w:bidi="ar_AE"/>
+        </w:rPr>
+        <w:t>17:21</w:t>
+      </w:r>
       <w:r>
         <w:rPr>
           <w:rtl/>
@@ -6123,20 +5511,14 @@
         </w:rPr>
         <w:t xml:space="preserve">). واختبار الله بهذه الطريقة هو امتياز خاص للمؤمنين (انظر </w:t>
       </w:r>
-      <w:hyperlink r:id="rId104">
-        <w:r>
-          <w:rPr>
-            <w:rtl/>
-            <w:cs/>
-            <w:lang w:val="ar_AE" w:bidi="ar_AE"/>
-          </w:rPr>
-          <w:rPr>
-            <w:color w:val="0000EE"/>
-            <w:u w:val="single"/>
-          </w:rPr>
-          <w:t>يوحنا 14:20</w:t>
-        </w:r>
-      </w:hyperlink>
+      <w:r>
+        <w:rPr>
+          <w:rtl/>
+          <w:cs/>
+          <w:lang w:val="ar_AE" w:bidi="ar_AE"/>
+        </w:rPr>
+        <w:t>يوحنا 14:20</w:t>
+      </w:r>
       <w:r>
         <w:rPr>
           <w:rtl/>
@@ -6145,20 +5527,14 @@
         </w:rPr>
         <w:t xml:space="preserve">; </w:t>
       </w:r>
-      <w:hyperlink r:id="rId105">
-        <w:r>
-          <w:rPr>
-            <w:rtl/>
-            <w:cs/>
-            <w:lang w:val="ar_AE" w:bidi="ar_AE"/>
-          </w:rPr>
-          <w:rPr>
-            <w:color w:val="0000EE"/>
-            <w:u w:val="single"/>
-          </w:rPr>
-          <w:t>15:5</w:t>
-        </w:r>
-      </w:hyperlink>
+      <w:r>
+        <w:rPr>
+          <w:rtl/>
+          <w:cs/>
+          <w:lang w:val="ar_AE" w:bidi="ar_AE"/>
+        </w:rPr>
+        <w:t>15:5</w:t>
+      </w:r>
       <w:r>
         <w:rPr>
           <w:rtl/>
@@ -6167,20 +5543,14 @@
         </w:rPr>
         <w:t xml:space="preserve">; </w:t>
       </w:r>
-      <w:hyperlink r:id="rId106">
-        <w:r>
-          <w:rPr>
-            <w:rtl/>
-            <w:cs/>
-            <w:lang w:val="ar_AE" w:bidi="ar_AE"/>
-          </w:rPr>
-          <w:rPr>
-            <w:color w:val="0000EE"/>
-            <w:u w:val="single"/>
-          </w:rPr>
-          <w:t>17:21–24</w:t>
-        </w:r>
-      </w:hyperlink>
+      <w:r>
+        <w:rPr>
+          <w:rtl/>
+          <w:cs/>
+          <w:lang w:val="ar_AE" w:bidi="ar_AE"/>
+        </w:rPr>
+        <w:t>17:21–24</w:t>
+      </w:r>
       <w:r>
         <w:rPr>
           <w:rtl/>
@@ -6357,20 +5727,14 @@
         </w:rPr>
         <w:t>بَلِ الْمَحَبَّةُ الْكَامِلَةُ تَطْرَحُ الْخَوْفَ: عندما نعيش مع المسيح وننضج أكثر ونتكمَّل في محبة الله، تكون لنا ثقة في يوم الدينونة، الذي سيكون مرعبًا لأولئك الذين لا يعرفون الله (</w:t>
       </w:r>
-      <w:hyperlink r:id="rId107">
-        <w:r>
-          <w:rPr>
-            <w:rtl/>
-            <w:cs/>
-            <w:lang w:val="ar_AE" w:bidi="ar_AE"/>
-          </w:rPr>
-          <w:rPr>
-            <w:color w:val="0000EE"/>
-            <w:u w:val="single"/>
-          </w:rPr>
-          <w:t>أعمال 24:25</w:t>
-        </w:r>
-      </w:hyperlink>
+      <w:r>
+        <w:rPr>
+          <w:rtl/>
+          <w:cs/>
+          <w:lang w:val="ar_AE" w:bidi="ar_AE"/>
+        </w:rPr>
+        <w:t>أعمال 24:25</w:t>
+      </w:r>
       <w:r>
         <w:rPr>
           <w:rtl/>
@@ -6379,20 +5743,14 @@
         </w:rPr>
         <w:t xml:space="preserve">; </w:t>
       </w:r>
-      <w:hyperlink r:id="rId108">
-        <w:r>
-          <w:rPr>
-            <w:rtl/>
-            <w:cs/>
-            <w:lang w:val="ar_AE" w:bidi="ar_AE"/>
-          </w:rPr>
-          <w:rPr>
-            <w:color w:val="0000EE"/>
-            <w:u w:val="single"/>
-          </w:rPr>
-          <w:t>رومية 2:16</w:t>
-        </w:r>
-      </w:hyperlink>
+      <w:r>
+        <w:rPr>
+          <w:rtl/>
+          <w:cs/>
+          <w:lang w:val="ar_AE" w:bidi="ar_AE"/>
+        </w:rPr>
+        <w:t>رومية 2:16</w:t>
+      </w:r>
       <w:r>
         <w:rPr>
           <w:rtl/>
@@ -6401,20 +5759,14 @@
         </w:rPr>
         <w:t>). • بناءً على الشعور بالذنب، يتوقع الخوف عقوبة مستحقة، مما يؤدي إلى رهبة تُعدّ بحد ذاتها تذوقًا مسبقًا لتلك العقوبة. لقد مات المسيح ليُحررنا من هذا الخوف (</w:t>
       </w:r>
-      <w:hyperlink r:id="rId109">
-        <w:r>
-          <w:rPr>
-            <w:rtl/>
-            <w:cs/>
-            <w:lang w:val="ar_AE" w:bidi="ar_AE"/>
-          </w:rPr>
-          <w:rPr>
-            <w:color w:val="0000EE"/>
-            <w:u w:val="single"/>
-          </w:rPr>
-          <w:t>عبرانيين 2:14–15</w:t>
-        </w:r>
-      </w:hyperlink>
+      <w:r>
+        <w:rPr>
+          <w:rtl/>
+          <w:cs/>
+          <w:lang w:val="ar_AE" w:bidi="ar_AE"/>
+        </w:rPr>
+        <w:t>عبرانيين 2:14–15</w:t>
+      </w:r>
       <w:r>
         <w:rPr>
           <w:rtl/>
@@ -6507,20 +5859,14 @@
         </w:rPr>
         <w:t xml:space="preserve"> حين كنا خطاة، وليس فقط بعد أن تخلينا عن الخطية (</w:t>
       </w:r>
-      <w:hyperlink r:id="rId110">
-        <w:r>
-          <w:rPr>
-            <w:rtl/>
-            <w:cs/>
-            <w:lang w:val="ar_AE" w:bidi="ar_AE"/>
-          </w:rPr>
-          <w:rPr>
-            <w:color w:val="0000EE"/>
-            <w:u w:val="single"/>
-          </w:rPr>
-          <w:t>رومية 8:5–11</w:t>
-        </w:r>
-      </w:hyperlink>
+      <w:r>
+        <w:rPr>
+          <w:rtl/>
+          <w:cs/>
+          <w:lang w:val="ar_AE" w:bidi="ar_AE"/>
+        </w:rPr>
+        <w:t>رومية 8:5–11</w:t>
+      </w:r>
       <w:r>
         <w:rPr>
           <w:rtl/>
@@ -6596,20 +5942,14 @@
         </w:rPr>
         <w:t xml:space="preserve">الذين يؤمنون بأن يسوع هو المسيح وأنه ابن الله قد وُلدوا روحيًا كأبناء لله (انظر </w:t>
       </w:r>
-      <w:hyperlink r:id="rId111">
-        <w:r>
-          <w:rPr>
-            <w:rtl/>
-            <w:cs/>
-            <w:lang w:val="ar_AE" w:bidi="ar_AE"/>
-          </w:rPr>
-          <w:rPr>
-            <w:color w:val="0000EE"/>
-            <w:u w:val="single"/>
-          </w:rPr>
-          <w:t>يوحنّا 20:31</w:t>
-        </w:r>
-      </w:hyperlink>
+      <w:r>
+        <w:rPr>
+          <w:rtl/>
+          <w:cs/>
+          <w:lang w:val="ar_AE" w:bidi="ar_AE"/>
+        </w:rPr>
+        <w:t>يوحنّا 20:31</w:t>
+      </w:r>
       <w:r>
         <w:rPr>
           <w:rtl/>
@@ -6786,20 +6126,14 @@
         </w:rPr>
         <w:t xml:space="preserve">الَّذِينَ يَشْهَدُونَ ... هُمْ ثَلاَثَةٌ: نزل الروح القدس على المسيح عند معموديته (انظر </w:t>
       </w:r>
-      <w:hyperlink r:id="rId112">
-        <w:r>
-          <w:rPr>
-            <w:rtl/>
-            <w:cs/>
-            <w:lang w:val="ar_AE" w:bidi="ar_AE"/>
-          </w:rPr>
-          <w:rPr>
-            <w:color w:val="0000EE"/>
-            <w:u w:val="single"/>
-          </w:rPr>
-          <w:t>يوحنا 1:32–34</w:t>
-        </w:r>
-      </w:hyperlink>
+      <w:r>
+        <w:rPr>
+          <w:rtl/>
+          <w:cs/>
+          <w:lang w:val="ar_AE" w:bidi="ar_AE"/>
+        </w:rPr>
+        <w:t>يوحنا 1:32–34</w:t>
+      </w:r>
       <w:r>
         <w:rPr>
           <w:rtl/>
@@ -6808,20 +6142,14 @@
         </w:rPr>
         <w:t xml:space="preserve">). والماء هو الماء الذي تعمد فيه المسيح (انظر </w:t>
       </w:r>
-      <w:hyperlink r:id="rId113">
-        <w:r>
-          <w:rPr>
-            <w:rtl/>
-            <w:cs/>
-            <w:lang w:val="ar_AE" w:bidi="ar_AE"/>
-          </w:rPr>
-          <w:rPr>
-            <w:color w:val="0000EE"/>
-            <w:u w:val="single"/>
-          </w:rPr>
-          <w:t>متى 3:13–15</w:t>
-        </w:r>
-      </w:hyperlink>
+      <w:r>
+        <w:rPr>
+          <w:rtl/>
+          <w:cs/>
+          <w:lang w:val="ar_AE" w:bidi="ar_AE"/>
+        </w:rPr>
+        <w:t>متى 3:13–15</w:t>
+      </w:r>
       <w:r>
         <w:rPr>
           <w:rtl/>
@@ -6830,20 +6158,14 @@
         </w:rPr>
         <w:t xml:space="preserve">; </w:t>
       </w:r>
-      <w:hyperlink r:id="rId114">
-        <w:r>
-          <w:rPr>
-            <w:rtl/>
-            <w:cs/>
-            <w:lang w:val="ar_AE" w:bidi="ar_AE"/>
-          </w:rPr>
-          <w:rPr>
-            <w:color w:val="0000EE"/>
-            <w:u w:val="single"/>
-          </w:rPr>
-          <w:t>مرقس 1:9–11</w:t>
-        </w:r>
-      </w:hyperlink>
+      <w:r>
+        <w:rPr>
+          <w:rtl/>
+          <w:cs/>
+          <w:lang w:val="ar_AE" w:bidi="ar_AE"/>
+        </w:rPr>
+        <w:t>مرقس 1:9–11</w:t>
+      </w:r>
       <w:r>
         <w:rPr>
           <w:rtl/>
@@ -6852,20 +6174,14 @@
         </w:rPr>
         <w:t xml:space="preserve">). والدم هو الدم الذي سفكه المسيح عند صلبه (انظر </w:t>
       </w:r>
-      <w:hyperlink r:id="rId115">
-        <w:r>
-          <w:rPr>
-            <w:rtl/>
-            <w:cs/>
-            <w:lang w:val="ar_AE" w:bidi="ar_AE"/>
-          </w:rPr>
-          <w:rPr>
-            <w:color w:val="0000EE"/>
-            <w:u w:val="single"/>
-          </w:rPr>
-          <w:t>مرقس 15:37–39</w:t>
-        </w:r>
-      </w:hyperlink>
+      <w:r>
+        <w:rPr>
+          <w:rtl/>
+          <w:cs/>
+          <w:lang w:val="ar_AE" w:bidi="ar_AE"/>
+        </w:rPr>
+        <w:t>مرقس 15:37–39</w:t>
+      </w:r>
       <w:r>
         <w:rPr>
           <w:rtl/>
@@ -6874,20 +6190,14 @@
         </w:rPr>
         <w:t>). والثلاثة جميعهم يُعلنون يسوع كابن الله (</w:t>
       </w:r>
-      <w:hyperlink r:id="rId116">
-        <w:r>
-          <w:rPr>
-            <w:rtl/>
-            <w:cs/>
-            <w:lang w:val="ar_AE" w:bidi="ar_AE"/>
-          </w:rPr>
-          <w:rPr>
-            <w:color w:val="0000EE"/>
-            <w:u w:val="single"/>
-          </w:rPr>
-          <w:t>1 يوحنا 5:6</w:t>
-        </w:r>
-      </w:hyperlink>
+      <w:r>
+        <w:rPr>
+          <w:rtl/>
+          <w:cs/>
+          <w:lang w:val="ar_AE" w:bidi="ar_AE"/>
+        </w:rPr>
+        <w:t>1 يوحنا 5:6</w:t>
+      </w:r>
       <w:r>
         <w:rPr>
           <w:rtl/>
@@ -7014,20 +6324,14 @@
         </w:rPr>
         <w:t>مَنْ لَهُ الابْنُ فَلَهُ الْحَيَاةُ: أولئك الذين يسكن فيهم ابن الله يختبرون حياة الله الأبدية الآن - يستمتعون بحضور روح الله (</w:t>
       </w:r>
-      <w:hyperlink r:id="rId89">
-        <w:r>
-          <w:rPr>
-            <w:rtl/>
-            <w:cs/>
-            <w:lang w:val="ar_AE" w:bidi="ar_AE"/>
-          </w:rPr>
-          <w:rPr>
-            <w:color w:val="0000EE"/>
-            <w:u w:val="single"/>
-          </w:rPr>
-          <w:t>2:20</w:t>
-        </w:r>
-      </w:hyperlink>
+      <w:r>
+        <w:rPr>
+          <w:rtl/>
+          <w:cs/>
+          <w:lang w:val="ar_AE" w:bidi="ar_AE"/>
+        </w:rPr>
+        <w:t>2:20</w:t>
+      </w:r>
       <w:r>
         <w:rPr>
           <w:rtl/>
@@ -7036,20 +6340,14 @@
         </w:rPr>
         <w:t xml:space="preserve">, </w:t>
       </w:r>
-      <w:hyperlink r:id="rId117">
-        <w:r>
-          <w:rPr>
-            <w:rtl/>
-            <w:cs/>
-            <w:lang w:val="ar_AE" w:bidi="ar_AE"/>
-          </w:rPr>
-          <w:rPr>
-            <w:color w:val="0000EE"/>
-            <w:u w:val="single"/>
-          </w:rPr>
-          <w:t>25</w:t>
-        </w:r>
-      </w:hyperlink>
+      <w:r>
+        <w:rPr>
+          <w:rtl/>
+          <w:cs/>
+          <w:lang w:val="ar_AE" w:bidi="ar_AE"/>
+        </w:rPr>
+        <w:t>25</w:t>
+      </w:r>
       <w:r>
         <w:rPr>
           <w:rtl/>
@@ -7058,20 +6356,14 @@
         </w:rPr>
         <w:t xml:space="preserve">, </w:t>
       </w:r>
-      <w:hyperlink r:id="rId90">
-        <w:r>
-          <w:rPr>
-            <w:rtl/>
-            <w:cs/>
-            <w:lang w:val="ar_AE" w:bidi="ar_AE"/>
-          </w:rPr>
-          <w:rPr>
-            <w:color w:val="0000EE"/>
-            <w:u w:val="single"/>
-          </w:rPr>
-          <w:t>27</w:t>
-        </w:r>
-      </w:hyperlink>
+      <w:r>
+        <w:rPr>
+          <w:rtl/>
+          <w:cs/>
+          <w:lang w:val="ar_AE" w:bidi="ar_AE"/>
+        </w:rPr>
+        <w:t>27</w:t>
+      </w:r>
       <w:r>
         <w:rPr>
           <w:rtl/>
@@ -7080,20 +6372,14 @@
         </w:rPr>
         <w:t xml:space="preserve">)، ولديهم ضمان الأبدية مع الله (انظر </w:t>
       </w:r>
-      <w:hyperlink r:id="rId118">
-        <w:r>
-          <w:rPr>
-            <w:rtl/>
-            <w:cs/>
-            <w:lang w:val="ar_AE" w:bidi="ar_AE"/>
-          </w:rPr>
-          <w:rPr>
-            <w:color w:val="0000EE"/>
-            <w:u w:val="single"/>
-          </w:rPr>
-          <w:t>أفسس 1:13–14</w:t>
-        </w:r>
-      </w:hyperlink>
+      <w:r>
+        <w:rPr>
+          <w:rtl/>
+          <w:cs/>
+          <w:lang w:val="ar_AE" w:bidi="ar_AE"/>
+        </w:rPr>
+        <w:t>أفسس 1:13–14</w:t>
+      </w:r>
       <w:r>
         <w:rPr>
           <w:rtl/>
@@ -7169,20 +6455,14 @@
         </w:rPr>
         <w:t xml:space="preserve">الخطايا التي تؤدي إلى الموت هي تلك المتعلقة بالارتداد (انظر </w:t>
       </w:r>
-      <w:hyperlink r:id="rId119">
-        <w:r>
-          <w:rPr>
-            <w:rtl/>
-            <w:cs/>
-            <w:lang w:val="ar_AE" w:bidi="ar_AE"/>
-          </w:rPr>
-          <w:rPr>
-            <w:color w:val="0000EE"/>
-            <w:u w:val="single"/>
-          </w:rPr>
-          <w:t>متى 12:31–32</w:t>
-        </w:r>
-      </w:hyperlink>
+      <w:r>
+        <w:rPr>
+          <w:rtl/>
+          <w:cs/>
+          <w:lang w:val="ar_AE" w:bidi="ar_AE"/>
+        </w:rPr>
+        <w:t>متى 12:31–32</w:t>
+      </w:r>
       <w:r>
         <w:rPr>
           <w:rtl/>
@@ -7191,20 +6471,14 @@
         </w:rPr>
         <w:t xml:space="preserve">؛ </w:t>
       </w:r>
-      <w:hyperlink r:id="rId120">
-        <w:r>
-          <w:rPr>
-            <w:rtl/>
-            <w:cs/>
-            <w:lang w:val="ar_AE" w:bidi="ar_AE"/>
-          </w:rPr>
-          <w:rPr>
-            <w:color w:val="0000EE"/>
-            <w:u w:val="single"/>
-          </w:rPr>
-          <w:t>عبرانيين 6:4–6</w:t>
-        </w:r>
-      </w:hyperlink>
+      <w:r>
+        <w:rPr>
+          <w:rtl/>
+          <w:cs/>
+          <w:lang w:val="ar_AE" w:bidi="ar_AE"/>
+        </w:rPr>
+        <w:t>عبرانيين 6:4–6</w:t>
+      </w:r>
       <w:r>
         <w:rPr>
           <w:rtl/>
@@ -7280,20 +6554,14 @@
         </w:rPr>
         <w:t xml:space="preserve">وَتُوجَدُ خَطِيَّةٌ لَيْسَتْ لِلْمَوْتِ: فالخطايا التي لا تشمل الارتداد النهائي يمكن أن تنتهي بالتوبة والاسترداد (انظر </w:t>
       </w:r>
-      <w:hyperlink r:id="rId79">
-        <w:r>
-          <w:rPr>
-            <w:rtl/>
-            <w:cs/>
-            <w:lang w:val="ar_AE" w:bidi="ar_AE"/>
-          </w:rPr>
-          <w:rPr>
-            <w:color w:val="0000EE"/>
-            <w:u w:val="single"/>
-          </w:rPr>
-          <w:t>يعقوب 5:20</w:t>
-        </w:r>
-      </w:hyperlink>
+      <w:r>
+        <w:rPr>
+          <w:rtl/>
+          <w:cs/>
+          <w:lang w:val="ar_AE" w:bidi="ar_AE"/>
+        </w:rPr>
+        <w:t>يعقوب 5:20</w:t>
+      </w:r>
       <w:r>
         <w:rPr>
           <w:rtl/>
@@ -7369,20 +6637,14 @@
         </w:rPr>
         <w:t xml:space="preserve">تفسر بعض الترجمات عبارة هذَا هُوَ الإِلهُ الْحَقُّ على أنها تشير إلى الله الآب، على اعتبار أن العبارة التالية تشير إلى ابنه، يسوع المسيح. كما يوضح يوحنا أن يسوع المسيح هو الإله الحقيقي الوحيد (انظر </w:t>
       </w:r>
-      <w:hyperlink r:id="rId121">
-        <w:r>
-          <w:rPr>
-            <w:rtl/>
-            <w:cs/>
-            <w:lang w:val="ar_AE" w:bidi="ar_AE"/>
-          </w:rPr>
-          <w:rPr>
-            <w:color w:val="0000EE"/>
-            <w:u w:val="single"/>
-          </w:rPr>
-          <w:t>يوحنا 1:1</w:t>
-        </w:r>
-      </w:hyperlink>
+      <w:r>
+        <w:rPr>
+          <w:rtl/>
+          <w:cs/>
+          <w:lang w:val="ar_AE" w:bidi="ar_AE"/>
+        </w:rPr>
+        <w:t>يوحنا 1:1</w:t>
+      </w:r>
       <w:r>
         <w:rPr>
           <w:rtl/>
@@ -7391,20 +6653,14 @@
         </w:rPr>
         <w:t xml:space="preserve">، </w:t>
       </w:r>
-      <w:hyperlink r:id="rId122">
-        <w:r>
-          <w:rPr>
-            <w:rtl/>
-            <w:cs/>
-            <w:lang w:val="ar_AE" w:bidi="ar_AE"/>
-          </w:rPr>
-          <w:rPr>
-            <w:color w:val="0000EE"/>
-            <w:u w:val="single"/>
-          </w:rPr>
-          <w:t>18</w:t>
-        </w:r>
-      </w:hyperlink>
+      <w:r>
+        <w:rPr>
+          <w:rtl/>
+          <w:cs/>
+          <w:lang w:val="ar_AE" w:bidi="ar_AE"/>
+        </w:rPr>
+        <w:t>18</w:t>
+      </w:r>
       <w:r>
         <w:rPr>
           <w:rtl/>
@@ -7413,20 +6669,14 @@
         </w:rPr>
         <w:t xml:space="preserve">؛ </w:t>
       </w:r>
-      <w:hyperlink r:id="rId123">
-        <w:r>
-          <w:rPr>
-            <w:rtl/>
-            <w:cs/>
-            <w:lang w:val="ar_AE" w:bidi="ar_AE"/>
-          </w:rPr>
-          <w:rPr>
-            <w:color w:val="0000EE"/>
-            <w:u w:val="single"/>
-          </w:rPr>
-          <w:t>20:28</w:t>
-        </w:r>
-      </w:hyperlink>
+      <w:r>
+        <w:rPr>
+          <w:rtl/>
+          <w:cs/>
+          <w:lang w:val="ar_AE" w:bidi="ar_AE"/>
+        </w:rPr>
+        <w:t>20:28</w:t>
+      </w:r>
       <w:r>
         <w:rPr>
           <w:rtl/>
@@ -7435,20 +6685,14 @@
         </w:rPr>
         <w:t xml:space="preserve">؛ </w:t>
       </w:r>
-      <w:hyperlink r:id="rId124">
-        <w:r>
-          <w:rPr>
-            <w:rtl/>
-            <w:cs/>
-            <w:lang w:val="ar_AE" w:bidi="ar_AE"/>
-          </w:rPr>
-          <w:rPr>
-            <w:color w:val="0000EE"/>
-            <w:u w:val="single"/>
-          </w:rPr>
-          <w:t>رومية 9:5</w:t>
-        </w:r>
-      </w:hyperlink>
+      <w:r>
+        <w:rPr>
+          <w:rtl/>
+          <w:cs/>
+          <w:lang w:val="ar_AE" w:bidi="ar_AE"/>
+        </w:rPr>
+        <w:t>رومية 9:5</w:t>
+      </w:r>
       <w:r>
         <w:rPr>
           <w:rtl/>
@@ -7457,20 +6701,14 @@
         </w:rPr>
         <w:t xml:space="preserve">؛ </w:t>
       </w:r>
-      <w:hyperlink r:id="rId125">
-        <w:r>
-          <w:rPr>
-            <w:rtl/>
-            <w:cs/>
-            <w:lang w:val="ar_AE" w:bidi="ar_AE"/>
-          </w:rPr>
-          <w:rPr>
-            <w:color w:val="0000EE"/>
-            <w:u w:val="single"/>
-          </w:rPr>
-          <w:t>تيطس 2:13</w:t>
-        </w:r>
-      </w:hyperlink>
+      <w:r>
+        <w:rPr>
+          <w:rtl/>
+          <w:cs/>
+          <w:lang w:val="ar_AE" w:bidi="ar_AE"/>
+        </w:rPr>
+        <w:t>تيطس 2:13</w:t>
+      </w:r>
       <w:r>
         <w:rPr>
           <w:rtl/>
@@ -7479,20 +6717,14 @@
         </w:rPr>
         <w:t xml:space="preserve">؛ </w:t>
       </w:r>
-      <w:hyperlink r:id="rId126">
-        <w:r>
-          <w:rPr>
-            <w:rtl/>
-            <w:cs/>
-            <w:lang w:val="ar_AE" w:bidi="ar_AE"/>
-          </w:rPr>
-          <w:rPr>
-            <w:color w:val="0000EE"/>
-            <w:u w:val="single"/>
-          </w:rPr>
-          <w:t>2 بطرس 1:1</w:t>
-        </w:r>
-      </w:hyperlink>
+      <w:r>
+        <w:rPr>
+          <w:rtl/>
+          <w:cs/>
+          <w:lang w:val="ar_AE" w:bidi="ar_AE"/>
+        </w:rPr>
+        <w:t>2 بطرس 1:1</w:t>
+      </w:r>
       <w:r>
         <w:rPr>
           <w:rtl/>
@@ -7501,20 +6733,14 @@
         </w:rPr>
         <w:t>). • أن تكون لديك شركة مع يسوع المسيح يعني أن تحصل على حياة أبدية، لأنه هو الحياة الأبدية (</w:t>
       </w:r>
-      <w:hyperlink r:id="rId127">
-        <w:r>
-          <w:rPr>
-            <w:rtl/>
-            <w:cs/>
-            <w:lang w:val="ar_AE" w:bidi="ar_AE"/>
-          </w:rPr>
-          <w:rPr>
-            <w:color w:val="0000EE"/>
-            <w:u w:val="single"/>
-          </w:rPr>
-          <w:t>1 يوحنا 5:12</w:t>
-        </w:r>
-      </w:hyperlink>
+      <w:r>
+        <w:rPr>
+          <w:rtl/>
+          <w:cs/>
+          <w:lang w:val="ar_AE" w:bidi="ar_AE"/>
+        </w:rPr>
+        <w:t>1 يوحنا 5:12</w:t>
+      </w:r>
       <w:r>
         <w:rPr>
           <w:rtl/>
@@ -7523,20 +6749,14 @@
         </w:rPr>
         <w:t xml:space="preserve">؛ انظر </w:t>
       </w:r>
-      <w:hyperlink r:id="rId128">
-        <w:r>
-          <w:rPr>
-            <w:rtl/>
-            <w:cs/>
-            <w:lang w:val="ar_AE" w:bidi="ar_AE"/>
-          </w:rPr>
-          <w:rPr>
-            <w:color w:val="0000EE"/>
-            <w:u w:val="single"/>
-          </w:rPr>
-          <w:t>يوحنا 1:4</w:t>
-        </w:r>
-      </w:hyperlink>
+      <w:r>
+        <w:rPr>
+          <w:rtl/>
+          <w:cs/>
+          <w:lang w:val="ar_AE" w:bidi="ar_AE"/>
+        </w:rPr>
+        <w:t>يوحنا 1:4</w:t>
+      </w:r>
       <w:r>
         <w:rPr>
           <w:rtl/>
@@ -7545,20 +6765,14 @@
         </w:rPr>
         <w:t xml:space="preserve">؛ </w:t>
       </w:r>
-      <w:hyperlink r:id="rId129">
-        <w:r>
-          <w:rPr>
-            <w:rtl/>
-            <w:cs/>
-            <w:lang w:val="ar_AE" w:bidi="ar_AE"/>
-          </w:rPr>
-          <w:rPr>
-            <w:color w:val="0000EE"/>
-            <w:u w:val="single"/>
-          </w:rPr>
-          <w:t>3:16</w:t>
-        </w:r>
-      </w:hyperlink>
+      <w:r>
+        <w:rPr>
+          <w:rtl/>
+          <w:cs/>
+          <w:lang w:val="ar_AE" w:bidi="ar_AE"/>
+        </w:rPr>
+        <w:t>3:16</w:t>
+      </w:r>
       <w:r>
         <w:rPr>
           <w:rtl/>
@@ -7567,20 +6781,14 @@
         </w:rPr>
         <w:t xml:space="preserve">؛ </w:t>
       </w:r>
-      <w:hyperlink r:id="rId130">
-        <w:r>
-          <w:rPr>
-            <w:rtl/>
-            <w:cs/>
-            <w:lang w:val="ar_AE" w:bidi="ar_AE"/>
-          </w:rPr>
-          <w:rPr>
-            <w:color w:val="0000EE"/>
-            <w:u w:val="single"/>
-          </w:rPr>
-          <w:t>14:6</w:t>
-        </w:r>
-      </w:hyperlink>
+      <w:r>
+        <w:rPr>
+          <w:rtl/>
+          <w:cs/>
+          <w:lang w:val="ar_AE" w:bidi="ar_AE"/>
+        </w:rPr>
+        <w:t>14:6</w:t>
+      </w:r>
       <w:r>
         <w:rPr>
           <w:rtl/>
@@ -7589,20 +6797,14 @@
         </w:rPr>
         <w:t xml:space="preserve">؛ </w:t>
       </w:r>
-      <w:hyperlink r:id="rId111">
-        <w:r>
-          <w:rPr>
-            <w:rtl/>
-            <w:cs/>
-            <w:lang w:val="ar_AE" w:bidi="ar_AE"/>
-          </w:rPr>
-          <w:rPr>
-            <w:color w:val="0000EE"/>
-            <w:u w:val="single"/>
-          </w:rPr>
-          <w:t>20:31</w:t>
-        </w:r>
-      </w:hyperlink>
+      <w:r>
+        <w:rPr>
+          <w:rtl/>
+          <w:cs/>
+          <w:lang w:val="ar_AE" w:bidi="ar_AE"/>
+        </w:rPr>
+        <w:t>20:31</w:t>
+      </w:r>
       <w:r>
         <w:rPr>
           <w:rtl/>
